--- a/药衡智析_增量源码交接/public_source_candidate/07_交付/delivery_20260921/板蓝根颗粒_2026-06.docx
+++ b/药衡智析_增量源码交接/public_source_candidate/07_交付/delivery_20260921/板蓝根颗粒_2026-06.docx
@@ -133,9 +133,9 @@
       <ns0:pPr>
         <ns0:keepNext/>
         <ns0:keepLines/>
-        <ns0:pageBreakBefore ns0:val="0"/>
+        <ns0:pageBreakBefore/>
         <ns0:widowControl/>
-        <ns0:spacing ns0:after="0" ns0:line="240" ns0:lineRule="auto" ns0:before="0"/>
+        <ns0:spacing ns0:after="20" ns0:line="312" ns0:lineRule="auto" ns0:before="20"/>
         <ns0:ind ns0:firstLine="420"/>
         <ns0:jc ns0:val="left"/>
         <ns0:wordWrap ns0:val="0"/>
@@ -145,9 +145,9 @@
           <ns0:rFonts ns0:ascii="Noto Sans SC" ns0:hAnsi="Noto Sans SC" ns0:eastAsia="Noto Sans SC"/>
           <ns0:b ns0:val="0"/>
           <ns0:color ns0:val="202D33"/>
-          <ns0:sz ns0:val="18"/>
+          <ns0:sz ns0:val="21"/>
         </ns0:rPr>
-        <ns0:t xml:space="preserve">　一、基本信息　·　第1页</ns0:t>
+        <ns0:t xml:space="preserve">　一、封面与基本信息</ns0:t>
       </ns0:r>
     </ns0:p>
     <ns0:p>
@@ -156,7 +156,7 @@
         <ns0:keepLines/>
         <ns0:pageBreakBefore ns0:val="0"/>
         <ns0:widowControl/>
-        <ns0:spacing ns0:after="0" ns0:line="240" ns0:lineRule="auto" ns0:before="0"/>
+        <ns0:spacing ns0:after="20" ns0:line="312" ns0:lineRule="auto" ns0:before="20"/>
         <ns0:ind ns0:firstLine="420"/>
         <ns0:jc ns0:val="left"/>
         <ns0:wordWrap ns0:val="0"/>
@@ -166,9 +166,9 @@
           <ns0:rFonts ns0:ascii="Noto Sans SC" ns0:hAnsi="Noto Sans SC" ns0:eastAsia="Noto Sans SC"/>
           <ns0:b ns0:val="0"/>
           <ns0:color ns0:val="202D33"/>
-          <ns0:sz ns0:val="18"/>
+          <ns0:sz ns0:val="21"/>
         </ns0:rPr>
-        <ns0:t xml:space="preserve">　二、总成本概览　·　第1页</ns0:t>
+        <ns0:t xml:space="preserve">　二、总成本概览　·　第2页</ns0:t>
       </ns0:r>
     </ns0:p>
     <ns0:p>
@@ -177,7 +177,7 @@
         <ns0:keepLines/>
         <ns0:pageBreakBefore ns0:val="0"/>
         <ns0:widowControl/>
-        <ns0:spacing ns0:after="0" ns0:line="240" ns0:lineRule="auto" ns0:before="0"/>
+        <ns0:spacing ns0:after="20" ns0:line="312" ns0:lineRule="auto" ns0:before="20"/>
         <ns0:ind ns0:firstLine="420"/>
         <ns0:jc ns0:val="left"/>
         <ns0:wordWrap ns0:val="0"/>
@@ -187,9 +187,9 @@
           <ns0:rFonts ns0:ascii="Noto Sans SC" ns0:hAnsi="Noto Sans SC" ns0:eastAsia="Noto Sans SC"/>
           <ns0:b ns0:val="0"/>
           <ns0:color ns0:val="202D33"/>
-          <ns0:sz ns0:val="18"/>
+          <ns0:sz ns0:val="21"/>
         </ns0:rPr>
-        <ns0:t xml:space="preserve">　三、要素明细　·　第2页</ns0:t>
+        <ns0:t xml:space="preserve">　　2.1 核心指标一览</ns0:t>
       </ns0:r>
     </ns0:p>
     <ns0:p>
@@ -198,7 +198,7 @@
         <ns0:keepLines/>
         <ns0:pageBreakBefore ns0:val="0"/>
         <ns0:widowControl/>
-        <ns0:spacing ns0:after="0" ns0:line="240" ns0:lineRule="auto" ns0:before="0"/>
+        <ns0:spacing ns0:after="20" ns0:line="312" ns0:lineRule="auto" ns0:before="20"/>
         <ns0:ind ns0:firstLine="420"/>
         <ns0:jc ns0:val="left"/>
         <ns0:wordWrap ns0:val="0"/>
@@ -208,9 +208,9 @@
           <ns0:rFonts ns0:ascii="Noto Sans SC" ns0:hAnsi="Noto Sans SC" ns0:eastAsia="Noto Sans SC"/>
           <ns0:b ns0:val="0"/>
           <ns0:color ns0:val="202D33"/>
-          <ns0:sz ns0:val="18"/>
+          <ns0:sz ns0:val="21"/>
         </ns0:rPr>
-        <ns0:t xml:space="preserve">　四、专项分析　·　第4页</ns0:t>
+        <ns0:t xml:space="preserve">　　2.2 成本结构</ns0:t>
       </ns0:r>
     </ns0:p>
     <ns0:p>
@@ -219,7 +219,7 @@
         <ns0:keepLines/>
         <ns0:pageBreakBefore ns0:val="0"/>
         <ns0:widowControl/>
-        <ns0:spacing ns0:after="0" ns0:line="240" ns0:lineRule="auto" ns0:before="0"/>
+        <ns0:spacing ns0:after="20" ns0:line="312" ns0:lineRule="auto" ns0:before="20"/>
         <ns0:ind ns0:firstLine="420"/>
         <ns0:jc ns0:val="left"/>
         <ns0:wordWrap ns0:val="0"/>
@@ -229,9 +229,9 @@
           <ns0:rFonts ns0:ascii="Noto Sans SC" ns0:hAnsi="Noto Sans SC" ns0:eastAsia="Noto Sans SC"/>
           <ns0:b ns0:val="0"/>
           <ns0:color ns0:val="202D33"/>
-          <ns0:sz ns0:val="18"/>
+          <ns0:sz ns0:val="21"/>
         </ns0:rPr>
-        <ns0:t xml:space="preserve">　五、对标分析　·　第5页</ns0:t>
+        <ns0:t xml:space="preserve">　三、成本要素明细分析</ns0:t>
       </ns0:r>
     </ns0:p>
     <ns0:p>
@@ -240,7 +240,7 @@
         <ns0:keepLines/>
         <ns0:pageBreakBefore ns0:val="0"/>
         <ns0:widowControl/>
-        <ns0:spacing ns0:after="0" ns0:line="240" ns0:lineRule="auto" ns0:before="0"/>
+        <ns0:spacing ns0:after="20" ns0:line="312" ns0:lineRule="auto" ns0:before="20"/>
         <ns0:ind ns0:firstLine="420"/>
         <ns0:jc ns0:val="left"/>
         <ns0:wordWrap ns0:val="0"/>
@@ -250,9 +250,9 @@
           <ns0:rFonts ns0:ascii="Noto Sans SC" ns0:hAnsi="Noto Sans SC" ns0:eastAsia="Noto Sans SC"/>
           <ns0:b ns0:val="0"/>
           <ns0:color ns0:val="202D33"/>
-          <ns0:sz ns0:val="18"/>
+          <ns0:sz ns0:val="21"/>
         </ns0:rPr>
-        <ns0:t xml:space="preserve">　六、总结与建议　·　第6页</ns0:t>
+        <ns0:t xml:space="preserve">　　3.1 直接材料分析</ns0:t>
       </ns0:r>
     </ns0:p>
     <ns0:p>
@@ -261,7 +261,365 @@
         <ns0:keepLines/>
         <ns0:pageBreakBefore ns0:val="0"/>
         <ns0:widowControl/>
-        <ns0:spacing ns0:line="331" ns0:lineRule="auto" ns0:before="200" ns0:after="100"/>
+        <ns0:spacing ns0:after="20" ns0:line="312" ns0:lineRule="auto" ns0:before="20"/>
+        <ns0:ind ns0:firstLine="420"/>
+        <ns0:jc ns0:val="left"/>
+        <ns0:wordWrap ns0:val="0"/>
+      </ns0:pPr>
+      <ns0:r>
+        <ns0:rPr>
+          <ns0:rFonts ns0:ascii="Noto Sans SC" ns0:hAnsi="Noto Sans SC" ns0:eastAsia="Noto Sans SC"/>
+          <ns0:b ns0:val="0"/>
+          <ns0:color ns0:val="202D33"/>
+          <ns0:sz ns0:val="21"/>
+        </ns0:rPr>
+        <ns0:t xml:space="preserve">　　3.1.1 原材料成本明细</ns0:t>
+      </ns0:r>
+    </ns0:p>
+    <ns0:p>
+      <ns0:pPr>
+        <ns0:keepNext/>
+        <ns0:keepLines/>
+        <ns0:pageBreakBefore ns0:val="0"/>
+        <ns0:widowControl/>
+        <ns0:spacing ns0:after="20" ns0:line="312" ns0:lineRule="auto" ns0:before="20"/>
+        <ns0:ind ns0:firstLine="420"/>
+        <ns0:jc ns0:val="left"/>
+        <ns0:wordWrap ns0:val="0"/>
+      </ns0:pPr>
+      <ns0:r>
+        <ns0:rPr>
+          <ns0:rFonts ns0:ascii="Noto Sans SC" ns0:hAnsi="Noto Sans SC" ns0:eastAsia="Noto Sans SC"/>
+          <ns0:b ns0:val="0"/>
+          <ns0:color ns0:val="202D33"/>
+          <ns0:sz ns0:val="21"/>
+        </ns0:rPr>
+        <ns0:t xml:space="preserve">　　3.1.2 材料成本变动归因</ns0:t>
+      </ns0:r>
+    </ns0:p>
+    <ns0:p>
+      <ns0:pPr>
+        <ns0:keepNext/>
+        <ns0:keepLines/>
+        <ns0:pageBreakBefore ns0:val="0"/>
+        <ns0:widowControl/>
+        <ns0:spacing ns0:after="20" ns0:line="312" ns0:lineRule="auto" ns0:before="20"/>
+        <ns0:ind ns0:firstLine="420"/>
+        <ns0:jc ns0:val="left"/>
+        <ns0:wordWrap ns0:val="0"/>
+      </ns0:pPr>
+      <ns0:r>
+        <ns0:rPr>
+          <ns0:rFonts ns0:ascii="Noto Sans SC" ns0:hAnsi="Noto Sans SC" ns0:eastAsia="Noto Sans SC"/>
+          <ns0:b ns0:val="0"/>
+          <ns0:color ns0:val="202D33"/>
+          <ns0:sz ns0:val="21"/>
+        </ns0:rPr>
+        <ns0:t xml:space="preserve">　　3.2 直接人工分析</ns0:t>
+      </ns0:r>
+    </ns0:p>
+    <ns0:p>
+      <ns0:pPr>
+        <ns0:keepNext/>
+        <ns0:keepLines/>
+        <ns0:pageBreakBefore ns0:val="0"/>
+        <ns0:widowControl/>
+        <ns0:spacing ns0:after="20" ns0:line="312" ns0:lineRule="auto" ns0:before="20"/>
+        <ns0:ind ns0:firstLine="420"/>
+        <ns0:jc ns0:val="left"/>
+        <ns0:wordWrap ns0:val="0"/>
+      </ns0:pPr>
+      <ns0:r>
+        <ns0:rPr>
+          <ns0:rFonts ns0:ascii="Noto Sans SC" ns0:hAnsi="Noto Sans SC" ns0:eastAsia="Noto Sans SC"/>
+          <ns0:b ns0:val="0"/>
+          <ns0:color ns0:val="202D33"/>
+          <ns0:sz ns0:val="21"/>
+        </ns0:rPr>
+        <ns0:t xml:space="preserve">　　3.3 制造费用分析</ns0:t>
+      </ns0:r>
+    </ns0:p>
+    <ns0:p>
+      <ns0:pPr>
+        <ns0:keepNext/>
+        <ns0:keepLines/>
+        <ns0:pageBreakBefore ns0:val="0"/>
+        <ns0:widowControl/>
+        <ns0:spacing ns0:after="20" ns0:line="312" ns0:lineRule="auto" ns0:before="20"/>
+        <ns0:ind ns0:firstLine="420"/>
+        <ns0:jc ns0:val="left"/>
+        <ns0:wordWrap ns0:val="0"/>
+      </ns0:pPr>
+      <ns0:r>
+        <ns0:rPr>
+          <ns0:rFonts ns0:ascii="Noto Sans SC" ns0:hAnsi="Noto Sans SC" ns0:eastAsia="Noto Sans SC"/>
+          <ns0:b ns0:val="0"/>
+          <ns0:color ns0:val="202D33"/>
+          <ns0:sz ns0:val="21"/>
+        </ns0:rPr>
+        <ns0:t xml:space="preserve">　四、重点产品专项分析 — 板蓝根颗粒</ns0:t>
+      </ns0:r>
+    </ns0:p>
+    <ns0:p>
+      <ns0:pPr>
+        <ns0:keepNext/>
+        <ns0:keepLines/>
+        <ns0:pageBreakBefore ns0:val="0"/>
+        <ns0:widowControl/>
+        <ns0:spacing ns0:after="20" ns0:line="312" ns0:lineRule="auto" ns0:before="20"/>
+        <ns0:ind ns0:firstLine="420"/>
+        <ns0:jc ns0:val="left"/>
+        <ns0:wordWrap ns0:val="0"/>
+      </ns0:pPr>
+      <ns0:r>
+        <ns0:rPr>
+          <ns0:rFonts ns0:ascii="Noto Sans SC" ns0:hAnsi="Noto Sans SC" ns0:eastAsia="Noto Sans SC"/>
+          <ns0:b ns0:val="0"/>
+          <ns0:color ns0:val="202D33"/>
+          <ns0:sz ns0:val="21"/>
+        </ns0:rPr>
+        <ns0:t xml:space="preserve">　　4.1 可用期间单位成本趋势（截至 2026-06，共 6 个月）</ns0:t>
+      </ns0:r>
+    </ns0:p>
+    <ns0:p>
+      <ns0:pPr>
+        <ns0:keepNext/>
+        <ns0:keepLines/>
+        <ns0:pageBreakBefore ns0:val="0"/>
+        <ns0:widowControl/>
+        <ns0:spacing ns0:after="20" ns0:line="312" ns0:lineRule="auto" ns0:before="20"/>
+        <ns0:ind ns0:firstLine="420"/>
+        <ns0:jc ns0:val="left"/>
+        <ns0:wordWrap ns0:val="0"/>
+      </ns0:pPr>
+      <ns0:r>
+        <ns0:rPr>
+          <ns0:rFonts ns0:ascii="Noto Sans SC" ns0:hAnsi="Noto Sans SC" ns0:eastAsia="Noto Sans SC"/>
+          <ns0:b ns0:val="0"/>
+          <ns0:color ns0:val="202D33"/>
+          <ns0:sz ns0:val="21"/>
+        </ns0:rPr>
+        <ns0:t xml:space="preserve">　　4.2 成本异常点排查</ns0:t>
+      </ns0:r>
+    </ns0:p>
+    <ns0:p>
+      <ns0:pPr>
+        <ns0:keepNext/>
+        <ns0:keepLines/>
+        <ns0:pageBreakBefore ns0:val="0"/>
+        <ns0:widowControl/>
+        <ns0:spacing ns0:after="20" ns0:line="312" ns0:lineRule="auto" ns0:before="20"/>
+        <ns0:ind ns0:firstLine="420"/>
+        <ns0:jc ns0:val="left"/>
+        <ns0:wordWrap ns0:val="0"/>
+      </ns0:pPr>
+      <ns0:r>
+        <ns0:rPr>
+          <ns0:rFonts ns0:ascii="Noto Sans SC" ns0:hAnsi="Noto Sans SC" ns0:eastAsia="Noto Sans SC"/>
+          <ns0:b ns0:val="0"/>
+          <ns0:color ns0:val="202D33"/>
+          <ns0:sz ns0:val="21"/>
+        </ns0:rPr>
+        <ns0:t xml:space="preserve">　　4.3 关键原材料市场价格跟踪</ns0:t>
+      </ns0:r>
+    </ns0:p>
+    <ns0:p>
+      <ns0:pPr>
+        <ns0:keepNext/>
+        <ns0:keepLines/>
+        <ns0:pageBreakBefore ns0:val="0"/>
+        <ns0:widowControl/>
+        <ns0:spacing ns0:after="20" ns0:line="312" ns0:lineRule="auto" ns0:before="20"/>
+        <ns0:ind ns0:firstLine="420"/>
+        <ns0:jc ns0:val="left"/>
+        <ns0:wordWrap ns0:val="0"/>
+      </ns0:pPr>
+      <ns0:r>
+        <ns0:rPr>
+          <ns0:rFonts ns0:ascii="Noto Sans SC" ns0:hAnsi="Noto Sans SC" ns0:eastAsia="Noto Sans SC"/>
+          <ns0:b ns0:val="0"/>
+          <ns0:color ns0:val="202D33"/>
+          <ns0:sz ns0:val="21"/>
+        </ns0:rPr>
+        <ns0:t xml:space="preserve">　五、对标分析　·　第8页</ns0:t>
+      </ns0:r>
+    </ns0:p>
+    <ns0:p>
+      <ns0:pPr>
+        <ns0:keepNext/>
+        <ns0:keepLines/>
+        <ns0:pageBreakBefore ns0:val="0"/>
+        <ns0:widowControl/>
+        <ns0:spacing ns0:after="20" ns0:line="312" ns0:lineRule="auto" ns0:before="20"/>
+        <ns0:ind ns0:firstLine="420"/>
+        <ns0:jc ns0:val="left"/>
+        <ns0:wordWrap ns0:val="0"/>
+      </ns0:pPr>
+      <ns0:r>
+        <ns0:rPr>
+          <ns0:rFonts ns0:ascii="Noto Sans SC" ns0:hAnsi="Noto Sans SC" ns0:eastAsia="Noto Sans SC"/>
+          <ns0:b ns0:val="0"/>
+          <ns0:color ns0:val="202D33"/>
+          <ns0:sz ns0:val="21"/>
+        </ns0:rPr>
+        <ns0:t xml:space="preserve">　　5.1 差异总览</ns0:t>
+      </ns0:r>
+    </ns0:p>
+    <ns0:p>
+      <ns0:pPr>
+        <ns0:keepNext/>
+        <ns0:keepLines/>
+        <ns0:pageBreakBefore ns0:val="0"/>
+        <ns0:widowControl/>
+        <ns0:spacing ns0:after="20" ns0:line="312" ns0:lineRule="auto" ns0:before="20"/>
+        <ns0:ind ns0:firstLine="420"/>
+        <ns0:jc ns0:val="left"/>
+        <ns0:wordWrap ns0:val="0"/>
+      </ns0:pPr>
+      <ns0:r>
+        <ns0:rPr>
+          <ns0:rFonts ns0:ascii="Noto Sans SC" ns0:hAnsi="Noto Sans SC" ns0:eastAsia="Noto Sans SC"/>
+          <ns0:b ns0:val="0"/>
+          <ns0:color ns0:val="202D33"/>
+          <ns0:sz ns0:val="21"/>
+        </ns0:rPr>
+        <ns0:t xml:space="preserve">　　5.2 差异结构拆解</ns0:t>
+      </ns0:r>
+    </ns0:p>
+    <ns0:p>
+      <ns0:pPr>
+        <ns0:keepNext/>
+        <ns0:keepLines/>
+        <ns0:pageBreakBefore ns0:val="0"/>
+        <ns0:widowControl/>
+        <ns0:spacing ns0:after="20" ns0:line="312" ns0:lineRule="auto" ns0:before="20"/>
+        <ns0:ind ns0:firstLine="420"/>
+        <ns0:jc ns0:val="left"/>
+        <ns0:wordWrap ns0:val="0"/>
+      </ns0:pPr>
+      <ns0:r>
+        <ns0:rPr>
+          <ns0:rFonts ns0:ascii="Noto Sans SC" ns0:hAnsi="Noto Sans SC" ns0:eastAsia="Noto Sans SC"/>
+          <ns0:b ns0:val="0"/>
+          <ns0:color ns0:val="202D33"/>
+          <ns0:sz ns0:val="21"/>
+        </ns0:rPr>
+        <ns0:t xml:space="preserve">　　5.3 差异归因分析</ns0:t>
+      </ns0:r>
+    </ns0:p>
+    <ns0:p>
+      <ns0:pPr>
+        <ns0:keepNext/>
+        <ns0:keepLines/>
+        <ns0:pageBreakBefore ns0:val="0"/>
+        <ns0:widowControl/>
+        <ns0:spacing ns0:after="20" ns0:line="312" ns0:lineRule="auto" ns0:before="20"/>
+        <ns0:ind ns0:firstLine="420"/>
+        <ns0:jc ns0:val="left"/>
+        <ns0:wordWrap ns0:val="0"/>
+      </ns0:pPr>
+      <ns0:r>
+        <ns0:rPr>
+          <ns0:rFonts ns0:ascii="Noto Sans SC" ns0:hAnsi="Noto Sans SC" ns0:eastAsia="Noto Sans SC"/>
+          <ns0:b ns0:val="0"/>
+          <ns0:color ns0:val="202D33"/>
+          <ns0:sz ns0:val="21"/>
+        </ns0:rPr>
+        <ns0:t xml:space="preserve">　六、总结与建议　·　第9页</ns0:t>
+      </ns0:r>
+    </ns0:p>
+    <ns0:p>
+      <ns0:pPr>
+        <ns0:keepNext/>
+        <ns0:keepLines/>
+        <ns0:pageBreakBefore ns0:val="0"/>
+        <ns0:widowControl/>
+        <ns0:spacing ns0:after="20" ns0:line="312" ns0:lineRule="auto" ns0:before="20"/>
+        <ns0:ind ns0:firstLine="420"/>
+        <ns0:jc ns0:val="left"/>
+        <ns0:wordWrap ns0:val="0"/>
+      </ns0:pPr>
+      <ns0:r>
+        <ns0:rPr>
+          <ns0:rFonts ns0:ascii="Noto Sans SC" ns0:hAnsi="Noto Sans SC" ns0:eastAsia="Noto Sans SC"/>
+          <ns0:b ns0:val="0"/>
+          <ns0:color ns0:val="202D33"/>
+          <ns0:sz ns0:val="21"/>
+        </ns0:rPr>
+        <ns0:t xml:space="preserve">　　6.1 本月成本管理亮点</ns0:t>
+      </ns0:r>
+    </ns0:p>
+    <ns0:p>
+      <ns0:pPr>
+        <ns0:keepNext/>
+        <ns0:keepLines/>
+        <ns0:pageBreakBefore ns0:val="0"/>
+        <ns0:widowControl/>
+        <ns0:spacing ns0:after="20" ns0:line="312" ns0:lineRule="auto" ns0:before="20"/>
+        <ns0:ind ns0:firstLine="420"/>
+        <ns0:jc ns0:val="left"/>
+        <ns0:wordWrap ns0:val="0"/>
+      </ns0:pPr>
+      <ns0:r>
+        <ns0:rPr>
+          <ns0:rFonts ns0:ascii="Noto Sans SC" ns0:hAnsi="Noto Sans SC" ns0:eastAsia="Noto Sans SC"/>
+          <ns0:b ns0:val="0"/>
+          <ns0:color ns0:val="202D33"/>
+          <ns0:sz ns0:val="21"/>
+        </ns0:rPr>
+        <ns0:t xml:space="preserve">　　6.2 需关注的问题</ns0:t>
+      </ns0:r>
+    </ns0:p>
+    <ns0:p>
+      <ns0:pPr>
+        <ns0:keepNext/>
+        <ns0:keepLines/>
+        <ns0:pageBreakBefore ns0:val="0"/>
+        <ns0:widowControl/>
+        <ns0:spacing ns0:after="20" ns0:line="312" ns0:lineRule="auto" ns0:before="20"/>
+        <ns0:ind ns0:firstLine="420"/>
+        <ns0:jc ns0:val="left"/>
+        <ns0:wordWrap ns0:val="0"/>
+      </ns0:pPr>
+      <ns0:r>
+        <ns0:rPr>
+          <ns0:rFonts ns0:ascii="Noto Sans SC" ns0:hAnsi="Noto Sans SC" ns0:eastAsia="Noto Sans SC"/>
+          <ns0:b ns0:val="0"/>
+          <ns0:color ns0:val="202D33"/>
+          <ns0:sz ns0:val="21"/>
+        </ns0:rPr>
+        <ns0:t xml:space="preserve">　　6.3 改进建议</ns0:t>
+      </ns0:r>
+    </ns0:p>
+    <ns0:p>
+      <ns0:pPr>
+        <ns0:keepNext/>
+        <ns0:keepLines/>
+        <ns0:pageBreakBefore ns0:val="0"/>
+        <ns0:widowControl/>
+        <ns0:spacing ns0:after="20" ns0:line="312" ns0:lineRule="auto" ns0:before="20"/>
+        <ns0:ind ns0:firstLine="420"/>
+        <ns0:jc ns0:val="left"/>
+        <ns0:wordWrap ns0:val="0"/>
+      </ns0:pPr>
+      <ns0:r>
+        <ns0:rPr>
+          <ns0:rFonts ns0:ascii="Noto Sans SC" ns0:hAnsi="Noto Sans SC" ns0:eastAsia="Noto Sans SC"/>
+          <ns0:b ns0:val="0"/>
+          <ns0:color ns0:val="202D33"/>
+          <ns0:sz ns0:val="21"/>
+        </ns0:rPr>
+        <ns0:t xml:space="preserve">　　6.4 整改任务清单（自动生成）</ns0:t>
+      </ns0:r>
+    </ns0:p>
+    <ns0:p>
+      <ns0:bookmarkStart ns0:id="31000" ns0:name="YH_SEC_0"/>
+      <ns0:pPr>
+        <ns0:keepNext/>
+        <ns0:keepLines/>
+        <ns0:pageBreakBefore ns0:val="0"/>
+        <ns0:widowControl/>
+        <ns0:spacing ns0:line="331" ns0:lineRule="auto" ns0:before="240" ns0:after="120"/>
         <ns0:jc ns0:val="left"/>
         <ns0:outlineLvl ns0:val="1"/>
         <ns0:wordWrap ns0:val="0"/>
@@ -275,6 +633,7 @@
         </ns0:rPr>
         <ns0:t>一、封面与基本信息</ns0:t>
       </ns0:r>
+      <ns0:bookmarkEnd ns0:id="31000"/>
     </ns0:p>
     <ns0:tbl>
       <ns0:tblPr>
@@ -313,7 +672,7 @@
               <ns0:pageBreakBefore ns0:val="0"/>
               <ns0:widowControl/>
               <ns0:spacing ns0:line="276" ns0:lineRule="auto" ns0:before="0" ns0:after="60"/>
-              <ns0:jc ns0:val="left"/>
+              <ns0:jc ns0:val="center"/>
               <ns0:wordWrap ns0:val="0"/>
             </ns0:pPr>
             <ns0:r>
@@ -341,7 +700,7 @@
               <ns0:pageBreakBefore ns0:val="0"/>
               <ns0:widowControl/>
               <ns0:spacing ns0:line="276" ns0:lineRule="auto" ns0:before="0" ns0:after="60"/>
-              <ns0:jc ns0:val="left"/>
+              <ns0:jc ns0:val="center"/>
               <ns0:wordWrap ns0:val="0"/>
             </ns0:pPr>
             <ns0:r>
@@ -824,12 +1183,13 @@
       </ns0:tr>
     </ns0:tbl>
     <ns0:p>
+      <ns0:bookmarkStart ns0:id="31001" ns0:name="YH_SEC_1"/>
       <ns0:pPr>
         <ns0:keepNext/>
         <ns0:keepLines/>
         <ns0:pageBreakBefore ns0:val="0"/>
         <ns0:widowControl/>
-        <ns0:spacing ns0:line="331" ns0:lineRule="auto" ns0:before="200" ns0:after="100"/>
+        <ns0:spacing ns0:line="331" ns0:lineRule="auto" ns0:before="240" ns0:after="120"/>
         <ns0:jc ns0:val="left"/>
         <ns0:outlineLvl ns0:val="1"/>
         <ns0:wordWrap ns0:val="0"/>
@@ -843,14 +1203,16 @@
         </ns0:rPr>
         <ns0:t>二、总成本概览</ns0:t>
       </ns0:r>
+      <ns0:bookmarkEnd ns0:id="31001"/>
     </ns0:p>
     <ns0:p>
+      <ns0:bookmarkStart ns0:id="31002" ns0:name="YH_SEC_2"/>
       <ns0:pPr>
         <ns0:keepNext/>
         <ns0:keepLines/>
         <ns0:pageBreakBefore ns0:val="0"/>
         <ns0:widowControl/>
-        <ns0:spacing ns0:line="331" ns0:lineRule="auto" ns0:before="200" ns0:after="100"/>
+        <ns0:spacing ns0:line="331" ns0:lineRule="auto" ns0:before="240" ns0:after="120"/>
         <ns0:jc ns0:val="left"/>
         <ns0:outlineLvl ns0:val="2"/>
         <ns0:wordWrap ns0:val="0"/>
@@ -864,6 +1226,7 @@
         </ns0:rPr>
         <ns0:t>2.1 核心指标一览</ns0:t>
       </ns0:r>
+      <ns0:bookmarkEnd ns0:id="31002"/>
     </ns0:p>
     <ns0:tbl>
       <ns0:tblPr>
@@ -908,7 +1271,7 @@
               <ns0:pageBreakBefore ns0:val="0"/>
               <ns0:widowControl/>
               <ns0:spacing ns0:line="276" ns0:lineRule="auto" ns0:before="0" ns0:after="60"/>
-              <ns0:jc ns0:val="left"/>
+              <ns0:jc ns0:val="center"/>
               <ns0:wordWrap ns0:val="0"/>
             </ns0:pPr>
             <ns0:r>
@@ -936,7 +1299,7 @@
               <ns0:pageBreakBefore ns0:val="0"/>
               <ns0:widowControl/>
               <ns0:spacing ns0:line="276" ns0:lineRule="auto" ns0:before="0" ns0:after="60"/>
-              <ns0:jc ns0:val="left"/>
+              <ns0:jc ns0:val="center"/>
               <ns0:wordWrap ns0:val="0"/>
             </ns0:pPr>
             <ns0:r>
@@ -964,7 +1327,7 @@
               <ns0:pageBreakBefore ns0:val="0"/>
               <ns0:widowControl/>
               <ns0:spacing ns0:line="276" ns0:lineRule="auto" ns0:before="0" ns0:after="60"/>
-              <ns0:jc ns0:val="left"/>
+              <ns0:jc ns0:val="center"/>
               <ns0:wordWrap ns0:val="0"/>
             </ns0:pPr>
             <ns0:r>
@@ -992,7 +1355,7 @@
               <ns0:pageBreakBefore ns0:val="0"/>
               <ns0:widowControl/>
               <ns0:spacing ns0:line="276" ns0:lineRule="auto" ns0:before="0" ns0:after="60"/>
-              <ns0:jc ns0:val="left"/>
+              <ns0:jc ns0:val="center"/>
               <ns0:wordWrap ns0:val="0"/>
             </ns0:pPr>
             <ns0:r>
@@ -1020,7 +1383,7 @@
               <ns0:pageBreakBefore ns0:val="0"/>
               <ns0:widowControl/>
               <ns0:spacing ns0:line="276" ns0:lineRule="auto" ns0:before="0" ns0:after="60"/>
-              <ns0:jc ns0:val="left"/>
+              <ns0:jc ns0:val="center"/>
               <ns0:wordWrap ns0:val="0"/>
             </ns0:pPr>
             <ns0:r>
@@ -1048,7 +1411,7 @@
               <ns0:pageBreakBefore ns0:val="0"/>
               <ns0:widowControl/>
               <ns0:spacing ns0:line="276" ns0:lineRule="auto" ns0:before="0" ns0:after="60"/>
-              <ns0:jc ns0:val="left"/>
+              <ns0:jc ns0:val="center"/>
               <ns0:wordWrap ns0:val="0"/>
             </ns0:pPr>
             <ns0:r>
@@ -1076,7 +1439,7 @@
               <ns0:pageBreakBefore ns0:val="0"/>
               <ns0:widowControl/>
               <ns0:spacing ns0:line="276" ns0:lineRule="auto" ns0:before="0" ns0:after="60"/>
-              <ns0:jc ns0:val="left"/>
+              <ns0:jc ns0:val="center"/>
               <ns0:wordWrap ns0:val="0"/>
             </ns0:pPr>
             <ns0:r>
@@ -1104,7 +1467,7 @@
               <ns0:pageBreakBefore ns0:val="0"/>
               <ns0:widowControl/>
               <ns0:spacing ns0:line="276" ns0:lineRule="auto" ns0:before="0" ns0:after="60"/>
-              <ns0:jc ns0:val="left"/>
+              <ns0:jc ns0:val="center"/>
               <ns0:wordWrap ns0:val="0"/>
             </ns0:pPr>
             <ns0:r>
@@ -2483,12 +2846,13 @@
       </ns0:tr>
     </ns0:tbl>
     <ns0:p>
+      <ns0:bookmarkStart ns0:id="31003" ns0:name="YH_SEC_3"/>
       <ns0:pPr>
         <ns0:keepNext/>
         <ns0:keepLines/>
-        <ns0:pageBreakBefore ns0:val="0"/>
+        <ns0:pageBreakBefore/>
         <ns0:widowControl/>
-        <ns0:spacing ns0:line="331" ns0:lineRule="auto" ns0:before="200" ns0:after="100"/>
+        <ns0:spacing ns0:line="331" ns0:lineRule="auto" ns0:before="240" ns0:after="120"/>
         <ns0:jc ns0:val="left"/>
         <ns0:outlineLvl ns0:val="2"/>
         <ns0:wordWrap ns0:val="0"/>
@@ -2502,6 +2866,7 @@
         </ns0:rPr>
         <ns0:t>2.2 成本结构</ns0:t>
       </ns0:r>
+      <ns0:bookmarkEnd ns0:id="31003"/>
     </ns0:p>
     <ns0:p>
       <ns0:pPr>
@@ -2520,7 +2885,7 @@
           <ns0:color ns0:val="5A6B70"/>
           <ns0:sz ns0:val="17"/>
         </ns0:rPr>
-        <ns0:t>图｜板蓝根颗粒 · 中药一厂 · 2026-06｜上期至本期单位成本变动（负向=下降）</ns0:t>
+        <ns0:t>图｜板蓝根颗粒 · 中药一厂 · 2026-06｜上期至本期单位成本变动（零线双区：负向柱在零线下）</ns0:t>
       </ns0:r>
     </ns0:p>
     <ns0:p>
@@ -2543,7 +2908,7 @@
         </ns0:rPr>
         <ns0:drawing>
           <wp:inline xmlns:wp="http://schemas.openxmlformats.org/drawingml/2006/wordprocessingDrawing" xmlns:a="http://schemas.openxmlformats.org/drawingml/2006/main" xmlns:pic="http://schemas.openxmlformats.org/drawingml/2006/picture">
-            <wp:extent cx="6120000" cy="2026463"/>
+            <wp:extent cx="6120000" cy="2595010"/>
             <wp:docPr id="3" name="Picture 3"/>
             <wp:cNvGraphicFramePr>
               <a:graphicFrameLocks noChangeAspect="1"/>
@@ -2564,7 +2929,7 @@
                   <pic:spPr>
                     <a:xfrm>
                       <a:off x="0" y="0"/>
-                      <a:ext cx="6120000" cy="2026463"/>
+                      <a:ext cx="6120000" cy="2595010"/>
                     </a:xfrm>
                     <a:prstGeom prst="rect"/>
                   </pic:spPr>
@@ -2687,7 +3052,7 @@
               <ns0:pageBreakBefore ns0:val="0"/>
               <ns0:widowControl/>
               <ns0:spacing ns0:line="276" ns0:lineRule="auto" ns0:before="0" ns0:after="60"/>
-              <ns0:jc ns0:val="left"/>
+              <ns0:jc ns0:val="center"/>
               <ns0:wordWrap ns0:val="0"/>
             </ns0:pPr>
             <ns0:r>
@@ -2715,7 +3080,7 @@
               <ns0:pageBreakBefore ns0:val="0"/>
               <ns0:widowControl/>
               <ns0:spacing ns0:line="276" ns0:lineRule="auto" ns0:before="0" ns0:after="60"/>
-              <ns0:jc ns0:val="left"/>
+              <ns0:jc ns0:val="center"/>
               <ns0:wordWrap ns0:val="0"/>
             </ns0:pPr>
             <ns0:r>
@@ -2743,7 +3108,7 @@
               <ns0:pageBreakBefore ns0:val="0"/>
               <ns0:widowControl/>
               <ns0:spacing ns0:line="276" ns0:lineRule="auto" ns0:before="0" ns0:after="60"/>
-              <ns0:jc ns0:val="left"/>
+              <ns0:jc ns0:val="center"/>
               <ns0:wordWrap ns0:val="0"/>
             </ns0:pPr>
             <ns0:r>
@@ -2771,7 +3136,7 @@
               <ns0:pageBreakBefore ns0:val="0"/>
               <ns0:widowControl/>
               <ns0:spacing ns0:line="276" ns0:lineRule="auto" ns0:before="0" ns0:after="60"/>
-              <ns0:jc ns0:val="left"/>
+              <ns0:jc ns0:val="center"/>
               <ns0:wordWrap ns0:val="0"/>
             </ns0:pPr>
             <ns0:r>
@@ -2799,7 +3164,7 @@
               <ns0:pageBreakBefore ns0:val="0"/>
               <ns0:widowControl/>
               <ns0:spacing ns0:line="276" ns0:lineRule="auto" ns0:before="0" ns0:after="60"/>
-              <ns0:jc ns0:val="left"/>
+              <ns0:jc ns0:val="center"/>
               <ns0:wordWrap ns0:val="0"/>
             </ns0:pPr>
             <ns0:r>
@@ -3386,12 +3751,13 @@
       </ns0:tr>
     </ns0:tbl>
     <ns0:p>
+      <ns0:bookmarkStart ns0:id="31004" ns0:name="YH_SEC_4"/>
       <ns0:pPr>
         <ns0:keepNext/>
         <ns0:keepLines/>
         <ns0:pageBreakBefore ns0:val="0"/>
         <ns0:widowControl/>
-        <ns0:spacing ns0:line="331" ns0:lineRule="auto" ns0:before="200" ns0:after="100"/>
+        <ns0:spacing ns0:line="331" ns0:lineRule="auto" ns0:before="240" ns0:after="120"/>
         <ns0:jc ns0:val="left"/>
         <ns0:outlineLvl ns0:val="1"/>
         <ns0:wordWrap ns0:val="0"/>
@@ -3405,14 +3771,16 @@
         </ns0:rPr>
         <ns0:t>三、成本要素明细分析</ns0:t>
       </ns0:r>
+      <ns0:bookmarkEnd ns0:id="31004"/>
     </ns0:p>
     <ns0:p>
+      <ns0:bookmarkStart ns0:id="31005" ns0:name="YH_SEC_5"/>
       <ns0:pPr>
         <ns0:keepNext/>
         <ns0:keepLines/>
         <ns0:pageBreakBefore ns0:val="0"/>
         <ns0:widowControl/>
-        <ns0:spacing ns0:line="331" ns0:lineRule="auto" ns0:before="200" ns0:after="100"/>
+        <ns0:spacing ns0:line="331" ns0:lineRule="auto" ns0:before="240" ns0:after="120"/>
         <ns0:jc ns0:val="left"/>
         <ns0:outlineLvl ns0:val="2"/>
         <ns0:wordWrap ns0:val="0"/>
@@ -3426,14 +3794,16 @@
         </ns0:rPr>
         <ns0:t>3.1 直接材料分析</ns0:t>
       </ns0:r>
+      <ns0:bookmarkEnd ns0:id="31005"/>
     </ns0:p>
     <ns0:p>
+      <ns0:bookmarkStart ns0:id="31006" ns0:name="YH_SEC_6"/>
       <ns0:pPr>
         <ns0:keepNext/>
         <ns0:keepLines/>
         <ns0:pageBreakBefore ns0:val="0"/>
         <ns0:widowControl/>
-        <ns0:spacing ns0:line="331" ns0:lineRule="auto" ns0:before="200" ns0:after="100"/>
+        <ns0:spacing ns0:line="331" ns0:lineRule="auto" ns0:before="240" ns0:after="120"/>
         <ns0:jc ns0:val="left"/>
         <ns0:outlineLvl ns0:val="3"/>
         <ns0:wordWrap ns0:val="0"/>
@@ -3447,6 +3817,7 @@
         </ns0:rPr>
         <ns0:t>3.1.1 原材料成本明细</ns0:t>
       </ns0:r>
+      <ns0:bookmarkEnd ns0:id="31006"/>
     </ns0:p>
     <ns0:p>
       <ns0:bookmarkStart ns0:id="10240" ns0:name="YH_c282ade0_240"/>
@@ -3501,7 +3872,7 @@
               <ns0:pageBreakBefore ns0:val="0"/>
               <ns0:widowControl/>
               <ns0:spacing ns0:line="276" ns0:lineRule="auto" ns0:before="0" ns0:after="60"/>
-              <ns0:jc ns0:val="left"/>
+              <ns0:jc ns0:val="center"/>
               <ns0:wordWrap ns0:val="0"/>
             </ns0:pPr>
             <ns0:r>
@@ -3528,7 +3899,7 @@
               <ns0:pageBreakBefore ns0:val="0"/>
               <ns0:widowControl/>
               <ns0:spacing ns0:line="276" ns0:lineRule="auto" ns0:before="0" ns0:after="60"/>
-              <ns0:jc ns0:val="left"/>
+              <ns0:jc ns0:val="center"/>
               <ns0:wordWrap ns0:val="0"/>
             </ns0:pPr>
             <ns0:r>
@@ -3555,7 +3926,7 @@
               <ns0:pageBreakBefore ns0:val="0"/>
               <ns0:widowControl/>
               <ns0:spacing ns0:line="276" ns0:lineRule="auto" ns0:before="0" ns0:after="60"/>
-              <ns0:jc ns0:val="left"/>
+              <ns0:jc ns0:val="center"/>
               <ns0:wordWrap ns0:val="0"/>
             </ns0:pPr>
             <ns0:r>
@@ -3582,7 +3953,7 @@
               <ns0:pageBreakBefore ns0:val="0"/>
               <ns0:widowControl/>
               <ns0:spacing ns0:line="276" ns0:lineRule="auto" ns0:before="0" ns0:after="60"/>
-              <ns0:jc ns0:val="left"/>
+              <ns0:jc ns0:val="center"/>
               <ns0:wordWrap ns0:val="0"/>
             </ns0:pPr>
             <ns0:r>
@@ -4035,12 +4406,13 @@
       </ns0:tr>
     </ns0:tbl>
     <ns0:p>
+      <ns0:bookmarkStart ns0:id="31007" ns0:name="YH_SEC_7"/>
       <ns0:pPr>
         <ns0:keepNext/>
         <ns0:keepLines/>
-        <ns0:pageBreakBefore ns0:val="0"/>
+        <ns0:pageBreakBefore/>
         <ns0:widowControl/>
-        <ns0:spacing ns0:line="331" ns0:lineRule="auto" ns0:before="200" ns0:after="100"/>
+        <ns0:spacing ns0:line="331" ns0:lineRule="auto" ns0:before="240" ns0:after="120"/>
         <ns0:jc ns0:val="left"/>
         <ns0:outlineLvl ns0:val="3"/>
         <ns0:wordWrap ns0:val="0"/>
@@ -4054,6 +4426,7 @@
         </ns0:rPr>
         <ns0:t>3.1.2 材料成本变动归因</ns0:t>
       </ns0:r>
+      <ns0:bookmarkEnd ns0:id="31007"/>
     </ns0:p>
     <ns0:p>
       <ns0:bookmarkStart ns0:id="10242" ns0:name="YH_c282ade0_242"/>
@@ -4074,20 +4447,24 @@
           <ns0:color ns0:val="202D33"/>
           <ns0:sz ns0:val="21"/>
         </ns0:rPr>
-        <ns0:t xml:space="preserve">直接材料每盒 4﻿.﻿6﻿0﻿ ﻿元，比上期变动 -﻿0﻿.﻿1﻿5﻿ ﻿元，占单位成本变动的 7﻿1﻿.﻿4﻿3﻿%。
-板蓝根：3.05 → 2﻿.﻿9﻿5﻿ ﻿元﻿/﻿盒，变动 -﻿0﻿.﻿1﻿0﻿ ﻿元﻿/﻿盒，占材料增量 6﻿6﻿.﻿6﻿7﻿%；包装材料(复合膜袋+纸盒)：0.75 → 0﻿.﻿7﻿3﻿ ﻿元﻿/﻿盒，变动 -﻿0﻿.﻿0﻿2﻿ ﻿元﻿/﻿盒，占材料增量 1﻿3﻿.﻿3﻿3﻿%；蔗糖：0.58 → 0﻿.﻿5﻿6﻿ ﻿元﻿/﻿盒，变动 -﻿0﻿.﻿0﻿2﻿ ﻿元﻿/﻿盒，占材料增量 1﻿3﻿.﻿3﻿3﻿%；糊精：0.37 → 0﻿.﻿3﻿6﻿ ﻿元﻿/﻿盒，变动 -﻿0﻿.﻿0﻿1﻿ ﻿元﻿/﻿盒，占材料增量 6﻿.﻿6﻿7﻿%。 单位消耗成本同时受价格和实耗影响；需采购入库单、批次领退料及合格产出记录，才能分别核验价格与耗量。
-提取收率变化可能影响每盒材料耗用；现有工艺文档给出控制要求，尚不能证明本期实际收率下降。需将批次投料和合格产出与上期对照核查。
-直接材料总成本口径：本期4﻿1﻿4﻿0﻿0﻿0﻿.﻿0﻿0﻿元，基期4﻿8﻿4﻿5﻿0﻿0﻿.﻿0﻿0﻿元，环比-﻿1﻿4﻿.﻿5﻿5﻿%。直接材料单位成本下降可能主要来自板蓝根，板蓝根单价下降或提取收率改善都可能降低单盒耗用成本；配方文档提示提取收率直接影响板蓝根单耗，该方向可能性中等偏高；蔗糖与包装材料单价同步小幅回落也可能共同压低材料成本，可能性中等。尚不能确认价格与收率各自贡献，需核查采购合同与批生产记录。</ns0:t>
+        <ns0:t xml:space="preserve">直接材料每盒 4﻿.﻿6﻿0﻿ ﻿元，比上期变动 -﻿0﻿.﻿1﻿5﻿ ﻿元，占单位成本变动的 7﻿1﻿.﻿4﻿3﻿%。</ns0:t>
+        <ns0:br/>
+        <ns0:t xml:space="preserve">板蓝根：3.05 → 2﻿.﻿9﻿5﻿ ﻿元﻿/﻿盒，变动 -﻿0﻿.﻿1﻿0﻿ ﻿元﻿/﻿盒，占材料增量 6﻿6﻿.﻿6﻿7﻿%；包装材料(复合膜袋+纸盒)：0.75 → 0﻿.﻿7﻿3﻿ ﻿元﻿/﻿盒，变动 -﻿0﻿.﻿0﻿2﻿ ﻿元﻿/﻿盒，占材料增量 1﻿3﻿.﻿3﻿3﻿%；蔗糖：0.58 → 0﻿.﻿5﻿6﻿ ﻿元﻿/﻿盒，变动 -﻿0﻿.﻿0﻿2﻿ ﻿元﻿/﻿盒，占材料增量 1﻿3﻿.﻿3﻿3﻿%；糊精：0.37 → 0﻿.﻿3﻿6﻿ ﻿元﻿/﻿盒，变动 -﻿0﻿.﻿0﻿1﻿ ﻿元﻿/﻿盒，占材料增量 6﻿.﻿6﻿7﻿%。 单位消耗成本同时受价格和实耗影响；需采购入库单、批次领退料及合格产出记录，才能分别核验价格与耗量。</ns0:t>
+        <ns0:br/>
+        <ns0:t xml:space="preserve">提取收率变化可能影响每盒材料耗用；现有工艺文档给出控制要求，尚不能证明本期实际收率下降。需将批次投料和合格产出与上期对照核查。</ns0:t>
+        <ns0:br/>
+        <ns0:t xml:space="preserve">直接材料总成本口径：本期4﻿1﻿4﻿0﻿0﻿0﻿.﻿0﻿0﻿元，基期4﻿8﻿4﻿5﻿0﻿0﻿.﻿0﻿0﻿元，环比-﻿1﻿4﻿.﻿5﻿5﻿%。直接材料单位成本下降可能主要来自板蓝根，板蓝根单价下降或提取收率改善都可能降低单盒耗用成本；配方文档提示提取收率直接影响板蓝根单耗，该方向可能性中等偏高；蔗糖与包装材料单价同步小幅回落也可能共同压低材料成本，可能性中等。尚不能确认价格与收率各自贡献，需核查采购合同与批生产记录。</ns0:t>
       </ns0:r>
       <ns0:bookmarkEnd ns0:id="10242"/>
     </ns0:p>
     <ns0:p>
+      <ns0:bookmarkStart ns0:id="31008" ns0:name="YH_SEC_8"/>
       <ns0:pPr>
         <ns0:keepNext/>
         <ns0:keepLines/>
         <ns0:pageBreakBefore ns0:val="0"/>
         <ns0:widowControl/>
-        <ns0:spacing ns0:line="331" ns0:lineRule="auto" ns0:before="200" ns0:after="100"/>
+        <ns0:spacing ns0:line="331" ns0:lineRule="auto" ns0:before="240" ns0:after="120"/>
         <ns0:jc ns0:val="left"/>
         <ns0:outlineLvl ns0:val="2"/>
         <ns0:wordWrap ns0:val="0"/>
@@ -4101,6 +4478,7 @@
         </ns0:rPr>
         <ns0:t>3.2 直接人工分析</ns0:t>
       </ns0:r>
+      <ns0:bookmarkEnd ns0:id="31008"/>
     </ns0:p>
     <ns0:tbl>
       <ns0:tblPr>
@@ -4142,7 +4520,7 @@
               <ns0:pageBreakBefore ns0:val="0"/>
               <ns0:widowControl/>
               <ns0:spacing ns0:line="276" ns0:lineRule="auto" ns0:before="0" ns0:after="60"/>
-              <ns0:jc ns0:val="left"/>
+              <ns0:jc ns0:val="center"/>
               <ns0:wordWrap ns0:val="0"/>
             </ns0:pPr>
             <ns0:r>
@@ -4170,7 +4548,7 @@
               <ns0:pageBreakBefore ns0:val="0"/>
               <ns0:widowControl/>
               <ns0:spacing ns0:line="276" ns0:lineRule="auto" ns0:before="0" ns0:after="60"/>
-              <ns0:jc ns0:val="left"/>
+              <ns0:jc ns0:val="center"/>
               <ns0:wordWrap ns0:val="0"/>
             </ns0:pPr>
             <ns0:r>
@@ -4198,7 +4576,7 @@
               <ns0:pageBreakBefore ns0:val="0"/>
               <ns0:widowControl/>
               <ns0:spacing ns0:line="276" ns0:lineRule="auto" ns0:before="0" ns0:after="60"/>
-              <ns0:jc ns0:val="left"/>
+              <ns0:jc ns0:val="center"/>
               <ns0:wordWrap ns0:val="0"/>
             </ns0:pPr>
             <ns0:r>
@@ -4226,7 +4604,7 @@
               <ns0:pageBreakBefore ns0:val="0"/>
               <ns0:widowControl/>
               <ns0:spacing ns0:line="276" ns0:lineRule="auto" ns0:before="0" ns0:after="60"/>
-              <ns0:jc ns0:val="left"/>
+              <ns0:jc ns0:val="center"/>
               <ns0:wordWrap ns0:val="0"/>
             </ns0:pPr>
             <ns0:r>
@@ -4254,7 +4632,7 @@
               <ns0:pageBreakBefore ns0:val="0"/>
               <ns0:widowControl/>
               <ns0:spacing ns0:line="276" ns0:lineRule="auto" ns0:before="0" ns0:after="60"/>
-              <ns0:jc ns0:val="left"/>
+              <ns0:jc ns0:val="center"/>
               <ns0:wordWrap ns0:val="0"/>
             </ns0:pPr>
             <ns0:r>
@@ -4877,12 +5255,13 @@
       </ns0:r>
     </ns0:p>
     <ns0:p>
+      <ns0:bookmarkStart ns0:id="31009" ns0:name="YH_SEC_9"/>
       <ns0:pPr>
         <ns0:keepNext/>
         <ns0:keepLines/>
         <ns0:pageBreakBefore ns0:val="0"/>
         <ns0:widowControl/>
-        <ns0:spacing ns0:line="331" ns0:lineRule="auto" ns0:before="200" ns0:after="100"/>
+        <ns0:spacing ns0:line="331" ns0:lineRule="auto" ns0:before="240" ns0:after="120"/>
         <ns0:jc ns0:val="left"/>
         <ns0:outlineLvl ns0:val="2"/>
         <ns0:wordWrap ns0:val="0"/>
@@ -4896,6 +5275,7 @@
         </ns0:rPr>
         <ns0:t>3.3 制造费用分析</ns0:t>
       </ns0:r>
+      <ns0:bookmarkEnd ns0:id="31009"/>
     </ns0:p>
     <ns0:tbl>
       <ns0:tblPr>
@@ -4937,7 +5317,7 @@
               <ns0:pageBreakBefore ns0:val="0"/>
               <ns0:widowControl/>
               <ns0:spacing ns0:line="276" ns0:lineRule="auto" ns0:before="0" ns0:after="60"/>
-              <ns0:jc ns0:val="left"/>
+              <ns0:jc ns0:val="center"/>
               <ns0:wordWrap ns0:val="0"/>
             </ns0:pPr>
             <ns0:r>
@@ -4965,7 +5345,7 @@
               <ns0:pageBreakBefore ns0:val="0"/>
               <ns0:widowControl/>
               <ns0:spacing ns0:line="276" ns0:lineRule="auto" ns0:before="0" ns0:after="60"/>
-              <ns0:jc ns0:val="left"/>
+              <ns0:jc ns0:val="center"/>
               <ns0:wordWrap ns0:val="0"/>
             </ns0:pPr>
             <ns0:r>
@@ -4993,7 +5373,7 @@
               <ns0:pageBreakBefore ns0:val="0"/>
               <ns0:widowControl/>
               <ns0:spacing ns0:line="276" ns0:lineRule="auto" ns0:before="0" ns0:after="60"/>
-              <ns0:jc ns0:val="left"/>
+              <ns0:jc ns0:val="center"/>
               <ns0:wordWrap ns0:val="0"/>
             </ns0:pPr>
             <ns0:r>
@@ -5021,7 +5401,7 @@
               <ns0:pageBreakBefore ns0:val="0"/>
               <ns0:widowControl/>
               <ns0:spacing ns0:line="276" ns0:lineRule="auto" ns0:before="0" ns0:after="60"/>
-              <ns0:jc ns0:val="left"/>
+              <ns0:jc ns0:val="center"/>
               <ns0:wordWrap ns0:val="0"/>
             </ns0:pPr>
             <ns0:r>
@@ -5049,7 +5429,7 @@
               <ns0:pageBreakBefore ns0:val="0"/>
               <ns0:widowControl/>
               <ns0:spacing ns0:line="276" ns0:lineRule="auto" ns0:before="0" ns0:after="60"/>
-              <ns0:jc ns0:val="left"/>
+              <ns0:jc ns0:val="center"/>
               <ns0:wordWrap ns0:val="0"/>
             </ns0:pPr>
             <ns0:r>
@@ -5964,13 +6344,14 @@
       </ns0:r>
     </ns0:p>
     <ns0:p>
+      <ns0:bookmarkStart ns0:id="31010" ns0:name="YH_SEC_10"/>
       <ns0:bookmarkStart ns0:id="10307" ns0:name="YH_c282ade0_307"/>
       <ns0:pPr>
         <ns0:keepNext/>
         <ns0:keepLines/>
         <ns0:pageBreakBefore ns0:val="0"/>
         <ns0:widowControl/>
-        <ns0:spacing ns0:line="331" ns0:lineRule="auto" ns0:before="200" ns0:after="100"/>
+        <ns0:spacing ns0:line="331" ns0:lineRule="auto" ns0:before="240" ns0:after="120"/>
         <ns0:jc ns0:val="left"/>
         <ns0:outlineLvl ns0:val="1"/>
         <ns0:wordWrap ns0:val="0"/>
@@ -5985,14 +6366,16 @@
         <ns0:t xml:space="preserve">四、重点产品专项分析 — 板蓝根颗粒</ns0:t>
       </ns0:r>
       <ns0:bookmarkEnd ns0:id="10307"/>
+      <ns0:bookmarkEnd ns0:id="31010"/>
     </ns0:p>
     <ns0:p>
+      <ns0:bookmarkStart ns0:id="31011" ns0:name="YH_SEC_11"/>
       <ns0:pPr>
         <ns0:keepNext/>
         <ns0:keepLines/>
         <ns0:pageBreakBefore ns0:val="0"/>
         <ns0:widowControl/>
-        <ns0:spacing ns0:line="331" ns0:lineRule="auto" ns0:before="200" ns0:after="100"/>
+        <ns0:spacing ns0:line="331" ns0:lineRule="auto" ns0:before="240" ns0:after="120"/>
         <ns0:jc ns0:val="left"/>
         <ns0:outlineLvl ns0:val="2"/>
         <ns0:wordWrap ns0:val="0"/>
@@ -6006,6 +6389,7 @@
         </ns0:rPr>
         <ns0:t>4.1 可用期间单位成本趋势（截至 2026-06，共 6 个月）</ns0:t>
       </ns0:r>
+      <ns0:bookmarkEnd ns0:id="31011"/>
     </ns0:p>
     <ns0:p>
       <ns0:bookmarkStart ns0:id="10309" ns0:name="YH_c282ade0_309"/>
@@ -6132,7 +6516,7 @@
               <ns0:pageBreakBefore ns0:val="0"/>
               <ns0:widowControl/>
               <ns0:spacing ns0:line="276" ns0:lineRule="auto" ns0:before="0" ns0:after="60"/>
-              <ns0:jc ns0:val="left"/>
+              <ns0:jc ns0:val="center"/>
               <ns0:wordWrap ns0:val="0"/>
             </ns0:pPr>
             <ns0:r>
@@ -6159,7 +6543,7 @@
               <ns0:pageBreakBefore ns0:val="0"/>
               <ns0:widowControl/>
               <ns0:spacing ns0:line="276" ns0:lineRule="auto" ns0:before="0" ns0:after="60"/>
-              <ns0:jc ns0:val="left"/>
+              <ns0:jc ns0:val="center"/>
               <ns0:wordWrap ns0:val="0"/>
             </ns0:pPr>
             <ns0:r>
@@ -6186,7 +6570,7 @@
               <ns0:pageBreakBefore ns0:val="0"/>
               <ns0:widowControl/>
               <ns0:spacing ns0:line="276" ns0:lineRule="auto" ns0:before="0" ns0:after="60"/>
-              <ns0:jc ns0:val="left"/>
+              <ns0:jc ns0:val="center"/>
               <ns0:wordWrap ns0:val="0"/>
             </ns0:pPr>
             <ns0:r>
@@ -6213,7 +6597,7 @@
               <ns0:pageBreakBefore ns0:val="0"/>
               <ns0:widowControl/>
               <ns0:spacing ns0:line="276" ns0:lineRule="auto" ns0:before="0" ns0:after="60"/>
-              <ns0:jc ns0:val="left"/>
+              <ns0:jc ns0:val="center"/>
               <ns0:wordWrap ns0:val="0"/>
             </ns0:pPr>
             <ns0:r>
@@ -6884,12 +7268,13 @@
       </ns0:tr>
     </ns0:tbl>
     <ns0:p>
+      <ns0:bookmarkStart ns0:id="31012" ns0:name="YH_SEC_12"/>
       <ns0:pPr>
         <ns0:keepNext/>
         <ns0:keepLines/>
         <ns0:pageBreakBefore ns0:val="0"/>
         <ns0:widowControl/>
-        <ns0:spacing ns0:line="331" ns0:lineRule="auto" ns0:before="200" ns0:after="100"/>
+        <ns0:spacing ns0:line="331" ns0:lineRule="auto" ns0:before="240" ns0:after="120"/>
         <ns0:jc ns0:val="left"/>
         <ns0:outlineLvl ns0:val="2"/>
         <ns0:wordWrap ns0:val="0"/>
@@ -6903,6 +7288,7 @@
         </ns0:rPr>
         <ns0:t>4.2 成本异常点排查</ns0:t>
       </ns0:r>
+      <ns0:bookmarkEnd ns0:id="31012"/>
     </ns0:p>
     <ns0:p>
       <ns0:bookmarkStart ns0:id="10311" ns0:name="YH_c282ade0_311"/>
@@ -6923,24 +7309,32 @@
           <ns0:color ns0:val="202D33"/>
           <ns0:sz ns0:val="21"/>
         </ns0:rPr>
-        <ns0:t xml:space="preserve">本期产量 9﻿0﻿0﻿0﻿0﻿ ﻿盒，总成本 6﻿5﻿3﻿4﻿0﻿0﻿.﻿0﻿0﻿ ﻿元。 相对预算总成本差额 2﻿3﻿4﻿0﻿0﻿.﻿0﻿0﻿ ﻿元，其中产量影响 0﻿.﻿0﻿0﻿ ﻿元，单位成本影响 2﻿3﻿4﻿0﻿0﻿.﻿0﻿0﻿ ﻿元；不能全部归为效率恶化。
-直接材料的总额环比变动 -﻿1﻿4﻿.﻿5﻿5﻿%；总额同时受产量影响。
-直接人工的总额环比变动 -﻿1﻿3﻿.﻿4﻿3﻿%；总额同时受产量影响。
-制造费用的总额环比变动 -﻿1﻿3﻿.﻿8﻿9﻿%；总额同时受产量影响。
-归因方向评估（按可能性排序；以下均为待证实假设，供业务判断）：
-1. 材料价格传导：板蓝根市场价由上期 32.0 变为 3﻿0﻿.﻿5﻿ ﻿元﻿/﻿k﻿g（亳州中药材市场），与材料单位成本变动方向一致，价格传导可能性较高。证实或证伪：核对采购合同单价与市场价的偏离、以及批次库存结构。
-2. 单位耗用变化：投料单耗或提取收率变化会直接改变每盒材料成本，与价格因素叠加。证实或证伪：同批次投料记录与合格产出对照上期，计算单耗变动。
-3. 产量分摊：产量环比下降 1﻿2﻿0﻿0﻿0﻿.﻿0﻿0﻿ ﻿盒，折旧、间接人工等偏固定费用按产量分摊时，单位成本会随产量上升。证实或证伪：核对制造费用分配表使用的产量基数是否与实际产量一致。</ns0:t>
+        <ns0:t xml:space="preserve">本期产量 9﻿0﻿0﻿0﻿0﻿ ﻿盒，总成本 6﻿5﻿3﻿4﻿0﻿0﻿.﻿0﻿0﻿ ﻿元。 相对预算总成本差额 2﻿3﻿4﻿0﻿0﻿.﻿0﻿0﻿ ﻿元，其中产量影响 0﻿.﻿0﻿0﻿ ﻿元，单位成本影响 2﻿3﻿4﻿0﻿0﻿.﻿0﻿0﻿ ﻿元；不能全部归为效率恶化。</ns0:t>
+        <ns0:br/>
+        <ns0:t xml:space="preserve">直接材料的总额环比变动 -﻿1﻿4﻿.﻿5﻿5﻿%；总额同时受产量影响。</ns0:t>
+        <ns0:br/>
+        <ns0:t xml:space="preserve">直接人工的总额环比变动 -﻿1﻿3﻿.﻿4﻿3﻿%；总额同时受产量影响。</ns0:t>
+        <ns0:br/>
+        <ns0:t xml:space="preserve">制造费用的总额环比变动 -﻿1﻿3﻿.﻿8﻿9﻿%；总额同时受产量影响。</ns0:t>
+        <ns0:br/>
+        <ns0:t xml:space="preserve">归因方向评估（按可能性排序；以下均为待证实假设，供业务判断）：</ns0:t>
+        <ns0:br/>
+        <ns0:t xml:space="preserve">1. 材料价格传导：板蓝根市场价由上期 32.0 变为 3﻿0﻿.﻿5﻿ ﻿元﻿/﻿k﻿g（亳州中药材市场），与材料单位成本变动方向一致，价格传导可能性较高。证实或证伪：核对采购合同单价与市场价的偏离、以及批次库存结构。</ns0:t>
+        <ns0:br/>
+        <ns0:t xml:space="preserve">2. 单位耗用变化：投料单耗或提取收率变化会直接改变每盒材料成本，与价格因素叠加。证实或证伪：同批次投料记录与合格产出对照上期，计算单耗变动。</ns0:t>
+        <ns0:br/>
+        <ns0:t xml:space="preserve">3. 产量分摊：产量环比下降 1﻿2﻿0﻿0﻿0﻿.﻿0﻿0﻿ ﻿盒，折旧、间接人工等偏固定费用按产量分摊时，单位成本会随产量上升。证实或证伪：核对制造费用分配表使用的产量基数是否与实际产量一致。</ns0:t>
       </ns0:r>
       <ns0:bookmarkEnd ns0:id="10311"/>
     </ns0:p>
     <ns0:p>
+      <ns0:bookmarkStart ns0:id="31013" ns0:name="YH_SEC_13"/>
       <ns0:pPr>
         <ns0:keepNext/>
         <ns0:keepLines/>
         <ns0:pageBreakBefore ns0:val="0"/>
         <ns0:widowControl/>
-        <ns0:spacing ns0:line="331" ns0:lineRule="auto" ns0:before="200" ns0:after="100"/>
+        <ns0:spacing ns0:line="331" ns0:lineRule="auto" ns0:before="240" ns0:after="120"/>
         <ns0:jc ns0:val="left"/>
         <ns0:outlineLvl ns0:val="2"/>
         <ns0:wordWrap ns0:val="0"/>
@@ -6954,6 +7348,7 @@
         </ns0:rPr>
         <ns0:t>4.3 关键原材料市场价格跟踪</ns0:t>
       </ns0:r>
+      <ns0:bookmarkEnd ns0:id="31013"/>
     </ns0:p>
     <ns0:p>
       <ns0:bookmarkStart ns0:id="10313" ns0:name="YH_c282ade0_313"/>
@@ -7008,7 +7403,7 @@
               <ns0:pageBreakBefore ns0:val="0"/>
               <ns0:widowControl/>
               <ns0:spacing ns0:line="276" ns0:lineRule="auto" ns0:before="0" ns0:after="60"/>
-              <ns0:jc ns0:val="left"/>
+              <ns0:jc ns0:val="center"/>
               <ns0:wordWrap ns0:val="0"/>
             </ns0:pPr>
             <ns0:r>
@@ -7035,7 +7430,7 @@
               <ns0:pageBreakBefore ns0:val="0"/>
               <ns0:widowControl/>
               <ns0:spacing ns0:line="276" ns0:lineRule="auto" ns0:before="0" ns0:after="60"/>
-              <ns0:jc ns0:val="left"/>
+              <ns0:jc ns0:val="center"/>
               <ns0:wordWrap ns0:val="0"/>
             </ns0:pPr>
             <ns0:r>
@@ -7062,7 +7457,7 @@
               <ns0:pageBreakBefore ns0:val="0"/>
               <ns0:widowControl/>
               <ns0:spacing ns0:line="276" ns0:lineRule="auto" ns0:before="0" ns0:after="60"/>
-              <ns0:jc ns0:val="left"/>
+              <ns0:jc ns0:val="center"/>
               <ns0:wordWrap ns0:val="0"/>
             </ns0:pPr>
             <ns0:r>
@@ -7089,7 +7484,7 @@
               <ns0:pageBreakBefore ns0:val="0"/>
               <ns0:widowControl/>
               <ns0:spacing ns0:line="276" ns0:lineRule="auto" ns0:before="0" ns0:after="60"/>
-              <ns0:jc ns0:val="left"/>
+              <ns0:jc ns0:val="center"/>
               <ns0:wordWrap ns0:val="0"/>
             </ns0:pPr>
             <ns0:r>
@@ -7433,12 +7828,13 @@
       </ns0:tr>
     </ns0:tbl>
     <ns0:p>
+      <ns0:bookmarkStart ns0:id="31014" ns0:name="YH_SEC_14"/>
       <ns0:pPr>
         <ns0:keepNext/>
         <ns0:keepLines/>
         <ns0:pageBreakBefore ns0:val="0"/>
         <ns0:widowControl/>
-        <ns0:spacing ns0:line="331" ns0:lineRule="auto" ns0:before="200" ns0:after="100"/>
+        <ns0:spacing ns0:line="331" ns0:lineRule="auto" ns0:before="240" ns0:after="120"/>
         <ns0:jc ns0:val="left"/>
         <ns0:outlineLvl ns0:val="1"/>
         <ns0:wordWrap ns0:val="0"/>
@@ -7452,14 +7848,16 @@
         </ns0:rPr>
         <ns0:t xml:space="preserve">五、对标分析（中药一厂−中药二厂，以中药二厂为分母）</ns0:t>
       </ns0:r>
+      <ns0:bookmarkEnd ns0:id="31014"/>
     </ns0:p>
     <ns0:p>
+      <ns0:bookmarkStart ns0:id="31015" ns0:name="YH_SEC_15"/>
       <ns0:pPr>
         <ns0:keepNext/>
         <ns0:keepLines/>
         <ns0:pageBreakBefore ns0:val="0"/>
         <ns0:widowControl/>
-        <ns0:spacing ns0:line="331" ns0:lineRule="auto" ns0:before="200" ns0:after="100"/>
+        <ns0:spacing ns0:line="331" ns0:lineRule="auto" ns0:before="240" ns0:after="120"/>
         <ns0:jc ns0:val="left"/>
         <ns0:outlineLvl ns0:val="2"/>
         <ns0:wordWrap ns0:val="0"/>
@@ -7473,6 +7871,7 @@
         </ns0:rPr>
         <ns0:t>5.1 差异总览</ns0:t>
       </ns0:r>
+      <ns0:bookmarkEnd ns0:id="31015"/>
     </ns0:p>
     <ns0:p>
       <ns0:bookmarkStart ns0:id="10316" ns0:name="YH_c282ade0_316"/>
@@ -7600,7 +7999,7 @@
               <ns0:pageBreakBefore ns0:val="0"/>
               <ns0:widowControl/>
               <ns0:spacing ns0:line="276" ns0:lineRule="auto" ns0:before="0" ns0:after="60"/>
-              <ns0:jc ns0:val="left"/>
+              <ns0:jc ns0:val="center"/>
               <ns0:wordWrap ns0:val="0"/>
             </ns0:pPr>
             <ns0:r>
@@ -7627,7 +8026,7 @@
               <ns0:pageBreakBefore ns0:val="0"/>
               <ns0:widowControl/>
               <ns0:spacing ns0:line="276" ns0:lineRule="auto" ns0:before="0" ns0:after="60"/>
-              <ns0:jc ns0:val="left"/>
+              <ns0:jc ns0:val="center"/>
               <ns0:wordWrap ns0:val="0"/>
             </ns0:pPr>
             <ns0:r>
@@ -7654,7 +8053,7 @@
               <ns0:pageBreakBefore ns0:val="0"/>
               <ns0:widowControl/>
               <ns0:spacing ns0:line="276" ns0:lineRule="auto" ns0:before="0" ns0:after="60"/>
-              <ns0:jc ns0:val="left"/>
+              <ns0:jc ns0:val="center"/>
               <ns0:wordWrap ns0:val="0"/>
             </ns0:pPr>
             <ns0:r>
@@ -7681,7 +8080,7 @@
               <ns0:pageBreakBefore ns0:val="0"/>
               <ns0:widowControl/>
               <ns0:spacing ns0:line="276" ns0:lineRule="auto" ns0:before="0" ns0:after="60"/>
-              <ns0:jc ns0:val="left"/>
+              <ns0:jc ns0:val="center"/>
               <ns0:wordWrap ns0:val="0"/>
             </ns0:pPr>
             <ns0:r>
@@ -7708,7 +8107,7 @@
               <ns0:pageBreakBefore ns0:val="0"/>
               <ns0:widowControl/>
               <ns0:spacing ns0:line="276" ns0:lineRule="auto" ns0:before="0" ns0:after="60"/>
-              <ns0:jc ns0:val="left"/>
+              <ns0:jc ns0:val="center"/>
               <ns0:wordWrap ns0:val="0"/>
             </ns0:pPr>
             <ns0:r>
@@ -8265,12 +8664,13 @@
       </ns0:tr>
     </ns0:tbl>
     <ns0:p>
+      <ns0:bookmarkStart ns0:id="31016" ns0:name="YH_SEC_16"/>
       <ns0:pPr>
         <ns0:keepNext/>
         <ns0:keepLines/>
         <ns0:pageBreakBefore ns0:val="0"/>
         <ns0:widowControl/>
-        <ns0:spacing ns0:line="331" ns0:lineRule="auto" ns0:before="200" ns0:after="100"/>
+        <ns0:spacing ns0:line="331" ns0:lineRule="auto" ns0:before="240" ns0:after="120"/>
         <ns0:jc ns0:val="left"/>
         <ns0:outlineLvl ns0:val="2"/>
         <ns0:wordWrap ns0:val="0"/>
@@ -8284,6 +8684,7 @@
         </ns0:rPr>
         <ns0:t>5.2 差异结构拆解</ns0:t>
       </ns0:r>
+      <ns0:bookmarkEnd ns0:id="31016"/>
     </ns0:p>
     <ns0:p>
       <ns0:bookmarkStart ns0:id="10318" ns0:name="YH_c282ade0_318"/>
@@ -8309,12 +8710,13 @@
       <ns0:bookmarkEnd ns0:id="10318"/>
     </ns0:p>
     <ns0:p>
+      <ns0:bookmarkStart ns0:id="31017" ns0:name="YH_SEC_17"/>
       <ns0:pPr>
         <ns0:keepNext/>
         <ns0:keepLines/>
         <ns0:pageBreakBefore ns0:val="0"/>
         <ns0:widowControl/>
-        <ns0:spacing ns0:line="331" ns0:lineRule="auto" ns0:before="200" ns0:after="100"/>
+        <ns0:spacing ns0:line="331" ns0:lineRule="auto" ns0:before="240" ns0:after="120"/>
         <ns0:jc ns0:val="left"/>
         <ns0:outlineLvl ns0:val="2"/>
         <ns0:wordWrap ns0:val="0"/>
@@ -8328,6 +8730,7 @@
         </ns0:rPr>
         <ns0:t>5.3 差异归因分析</ns0:t>
       </ns0:r>
+      <ns0:bookmarkEnd ns0:id="31017"/>
     </ns0:p>
     <ns0:p>
       <ns0:bookmarkStart ns0:id="10320" ns0:name="YH_c282ade0_320"/>
@@ -8353,12 +8756,13 @@
       <ns0:bookmarkEnd ns0:id="10320"/>
     </ns0:p>
     <ns0:p>
+      <ns0:bookmarkStart ns0:id="31018" ns0:name="YH_SEC_18"/>
       <ns0:pPr>
         <ns0:keepNext/>
         <ns0:keepLines/>
         <ns0:pageBreakBefore ns0:val="0"/>
         <ns0:widowControl/>
-        <ns0:spacing ns0:line="331" ns0:lineRule="auto" ns0:before="200" ns0:after="100"/>
+        <ns0:spacing ns0:line="331" ns0:lineRule="auto" ns0:before="240" ns0:after="120"/>
         <ns0:jc ns0:val="left"/>
         <ns0:outlineLvl ns0:val="1"/>
         <ns0:wordWrap ns0:val="0"/>
@@ -8372,14 +8776,16 @@
         </ns0:rPr>
         <ns0:t>六、总结与建议</ns0:t>
       </ns0:r>
+      <ns0:bookmarkEnd ns0:id="31018"/>
     </ns0:p>
     <ns0:p>
+      <ns0:bookmarkStart ns0:id="31019" ns0:name="YH_SEC_19"/>
       <ns0:pPr>
         <ns0:keepNext/>
         <ns0:keepLines/>
         <ns0:pageBreakBefore ns0:val="0"/>
         <ns0:widowControl/>
-        <ns0:spacing ns0:line="331" ns0:lineRule="auto" ns0:before="200" ns0:after="100"/>
+        <ns0:spacing ns0:line="331" ns0:lineRule="auto" ns0:before="240" ns0:after="120"/>
         <ns0:jc ns0:val="left"/>
         <ns0:outlineLvl ns0:val="2"/>
         <ns0:wordWrap ns0:val="0"/>
@@ -8393,6 +8799,7 @@
         </ns0:rPr>
         <ns0:t>6.1 本月成本管理亮点</ns0:t>
       </ns0:r>
+      <ns0:bookmarkEnd ns0:id="31019"/>
     </ns0:p>
     <ns0:p>
       <ns0:bookmarkStart ns0:id="10323" ns0:name="YH_c282ade0_323"/>
@@ -8418,12 +8825,13 @@
       <ns0:bookmarkEnd ns0:id="10323"/>
     </ns0:p>
     <ns0:p>
+      <ns0:bookmarkStart ns0:id="31020" ns0:name="YH_SEC_20"/>
       <ns0:pPr>
         <ns0:keepNext/>
         <ns0:keepLines/>
         <ns0:pageBreakBefore ns0:val="0"/>
         <ns0:widowControl/>
-        <ns0:spacing ns0:line="331" ns0:lineRule="auto" ns0:before="200" ns0:after="100"/>
+        <ns0:spacing ns0:line="331" ns0:lineRule="auto" ns0:before="240" ns0:after="120"/>
         <ns0:jc ns0:val="left"/>
         <ns0:outlineLvl ns0:val="2"/>
         <ns0:wordWrap ns0:val="0"/>
@@ -8437,6 +8845,7 @@
         </ns0:rPr>
         <ns0:t>6.2 需关注的问题</ns0:t>
       </ns0:r>
+      <ns0:bookmarkEnd ns0:id="31020"/>
     </ns0:p>
     <ns0:p>
       <ns0:bookmarkStart ns0:id="10325" ns0:name="YH_c282ade0_325"/>
@@ -8462,12 +8871,13 @@
       <ns0:bookmarkEnd ns0:id="10325"/>
     </ns0:p>
     <ns0:p>
+      <ns0:bookmarkStart ns0:id="31021" ns0:name="YH_SEC_21"/>
       <ns0:pPr>
         <ns0:keepNext/>
         <ns0:keepLines/>
         <ns0:pageBreakBefore ns0:val="0"/>
         <ns0:widowControl/>
-        <ns0:spacing ns0:line="331" ns0:lineRule="auto" ns0:before="200" ns0:after="100"/>
+        <ns0:spacing ns0:line="331" ns0:lineRule="auto" ns0:before="240" ns0:after="120"/>
         <ns0:jc ns0:val="left"/>
         <ns0:outlineLvl ns0:val="2"/>
         <ns0:wordWrap ns0:val="0"/>
@@ -8481,6 +8891,7 @@
         </ns0:rPr>
         <ns0:t>6.3 改进建议</ns0:t>
       </ns0:r>
+      <ns0:bookmarkEnd ns0:id="31021"/>
     </ns0:p>
     <ns0:p>
       <ns0:bookmarkStart ns0:id="10327" ns0:name="YH_c282ade0_327"/>
@@ -8533,7 +8944,7 @@
               <ns0:pageBreakBefore ns0:val="0"/>
               <ns0:widowControl/>
               <ns0:spacing ns0:line="276" ns0:lineRule="auto" ns0:before="0" ns0:after="60"/>
-              <ns0:jc ns0:val="left"/>
+              <ns0:jc ns0:val="center"/>
               <ns0:wordWrap ns0:val="0"/>
             </ns0:pPr>
             <ns0:r>
@@ -8560,7 +8971,7 @@
               <ns0:pageBreakBefore ns0:val="0"/>
               <ns0:widowControl/>
               <ns0:spacing ns0:line="276" ns0:lineRule="auto" ns0:before="0" ns0:after="60"/>
-              <ns0:jc ns0:val="left"/>
+              <ns0:jc ns0:val="center"/>
               <ns0:wordWrap ns0:val="0"/>
             </ns0:pPr>
             <ns0:r>
@@ -9065,12 +9476,13 @@
       </ns0:tr>
     </ns0:tbl>
     <ns0:p>
+      <ns0:bookmarkStart ns0:id="31022" ns0:name="YH_SEC_22"/>
       <ns0:pPr>
         <ns0:keepNext/>
         <ns0:keepLines/>
         <ns0:pageBreakBefore ns0:val="0"/>
         <ns0:widowControl/>
-        <ns0:spacing ns0:line="331" ns0:lineRule="auto" ns0:before="200" ns0:after="100"/>
+        <ns0:spacing ns0:line="331" ns0:lineRule="auto" ns0:before="240" ns0:after="120"/>
         <ns0:jc ns0:val="left"/>
         <ns0:outlineLvl ns0:val="2"/>
         <ns0:wordWrap ns0:val="0"/>
@@ -9084,6 +9496,7 @@
         </ns0:rPr>
         <ns0:t>6.4 整改任务清单（自动生成）</ns0:t>
       </ns0:r>
+      <ns0:bookmarkEnd ns0:id="31022"/>
     </ns0:p>
     <ns0:p>
       <ns0:bookmarkStart ns0:id="10329" ns0:name="YH_c282ade0_329"/>
@@ -9137,7 +9550,7 @@
               <ns0:pageBreakBefore ns0:val="0"/>
               <ns0:widowControl/>
               <ns0:spacing ns0:line="276" ns0:lineRule="auto" ns0:before="0" ns0:after="60"/>
-              <ns0:jc ns0:val="left"/>
+              <ns0:jc ns0:val="center"/>
               <ns0:wordWrap ns0:val="0"/>
             </ns0:pPr>
             <ns0:r>
@@ -9164,7 +9577,7 @@
               <ns0:pageBreakBefore ns0:val="0"/>
               <ns0:widowControl/>
               <ns0:spacing ns0:line="276" ns0:lineRule="auto" ns0:before="0" ns0:after="60"/>
-              <ns0:jc ns0:val="left"/>
+              <ns0:jc ns0:val="center"/>
               <ns0:wordWrap ns0:val="0"/>
             </ns0:pPr>
             <ns0:r>
@@ -9191,7 +9604,7 @@
               <ns0:pageBreakBefore ns0:val="0"/>
               <ns0:widowControl/>
               <ns0:spacing ns0:line="276" ns0:lineRule="auto" ns0:before="0" ns0:after="60"/>
-              <ns0:jc ns0:val="left"/>
+              <ns0:jc ns0:val="center"/>
               <ns0:wordWrap ns0:val="0"/>
             </ns0:pPr>
             <ns0:r>
@@ -9877,7 +10290,7 @@
         <ns0:keepLines/>
         <ns0:pageBreakBefore ns0:val="0"/>
         <ns0:widowControl/>
-        <ns0:spacing ns0:line="331" ns0:lineRule="auto" ns0:before="200" ns0:after="100"/>
+        <ns0:spacing ns0:line="331" ns0:lineRule="auto" ns0:before="240" ns0:after="120"/>
         <ns0:jc ns0:val="left"/>
         <ns0:wordWrap ns0:val="0"/>
       </ns0:pPr>

--- a/药衡智析_增量源码交接/public_source_candidate/07_交付/delivery_20260921/板蓝根颗粒_2026-06.docx
+++ b/药衡智析_增量源码交接/public_source_candidate/07_交付/delivery_20260921/板蓝根颗粒_2026-06.docx
@@ -2,9 +2,3248 @@
 <file path=word/document.xml><?xml version="1.0" encoding="utf-8"?>
 <ns0:document xmlns:ns0="http://schemas.openxmlformats.org/wordprocessingml/2006/main" xmlns:ns1="http://schemas.openxmlformats.org/markup-compatibility/2006" xmlns:ns2="http://schemas.microsoft.com/office/word/2010/wordml" xmlns:ns3="http://schemas.openxmlformats.org/officeDocument/2006/relationships" ns1:Ignorable="w14 w15 wp14">
   <ns0:body>
-    <ns0:p>
+    <ns0:p ns2:paraId="6E951B70">
+      <ns0:bookmarkStart ns0:id="10002" ns0:name="YH_c282ade0_2"/>
       <ns0:pPr>
         <ns0:keepNext/>
+        <ns0:keepLines/>
+        <ns0:pageBreakBefore ns0:val="0"/>
+        <ns0:widowControl/>
+        <ns0:spacing ns0:line="331" ns0:lineRule="auto" ns0:before="0" ns0:after="140"/>
+        <ns0:ind ns0:firstLine="420"/>
+        <ns0:jc ns0:val="left"/>
+        <ns0:rPr>
+          <ns0:rStyle ns0:val="16"/>
+          <ns0:rFonts ns0:hint="default"/>
+          <ns0:b/>
+          <ns0:bCs/>
+          <ns0:sz ns0:val="48"/>
+          <ns0:szCs ns0:val="48"/>
+          <ns0:lang ns0:val="en-US" ns0:eastAsia="zh-CN"/>
+        </ns0:rPr>
+        <ns0:wordWrap ns0:val="0"/>
+      </ns0:pPr>
+      <ns0:r>
+        <ns0:rPr>
+          <ns0:rStyle ns0:val="16"/>
+          <ns0:rFonts ns0:hint="eastAsia" ns0:ascii="Noto Sans SC" ns0:hAnsi="Noto Sans SC" ns0:eastAsia="Noto Sans SC"/>
+          <ns0:b ns0:val="0"/>
+          <ns0:bCs/>
+          <ns0:color ns0:val="202D33"/>
+          <ns0:sz ns0:val="40"/>
+          <ns0:lang ns0:val="en-US" ns0:eastAsia="zh-CN"/>
+        </ns0:rPr>
+        <ns0:t xml:space="preserve">板蓝根颗粒 月度成本分析报告</ns0:t>
+      </ns0:r>
+      <ns0:bookmarkStart ns0:id="13" ns0:name="_GoBack"/>
+      <ns0:bookmarkEnd ns0:id="13"/>
+      <ns0:bookmarkEnd ns0:id="10002"/>
+    </ns0:p>
+    <ns0:p ns2:paraId="67B983A2">
+      <ns0:bookmarkStart ns0:id="10004" ns0:name="YH_c282ade0_4"/>
+      <ns0:pPr>
+        <ns0:keepNext ns0:val="0"/>
+        <ns0:keepLines/>
+        <ns0:pageBreakBefore ns0:val="0"/>
+        <ns0:widowControl/>
+        <ns0:spacing ns0:line="331" ns0:lineRule="auto" ns0:before="0" ns0:after="140"/>
+        <ns0:ind ns0:firstLine="420"/>
+        <ns0:jc ns0:val="left"/>
+        <ns0:rPr>
+          <ns0:rStyle ns0:val="16"/>
+          <ns0:rFonts ns0:hint="eastAsia"/>
+          <ns0:b/>
+          <ns0:bCs/>
+          <ns0:sz ns0:val="48"/>
+          <ns0:szCs ns0:val="48"/>
+        </ns0:rPr>
+        <ns0:wordWrap ns0:val="0"/>
+      </ns0:pPr>
+      <ns0:r>
+        <ns0:rPr>
+          <ns0:rStyle ns0:val="16"/>
+          <ns0:rFonts ns0:hint="eastAsia" ns0:ascii="Noto Sans SC" ns0:hAnsi="Noto Sans SC" ns0:eastAsia="Noto Sans SC"/>
+          <ns0:b ns0:val="0"/>
+          <ns0:bCs/>
+          <ns0:color ns0:val="202D33"/>
+          <ns0:sz ns0:val="21"/>
+        </ns0:rPr>
+        <ns0:t>《</ns0:t>
+      </ns0:r>
+      <ns0:r>
+        <ns0:rPr>
+          <ns0:rStyle ns0:val="16"/>
+          <ns0:rFonts ns0:hint="eastAsia" ns0:ascii="Noto Sans SC" ns0:hAnsi="Noto Sans SC" ns0:eastAsia="Noto Sans SC"/>
+          <ns0:b ns0:val="0"/>
+          <ns0:bCs/>
+          <ns0:color ns0:val="202D33"/>
+          <ns0:sz ns0:val="21"/>
+          <ns0:lang ns0:val="en-US" ns0:eastAsia="zh-CN"/>
+        </ns0:rPr>
+        <ns0:t xml:space="preserve">板蓝根颗粒 月度成本分析报告</ns0:t>
+      </ns0:r>
+      <ns0:r>
+        <ns0:rPr>
+          <ns0:rStyle ns0:val="16"/>
+          <ns0:rFonts ns0:hint="eastAsia" ns0:ascii="Noto Sans SC" ns0:hAnsi="Noto Sans SC" ns0:eastAsia="Noto Sans SC"/>
+          <ns0:b ns0:val="0"/>
+          <ns0:bCs/>
+          <ns0:color ns0:val="202D33"/>
+          <ns0:sz ns0:val="21"/>
+        </ns0:rPr>
+        <ns0:t>》</ns0:t>
+      </ns0:r>
+      <ns0:bookmarkEnd ns0:id="10004"/>
+    </ns0:p>
+    <ns0:p ns2:paraId="67464046">
+      <ns0:pPr>
+        <ns0:keepNext ns0:val="0"/>
+        <ns0:keepLines/>
+        <ns0:pageBreakBefore ns0:val="0"/>
+        <ns0:widowControl/>
+        <ns0:spacing ns0:line="331" ns0:lineRule="auto" ns0:before="0" ns0:after="140"/>
+        <ns0:ind ns0:firstLine="420"/>
+        <ns0:jc ns0:val="left"/>
+        <ns0:rPr>
+          <ns0:b/>
+          <ns0:bCs/>
+          <ns0:color ns0:val="0000FF"/>
+          <ns0:sz ns0:val="48"/>
+          <ns0:szCs ns0:val="48"/>
+        </ns0:rPr>
+        <ns0:wordWrap ns0:val="0"/>
+      </ns0:pPr>
+      <ns0:r>
+        <ns0:rPr>
+          <ns0:rStyle ns0:val="16"/>
+          <ns0:rFonts ns0:hint="eastAsia" ns0:ascii="Noto Sans SC" ns0:hAnsi="Noto Sans SC" ns0:eastAsia="Noto Sans SC"/>
+          <ns0:b ns0:val="0"/>
+          <ns0:bCs/>
+          <ns0:color ns0:val="202D33"/>
+          <ns0:sz ns0:val="21"/>
+        </ns0:rPr>
+        <ns0:t>整体解决方案</ns0:t>
+      </ns0:r>
+    </ns0:p>
+    <ns0:p ns2:paraId="77347557">
+      <ns0:pPr>
+        <ns0:keepNext/>
+        <ns0:keepLines/>
+        <ns0:pageBreakBefore ns0:val="0"/>
+        <ns0:widowControl/>
+        <ns0:spacing ns0:before="0" ns0:after="0" ns0:line="20" ns0:lineRule="exact"/>
+        <ns0:ind ns0:left="0" ns0:firstLine="420"/>
+        <ns0:jc ns0:val="left"/>
+        <ns0:rPr>
+          <ns0:rFonts ns0:hint="eastAsia" ns0:ascii="微软雅黑" ns0:hAnsi="微软雅黑" ns0:eastAsia="微软雅黑" ns0:cs="微软雅黑"/>
+          <ns0:b/>
+          <ns0:sz ns0:val="22"/>
+        </ns0:rPr>
+        <ns0:wordWrap ns0:val="0"/>
+      </ns0:pPr>
+      <ns0:bookmarkStart ns0:id="0" ns0:name="_Toc415912152"/>
+      <ns0:bookmarkStart ns0:id="1" ns0:name="_Toc7317897"/>
+      <ns0:bookmarkStart ns0:id="2" ns0:name="_Toc7318567"/>
+      <ns0:bookmarkStart ns0:id="3" ns0:name="_Toc509606282"/>
+      <ns0:bookmarkStart ns0:id="4" ns0:name="_Toc449934797"/>
+    </ns0:p>
+    <ns0:p ns2:paraId="43612FAD">
+      <ns0:pPr>
+        <ns0:keepNext ns0:val="0"/>
+        <ns0:keepLines/>
+        <ns0:pageBreakBefore ns0:val="0"/>
+        <ns0:widowControl/>
+        <ns0:spacing ns0:before="0" ns0:after="140" ns0:line="331" ns0:lineRule="auto"/>
+        <ns0:ind ns0:left="0" ns0:firstLine="420"/>
+        <ns0:jc ns0:val="left"/>
+        <ns0:rPr>
+          <ns0:rFonts ns0:hint="eastAsia" ns0:ascii="微软雅黑" ns0:hAnsi="微软雅黑" ns0:eastAsia="微软雅黑" ns0:cs="微软雅黑"/>
+        </ns0:rPr>
+        <ns0:wordWrap ns0:val="0"/>
+      </ns0:pPr>
+      <ns0:r>
+        <ns0:rPr>
+          <ns0:rFonts ns0:hint="eastAsia" ns0:ascii="Noto Sans SC" ns0:hAnsi="Noto Sans SC" ns0:eastAsia="Noto Sans SC" ns0:cs="微软雅黑"/>
+          <ns0:b ns0:val="0"/>
+          <ns0:color ns0:val="202D33"/>
+          <ns0:sz ns0:val="21"/>
+        </ns0:rPr>
+        <ns0:t>文件版本： V3.0</ns0:t>
+      </ns0:r>
+    </ns0:p>
+    <ns0:p ns2:paraId="22868FAB">
+      <ns0:bookmarkStart ns0:id="10015" ns0:name="YH_c282ade0_15"/>
+      <ns0:pPr>
+        <ns0:keepNext ns0:val="0"/>
+        <ns0:keepLines/>
+        <ns0:pageBreakBefore ns0:val="0"/>
+        <ns0:widowControl/>
+        <ns0:spacing ns0:before="0" ns0:after="140" ns0:line="331" ns0:lineRule="auto"/>
+        <ns0:ind ns0:left="0" ns0:firstLine="420"/>
+        <ns0:jc ns0:val="left"/>
+        <ns0:rPr>
+          <ns0:rFonts ns0:hint="eastAsia" ns0:ascii="微软雅黑" ns0:hAnsi="微软雅黑" ns0:eastAsia="微软雅黑" ns0:cs="微软雅黑"/>
+        </ns0:rPr>
+        <ns0:wordWrap ns0:val="0"/>
+      </ns0:pPr>
+      <ns0:r>
+        <ns0:rPr>
+          <ns0:rFonts ns0:hint="eastAsia" ns0:ascii="Noto Sans SC" ns0:hAnsi="Noto Sans SC" ns0:eastAsia="Noto Sans SC" ns0:cs="微软雅黑"/>
+          <ns0:b ns0:val="0"/>
+          <ns0:color ns0:val="202D33"/>
+          <ns0:sz ns0:val="21"/>
+        </ns0:rPr>
+        <ns0:t xml:space="preserve">编制日期： 2026-09-21</ns0:t>
+      </ns0:r>
+      <ns0:r>
+        <ns0:rPr>
+          <ns0:rFonts ns0:hint="eastAsia" ns0:ascii="Noto Sans SC" ns0:hAnsi="Noto Sans SC" ns0:eastAsia="Noto Sans SC" ns0:cs="微软雅黑"/>
+          <ns0:b ns0:val="0"/>
+          <ns0:color ns0:val="202D33"/>
+          <ns0:sz ns0:val="21"/>
+        </ns0:rPr>
+      </ns0:r>
+      <ns0:bookmarkEnd ns0:id="10015"/>
+    </ns0:p>
+    <ns0:p ns2:paraId="6A3D3DEC">
+      <ns0:pPr>
+        <ns0:keepNext ns0:val="0"/>
+        <ns0:keepLines/>
+        <ns0:pageBreakBefore ns0:val="0"/>
+        <ns0:widowControl/>
+        <ns0:spacing ns0:before="0" ns0:after="140" ns0:line="331" ns0:lineRule="auto"/>
+        <ns0:ind ns0:left="0" ns0:firstLine="420"/>
+        <ns0:jc ns0:val="left"/>
+        <ns0:rPr>
+          <ns0:rFonts ns0:hint="eastAsia" ns0:ascii="微软雅黑" ns0:hAnsi="微软雅黑" ns0:eastAsia="微软雅黑" ns0:cs="微软雅黑"/>
+        </ns0:rPr>
+        <ns0:wordWrap ns0:val="0"/>
+      </ns0:pPr>
+      <ns0:r>
+        <ns0:rPr>
+          <ns0:rFonts ns0:hint="eastAsia" ns0:ascii="Noto Sans SC" ns0:hAnsi="Noto Sans SC" ns0:eastAsia="Noto Sans SC" ns0:cs="微软雅黑"/>
+          <ns0:b ns0:val="0"/>
+          <ns0:color ns0:val="202D33"/>
+          <ns0:sz ns0:val="21"/>
+        </ns0:rPr>
+        <ns0:t>编制单位：</ns0:t>
+      </ns0:r>
+      <ns0:r>
+        <ns0:rPr>
+          <ns0:rFonts ns0:hint="eastAsia" ns0:ascii="Noto Sans SC" ns0:hAnsi="Noto Sans SC" ns0:eastAsia="Noto Sans SC" ns0:cs="微软雅黑"/>
+          <ns0:b ns0:val="0"/>
+          <ns0:color ns0:val="202D33"/>
+          <ns0:sz ns0:val="21"/>
+        </ns0:rPr>
+        <ns0:t xml:space="preserve"> 重庆创灵境数字技术有限公司</ns0:t>
+      </ns0:r>
+    </ns0:p>
+    <ns0:p ns2:paraId="5C4525E1">
+      <ns0:pPr>
+        <ns0:keepNext ns0:val="0"/>
+        <ns0:keepLines/>
+        <ns0:pageBreakBefore ns0:val="0"/>
+        <ns0:widowControl/>
+        <ns0:spacing ns0:line="331" ns0:lineRule="auto" ns0:before="0" ns0:after="140"/>
+        <ns0:ind ns0:firstLine="420"/>
+        <ns0:jc ns0:val="left"/>
+        <ns0:rPr>
+          <ns0:rFonts ns0:hint="eastAsia" ns0:ascii="宋体" ns0:hAnsi="宋体"/>
+          <ns0:b/>
+          <ns0:bCs/>
+        </ns0:rPr>
+        <ns0:wordWrap ns0:val="0"/>
+      </ns0:pPr>
+      <ns0:r>
+        <ns0:rPr>
+          <ns0:rFonts ns0:hint="eastAsia" ns0:ascii="Noto Sans SC" ns0:hAnsi="Noto Sans SC" ns0:eastAsia="Noto Sans SC"/>
+          <ns0:b ns0:val="0"/>
+          <ns0:bCs/>
+          <ns0:color ns0:val="202D33"/>
+          <ns0:sz ns0:val="21"/>
+        </ns0:rPr>
+        <ns0:t>文档控制</ns0:t>
+      </ns0:r>
+      <ns0:bookmarkEnd ns0:id="0"/>
+      <ns0:bookmarkEnd ns0:id="1"/>
+      <ns0:bookmarkEnd ns0:id="2"/>
+      <ns0:bookmarkEnd ns0:id="3"/>
+      <ns0:bookmarkEnd ns0:id="4"/>
+      <ns0:bookmarkStart ns0:id="5" ns0:name="_Toc449934798"/>
+      <ns0:bookmarkStart ns0:id="6" ns0:name="_Toc7317898"/>
+      <ns0:bookmarkStart ns0:id="7" ns0:name="_Toc415912153"/>
+      <ns0:bookmarkStart ns0:id="8" ns0:name="_Toc7318568"/>
+    </ns0:p>
+    <ns0:p ns2:paraId="3686E4F6">
+      <ns0:pPr>
+        <ns0:keepNext ns0:val="0"/>
+        <ns0:keepLines/>
+        <ns0:pageBreakBefore ns0:val="0"/>
+        <ns0:widowControl/>
+        <ns0:spacing ns0:line="331" ns0:lineRule="auto" ns0:before="0" ns0:after="140"/>
+        <ns0:ind ns0:firstLine="420"/>
+        <ns0:jc ns0:val="left"/>
+        <ns0:rPr>
+          <ns0:rFonts ns0:hint="eastAsia" ns0:ascii="宋体" ns0:hAnsi="宋体"/>
+          <ns0:b/>
+          <ns0:bCs/>
+        </ns0:rPr>
+        <ns0:wordWrap ns0:val="0"/>
+      </ns0:pPr>
+      <ns0:r>
+        <ns0:rPr>
+          <ns0:rFonts ns0:hint="eastAsia" ns0:ascii="Noto Sans SC" ns0:hAnsi="Noto Sans SC" ns0:eastAsia="Noto Sans SC"/>
+          <ns0:b ns0:val="0"/>
+          <ns0:bCs/>
+          <ns0:color ns0:val="202D33"/>
+          <ns0:sz ns0:val="21"/>
+        </ns0:rPr>
+        <ns0:t>版本记录</ns0:t>
+      </ns0:r>
+      <ns0:bookmarkEnd ns0:id="5"/>
+      <ns0:bookmarkEnd ns0:id="6"/>
+      <ns0:bookmarkEnd ns0:id="7"/>
+      <ns0:bookmarkEnd ns0:id="8"/>
+    </ns0:p>
+    <ns0:tbl>
+      <ns0:tblPr>
+        <ns0:tblStyle ns0:val="11"/>
+        <ns0:tblW ns0:w="7440" ns0:type="dxa"/>
+        <ns0:tblInd ns0:w="453" ns0:type="dxa"/>
+        <ns0:tblBorders>
+          <ns0:top ns0:val="single" ns0:color="auto" ns0:sz="12" ns0:space="0"/>
+          <ns0:left ns0:val="single" ns0:color="auto" ns0:sz="12" ns0:space="0"/>
+          <ns0:bottom ns0:val="single" ns0:color="auto" ns0:sz="12" ns0:space="0"/>
+          <ns0:right ns0:val="single" ns0:color="auto" ns0:sz="12" ns0:space="0"/>
+          <ns0:insideH ns0:val="single" ns0:color="auto" ns0:sz="6" ns0:space="0"/>
+          <ns0:insideV ns0:val="single" ns0:color="auto" ns0:sz="6" ns0:space="0"/>
+        </ns0:tblBorders>
+        <ns0:tblLayout ns0:type="fixed"/>
+        <ns0:tblCellMar>
+          <ns0:top ns0:w="0" ns0:type="dxa"/>
+          <ns0:left ns0:w="96" ns0:type="dxa"/>
+          <ns0:bottom ns0:w="0" ns0:type="dxa"/>
+          <ns0:right ns0:w="96" ns0:type="dxa"/>
+        </ns0:tblCellMar>
+      </ns0:tblPr>
+      <ns0:tblGrid>
+        <ns0:gridCol ns0:w="2452"/>
+        <ns0:gridCol ns0:w="2452"/>
+        <ns0:gridCol ns0:w="2452"/>
+        <ns0:gridCol ns0:w="2452"/>
+      </ns0:tblGrid>
+      <ns0:tr ns2:paraId="56EB3084">
+        <ns0:trPr>
+          <ns0:cantSplit/>
+          <ns0:tblHeader/>
+        </ns0:trPr>
+        <ns0:tc>
+          <ns0:tcPr>
+            <ns0:tcW ns0:w="2452" ns0:type="dxa"/>
+            <ns0:tcBorders>
+              <ns0:top ns0:val="single" ns0:color="auto" ns0:sz="12" ns0:space="0"/>
+              <ns0:bottom ns0:val="single" ns0:color="auto" ns0:sz="2" ns0:space="0"/>
+              <ns0:right ns0:val="single" ns0:color="auto" ns0:sz="2" ns0:space="0"/>
+            </ns0:tcBorders>
+            <ns0:shd ns0:val="clear" ns0:color="auto" ns0:fill="CCCCCC"/>
+            <ns0:noWrap ns0:val="0"/>
+            <ns0:vAlign ns0:val="center"/>
+            <ns0:shd ns0:fill="EAF2F5"/>
+            <ns0:shd ns0:fill="EAF2F5"/>
+          </ns0:tcPr>
+          <ns0:p ns2:paraId="69AD8A79">
+            <ns0:pPr>
+              <ns0:keepNext ns0:val="0"/>
+              <ns0:keepLines/>
+              <ns0:pageBreakBefore ns0:val="0"/>
+              <ns0:widowControl/>
+              <ns0:spacing ns0:line="276" ns0:lineRule="auto" ns0:before="0" ns0:after="60"/>
+              <ns0:jc ns0:val="center"/>
+              <ns0:rPr>
+                <ns0:rFonts ns0:hint="eastAsia" ns0:hAnsi="宋体"/>
+              </ns0:rPr>
+              <ns0:wordWrap ns0:val="0"/>
+            </ns0:pPr>
+            <ns0:r>
+              <ns0:rPr>
+                <ns0:rFonts ns0:hint="eastAsia" ns0:hAnsi="Noto Sans SC" ns0:ascii="Noto Sans SC" ns0:eastAsia="Noto Sans SC"/>
+                <ns0:b/>
+                <ns0:color ns0:val="202D33"/>
+                <ns0:sz ns0:val="19"/>
+              </ns0:rPr>
+              <ns0:t xml:space="preserve"> 日期</ns0:t>
+            </ns0:r>
+          </ns0:p>
+        </ns0:tc>
+        <ns0:tc>
+          <ns0:tcPr>
+            <ns0:tcW ns0:w="2452" ns0:type="dxa"/>
+            <ns0:tcBorders>
+              <ns0:top ns0:val="single" ns0:color="auto" ns0:sz="12" ns0:space="0"/>
+              <ns0:left ns0:val="single" ns0:color="auto" ns0:sz="2" ns0:space="0"/>
+              <ns0:bottom ns0:val="single" ns0:color="auto" ns0:sz="2" ns0:space="0"/>
+              <ns0:right ns0:val="single" ns0:color="auto" ns0:sz="2" ns0:space="0"/>
+            </ns0:tcBorders>
+            <ns0:shd ns0:val="clear" ns0:color="auto" ns0:fill="CCCCCC"/>
+            <ns0:noWrap ns0:val="0"/>
+            <ns0:vAlign ns0:val="center"/>
+            <ns0:shd ns0:fill="EAF2F5"/>
+            <ns0:shd ns0:fill="EAF2F5"/>
+          </ns0:tcPr>
+          <ns0:p ns2:paraId="44193883">
+            <ns0:pPr>
+              <ns0:pStyle ns0:val="17"/>
+              <ns0:keepNext ns0:val="0"/>
+              <ns0:keepLines/>
+              <ns0:pageBreakBefore ns0:val="0"/>
+              <ns0:widowControl/>
+              <ns0:spacing ns0:line="276" ns0:lineRule="auto" ns0:before="0" ns0:after="60"/>
+              <ns0:jc ns0:val="center"/>
+              <ns0:rPr>
+                <ns0:rFonts ns0:hint="eastAsia" ns0:hAnsi="宋体"/>
+                <ns0:sz ns0:val="21"/>
+              </ns0:rPr>
+              <ns0:wordWrap ns0:val="0"/>
+            </ns0:pPr>
+            <ns0:r>
+              <ns0:rPr>
+                <ns0:rFonts ns0:hint="eastAsia" ns0:hAnsi="Noto Sans SC" ns0:ascii="Noto Sans SC" ns0:eastAsia="Noto Sans SC"/>
+                <ns0:b/>
+                <ns0:color ns0:val="202D33"/>
+                <ns0:sz ns0:val="19"/>
+              </ns0:rPr>
+              <ns0:t>作者</ns0:t>
+            </ns0:r>
+          </ns0:p>
+        </ns0:tc>
+        <ns0:tc>
+          <ns0:tcPr>
+            <ns0:tcW ns0:w="2452" ns0:type="dxa"/>
+            <ns0:tcBorders>
+              <ns0:top ns0:val="single" ns0:color="auto" ns0:sz="12" ns0:space="0"/>
+              <ns0:left ns0:val="single" ns0:color="auto" ns0:sz="2" ns0:space="0"/>
+              <ns0:bottom ns0:val="single" ns0:color="auto" ns0:sz="2" ns0:space="0"/>
+              <ns0:right ns0:val="single" ns0:color="auto" ns0:sz="2" ns0:space="0"/>
+            </ns0:tcBorders>
+            <ns0:shd ns0:val="clear" ns0:color="auto" ns0:fill="CCCCCC"/>
+            <ns0:noWrap ns0:val="0"/>
+            <ns0:vAlign ns0:val="center"/>
+            <ns0:shd ns0:fill="EAF2F5"/>
+            <ns0:shd ns0:fill="EAF2F5"/>
+          </ns0:tcPr>
+          <ns0:p ns2:paraId="38CAF851">
+            <ns0:pPr>
+              <ns0:pStyle ns0:val="17"/>
+              <ns0:keepNext ns0:val="0"/>
+              <ns0:keepLines/>
+              <ns0:pageBreakBefore ns0:val="0"/>
+              <ns0:widowControl/>
+              <ns0:spacing ns0:line="276" ns0:lineRule="auto" ns0:before="0" ns0:after="60"/>
+              <ns0:jc ns0:val="center"/>
+              <ns0:rPr>
+                <ns0:rFonts ns0:hint="eastAsia" ns0:hAnsi="宋体"/>
+                <ns0:sz ns0:val="21"/>
+              </ns0:rPr>
+              <ns0:wordWrap ns0:val="0"/>
+            </ns0:pPr>
+            <ns0:r>
+              <ns0:rPr>
+                <ns0:rFonts ns0:hint="eastAsia" ns0:hAnsi="Noto Sans SC" ns0:ascii="Noto Sans SC" ns0:eastAsia="Noto Sans SC"/>
+                <ns0:b/>
+                <ns0:color ns0:val="202D33"/>
+                <ns0:sz ns0:val="19"/>
+              </ns0:rPr>
+              <ns0:t>版本号</ns0:t>
+            </ns0:r>
+          </ns0:p>
+        </ns0:tc>
+        <ns0:tc>
+          <ns0:tcPr>
+            <ns0:tcW ns0:w="2452" ns0:type="dxa"/>
+            <ns0:tcBorders>
+              <ns0:top ns0:val="single" ns0:color="auto" ns0:sz="12" ns0:space="0"/>
+              <ns0:left ns0:val="single" ns0:color="auto" ns0:sz="2" ns0:space="0"/>
+              <ns0:bottom ns0:val="single" ns0:color="auto" ns0:sz="2" ns0:space="0"/>
+            </ns0:tcBorders>
+            <ns0:shd ns0:val="clear" ns0:color="auto" ns0:fill="CCCCCC"/>
+            <ns0:noWrap ns0:val="0"/>
+            <ns0:vAlign ns0:val="center"/>
+            <ns0:shd ns0:fill="EAF2F5"/>
+            <ns0:shd ns0:fill="EAF2F5"/>
+          </ns0:tcPr>
+          <ns0:p ns2:paraId="16720776">
+            <ns0:pPr>
+              <ns0:pStyle ns0:val="17"/>
+              <ns0:keepNext ns0:val="0"/>
+              <ns0:keepLines/>
+              <ns0:pageBreakBefore ns0:val="0"/>
+              <ns0:widowControl/>
+              <ns0:spacing ns0:line="276" ns0:lineRule="auto" ns0:before="0" ns0:after="60"/>
+              <ns0:jc ns0:val="center"/>
+              <ns0:rPr>
+                <ns0:rFonts ns0:hint="eastAsia" ns0:hAnsi="宋体"/>
+                <ns0:sz ns0:val="21"/>
+              </ns0:rPr>
+              <ns0:wordWrap ns0:val="0"/>
+            </ns0:pPr>
+            <ns0:r>
+              <ns0:rPr>
+                <ns0:rFonts ns0:hint="eastAsia" ns0:hAnsi="Noto Sans SC" ns0:ascii="Noto Sans SC" ns0:eastAsia="Noto Sans SC"/>
+                <ns0:b/>
+                <ns0:color ns0:val="202D33"/>
+                <ns0:sz ns0:val="19"/>
+              </ns0:rPr>
+              <ns0:t>版本记录</ns0:t>
+            </ns0:r>
+          </ns0:p>
+        </ns0:tc>
+      </ns0:tr>
+      <ns0:tr ns2:paraId="743A86CA">
+        <ns0:trPr>
+          <ns0:cantSplit/>
+          <ns0:tblHeader/>
+        </ns0:trPr>
+        <ns0:tc>
+          <ns0:tcPr>
+            <ns0:tcW ns0:w="2452" ns0:type="dxa"/>
+            <ns0:tcBorders>
+              <ns0:top ns0:val="single" ns0:color="auto" ns0:sz="2" ns0:space="0"/>
+            </ns0:tcBorders>
+            <ns0:noWrap ns0:val="0"/>
+            <ns0:vAlign ns0:val="center"/>
+          </ns0:tcPr>
+          <ns0:p>
+            <ns0:pPr>
+              <ns0:keepNext ns0:val="0"/>
+              <ns0:keepLines/>
+              <ns0:pageBreakBefore ns0:val="0"/>
+              <ns0:widowControl/>
+              <ns0:spacing ns0:line="276" ns0:lineRule="auto" ns0:before="0" ns0:after="60"/>
+              <ns0:jc ns0:val="left"/>
+              <ns0:wordWrap ns0:val="0"/>
+            </ns0:pPr>
+            <ns0:bookmarkStart ns0:id="10025" ns0:name="YH_c282ade0_25"/>
+            <ns0:r>
+              <ns0:rPr>
+                <ns0:rFonts ns0:ascii="Noto Sans SC" ns0:hAnsi="Noto Sans SC" ns0:eastAsia="Noto Sans SC"/>
+                <ns0:b ns0:val="0"/>
+                <ns0:color ns0:val="202D33"/>
+                <ns0:sz ns0:val="19"/>
+              </ns0:rPr>
+            </ns0:r>
+            <ns0:r>
+              <ns0:rPr>
+                <ns0:rFonts ns0:ascii="Noto Sans SC" ns0:hAnsi="Noto Sans SC" ns0:eastAsia="Noto Sans SC"/>
+                <ns0:b ns0:val="0"/>
+                <ns0:color ns0:val="202D33"/>
+                <ns0:sz ns0:val="19"/>
+              </ns0:rPr>
+              <ns0:t xml:space="preserve">2026-09-21</ns0:t>
+            </ns0:r>
+            <ns0:bookmarkEnd ns0:id="10025"/>
+          </ns0:p>
+        </ns0:tc>
+        <ns0:tc>
+          <ns0:tcPr>
+            <ns0:tcW ns0:w="2452" ns0:type="dxa"/>
+            <ns0:tcBorders>
+              <ns0:top ns0:val="single" ns0:color="auto" ns0:sz="2" ns0:space="0"/>
+            </ns0:tcBorders>
+            <ns0:noWrap ns0:val="0"/>
+            <ns0:vAlign ns0:val="center"/>
+          </ns0:tcPr>
+          <ns0:p>
+            <ns0:pPr>
+              <ns0:keepNext ns0:val="0"/>
+              <ns0:keepLines/>
+              <ns0:pageBreakBefore ns0:val="0"/>
+              <ns0:widowControl/>
+              <ns0:spacing ns0:line="276" ns0:lineRule="auto" ns0:before="0" ns0:after="60"/>
+              <ns0:jc ns0:val="left"/>
+              <ns0:wordWrap ns0:val="0"/>
+            </ns0:pPr>
+            <ns0:r>
+              <ns0:rPr>
+                <ns0:rFonts ns0:ascii="Noto Sans SC" ns0:hAnsi="Noto Sans SC" ns0:eastAsia="Noto Sans SC"/>
+                <ns0:b ns0:val="0"/>
+                <ns0:color ns0:val="202D33"/>
+                <ns0:sz ns0:val="19"/>
+              </ns0:rPr>
+            </ns0:r>
+            <ns0:r>
+              <ns0:rPr>
+                <ns0:rFonts ns0:ascii="Noto Sans SC" ns0:hAnsi="Noto Sans SC" ns0:eastAsia="Noto Sans SC"/>
+                <ns0:b ns0:val="0"/>
+                <ns0:color ns0:val="202D33"/>
+                <ns0:sz ns0:val="19"/>
+              </ns0:rPr>
+              <ns0:t>龚云</ns0:t>
+            </ns0:r>
+          </ns0:p>
+        </ns0:tc>
+        <ns0:tc>
+          <ns0:tcPr>
+            <ns0:tcW ns0:w="2452" ns0:type="dxa"/>
+            <ns0:tcBorders>
+              <ns0:top ns0:val="single" ns0:color="auto" ns0:sz="2" ns0:space="0"/>
+            </ns0:tcBorders>
+            <ns0:noWrap ns0:val="0"/>
+            <ns0:vAlign ns0:val="center"/>
+          </ns0:tcPr>
+          <ns0:p>
+            <ns0:pPr>
+              <ns0:keepNext ns0:val="0"/>
+              <ns0:keepLines/>
+              <ns0:pageBreakBefore ns0:val="0"/>
+              <ns0:widowControl/>
+              <ns0:spacing ns0:line="276" ns0:lineRule="auto" ns0:before="0" ns0:after="60"/>
+              <ns0:jc ns0:val="left"/>
+              <ns0:wordWrap ns0:val="0"/>
+            </ns0:pPr>
+            <ns0:r>
+              <ns0:rPr>
+                <ns0:rFonts ns0:ascii="Noto Sans SC" ns0:hAnsi="Noto Sans SC" ns0:eastAsia="Noto Sans SC"/>
+                <ns0:b ns0:val="0"/>
+                <ns0:color ns0:val="202D33"/>
+                <ns0:sz ns0:val="19"/>
+              </ns0:rPr>
+            </ns0:r>
+            <ns0:r>
+              <ns0:rPr>
+                <ns0:rFonts ns0:ascii="Noto Sans SC" ns0:hAnsi="Noto Sans SC" ns0:eastAsia="Noto Sans SC"/>
+                <ns0:b ns0:val="0"/>
+                <ns0:color ns0:val="202D33"/>
+                <ns0:sz ns0:val="19"/>
+              </ns0:rPr>
+              <ns0:t>V3.0</ns0:t>
+            </ns0:r>
+          </ns0:p>
+        </ns0:tc>
+        <ns0:tc>
+          <ns0:tcPr>
+            <ns0:tcW ns0:w="2452" ns0:type="dxa"/>
+            <ns0:tcBorders>
+              <ns0:top ns0:val="single" ns0:color="auto" ns0:sz="2" ns0:space="0"/>
+            </ns0:tcBorders>
+            <ns0:noWrap ns0:val="0"/>
+            <ns0:vAlign ns0:val="center"/>
+          </ns0:tcPr>
+          <ns0:p>
+            <ns0:pPr>
+              <ns0:keepNext ns0:val="0"/>
+              <ns0:keepLines/>
+              <ns0:pageBreakBefore ns0:val="0"/>
+              <ns0:widowControl/>
+              <ns0:spacing ns0:line="276" ns0:lineRule="auto" ns0:before="0" ns0:after="60"/>
+              <ns0:jc ns0:val="left"/>
+              <ns0:wordWrap ns0:val="0"/>
+            </ns0:pPr>
+            <ns0:r>
+              <ns0:rPr>
+                <ns0:rFonts ns0:ascii="Noto Sans SC" ns0:hAnsi="Noto Sans SC" ns0:eastAsia="Noto Sans SC"/>
+                <ns0:b ns0:val="0"/>
+                <ns0:color ns0:val="202D33"/>
+                <ns0:sz ns0:val="19"/>
+              </ns0:rPr>
+            </ns0:r>
+            <ns0:r>
+              <ns0:rPr>
+                <ns0:rFonts ns0:ascii="Noto Sans SC" ns0:hAnsi="Noto Sans SC" ns0:eastAsia="Noto Sans SC"/>
+                <ns0:b ns0:val="0"/>
+                <ns0:color ns0:val="202D33"/>
+                <ns0:sz ns0:val="19"/>
+              </ns0:rPr>
+              <ns0:t>初版</ns0:t>
+            </ns0:r>
+          </ns0:p>
+        </ns0:tc>
+      </ns0:tr>
+      <ns0:tr ns2:paraId="2005E24F">
+        <ns0:trPr>
+          <ns0:cantSplit/>
+          <ns0:tblHeader/>
+        </ns0:trPr>
+        <ns0:tc>
+          <ns0:tcPr>
+            <ns0:tcW ns0:w="2452" ns0:type="dxa"/>
+            <ns0:shd ns0:val="clear" ns0:color="auto" ns0:fill="auto"/>
+            <ns0:noWrap ns0:val="0"/>
+            <ns0:vAlign ns0:val="center"/>
+          </ns0:tcPr>
+          <ns0:p ns2:paraId="70ECA7FA">
+            <ns0:pPr>
+              <ns0:pStyle ns0:val="18"/>
+              <ns0:keepNext ns0:val="0"/>
+              <ns0:keepLines/>
+              <ns0:pageBreakBefore ns0:val="0"/>
+              <ns0:widowControl/>
+              <ns0:spacing ns0:line="276" ns0:lineRule="auto" ns0:before="0" ns0:after="60"/>
+              <ns0:jc ns0:val="left"/>
+              <ns0:rPr>
+                <ns0:rFonts ns0:hint="default" ns0:ascii="宋体" ns0:hAnsi="宋体" ns0:eastAsia="宋体" ns0:cstheme="minorBidi"/>
+                <ns0:kern ns0:val="0"/>
+                <ns0:sz ns0:val="16"/>
+                <ns0:szCs ns0:val="22"/>
+                <ns0:lang ns0:val="en-US" ns0:eastAsia="zh-CN"/>
+              </ns0:rPr>
+              <ns0:wordWrap ns0:val="0"/>
+            </ns0:pPr>
+          </ns0:p>
+        </ns0:tc>
+        <ns0:tc>
+          <ns0:tcPr>
+            <ns0:tcW ns0:w="2452" ns0:type="dxa"/>
+            <ns0:shd ns0:val="clear" ns0:color="auto" ns0:fill="auto"/>
+            <ns0:noWrap ns0:val="0"/>
+            <ns0:vAlign ns0:val="center"/>
+          </ns0:tcPr>
+          <ns0:p ns2:paraId="36A1C0A0">
+            <ns0:pPr>
+              <ns0:pStyle ns0:val="18"/>
+              <ns0:keepNext ns0:val="0"/>
+              <ns0:keepLines/>
+              <ns0:pageBreakBefore ns0:val="0"/>
+              <ns0:widowControl/>
+              <ns0:spacing ns0:line="276" ns0:lineRule="auto" ns0:before="0" ns0:after="60"/>
+              <ns0:jc ns0:val="left"/>
+              <ns0:rPr>
+                <ns0:rFonts ns0:hint="eastAsia" ns0:ascii="宋体" ns0:hAnsi="宋体" ns0:eastAsia="宋体" ns0:cstheme="minorBidi"/>
+                <ns0:kern ns0:val="0"/>
+                <ns0:sz ns0:val="16"/>
+                <ns0:szCs ns0:val="22"/>
+                <ns0:lang ns0:val="en-US" ns0:eastAsia="zh-CN"/>
+              </ns0:rPr>
+              <ns0:wordWrap ns0:val="0"/>
+            </ns0:pPr>
+          </ns0:p>
+        </ns0:tc>
+        <ns0:tc>
+          <ns0:tcPr>
+            <ns0:tcW ns0:w="2452" ns0:type="dxa"/>
+            <ns0:shd ns0:val="clear" ns0:color="auto" ns0:fill="auto"/>
+            <ns0:noWrap ns0:val="0"/>
+            <ns0:vAlign ns0:val="center"/>
+          </ns0:tcPr>
+          <ns0:p ns2:paraId="1D8485AB">
+            <ns0:pPr>
+              <ns0:pStyle ns0:val="18"/>
+              <ns0:keepNext ns0:val="0"/>
+              <ns0:keepLines/>
+              <ns0:pageBreakBefore ns0:val="0"/>
+              <ns0:widowControl/>
+              <ns0:spacing ns0:line="276" ns0:lineRule="auto" ns0:before="0" ns0:after="60"/>
+              <ns0:jc ns0:val="left"/>
+              <ns0:rPr>
+                <ns0:rFonts ns0:hint="default" ns0:ascii="宋体" ns0:hAnsi="宋体" ns0:eastAsia="宋体" ns0:cstheme="minorBidi"/>
+                <ns0:kern ns0:val="0"/>
+                <ns0:sz ns0:val="16"/>
+                <ns0:szCs ns0:val="22"/>
+                <ns0:lang ns0:val="en-US" ns0:eastAsia="zh-CN"/>
+              </ns0:rPr>
+              <ns0:wordWrap ns0:val="0"/>
+            </ns0:pPr>
+          </ns0:p>
+        </ns0:tc>
+        <ns0:tc>
+          <ns0:tcPr>
+            <ns0:tcW ns0:w="2452" ns0:type="dxa"/>
+            <ns0:shd ns0:val="clear" ns0:color="auto" ns0:fill="auto"/>
+            <ns0:noWrap ns0:val="0"/>
+            <ns0:vAlign ns0:val="center"/>
+          </ns0:tcPr>
+          <ns0:p ns2:paraId="7D01996A">
+            <ns0:pPr>
+              <ns0:pStyle ns0:val="18"/>
+              <ns0:keepNext ns0:val="0"/>
+              <ns0:keepLines/>
+              <ns0:pageBreakBefore ns0:val="0"/>
+              <ns0:widowControl/>
+              <ns0:spacing ns0:line="276" ns0:lineRule="auto" ns0:before="0" ns0:after="60"/>
+              <ns0:jc ns0:val="left"/>
+              <ns0:rPr>
+                <ns0:rFonts ns0:hint="default" ns0:ascii="宋体" ns0:hAnsi="宋体" ns0:eastAsia="宋体" ns0:cstheme="minorBidi"/>
+                <ns0:kern ns0:val="0"/>
+                <ns0:sz ns0:val="16"/>
+                <ns0:szCs ns0:val="22"/>
+                <ns0:lang ns0:val="en-US" ns0:eastAsia="zh-CN"/>
+              </ns0:rPr>
+              <ns0:wordWrap ns0:val="0"/>
+            </ns0:pPr>
+          </ns0:p>
+        </ns0:tc>
+      </ns0:tr>
+      <ns0:tr ns2:paraId="3A5D17AC">
+        <ns0:trPr>
+          <ns0:cantSplit/>
+          <ns0:tblHeader/>
+        </ns0:trPr>
+        <ns0:tc>
+          <ns0:tcPr>
+            <ns0:tcW ns0:w="2452" ns0:type="dxa"/>
+            <ns0:noWrap ns0:val="0"/>
+            <ns0:vAlign ns0:val="center"/>
+          </ns0:tcPr>
+          <ns0:p ns2:paraId="2212FCF9">
+            <ns0:pPr>
+              <ns0:pStyle ns0:val="18"/>
+              <ns0:keepNext ns0:val="0"/>
+              <ns0:keepLines/>
+              <ns0:pageBreakBefore ns0:val="0"/>
+              <ns0:widowControl/>
+              <ns0:spacing ns0:line="276" ns0:lineRule="auto" ns0:before="0" ns0:after="60"/>
+              <ns0:jc ns0:val="left"/>
+              <ns0:rPr>
+                <ns0:rFonts ns0:hAnsi="宋体"/>
+              </ns0:rPr>
+              <ns0:wordWrap ns0:val="0"/>
+            </ns0:pPr>
+          </ns0:p>
+        </ns0:tc>
+        <ns0:tc>
+          <ns0:tcPr>
+            <ns0:tcW ns0:w="2452" ns0:type="dxa"/>
+            <ns0:noWrap ns0:val="0"/>
+            <ns0:vAlign ns0:val="center"/>
+          </ns0:tcPr>
+          <ns0:p ns2:paraId="640C4DAF">
+            <ns0:pPr>
+              <ns0:pStyle ns0:val="18"/>
+              <ns0:keepNext ns0:val="0"/>
+              <ns0:keepLines/>
+              <ns0:pageBreakBefore ns0:val="0"/>
+              <ns0:widowControl/>
+              <ns0:spacing ns0:line="276" ns0:lineRule="auto" ns0:before="0" ns0:after="60"/>
+              <ns0:jc ns0:val="left"/>
+              <ns0:rPr>
+                <ns0:rFonts ns0:hAnsi="宋体"/>
+              </ns0:rPr>
+              <ns0:wordWrap ns0:val="0"/>
+            </ns0:pPr>
+          </ns0:p>
+        </ns0:tc>
+        <ns0:tc>
+          <ns0:tcPr>
+            <ns0:tcW ns0:w="2452" ns0:type="dxa"/>
+            <ns0:noWrap ns0:val="0"/>
+            <ns0:vAlign ns0:val="center"/>
+          </ns0:tcPr>
+          <ns0:p ns2:paraId="13B9F1D6">
+            <ns0:pPr>
+              <ns0:pStyle ns0:val="18"/>
+              <ns0:keepNext ns0:val="0"/>
+              <ns0:keepLines/>
+              <ns0:pageBreakBefore ns0:val="0"/>
+              <ns0:widowControl/>
+              <ns0:spacing ns0:line="276" ns0:lineRule="auto" ns0:before="0" ns0:after="60"/>
+              <ns0:jc ns0:val="left"/>
+              <ns0:rPr>
+                <ns0:rFonts ns0:hAnsi="宋体"/>
+              </ns0:rPr>
+              <ns0:wordWrap ns0:val="0"/>
+            </ns0:pPr>
+          </ns0:p>
+        </ns0:tc>
+        <ns0:tc>
+          <ns0:tcPr>
+            <ns0:tcW ns0:w="2452" ns0:type="dxa"/>
+            <ns0:noWrap ns0:val="0"/>
+            <ns0:vAlign ns0:val="center"/>
+          </ns0:tcPr>
+          <ns0:p ns2:paraId="47D65283">
+            <ns0:pPr>
+              <ns0:pStyle ns0:val="18"/>
+              <ns0:keepNext ns0:val="0"/>
+              <ns0:keepLines/>
+              <ns0:pageBreakBefore ns0:val="0"/>
+              <ns0:widowControl/>
+              <ns0:spacing ns0:line="276" ns0:lineRule="auto" ns0:before="0" ns0:after="60"/>
+              <ns0:jc ns0:val="left"/>
+              <ns0:rPr>
+                <ns0:rFonts ns0:hAnsi="宋体"/>
+              </ns0:rPr>
+              <ns0:wordWrap ns0:val="0"/>
+            </ns0:pPr>
+          </ns0:p>
+        </ns0:tc>
+      </ns0:tr>
+      <ns0:tr ns2:paraId="201518EC">
+        <ns0:trPr>
+          <ns0:cantSplit/>
+          <ns0:tblHeader/>
+        </ns0:trPr>
+        <ns0:tc>
+          <ns0:tcPr>
+            <ns0:tcW ns0:w="2452" ns0:type="dxa"/>
+            <ns0:noWrap ns0:val="0"/>
+            <ns0:vAlign ns0:val="center"/>
+          </ns0:tcPr>
+          <ns0:p ns2:paraId="318F629B">
+            <ns0:pPr>
+              <ns0:pStyle ns0:val="18"/>
+              <ns0:keepNext ns0:val="0"/>
+              <ns0:keepLines/>
+              <ns0:pageBreakBefore ns0:val="0"/>
+              <ns0:widowControl/>
+              <ns0:spacing ns0:line="276" ns0:lineRule="auto" ns0:before="0" ns0:after="60"/>
+              <ns0:jc ns0:val="left"/>
+              <ns0:rPr>
+                <ns0:rFonts ns0:hAnsi="宋体"/>
+              </ns0:rPr>
+              <ns0:wordWrap ns0:val="0"/>
+            </ns0:pPr>
+          </ns0:p>
+        </ns0:tc>
+        <ns0:tc>
+          <ns0:tcPr>
+            <ns0:tcW ns0:w="2452" ns0:type="dxa"/>
+            <ns0:noWrap ns0:val="0"/>
+            <ns0:vAlign ns0:val="center"/>
+          </ns0:tcPr>
+          <ns0:p ns2:paraId="320D3FDB">
+            <ns0:pPr>
+              <ns0:pStyle ns0:val="18"/>
+              <ns0:keepNext ns0:val="0"/>
+              <ns0:keepLines/>
+              <ns0:pageBreakBefore ns0:val="0"/>
+              <ns0:widowControl/>
+              <ns0:spacing ns0:line="276" ns0:lineRule="auto" ns0:before="0" ns0:after="60"/>
+              <ns0:jc ns0:val="left"/>
+              <ns0:rPr>
+                <ns0:rFonts ns0:hAnsi="宋体"/>
+              </ns0:rPr>
+              <ns0:wordWrap ns0:val="0"/>
+            </ns0:pPr>
+          </ns0:p>
+        </ns0:tc>
+        <ns0:tc>
+          <ns0:tcPr>
+            <ns0:tcW ns0:w="2452" ns0:type="dxa"/>
+            <ns0:noWrap ns0:val="0"/>
+            <ns0:vAlign ns0:val="center"/>
+          </ns0:tcPr>
+          <ns0:p ns2:paraId="1C2F60C9">
+            <ns0:pPr>
+              <ns0:pStyle ns0:val="18"/>
+              <ns0:keepNext ns0:val="0"/>
+              <ns0:keepLines/>
+              <ns0:pageBreakBefore ns0:val="0"/>
+              <ns0:widowControl/>
+              <ns0:spacing ns0:line="276" ns0:lineRule="auto" ns0:before="0" ns0:after="60"/>
+              <ns0:jc ns0:val="left"/>
+              <ns0:rPr>
+                <ns0:rFonts ns0:hAnsi="宋体"/>
+              </ns0:rPr>
+              <ns0:wordWrap ns0:val="0"/>
+            </ns0:pPr>
+          </ns0:p>
+        </ns0:tc>
+        <ns0:tc>
+          <ns0:tcPr>
+            <ns0:tcW ns0:w="2452" ns0:type="dxa"/>
+            <ns0:noWrap ns0:val="0"/>
+            <ns0:vAlign ns0:val="center"/>
+          </ns0:tcPr>
+          <ns0:p ns2:paraId="5A8BD8C2">
+            <ns0:pPr>
+              <ns0:pStyle ns0:val="18"/>
+              <ns0:keepNext ns0:val="0"/>
+              <ns0:keepLines/>
+              <ns0:pageBreakBefore ns0:val="0"/>
+              <ns0:widowControl/>
+              <ns0:spacing ns0:line="276" ns0:lineRule="auto" ns0:before="0" ns0:after="60"/>
+              <ns0:jc ns0:val="left"/>
+              <ns0:rPr>
+                <ns0:rFonts ns0:hAnsi="宋体"/>
+              </ns0:rPr>
+              <ns0:wordWrap ns0:val="0"/>
+            </ns0:pPr>
+          </ns0:p>
+        </ns0:tc>
+      </ns0:tr>
+      <ns0:tr ns2:paraId="22ADF9FE">
+        <ns0:trPr>
+          <ns0:cantSplit/>
+          <ns0:tblHeader/>
+        </ns0:trPr>
+        <ns0:tc>
+          <ns0:tcPr>
+            <ns0:tcW ns0:w="2452" ns0:type="dxa"/>
+            <ns0:noWrap ns0:val="0"/>
+            <ns0:vAlign ns0:val="center"/>
+          </ns0:tcPr>
+          <ns0:p ns2:paraId="01DC88BB">
+            <ns0:pPr>
+              <ns0:pStyle ns0:val="18"/>
+              <ns0:keepNext ns0:val="0"/>
+              <ns0:keepLines/>
+              <ns0:pageBreakBefore ns0:val="0"/>
+              <ns0:widowControl/>
+              <ns0:spacing ns0:line="276" ns0:lineRule="auto" ns0:before="0" ns0:after="60"/>
+              <ns0:jc ns0:val="left"/>
+              <ns0:rPr>
+                <ns0:rFonts ns0:hAnsi="宋体"/>
+              </ns0:rPr>
+              <ns0:wordWrap ns0:val="0"/>
+            </ns0:pPr>
+          </ns0:p>
+        </ns0:tc>
+        <ns0:tc>
+          <ns0:tcPr>
+            <ns0:tcW ns0:w="2452" ns0:type="dxa"/>
+            <ns0:noWrap ns0:val="0"/>
+            <ns0:vAlign ns0:val="center"/>
+          </ns0:tcPr>
+          <ns0:p ns2:paraId="43B8E507">
+            <ns0:pPr>
+              <ns0:pStyle ns0:val="18"/>
+              <ns0:keepNext ns0:val="0"/>
+              <ns0:keepLines/>
+              <ns0:pageBreakBefore ns0:val="0"/>
+              <ns0:widowControl/>
+              <ns0:spacing ns0:line="276" ns0:lineRule="auto" ns0:before="0" ns0:after="60"/>
+              <ns0:jc ns0:val="left"/>
+              <ns0:rPr>
+                <ns0:rFonts ns0:hAnsi="宋体"/>
+              </ns0:rPr>
+              <ns0:wordWrap ns0:val="0"/>
+            </ns0:pPr>
+          </ns0:p>
+        </ns0:tc>
+        <ns0:tc>
+          <ns0:tcPr>
+            <ns0:tcW ns0:w="2452" ns0:type="dxa"/>
+            <ns0:noWrap ns0:val="0"/>
+            <ns0:vAlign ns0:val="center"/>
+          </ns0:tcPr>
+          <ns0:p ns2:paraId="3DCCDA11">
+            <ns0:pPr>
+              <ns0:pStyle ns0:val="18"/>
+              <ns0:keepNext ns0:val="0"/>
+              <ns0:keepLines/>
+              <ns0:pageBreakBefore ns0:val="0"/>
+              <ns0:widowControl/>
+              <ns0:spacing ns0:line="276" ns0:lineRule="auto" ns0:before="0" ns0:after="60"/>
+              <ns0:jc ns0:val="left"/>
+              <ns0:rPr>
+                <ns0:rFonts ns0:hAnsi="宋体"/>
+              </ns0:rPr>
+              <ns0:wordWrap ns0:val="0"/>
+            </ns0:pPr>
+          </ns0:p>
+        </ns0:tc>
+        <ns0:tc>
+          <ns0:tcPr>
+            <ns0:tcW ns0:w="2452" ns0:type="dxa"/>
+            <ns0:noWrap ns0:val="0"/>
+            <ns0:vAlign ns0:val="center"/>
+          </ns0:tcPr>
+          <ns0:p ns2:paraId="60ED05B9">
+            <ns0:pPr>
+              <ns0:pStyle ns0:val="18"/>
+              <ns0:keepNext ns0:val="0"/>
+              <ns0:keepLines/>
+              <ns0:pageBreakBefore ns0:val="0"/>
+              <ns0:widowControl/>
+              <ns0:spacing ns0:line="276" ns0:lineRule="auto" ns0:before="0" ns0:after="60"/>
+              <ns0:jc ns0:val="left"/>
+              <ns0:rPr>
+                <ns0:rFonts ns0:hAnsi="宋体"/>
+              </ns0:rPr>
+              <ns0:wordWrap ns0:val="0"/>
+            </ns0:pPr>
+          </ns0:p>
+        </ns0:tc>
+      </ns0:tr>
+      <ns0:tr ns2:paraId="61800C29">
+        <ns0:trPr>
+          <ns0:cantSplit/>
+          <ns0:tblHeader/>
+        </ns0:trPr>
+        <ns0:tc>
+          <ns0:tcPr>
+            <ns0:tcW ns0:w="2452" ns0:type="dxa"/>
+            <ns0:noWrap ns0:val="0"/>
+            <ns0:vAlign ns0:val="center"/>
+          </ns0:tcPr>
+          <ns0:p ns2:paraId="3FD6324B">
+            <ns0:pPr>
+              <ns0:pStyle ns0:val="18"/>
+              <ns0:keepNext ns0:val="0"/>
+              <ns0:keepLines/>
+              <ns0:pageBreakBefore ns0:val="0"/>
+              <ns0:widowControl/>
+              <ns0:spacing ns0:line="276" ns0:lineRule="auto" ns0:before="0" ns0:after="60"/>
+              <ns0:jc ns0:val="left"/>
+              <ns0:rPr>
+                <ns0:rFonts ns0:hAnsi="宋体"/>
+              </ns0:rPr>
+              <ns0:wordWrap ns0:val="0"/>
+            </ns0:pPr>
+          </ns0:p>
+        </ns0:tc>
+        <ns0:tc>
+          <ns0:tcPr>
+            <ns0:tcW ns0:w="2452" ns0:type="dxa"/>
+            <ns0:noWrap ns0:val="0"/>
+            <ns0:vAlign ns0:val="center"/>
+          </ns0:tcPr>
+          <ns0:p ns2:paraId="0EC9459C">
+            <ns0:pPr>
+              <ns0:pStyle ns0:val="18"/>
+              <ns0:keepNext ns0:val="0"/>
+              <ns0:keepLines/>
+              <ns0:pageBreakBefore ns0:val="0"/>
+              <ns0:widowControl/>
+              <ns0:spacing ns0:line="276" ns0:lineRule="auto" ns0:before="0" ns0:after="60"/>
+              <ns0:jc ns0:val="left"/>
+              <ns0:rPr>
+                <ns0:rFonts ns0:hAnsi="宋体"/>
+              </ns0:rPr>
+              <ns0:wordWrap ns0:val="0"/>
+            </ns0:pPr>
+          </ns0:p>
+        </ns0:tc>
+        <ns0:tc>
+          <ns0:tcPr>
+            <ns0:tcW ns0:w="2452" ns0:type="dxa"/>
+            <ns0:noWrap ns0:val="0"/>
+            <ns0:vAlign ns0:val="center"/>
+          </ns0:tcPr>
+          <ns0:p ns2:paraId="4C4AB1B4">
+            <ns0:pPr>
+              <ns0:pStyle ns0:val="18"/>
+              <ns0:keepNext ns0:val="0"/>
+              <ns0:keepLines/>
+              <ns0:pageBreakBefore ns0:val="0"/>
+              <ns0:widowControl/>
+              <ns0:spacing ns0:line="276" ns0:lineRule="auto" ns0:before="0" ns0:after="60"/>
+              <ns0:jc ns0:val="left"/>
+              <ns0:rPr>
+                <ns0:rFonts ns0:hAnsi="宋体"/>
+              </ns0:rPr>
+              <ns0:wordWrap ns0:val="0"/>
+            </ns0:pPr>
+          </ns0:p>
+        </ns0:tc>
+        <ns0:tc>
+          <ns0:tcPr>
+            <ns0:tcW ns0:w="2452" ns0:type="dxa"/>
+            <ns0:noWrap ns0:val="0"/>
+            <ns0:vAlign ns0:val="center"/>
+          </ns0:tcPr>
+          <ns0:p ns2:paraId="7AAD76F2">
+            <ns0:pPr>
+              <ns0:pStyle ns0:val="18"/>
+              <ns0:keepNext ns0:val="0"/>
+              <ns0:keepLines/>
+              <ns0:pageBreakBefore ns0:val="0"/>
+              <ns0:widowControl/>
+              <ns0:spacing ns0:line="276" ns0:lineRule="auto" ns0:before="0" ns0:after="60"/>
+              <ns0:jc ns0:val="left"/>
+              <ns0:rPr>
+                <ns0:rFonts ns0:hAnsi="宋体"/>
+              </ns0:rPr>
+              <ns0:wordWrap ns0:val="0"/>
+            </ns0:pPr>
+          </ns0:p>
+        </ns0:tc>
+      </ns0:tr>
+      <ns0:tr ns2:paraId="7CA34497">
+        <ns0:trPr>
+          <ns0:cantSplit/>
+          <ns0:tblHeader/>
+        </ns0:trPr>
+        <ns0:tc>
+          <ns0:tcPr>
+            <ns0:tcW ns0:w="2452" ns0:type="dxa"/>
+            <ns0:noWrap ns0:val="0"/>
+            <ns0:vAlign ns0:val="center"/>
+          </ns0:tcPr>
+          <ns0:p ns2:paraId="228427E0">
+            <ns0:pPr>
+              <ns0:pStyle ns0:val="18"/>
+              <ns0:keepNext ns0:val="0"/>
+              <ns0:keepLines/>
+              <ns0:pageBreakBefore ns0:val="0"/>
+              <ns0:widowControl/>
+              <ns0:spacing ns0:line="276" ns0:lineRule="auto" ns0:before="0" ns0:after="60"/>
+              <ns0:jc ns0:val="left"/>
+              <ns0:rPr>
+                <ns0:rFonts ns0:hAnsi="宋体"/>
+              </ns0:rPr>
+              <ns0:wordWrap ns0:val="0"/>
+            </ns0:pPr>
+          </ns0:p>
+        </ns0:tc>
+        <ns0:tc>
+          <ns0:tcPr>
+            <ns0:tcW ns0:w="2452" ns0:type="dxa"/>
+            <ns0:noWrap ns0:val="0"/>
+            <ns0:vAlign ns0:val="center"/>
+          </ns0:tcPr>
+          <ns0:p ns2:paraId="6B8DF032">
+            <ns0:pPr>
+              <ns0:pStyle ns0:val="18"/>
+              <ns0:keepNext ns0:val="0"/>
+              <ns0:keepLines/>
+              <ns0:pageBreakBefore ns0:val="0"/>
+              <ns0:widowControl/>
+              <ns0:spacing ns0:line="276" ns0:lineRule="auto" ns0:before="0" ns0:after="60"/>
+              <ns0:jc ns0:val="left"/>
+              <ns0:rPr>
+                <ns0:rFonts ns0:hAnsi="宋体"/>
+              </ns0:rPr>
+              <ns0:wordWrap ns0:val="0"/>
+            </ns0:pPr>
+          </ns0:p>
+        </ns0:tc>
+        <ns0:tc>
+          <ns0:tcPr>
+            <ns0:tcW ns0:w="2452" ns0:type="dxa"/>
+            <ns0:noWrap ns0:val="0"/>
+            <ns0:vAlign ns0:val="center"/>
+          </ns0:tcPr>
+          <ns0:p ns2:paraId="68746AAC">
+            <ns0:pPr>
+              <ns0:pStyle ns0:val="18"/>
+              <ns0:keepNext ns0:val="0"/>
+              <ns0:keepLines/>
+              <ns0:pageBreakBefore ns0:val="0"/>
+              <ns0:widowControl/>
+              <ns0:spacing ns0:line="276" ns0:lineRule="auto" ns0:before="0" ns0:after="60"/>
+              <ns0:jc ns0:val="left"/>
+              <ns0:rPr>
+                <ns0:rFonts ns0:hAnsi="宋体"/>
+              </ns0:rPr>
+              <ns0:wordWrap ns0:val="0"/>
+            </ns0:pPr>
+          </ns0:p>
+        </ns0:tc>
+        <ns0:tc>
+          <ns0:tcPr>
+            <ns0:tcW ns0:w="2452" ns0:type="dxa"/>
+            <ns0:noWrap ns0:val="0"/>
+            <ns0:vAlign ns0:val="center"/>
+          </ns0:tcPr>
+          <ns0:p ns2:paraId="72A3BF59">
+            <ns0:pPr>
+              <ns0:pStyle ns0:val="18"/>
+              <ns0:keepNext ns0:val="0"/>
+              <ns0:keepLines/>
+              <ns0:pageBreakBefore ns0:val="0"/>
+              <ns0:widowControl/>
+              <ns0:spacing ns0:line="276" ns0:lineRule="auto" ns0:before="0" ns0:after="60"/>
+              <ns0:jc ns0:val="left"/>
+              <ns0:rPr>
+                <ns0:rFonts ns0:hAnsi="宋体"/>
+              </ns0:rPr>
+              <ns0:wordWrap ns0:val="0"/>
+            </ns0:pPr>
+          </ns0:p>
+        </ns0:tc>
+      </ns0:tr>
+      <ns0:tr ns2:paraId="1EEDE0F5">
+        <ns0:trPr>
+          <ns0:cantSplit/>
+          <ns0:tblHeader/>
+        </ns0:trPr>
+        <ns0:tc>
+          <ns0:tcPr>
+            <ns0:tcW ns0:w="2452" ns0:type="dxa"/>
+            <ns0:noWrap ns0:val="0"/>
+            <ns0:vAlign ns0:val="center"/>
+          </ns0:tcPr>
+          <ns0:p ns2:paraId="342DE313">
+            <ns0:pPr>
+              <ns0:pStyle ns0:val="18"/>
+              <ns0:keepNext ns0:val="0"/>
+              <ns0:keepLines/>
+              <ns0:pageBreakBefore ns0:val="0"/>
+              <ns0:widowControl/>
+              <ns0:spacing ns0:line="276" ns0:lineRule="auto" ns0:before="0" ns0:after="60"/>
+              <ns0:jc ns0:val="left"/>
+              <ns0:rPr>
+                <ns0:rFonts ns0:hAnsi="宋体"/>
+              </ns0:rPr>
+              <ns0:wordWrap ns0:val="0"/>
+            </ns0:pPr>
+          </ns0:p>
+        </ns0:tc>
+        <ns0:tc>
+          <ns0:tcPr>
+            <ns0:tcW ns0:w="2452" ns0:type="dxa"/>
+            <ns0:noWrap ns0:val="0"/>
+            <ns0:vAlign ns0:val="center"/>
+          </ns0:tcPr>
+          <ns0:p ns2:paraId="3FDAA6E2">
+            <ns0:pPr>
+              <ns0:pStyle ns0:val="18"/>
+              <ns0:keepNext ns0:val="0"/>
+              <ns0:keepLines/>
+              <ns0:pageBreakBefore ns0:val="0"/>
+              <ns0:widowControl/>
+              <ns0:spacing ns0:line="276" ns0:lineRule="auto" ns0:before="0" ns0:after="60"/>
+              <ns0:jc ns0:val="left"/>
+              <ns0:rPr>
+                <ns0:rFonts ns0:hAnsi="宋体"/>
+              </ns0:rPr>
+              <ns0:wordWrap ns0:val="0"/>
+            </ns0:pPr>
+          </ns0:p>
+        </ns0:tc>
+        <ns0:tc>
+          <ns0:tcPr>
+            <ns0:tcW ns0:w="2452" ns0:type="dxa"/>
+            <ns0:noWrap ns0:val="0"/>
+            <ns0:vAlign ns0:val="center"/>
+          </ns0:tcPr>
+          <ns0:p ns2:paraId="3F5539F9">
+            <ns0:pPr>
+              <ns0:pStyle ns0:val="18"/>
+              <ns0:keepNext ns0:val="0"/>
+              <ns0:keepLines/>
+              <ns0:pageBreakBefore ns0:val="0"/>
+              <ns0:widowControl/>
+              <ns0:spacing ns0:line="276" ns0:lineRule="auto" ns0:before="0" ns0:after="60"/>
+              <ns0:jc ns0:val="left"/>
+              <ns0:rPr>
+                <ns0:rFonts ns0:hAnsi="宋体"/>
+              </ns0:rPr>
+              <ns0:wordWrap ns0:val="0"/>
+            </ns0:pPr>
+          </ns0:p>
+        </ns0:tc>
+        <ns0:tc>
+          <ns0:tcPr>
+            <ns0:tcW ns0:w="2452" ns0:type="dxa"/>
+            <ns0:noWrap ns0:val="0"/>
+            <ns0:vAlign ns0:val="center"/>
+          </ns0:tcPr>
+          <ns0:p ns2:paraId="3D34456B">
+            <ns0:pPr>
+              <ns0:pStyle ns0:val="18"/>
+              <ns0:keepNext ns0:val="0"/>
+              <ns0:keepLines/>
+              <ns0:pageBreakBefore ns0:val="0"/>
+              <ns0:widowControl/>
+              <ns0:spacing ns0:line="276" ns0:lineRule="auto" ns0:before="0" ns0:after="60"/>
+              <ns0:jc ns0:val="left"/>
+              <ns0:rPr>
+                <ns0:rFonts ns0:hAnsi="宋体"/>
+              </ns0:rPr>
+              <ns0:wordWrap ns0:val="0"/>
+            </ns0:pPr>
+          </ns0:p>
+        </ns0:tc>
+      </ns0:tr>
+      <ns0:tr ns2:paraId="64559AE2">
+        <ns0:trPr>
+          <ns0:cantSplit/>
+          <ns0:tblHeader/>
+        </ns0:trPr>
+        <ns0:tc>
+          <ns0:tcPr>
+            <ns0:tcW ns0:w="2452" ns0:type="dxa"/>
+            <ns0:noWrap ns0:val="0"/>
+            <ns0:vAlign ns0:val="center"/>
+          </ns0:tcPr>
+          <ns0:p ns2:paraId="1F8720D8">
+            <ns0:pPr>
+              <ns0:pStyle ns0:val="18"/>
+              <ns0:keepNext ns0:val="0"/>
+              <ns0:keepLines/>
+              <ns0:pageBreakBefore ns0:val="0"/>
+              <ns0:widowControl/>
+              <ns0:spacing ns0:line="276" ns0:lineRule="auto" ns0:before="0" ns0:after="60"/>
+              <ns0:jc ns0:val="left"/>
+              <ns0:rPr>
+                <ns0:rFonts ns0:hAnsi="宋体"/>
+              </ns0:rPr>
+              <ns0:wordWrap ns0:val="0"/>
+            </ns0:pPr>
+          </ns0:p>
+        </ns0:tc>
+        <ns0:tc>
+          <ns0:tcPr>
+            <ns0:tcW ns0:w="2452" ns0:type="dxa"/>
+            <ns0:noWrap ns0:val="0"/>
+            <ns0:vAlign ns0:val="center"/>
+          </ns0:tcPr>
+          <ns0:p ns2:paraId="345A15E2">
+            <ns0:pPr>
+              <ns0:pStyle ns0:val="18"/>
+              <ns0:keepNext ns0:val="0"/>
+              <ns0:keepLines/>
+              <ns0:pageBreakBefore ns0:val="0"/>
+              <ns0:widowControl/>
+              <ns0:spacing ns0:line="276" ns0:lineRule="auto" ns0:before="0" ns0:after="60"/>
+              <ns0:jc ns0:val="left"/>
+              <ns0:rPr>
+                <ns0:rFonts ns0:hAnsi="宋体"/>
+              </ns0:rPr>
+              <ns0:wordWrap ns0:val="0"/>
+            </ns0:pPr>
+          </ns0:p>
+        </ns0:tc>
+        <ns0:tc>
+          <ns0:tcPr>
+            <ns0:tcW ns0:w="2452" ns0:type="dxa"/>
+            <ns0:noWrap ns0:val="0"/>
+            <ns0:vAlign ns0:val="center"/>
+          </ns0:tcPr>
+          <ns0:p ns2:paraId="3C17F69F">
+            <ns0:pPr>
+              <ns0:pStyle ns0:val="18"/>
+              <ns0:keepNext ns0:val="0"/>
+              <ns0:keepLines/>
+              <ns0:pageBreakBefore ns0:val="0"/>
+              <ns0:widowControl/>
+              <ns0:spacing ns0:line="276" ns0:lineRule="auto" ns0:before="0" ns0:after="60"/>
+              <ns0:jc ns0:val="left"/>
+              <ns0:rPr>
+                <ns0:rFonts ns0:hAnsi="宋体"/>
+              </ns0:rPr>
+              <ns0:wordWrap ns0:val="0"/>
+            </ns0:pPr>
+          </ns0:p>
+        </ns0:tc>
+        <ns0:tc>
+          <ns0:tcPr>
+            <ns0:tcW ns0:w="2452" ns0:type="dxa"/>
+            <ns0:noWrap ns0:val="0"/>
+            <ns0:vAlign ns0:val="center"/>
+          </ns0:tcPr>
+          <ns0:p ns2:paraId="0A5FD95F">
+            <ns0:pPr>
+              <ns0:pStyle ns0:val="18"/>
+              <ns0:keepNext ns0:val="0"/>
+              <ns0:keepLines/>
+              <ns0:pageBreakBefore ns0:val="0"/>
+              <ns0:widowControl/>
+              <ns0:spacing ns0:line="276" ns0:lineRule="auto" ns0:before="0" ns0:after="60"/>
+              <ns0:jc ns0:val="left"/>
+              <ns0:rPr>
+                <ns0:rFonts ns0:hAnsi="宋体"/>
+              </ns0:rPr>
+              <ns0:wordWrap ns0:val="0"/>
+            </ns0:pPr>
+          </ns0:p>
+        </ns0:tc>
+      </ns0:tr>
+    </ns0:tbl>
+    <ns0:p ns2:paraId="231C34DB">
+      <ns0:pPr>
+        <ns0:keepNext/>
+        <ns0:keepLines/>
+        <ns0:pageBreakBefore ns0:val="0"/>
+        <ns0:widowControl/>
+        <ns0:spacing ns0:before="0" ns0:after="140" ns0:line="331" ns0:lineRule="auto"/>
+        <ns0:ind ns0:firstLine="420"/>
+        <ns0:jc ns0:val="left"/>
+        <ns0:rPr>
+          <ns0:rFonts ns0:hint="eastAsia" ns0:ascii="宋体" ns0:hAnsi="宋体"/>
+          <ns0:b/>
+        </ns0:rPr>
+        <ns0:wordWrap ns0:val="0"/>
+      </ns0:pPr>
+      <ns0:r>
+        <ns0:rPr>
+          <ns0:rFonts ns0:hint="eastAsia" ns0:ascii="Noto Sans SC" ns0:hAnsi="Noto Sans SC" ns0:eastAsia="Noto Sans SC"/>
+          <ns0:b ns0:val="0"/>
+          <ns0:color ns0:val="202D33"/>
+          <ns0:sz ns0:val="21"/>
+        </ns0:rPr>
+        <ns0:t>查阅</ns0:t>
+      </ns0:r>
+    </ns0:p>
+    <ns0:tbl>
+      <ns0:tblPr>
+        <ns0:tblStyle ns0:val="11"/>
+        <ns0:tblW ns0:w="0" ns0:type="auto"/>
+        <ns0:tblInd ns0:w="465" ns0:type="dxa"/>
+        <ns0:tblBorders>
+          <ns0:top ns0:val="single" ns0:color="auto" ns0:sz="12" ns0:space="0"/>
+          <ns0:left ns0:val="single" ns0:color="auto" ns0:sz="12" ns0:space="0"/>
+          <ns0:bottom ns0:val="single" ns0:color="auto" ns0:sz="12" ns0:space="0"/>
+          <ns0:right ns0:val="single" ns0:color="auto" ns0:sz="12" ns0:space="0"/>
+          <ns0:insideH ns0:val="single" ns0:color="auto" ns0:sz="6" ns0:space="0"/>
+          <ns0:insideV ns0:val="single" ns0:color="auto" ns0:sz="6" ns0:space="0"/>
+        </ns0:tblBorders>
+        <ns0:tblLayout ns0:type="fixed"/>
+        <ns0:tblCellMar>
+          <ns0:top ns0:w="0" ns0:type="dxa"/>
+          <ns0:left ns0:w="108" ns0:type="dxa"/>
+          <ns0:bottom ns0:w="0" ns0:type="dxa"/>
+          <ns0:right ns0:w="108" ns0:type="dxa"/>
+        </ns0:tblCellMar>
+      </ns0:tblPr>
+      <ns0:tblGrid>
+        <ns0:gridCol ns0:w="4904"/>
+        <ns0:gridCol ns0:w="4904"/>
+      </ns0:tblGrid>
+      <ns0:tr ns2:paraId="0F6BE266">
+        <ns0:trPr>
+          <ns0:cantSplit/>
+          <ns0:tblHeader/>
+        </ns0:trPr>
+        <ns0:tc>
+          <ns0:tcPr>
+            <ns0:tcW ns0:w="4904" ns0:type="dxa"/>
+            <ns0:tcBorders>
+              <ns0:top ns0:val="single" ns0:color="auto" ns0:sz="12" ns0:space="0"/>
+              <ns0:bottom ns0:val="single" ns0:color="auto" ns0:sz="6" ns0:space="0"/>
+              <ns0:right ns0:val="nil"/>
+            </ns0:tcBorders>
+            <ns0:shd ns0:val="clear" ns0:color="auto" ns0:fill="CCCCCC"/>
+            <ns0:noWrap ns0:val="0"/>
+            <ns0:vAlign ns0:val="center"/>
+            <ns0:shd ns0:fill="EAF2F5"/>
+            <ns0:shd ns0:fill="EAF2F5"/>
+          </ns0:tcPr>
+          <ns0:p ns2:paraId="7C8011D1">
+            <ns0:pPr>
+              <ns0:pStyle ns0:val="17"/>
+              <ns0:keepNext ns0:val="0"/>
+              <ns0:keepLines/>
+              <ns0:pageBreakBefore ns0:val="0"/>
+              <ns0:widowControl/>
+              <ns0:spacing ns0:line="276" ns0:lineRule="auto" ns0:before="0" ns0:after="60"/>
+              <ns0:jc ns0:val="center"/>
+              <ns0:rPr>
+                <ns0:rFonts ns0:hint="eastAsia" ns0:hAnsi="宋体"/>
+                <ns0:sz ns0:val="21"/>
+              </ns0:rPr>
+              <ns0:wordWrap ns0:val="0"/>
+            </ns0:pPr>
+            <ns0:r>
+              <ns0:rPr>
+                <ns0:rFonts ns0:hint="eastAsia" ns0:hAnsi="Noto Sans SC" ns0:ascii="Noto Sans SC" ns0:eastAsia="Noto Sans SC"/>
+                <ns0:b/>
+                <ns0:color ns0:val="202D33"/>
+                <ns0:sz ns0:val="19"/>
+              </ns0:rPr>
+              <ns0:t>名字</ns0:t>
+            </ns0:r>
+          </ns0:p>
+        </ns0:tc>
+        <ns0:tc>
+          <ns0:tcPr>
+            <ns0:tcW ns0:w="4904" ns0:type="dxa"/>
+            <ns0:tcBorders>
+              <ns0:top ns0:val="single" ns0:color="auto" ns0:sz="12" ns0:space="0"/>
+              <ns0:left ns0:val="nil"/>
+              <ns0:bottom ns0:val="single" ns0:color="auto" ns0:sz="6" ns0:space="0"/>
+            </ns0:tcBorders>
+            <ns0:shd ns0:val="clear" ns0:color="auto" ns0:fill="CCCCCC"/>
+            <ns0:noWrap ns0:val="0"/>
+            <ns0:vAlign ns0:val="center"/>
+            <ns0:shd ns0:fill="EAF2F5"/>
+            <ns0:shd ns0:fill="EAF2F5"/>
+          </ns0:tcPr>
+          <ns0:p ns2:paraId="6AA9785E">
+            <ns0:pPr>
+              <ns0:pStyle ns0:val="17"/>
+              <ns0:keepNext ns0:val="0"/>
+              <ns0:keepLines/>
+              <ns0:pageBreakBefore ns0:val="0"/>
+              <ns0:widowControl/>
+              <ns0:spacing ns0:line="276" ns0:lineRule="auto" ns0:before="0" ns0:after="60"/>
+              <ns0:jc ns0:val="center"/>
+              <ns0:rPr>
+                <ns0:rFonts ns0:hint="eastAsia" ns0:hAnsi="宋体"/>
+                <ns0:sz ns0:val="21"/>
+              </ns0:rPr>
+              <ns0:wordWrap ns0:val="0"/>
+            </ns0:pPr>
+            <ns0:r>
+              <ns0:rPr>
+                <ns0:rFonts ns0:hint="eastAsia" ns0:hAnsi="Noto Sans SC" ns0:ascii="Noto Sans SC" ns0:eastAsia="Noto Sans SC"/>
+                <ns0:b/>
+                <ns0:color ns0:val="202D33"/>
+                <ns0:sz ns0:val="19"/>
+              </ns0:rPr>
+              <ns0:t>备注</ns0:t>
+            </ns0:r>
+          </ns0:p>
+        </ns0:tc>
+      </ns0:tr>
+      <ns0:tr ns2:paraId="180E69F8">
+        <ns0:trPr>
+          <ns0:cantSplit/>
+          <ns0:tblHeader/>
+        </ns0:trPr>
+        <ns0:tc>
+          <ns0:tcPr>
+            <ns0:tcW ns0:w="4904" ns0:type="dxa"/>
+            <ns0:tcBorders>
+              <ns0:top ns0:val="nil"/>
+            </ns0:tcBorders>
+            <ns0:noWrap ns0:val="0"/>
+            <ns0:vAlign ns0:val="center"/>
+          </ns0:tcPr>
+          <ns0:p ns2:paraId="365DF85F">
+            <ns0:pPr>
+              <ns0:pStyle ns0:val="18"/>
+              <ns0:keepNext ns0:val="0"/>
+              <ns0:keepLines/>
+              <ns0:pageBreakBefore ns0:val="0"/>
+              <ns0:widowControl/>
+              <ns0:spacing ns0:line="276" ns0:lineRule="auto" ns0:before="0" ns0:after="60"/>
+              <ns0:jc ns0:val="left"/>
+              <ns0:rPr>
+                <ns0:rFonts ns0:hint="eastAsia" ns0:hAnsi="宋体"/>
+              </ns0:rPr>
+              <ns0:wordWrap ns0:val="0"/>
+            </ns0:pPr>
+          </ns0:p>
+        </ns0:tc>
+        <ns0:tc>
+          <ns0:tcPr>
+            <ns0:tcW ns0:w="4904" ns0:type="dxa"/>
+            <ns0:tcBorders>
+              <ns0:top ns0:val="nil"/>
+            </ns0:tcBorders>
+            <ns0:noWrap ns0:val="0"/>
+            <ns0:vAlign ns0:val="center"/>
+          </ns0:tcPr>
+          <ns0:p ns2:paraId="5AFA9847">
+            <ns0:pPr>
+              <ns0:pStyle ns0:val="18"/>
+              <ns0:keepNext ns0:val="0"/>
+              <ns0:keepLines/>
+              <ns0:pageBreakBefore ns0:val="0"/>
+              <ns0:widowControl/>
+              <ns0:spacing ns0:line="276" ns0:lineRule="auto" ns0:before="0" ns0:after="60"/>
+              <ns0:jc ns0:val="left"/>
+              <ns0:rPr>
+                <ns0:rFonts ns0:hAnsi="宋体"/>
+              </ns0:rPr>
+              <ns0:wordWrap ns0:val="0"/>
+            </ns0:pPr>
+          </ns0:p>
+        </ns0:tc>
+      </ns0:tr>
+      <ns0:tr ns2:paraId="625566EF">
+        <ns0:trPr>
+          <ns0:cantSplit/>
+          <ns0:tblHeader/>
+        </ns0:trPr>
+        <ns0:tc>
+          <ns0:tcPr>
+            <ns0:tcW ns0:w="4904" ns0:type="dxa"/>
+            <ns0:noWrap ns0:val="0"/>
+            <ns0:vAlign ns0:val="center"/>
+          </ns0:tcPr>
+          <ns0:p ns2:paraId="665B14E0">
+            <ns0:pPr>
+              <ns0:pStyle ns0:val="18"/>
+              <ns0:keepNext ns0:val="0"/>
+              <ns0:keepLines/>
+              <ns0:pageBreakBefore ns0:val="0"/>
+              <ns0:widowControl/>
+              <ns0:spacing ns0:line="276" ns0:lineRule="auto" ns0:before="0" ns0:after="60"/>
+              <ns0:jc ns0:val="left"/>
+              <ns0:rPr>
+                <ns0:rFonts ns0:hint="eastAsia" ns0:hAnsi="宋体"/>
+              </ns0:rPr>
+              <ns0:wordWrap ns0:val="0"/>
+            </ns0:pPr>
+          </ns0:p>
+        </ns0:tc>
+        <ns0:tc>
+          <ns0:tcPr>
+            <ns0:tcW ns0:w="4904" ns0:type="dxa"/>
+            <ns0:noWrap ns0:val="0"/>
+            <ns0:vAlign ns0:val="center"/>
+          </ns0:tcPr>
+          <ns0:p ns2:paraId="56923780">
+            <ns0:pPr>
+              <ns0:pStyle ns0:val="18"/>
+              <ns0:keepNext ns0:val="0"/>
+              <ns0:keepLines/>
+              <ns0:pageBreakBefore ns0:val="0"/>
+              <ns0:widowControl/>
+              <ns0:spacing ns0:line="276" ns0:lineRule="auto" ns0:before="0" ns0:after="60"/>
+              <ns0:jc ns0:val="left"/>
+              <ns0:rPr>
+                <ns0:rFonts ns0:hAnsi="宋体"/>
+              </ns0:rPr>
+              <ns0:wordWrap ns0:val="0"/>
+            </ns0:pPr>
+          </ns0:p>
+        </ns0:tc>
+      </ns0:tr>
+      <ns0:tr ns2:paraId="45B8A40B">
+        <ns0:trPr>
+          <ns0:cantSplit/>
+          <ns0:tblHeader/>
+        </ns0:trPr>
+        <ns0:tc>
+          <ns0:tcPr>
+            <ns0:tcW ns0:w="4904" ns0:type="dxa"/>
+            <ns0:noWrap ns0:val="0"/>
+            <ns0:vAlign ns0:val="center"/>
+          </ns0:tcPr>
+          <ns0:p ns2:paraId="01AFE105">
+            <ns0:pPr>
+              <ns0:pStyle ns0:val="18"/>
+              <ns0:keepNext ns0:val="0"/>
+              <ns0:keepLines/>
+              <ns0:pageBreakBefore ns0:val="0"/>
+              <ns0:widowControl/>
+              <ns0:spacing ns0:line="276" ns0:lineRule="auto" ns0:before="0" ns0:after="60"/>
+              <ns0:jc ns0:val="left"/>
+              <ns0:rPr>
+                <ns0:rFonts ns0:hint="eastAsia" ns0:hAnsi="宋体"/>
+              </ns0:rPr>
+              <ns0:wordWrap ns0:val="0"/>
+            </ns0:pPr>
+          </ns0:p>
+        </ns0:tc>
+        <ns0:tc>
+          <ns0:tcPr>
+            <ns0:tcW ns0:w="4904" ns0:type="dxa"/>
+            <ns0:noWrap ns0:val="0"/>
+            <ns0:vAlign ns0:val="center"/>
+          </ns0:tcPr>
+          <ns0:p ns2:paraId="5C1DB3D7">
+            <ns0:pPr>
+              <ns0:pStyle ns0:val="18"/>
+              <ns0:keepNext ns0:val="0"/>
+              <ns0:keepLines/>
+              <ns0:pageBreakBefore ns0:val="0"/>
+              <ns0:widowControl/>
+              <ns0:spacing ns0:line="276" ns0:lineRule="auto" ns0:before="0" ns0:after="60"/>
+              <ns0:jc ns0:val="left"/>
+              <ns0:rPr>
+                <ns0:rFonts ns0:hAnsi="宋体"/>
+              </ns0:rPr>
+              <ns0:wordWrap ns0:val="0"/>
+            </ns0:pPr>
+          </ns0:p>
+        </ns0:tc>
+      </ns0:tr>
+      <ns0:tr ns2:paraId="2C7CC3E5">
+        <ns0:trPr>
+          <ns0:cantSplit/>
+          <ns0:tblHeader/>
+        </ns0:trPr>
+        <ns0:tc>
+          <ns0:tcPr>
+            <ns0:tcW ns0:w="4904" ns0:type="dxa"/>
+            <ns0:noWrap ns0:val="0"/>
+            <ns0:vAlign ns0:val="center"/>
+          </ns0:tcPr>
+          <ns0:p ns2:paraId="21C55DBD">
+            <ns0:pPr>
+              <ns0:pStyle ns0:val="18"/>
+              <ns0:keepNext ns0:val="0"/>
+              <ns0:keepLines/>
+              <ns0:pageBreakBefore ns0:val="0"/>
+              <ns0:widowControl/>
+              <ns0:spacing ns0:line="276" ns0:lineRule="auto" ns0:before="0" ns0:after="60"/>
+              <ns0:jc ns0:val="left"/>
+              <ns0:rPr>
+                <ns0:rFonts ns0:hAnsi="宋体"/>
+              </ns0:rPr>
+              <ns0:wordWrap ns0:val="0"/>
+            </ns0:pPr>
+          </ns0:p>
+        </ns0:tc>
+        <ns0:tc>
+          <ns0:tcPr>
+            <ns0:tcW ns0:w="4904" ns0:type="dxa"/>
+            <ns0:noWrap ns0:val="0"/>
+            <ns0:vAlign ns0:val="center"/>
+          </ns0:tcPr>
+          <ns0:p ns2:paraId="2311B1BD">
+            <ns0:pPr>
+              <ns0:pStyle ns0:val="18"/>
+              <ns0:keepNext ns0:val="0"/>
+              <ns0:keepLines/>
+              <ns0:pageBreakBefore ns0:val="0"/>
+              <ns0:widowControl/>
+              <ns0:spacing ns0:line="276" ns0:lineRule="auto" ns0:before="0" ns0:after="60"/>
+              <ns0:jc ns0:val="left"/>
+              <ns0:rPr>
+                <ns0:rFonts ns0:hAnsi="宋体"/>
+              </ns0:rPr>
+              <ns0:wordWrap ns0:val="0"/>
+            </ns0:pPr>
+          </ns0:p>
+        </ns0:tc>
+      </ns0:tr>
+    </ns0:tbl>
+    <ns0:p ns2:paraId="25509D95">
+      <ns0:pPr>
+        <ns0:keepNext/>
+        <ns0:keepLines/>
+        <ns0:pageBreakBefore ns0:val="0"/>
+        <ns0:widowControl/>
+        <ns0:spacing ns0:before="0" ns0:after="140" ns0:line="331" ns0:lineRule="auto"/>
+        <ns0:ind ns0:firstLine="420"/>
+        <ns0:jc ns0:val="left"/>
+        <ns0:rPr>
+          <ns0:rFonts ns0:hint="eastAsia" ns0:hAnsi="宋体"/>
+        </ns0:rPr>
+        <ns0:wordWrap ns0:val="0"/>
+      </ns0:pPr>
+      <ns0:r>
+        <ns0:rPr>
+          <ns0:rFonts ns0:hint="eastAsia" ns0:ascii="Noto Sans SC" ns0:hAnsi="Noto Sans SC" ns0:eastAsia="Noto Sans SC"/>
+          <ns0:b ns0:val="0"/>
+          <ns0:color ns0:val="202D33"/>
+          <ns0:sz ns0:val="21"/>
+        </ns0:rPr>
+        <ns0:t>分发</ns0:t>
+      </ns0:r>
+    </ns0:p>
+    <ns0:tbl>
+      <ns0:tblPr>
+        <ns0:tblStyle ns0:val="11"/>
+        <ns0:tblW ns0:w="0" ns0:type="auto"/>
+        <ns0:tblInd ns0:w="445" ns0:type="dxa"/>
+        <ns0:tblBorders>
+          <ns0:top ns0:val="single" ns0:color="auto" ns0:sz="12" ns0:space="0"/>
+          <ns0:left ns0:val="single" ns0:color="auto" ns0:sz="12" ns0:space="0"/>
+          <ns0:bottom ns0:val="single" ns0:color="auto" ns0:sz="12" ns0:space="0"/>
+          <ns0:right ns0:val="single" ns0:color="auto" ns0:sz="12" ns0:space="0"/>
+          <ns0:insideH ns0:val="single" ns0:color="auto" ns0:sz="6" ns0:space="0"/>
+          <ns0:insideV ns0:val="single" ns0:color="auto" ns0:sz="6" ns0:space="0"/>
+        </ns0:tblBorders>
+        <ns0:tblLayout ns0:type="fixed"/>
+        <ns0:tblCellMar>
+          <ns0:top ns0:w="0" ns0:type="dxa"/>
+          <ns0:left ns0:w="108" ns0:type="dxa"/>
+          <ns0:bottom ns0:w="0" ns0:type="dxa"/>
+          <ns0:right ns0:w="108" ns0:type="dxa"/>
+        </ns0:tblCellMar>
+      </ns0:tblPr>
+      <ns0:tblGrid>
+        <ns0:gridCol ns0:w="3269"/>
+        <ns0:gridCol ns0:w="3269"/>
+        <ns0:gridCol ns0:w="3269"/>
+      </ns0:tblGrid>
+      <ns0:tr ns2:paraId="1C3BF9B9">
+        <ns0:trPr>
+          <ns0:cantSplit/>
+          <ns0:tblHeader/>
+        </ns0:trPr>
+        <ns0:tc>
+          <ns0:tcPr>
+            <ns0:tcW ns0:w="3269" ns0:type="dxa"/>
+            <ns0:tcBorders>
+              <ns0:top ns0:val="single" ns0:color="auto" ns0:sz="12" ns0:space="0"/>
+              <ns0:bottom ns0:val="single" ns0:color="auto" ns0:sz="6" ns0:space="0"/>
+              <ns0:right ns0:val="nil"/>
+            </ns0:tcBorders>
+            <ns0:shd ns0:val="clear" ns0:color="auto" ns0:fill="CCCCCC"/>
+            <ns0:noWrap ns0:val="0"/>
+            <ns0:vAlign ns0:val="center"/>
+            <ns0:shd ns0:fill="EAF2F5"/>
+            <ns0:shd ns0:fill="EAF2F5"/>
+          </ns0:tcPr>
+          <ns0:p ns2:paraId="54D512DD">
+            <ns0:pPr>
+              <ns0:pStyle ns0:val="17"/>
+              <ns0:keepNext ns0:val="0"/>
+              <ns0:keepLines/>
+              <ns0:pageBreakBefore ns0:val="0"/>
+              <ns0:widowControl/>
+              <ns0:spacing ns0:line="276" ns0:lineRule="auto" ns0:before="0" ns0:after="60"/>
+              <ns0:jc ns0:val="center"/>
+              <ns0:rPr>
+                <ns0:rFonts ns0:hAnsi="宋体"/>
+                <ns0:sz ns0:val="21"/>
+              </ns0:rPr>
+              <ns0:wordWrap ns0:val="0"/>
+            </ns0:pPr>
+            <ns0:r>
+              <ns0:rPr>
+                <ns0:rFonts ns0:hint="eastAsia" ns0:hAnsi="Noto Sans SC" ns0:ascii="Noto Sans SC" ns0:eastAsia="Noto Sans SC"/>
+                <ns0:b/>
+                <ns0:color ns0:val="202D33"/>
+                <ns0:sz ns0:val="19"/>
+              </ns0:rPr>
+              <ns0:t>抄送</ns0:t>
+            </ns0:r>
+            <ns0:r>
+              <ns0:rPr>
+                <ns0:rFonts ns0:hAnsi="Noto Sans SC" ns0:ascii="Noto Sans SC" ns0:eastAsia="Noto Sans SC"/>
+                <ns0:b/>
+                <ns0:color ns0:val="202D33"/>
+                <ns0:sz ns0:val="19"/>
+              </ns0:rPr>
+              <ns0:t>.</ns0:t>
+            </ns0:r>
+          </ns0:p>
+        </ns0:tc>
+        <ns0:tc>
+          <ns0:tcPr>
+            <ns0:tcW ns0:w="3269" ns0:type="dxa"/>
+            <ns0:tcBorders>
+              <ns0:top ns0:val="single" ns0:color="auto" ns0:sz="12" ns0:space="0"/>
+              <ns0:left ns0:val="nil"/>
+              <ns0:bottom ns0:val="single" ns0:color="auto" ns0:sz="6" ns0:space="0"/>
+              <ns0:right ns0:val="nil"/>
+            </ns0:tcBorders>
+            <ns0:shd ns0:val="clear" ns0:color="auto" ns0:fill="CCCCCC"/>
+            <ns0:noWrap ns0:val="0"/>
+            <ns0:vAlign ns0:val="center"/>
+            <ns0:shd ns0:fill="EAF2F5"/>
+            <ns0:shd ns0:fill="EAF2F5"/>
+          </ns0:tcPr>
+          <ns0:p ns2:paraId="29B807E6">
+            <ns0:pPr>
+              <ns0:pStyle ns0:val="17"/>
+              <ns0:keepNext ns0:val="0"/>
+              <ns0:keepLines/>
+              <ns0:pageBreakBefore ns0:val="0"/>
+              <ns0:widowControl/>
+              <ns0:spacing ns0:line="276" ns0:lineRule="auto" ns0:before="0" ns0:after="60"/>
+              <ns0:jc ns0:val="center"/>
+              <ns0:rPr>
+                <ns0:rFonts ns0:hint="eastAsia" ns0:hAnsi="宋体"/>
+                <ns0:sz ns0:val="21"/>
+              </ns0:rPr>
+              <ns0:wordWrap ns0:val="0"/>
+            </ns0:pPr>
+            <ns0:r>
+              <ns0:rPr>
+                <ns0:rFonts ns0:hint="eastAsia" ns0:hAnsi="Noto Sans SC" ns0:ascii="Noto Sans SC" ns0:eastAsia="Noto Sans SC"/>
+                <ns0:b/>
+                <ns0:color ns0:val="202D33"/>
+                <ns0:sz ns0:val="19"/>
+              </ns0:rPr>
+              <ns0:t>名字</ns0:t>
+            </ns0:r>
+          </ns0:p>
+        </ns0:tc>
+        <ns0:tc>
+          <ns0:tcPr>
+            <ns0:tcW ns0:w="3269" ns0:type="dxa"/>
+            <ns0:tcBorders>
+              <ns0:top ns0:val="single" ns0:color="auto" ns0:sz="12" ns0:space="0"/>
+              <ns0:left ns0:val="nil"/>
+              <ns0:bottom ns0:val="single" ns0:color="auto" ns0:sz="6" ns0:space="0"/>
+            </ns0:tcBorders>
+            <ns0:shd ns0:val="clear" ns0:color="auto" ns0:fill="CCCCCC"/>
+            <ns0:noWrap ns0:val="0"/>
+            <ns0:vAlign ns0:val="center"/>
+            <ns0:shd ns0:fill="EAF2F5"/>
+            <ns0:shd ns0:fill="EAF2F5"/>
+          </ns0:tcPr>
+          <ns0:p ns2:paraId="0CD354C9">
+            <ns0:pPr>
+              <ns0:pStyle ns0:val="17"/>
+              <ns0:keepNext ns0:val="0"/>
+              <ns0:keepLines/>
+              <ns0:pageBreakBefore ns0:val="0"/>
+              <ns0:widowControl/>
+              <ns0:spacing ns0:line="276" ns0:lineRule="auto" ns0:before="0" ns0:after="60"/>
+              <ns0:jc ns0:val="center"/>
+              <ns0:rPr>
+                <ns0:rFonts ns0:hint="eastAsia" ns0:hAnsi="宋体"/>
+                <ns0:sz ns0:val="21"/>
+              </ns0:rPr>
+              <ns0:wordWrap ns0:val="0"/>
+            </ns0:pPr>
+            <ns0:r>
+              <ns0:rPr>
+                <ns0:rFonts ns0:hint="eastAsia" ns0:hAnsi="Noto Sans SC" ns0:ascii="Noto Sans SC" ns0:eastAsia="Noto Sans SC"/>
+                <ns0:b/>
+                <ns0:color ns0:val="202D33"/>
+                <ns0:sz ns0:val="19"/>
+              </ns0:rPr>
+              <ns0:t>意见</ns0:t>
+            </ns0:r>
+          </ns0:p>
+        </ns0:tc>
+      </ns0:tr>
+      <ns0:tr ns2:paraId="6AA0833E">
+        <ns0:trPr>
+          <ns0:cantSplit/>
+          <ns0:tblHeader/>
+        </ns0:trPr>
+        <ns0:tc>
+          <ns0:tcPr>
+            <ns0:tcW ns0:w="3269" ns0:type="dxa"/>
+            <ns0:tcBorders>
+              <ns0:top ns0:val="nil"/>
+            </ns0:tcBorders>
+            <ns0:noWrap ns0:val="0"/>
+            <ns0:vAlign ns0:val="center"/>
+          </ns0:tcPr>
+          <ns0:p ns2:paraId="6A61276D">
+            <ns0:pPr>
+              <ns0:pStyle ns0:val="18"/>
+              <ns0:keepNext ns0:val="0"/>
+              <ns0:keepLines/>
+              <ns0:pageBreakBefore ns0:val="0"/>
+              <ns0:widowControl/>
+              <ns0:numPr>
+                <ns0:ilvl ns0:val="0"/>
+                <ns0:numId ns0:val="1"/>
+              </ns0:numPr>
+              <ns0:spacing ns0:line="276" ns0:lineRule="auto" ns0:before="0" ns0:after="60"/>
+              <ns0:jc ns0:val="left"/>
+              <ns0:rPr>
+                <ns0:rFonts ns0:hAnsi="宋体"/>
+              </ns0:rPr>
+              <ns0:wordWrap ns0:val="0"/>
+            </ns0:pPr>
+          </ns0:p>
+        </ns0:tc>
+        <ns0:tc>
+          <ns0:tcPr>
+            <ns0:tcW ns0:w="3269" ns0:type="dxa"/>
+            <ns0:tcBorders>
+              <ns0:top ns0:val="nil"/>
+            </ns0:tcBorders>
+            <ns0:noWrap ns0:val="0"/>
+            <ns0:vAlign ns0:val="center"/>
+          </ns0:tcPr>
+          <ns0:p ns2:paraId="49ECFE7D">
+            <ns0:pPr>
+              <ns0:pStyle ns0:val="18"/>
+              <ns0:keepNext ns0:val="0"/>
+              <ns0:keepLines/>
+              <ns0:pageBreakBefore ns0:val="0"/>
+              <ns0:widowControl/>
+              <ns0:spacing ns0:line="276" ns0:lineRule="auto" ns0:before="0" ns0:after="60"/>
+              <ns0:jc ns0:val="left"/>
+              <ns0:rPr>
+                <ns0:rFonts ns0:hint="eastAsia" ns0:hAnsi="宋体"/>
+              </ns0:rPr>
+              <ns0:wordWrap ns0:val="0"/>
+            </ns0:pPr>
+          </ns0:p>
+        </ns0:tc>
+        <ns0:tc>
+          <ns0:tcPr>
+            <ns0:tcW ns0:w="3269" ns0:type="dxa"/>
+            <ns0:tcBorders>
+              <ns0:top ns0:val="nil"/>
+            </ns0:tcBorders>
+            <ns0:noWrap ns0:val="0"/>
+            <ns0:vAlign ns0:val="center"/>
+          </ns0:tcPr>
+          <ns0:p ns2:paraId="7541E47C">
+            <ns0:pPr>
+              <ns0:pStyle ns0:val="18"/>
+              <ns0:keepNext ns0:val="0"/>
+              <ns0:keepLines/>
+              <ns0:pageBreakBefore ns0:val="0"/>
+              <ns0:widowControl/>
+              <ns0:spacing ns0:line="276" ns0:lineRule="auto" ns0:before="0" ns0:after="60"/>
+              <ns0:jc ns0:val="left"/>
+              <ns0:rPr>
+                <ns0:rFonts ns0:hint="eastAsia" ns0:hAnsi="宋体"/>
+              </ns0:rPr>
+              <ns0:wordWrap ns0:val="0"/>
+            </ns0:pPr>
+          </ns0:p>
+        </ns0:tc>
+      </ns0:tr>
+      <ns0:tr ns2:paraId="684AAA82">
+        <ns0:trPr>
+          <ns0:cantSplit/>
+          <ns0:tblHeader/>
+        </ns0:trPr>
+        <ns0:tc>
+          <ns0:tcPr>
+            <ns0:tcW ns0:w="3269" ns0:type="dxa"/>
+            <ns0:noWrap ns0:val="0"/>
+            <ns0:vAlign ns0:val="center"/>
+          </ns0:tcPr>
+          <ns0:p ns2:paraId="529D1FBF">
+            <ns0:pPr>
+              <ns0:pStyle ns0:val="18"/>
+              <ns0:keepNext ns0:val="0"/>
+              <ns0:keepLines/>
+              <ns0:pageBreakBefore ns0:val="0"/>
+              <ns0:widowControl/>
+              <ns0:numPr>
+                <ns0:ilvl ns0:val="0"/>
+                <ns0:numId ns0:val="1"/>
+              </ns0:numPr>
+              <ns0:spacing ns0:line="276" ns0:lineRule="auto" ns0:before="0" ns0:after="60"/>
+              <ns0:jc ns0:val="left"/>
+              <ns0:rPr>
+                <ns0:rFonts ns0:hAnsi="宋体"/>
+              </ns0:rPr>
+              <ns0:wordWrap ns0:val="0"/>
+            </ns0:pPr>
+          </ns0:p>
+        </ns0:tc>
+        <ns0:tc>
+          <ns0:tcPr>
+            <ns0:tcW ns0:w="3269" ns0:type="dxa"/>
+            <ns0:noWrap ns0:val="0"/>
+            <ns0:vAlign ns0:val="center"/>
+          </ns0:tcPr>
+          <ns0:p ns2:paraId="5B4631C5">
+            <ns0:pPr>
+              <ns0:pStyle ns0:val="18"/>
+              <ns0:keepNext ns0:val="0"/>
+              <ns0:keepLines/>
+              <ns0:pageBreakBefore ns0:val="0"/>
+              <ns0:widowControl/>
+              <ns0:spacing ns0:line="276" ns0:lineRule="auto" ns0:before="0" ns0:after="60"/>
+              <ns0:jc ns0:val="left"/>
+              <ns0:rPr>
+                <ns0:rFonts ns0:hint="eastAsia" ns0:hAnsi="宋体"/>
+              </ns0:rPr>
+              <ns0:wordWrap ns0:val="0"/>
+            </ns0:pPr>
+          </ns0:p>
+        </ns0:tc>
+        <ns0:tc>
+          <ns0:tcPr>
+            <ns0:tcW ns0:w="3269" ns0:type="dxa"/>
+            <ns0:noWrap ns0:val="0"/>
+            <ns0:vAlign ns0:val="center"/>
+          </ns0:tcPr>
+          <ns0:p ns2:paraId="295FF64E">
+            <ns0:pPr>
+              <ns0:pStyle ns0:val="18"/>
+              <ns0:keepNext ns0:val="0"/>
+              <ns0:keepLines/>
+              <ns0:pageBreakBefore ns0:val="0"/>
+              <ns0:widowControl/>
+              <ns0:spacing ns0:line="276" ns0:lineRule="auto" ns0:before="0" ns0:after="60"/>
+              <ns0:jc ns0:val="left"/>
+              <ns0:rPr>
+                <ns0:rFonts ns0:hint="eastAsia" ns0:hAnsi="宋体"/>
+              </ns0:rPr>
+              <ns0:wordWrap ns0:val="0"/>
+            </ns0:pPr>
+          </ns0:p>
+        </ns0:tc>
+      </ns0:tr>
+      <ns0:tr ns2:paraId="0E6AE6B4">
+        <ns0:trPr>
+          <ns0:cantSplit/>
+          <ns0:tblHeader/>
+        </ns0:trPr>
+        <ns0:tc>
+          <ns0:tcPr>
+            <ns0:tcW ns0:w="3269" ns0:type="dxa"/>
+            <ns0:noWrap ns0:val="0"/>
+            <ns0:vAlign ns0:val="center"/>
+          </ns0:tcPr>
+          <ns0:p ns2:paraId="2F2B7A8C">
+            <ns0:pPr>
+              <ns0:pStyle ns0:val="18"/>
+              <ns0:keepNext ns0:val="0"/>
+              <ns0:keepLines/>
+              <ns0:pageBreakBefore ns0:val="0"/>
+              <ns0:widowControl/>
+              <ns0:numPr>
+                <ns0:ilvl ns0:val="0"/>
+                <ns0:numId ns0:val="1"/>
+              </ns0:numPr>
+              <ns0:spacing ns0:line="276" ns0:lineRule="auto" ns0:before="0" ns0:after="60"/>
+              <ns0:jc ns0:val="left"/>
+              <ns0:rPr>
+                <ns0:rFonts ns0:hAnsi="宋体"/>
+              </ns0:rPr>
+              <ns0:wordWrap ns0:val="0"/>
+            </ns0:pPr>
+          </ns0:p>
+        </ns0:tc>
+        <ns0:tc>
+          <ns0:tcPr>
+            <ns0:tcW ns0:w="3269" ns0:type="dxa"/>
+            <ns0:noWrap ns0:val="0"/>
+            <ns0:vAlign ns0:val="center"/>
+          </ns0:tcPr>
+          <ns0:p ns2:paraId="178A8516">
+            <ns0:pPr>
+              <ns0:pStyle ns0:val="18"/>
+              <ns0:keepNext ns0:val="0"/>
+              <ns0:keepLines/>
+              <ns0:pageBreakBefore ns0:val="0"/>
+              <ns0:widowControl/>
+              <ns0:spacing ns0:line="276" ns0:lineRule="auto" ns0:before="0" ns0:after="60"/>
+              <ns0:jc ns0:val="left"/>
+              <ns0:rPr>
+                <ns0:rFonts ns0:hAnsi="宋体"/>
+              </ns0:rPr>
+              <ns0:wordWrap ns0:val="0"/>
+            </ns0:pPr>
+          </ns0:p>
+        </ns0:tc>
+        <ns0:tc>
+          <ns0:tcPr>
+            <ns0:tcW ns0:w="3269" ns0:type="dxa"/>
+            <ns0:noWrap ns0:val="0"/>
+            <ns0:vAlign ns0:val="center"/>
+          </ns0:tcPr>
+          <ns0:p ns2:paraId="5DD6E0B9">
+            <ns0:pPr>
+              <ns0:pStyle ns0:val="18"/>
+              <ns0:keepNext ns0:val="0"/>
+              <ns0:keepLines/>
+              <ns0:pageBreakBefore ns0:val="0"/>
+              <ns0:widowControl/>
+              <ns0:spacing ns0:line="276" ns0:lineRule="auto" ns0:before="0" ns0:after="60"/>
+              <ns0:jc ns0:val="left"/>
+              <ns0:rPr>
+                <ns0:rFonts ns0:hAnsi="宋体"/>
+              </ns0:rPr>
+              <ns0:wordWrap ns0:val="0"/>
+            </ns0:pPr>
+          </ns0:p>
+        </ns0:tc>
+      </ns0:tr>
+      <ns0:tr ns2:paraId="562FEB5E">
+        <ns0:trPr>
+          <ns0:cantSplit/>
+          <ns0:tblHeader/>
+        </ns0:trPr>
+        <ns0:tc>
+          <ns0:tcPr>
+            <ns0:tcW ns0:w="3269" ns0:type="dxa"/>
+            <ns0:noWrap ns0:val="0"/>
+            <ns0:vAlign ns0:val="center"/>
+          </ns0:tcPr>
+          <ns0:p ns2:paraId="2D033772">
+            <ns0:pPr>
+              <ns0:pStyle ns0:val="18"/>
+              <ns0:keepNext ns0:val="0"/>
+              <ns0:keepLines/>
+              <ns0:pageBreakBefore ns0:val="0"/>
+              <ns0:widowControl/>
+              <ns0:numPr>
+                <ns0:ilvl ns0:val="0"/>
+                <ns0:numId ns0:val="1"/>
+              </ns0:numPr>
+              <ns0:spacing ns0:line="276" ns0:lineRule="auto" ns0:before="0" ns0:after="60"/>
+              <ns0:jc ns0:val="left"/>
+              <ns0:rPr>
+                <ns0:rFonts ns0:hAnsi="宋体"/>
+              </ns0:rPr>
+              <ns0:wordWrap ns0:val="0"/>
+            </ns0:pPr>
+          </ns0:p>
+        </ns0:tc>
+        <ns0:tc>
+          <ns0:tcPr>
+            <ns0:tcW ns0:w="3269" ns0:type="dxa"/>
+            <ns0:noWrap ns0:val="0"/>
+            <ns0:vAlign ns0:val="center"/>
+          </ns0:tcPr>
+          <ns0:p ns2:paraId="551D9B8D">
+            <ns0:pPr>
+              <ns0:pStyle ns0:val="18"/>
+              <ns0:keepNext ns0:val="0"/>
+              <ns0:keepLines/>
+              <ns0:pageBreakBefore ns0:val="0"/>
+              <ns0:widowControl/>
+              <ns0:spacing ns0:line="276" ns0:lineRule="auto" ns0:before="0" ns0:after="60"/>
+              <ns0:jc ns0:val="left"/>
+              <ns0:rPr>
+                <ns0:rFonts ns0:hAnsi="宋体"/>
+              </ns0:rPr>
+              <ns0:wordWrap ns0:val="0"/>
+            </ns0:pPr>
+          </ns0:p>
+        </ns0:tc>
+        <ns0:tc>
+          <ns0:tcPr>
+            <ns0:tcW ns0:w="3269" ns0:type="dxa"/>
+            <ns0:noWrap ns0:val="0"/>
+            <ns0:vAlign ns0:val="center"/>
+          </ns0:tcPr>
+          <ns0:p ns2:paraId="43416F87">
+            <ns0:pPr>
+              <ns0:pStyle ns0:val="18"/>
+              <ns0:keepNext ns0:val="0"/>
+              <ns0:keepLines/>
+              <ns0:pageBreakBefore ns0:val="0"/>
+              <ns0:widowControl/>
+              <ns0:spacing ns0:line="276" ns0:lineRule="auto" ns0:before="0" ns0:after="60"/>
+              <ns0:jc ns0:val="left"/>
+              <ns0:rPr>
+                <ns0:rFonts ns0:hAnsi="宋体"/>
+              </ns0:rPr>
+              <ns0:wordWrap ns0:val="0"/>
+            </ns0:pPr>
+          </ns0:p>
+        </ns0:tc>
+      </ns0:tr>
+      <ns0:tr ns2:paraId="5321FE2F">
+        <ns0:trPr>
+          <ns0:cantSplit/>
+          <ns0:tblHeader/>
+        </ns0:trPr>
+        <ns0:tc>
+          <ns0:tcPr>
+            <ns0:tcW ns0:w="3269" ns0:type="dxa"/>
+            <ns0:noWrap ns0:val="0"/>
+            <ns0:vAlign ns0:val="center"/>
+          </ns0:tcPr>
+          <ns0:p ns2:paraId="219A0FD9">
+            <ns0:pPr>
+              <ns0:pStyle ns0:val="18"/>
+              <ns0:keepNext ns0:val="0"/>
+              <ns0:keepLines/>
+              <ns0:pageBreakBefore ns0:val="0"/>
+              <ns0:widowControl/>
+              <ns0:numPr>
+                <ns0:ilvl ns0:val="0"/>
+                <ns0:numId ns0:val="1"/>
+              </ns0:numPr>
+              <ns0:spacing ns0:line="276" ns0:lineRule="auto" ns0:before="0" ns0:after="60"/>
+              <ns0:jc ns0:val="left"/>
+              <ns0:rPr>
+                <ns0:rFonts ns0:hAnsi="宋体"/>
+              </ns0:rPr>
+              <ns0:wordWrap ns0:val="0"/>
+            </ns0:pPr>
+          </ns0:p>
+        </ns0:tc>
+        <ns0:tc>
+          <ns0:tcPr>
+            <ns0:tcW ns0:w="3269" ns0:type="dxa"/>
+            <ns0:noWrap ns0:val="0"/>
+            <ns0:vAlign ns0:val="center"/>
+          </ns0:tcPr>
+          <ns0:p ns2:paraId="405598D9">
+            <ns0:pPr>
+              <ns0:pStyle ns0:val="18"/>
+              <ns0:keepNext ns0:val="0"/>
+              <ns0:keepLines/>
+              <ns0:pageBreakBefore ns0:val="0"/>
+              <ns0:widowControl/>
+              <ns0:spacing ns0:line="276" ns0:lineRule="auto" ns0:before="0" ns0:after="60"/>
+              <ns0:jc ns0:val="left"/>
+              <ns0:rPr>
+                <ns0:rFonts ns0:hAnsi="宋体"/>
+              </ns0:rPr>
+              <ns0:wordWrap ns0:val="0"/>
+            </ns0:pPr>
+          </ns0:p>
+        </ns0:tc>
+        <ns0:tc>
+          <ns0:tcPr>
+            <ns0:tcW ns0:w="3269" ns0:type="dxa"/>
+            <ns0:noWrap ns0:val="0"/>
+            <ns0:vAlign ns0:val="center"/>
+          </ns0:tcPr>
+          <ns0:p ns2:paraId="1BA91B40">
+            <ns0:pPr>
+              <ns0:pStyle ns0:val="18"/>
+              <ns0:keepNext ns0:val="0"/>
+              <ns0:keepLines/>
+              <ns0:pageBreakBefore ns0:val="0"/>
+              <ns0:widowControl/>
+              <ns0:spacing ns0:line="276" ns0:lineRule="auto" ns0:before="0" ns0:after="60"/>
+              <ns0:jc ns0:val="left"/>
+              <ns0:rPr>
+                <ns0:rFonts ns0:hint="eastAsia" ns0:hAnsi="宋体"/>
+              </ns0:rPr>
+              <ns0:wordWrap ns0:val="0"/>
+            </ns0:pPr>
+          </ns0:p>
+        </ns0:tc>
+      </ns0:tr>
+      <ns0:tr ns2:paraId="0584DCCE">
+        <ns0:trPr>
+          <ns0:cantSplit/>
+          <ns0:tblHeader/>
+        </ns0:trPr>
+        <ns0:tc>
+          <ns0:tcPr>
+            <ns0:tcW ns0:w="3269" ns0:type="dxa"/>
+            <ns0:noWrap ns0:val="0"/>
+            <ns0:vAlign ns0:val="center"/>
+          </ns0:tcPr>
+          <ns0:p ns2:paraId="661A0373">
+            <ns0:pPr>
+              <ns0:pStyle ns0:val="18"/>
+              <ns0:keepNext ns0:val="0"/>
+              <ns0:keepLines/>
+              <ns0:pageBreakBefore ns0:val="0"/>
+              <ns0:widowControl/>
+              <ns0:numPr>
+                <ns0:ilvl ns0:val="0"/>
+                <ns0:numId ns0:val="1"/>
+              </ns0:numPr>
+              <ns0:spacing ns0:line="276" ns0:lineRule="auto" ns0:before="0" ns0:after="60"/>
+              <ns0:jc ns0:val="left"/>
+              <ns0:rPr>
+                <ns0:rFonts ns0:hAnsi="宋体"/>
+              </ns0:rPr>
+              <ns0:wordWrap ns0:val="0"/>
+            </ns0:pPr>
+          </ns0:p>
+        </ns0:tc>
+        <ns0:tc>
+          <ns0:tcPr>
+            <ns0:tcW ns0:w="3269" ns0:type="dxa"/>
+            <ns0:noWrap ns0:val="0"/>
+            <ns0:vAlign ns0:val="center"/>
+          </ns0:tcPr>
+          <ns0:p ns2:paraId="73C24080">
+            <ns0:pPr>
+              <ns0:pStyle ns0:val="18"/>
+              <ns0:keepNext ns0:val="0"/>
+              <ns0:keepLines/>
+              <ns0:pageBreakBefore ns0:val="0"/>
+              <ns0:widowControl/>
+              <ns0:spacing ns0:line="276" ns0:lineRule="auto" ns0:before="0" ns0:after="60"/>
+              <ns0:jc ns0:val="left"/>
+              <ns0:rPr>
+                <ns0:rFonts ns0:hAnsi="宋体"/>
+              </ns0:rPr>
+              <ns0:wordWrap ns0:val="0"/>
+            </ns0:pPr>
+          </ns0:p>
+        </ns0:tc>
+        <ns0:tc>
+          <ns0:tcPr>
+            <ns0:tcW ns0:w="3269" ns0:type="dxa"/>
+            <ns0:noWrap ns0:val="0"/>
+            <ns0:vAlign ns0:val="center"/>
+          </ns0:tcPr>
+          <ns0:p ns2:paraId="12FAF7B7">
+            <ns0:pPr>
+              <ns0:pStyle ns0:val="18"/>
+              <ns0:keepNext ns0:val="0"/>
+              <ns0:keepLines/>
+              <ns0:pageBreakBefore ns0:val="0"/>
+              <ns0:widowControl/>
+              <ns0:spacing ns0:line="276" ns0:lineRule="auto" ns0:before="0" ns0:after="60"/>
+              <ns0:jc ns0:val="left"/>
+              <ns0:rPr>
+                <ns0:rFonts ns0:hAnsi="宋体"/>
+              </ns0:rPr>
+              <ns0:wordWrap ns0:val="0"/>
+            </ns0:pPr>
+          </ns0:p>
+        </ns0:tc>
+      </ns0:tr>
+    </ns0:tbl>
+    <ns0:p ns2:paraId="12075237">
+      <ns0:pPr>
+        <ns0:keepNext/>
+        <ns0:keepLines/>
+        <ns0:pageBreakBefore ns0:val="0"/>
+        <ns0:widowControl/>
+        <ns0:spacing ns0:before="0" ns0:after="140" ns0:line="331" ns0:lineRule="auto"/>
+        <ns0:ind ns0:firstLine="420"/>
+        <ns0:jc ns0:val="left"/>
+        <ns0:rPr>
+          <ns0:rFonts ns0:ascii="宋体" ns0:hAnsi="宋体"/>
+        </ns0:rPr>
+        <ns0:wordWrap ns0:val="0"/>
+      </ns0:pPr>
+      <ns0:r>
+        <ns0:rPr>
+          <ns0:rFonts ns0:hint="eastAsia" ns0:ascii="Noto Sans SC" ns0:hAnsi="Noto Sans SC" ns0:eastAsia="Noto Sans SC"/>
+          <ns0:b ns0:val="0"/>
+          <ns0:color ns0:val="202D33"/>
+          <ns0:sz ns0:val="21"/>
+          <ns0:lang ns0:val="en-US" ns0:eastAsia="zh-CN"/>
+        </ns0:rPr>
+        <ns0:t>阅读指南</ns0:t>
+      </ns0:r>
+    </ns0:p>
+    <ns0:p ns2:paraId="7377E6A9">
+      <ns0:pPr>
+        <ns0:keepNext ns0:val="0"/>
+        <ns0:keepLines/>
+        <ns0:pageBreakBefore ns0:val="0"/>
+        <ns0:widowControl/>
+        <ns0:suppressLineNumbers ns0:val="0"/>
+        <ns0:spacing ns0:line="331" ns0:lineRule="auto" ns0:before="0" ns0:after="140"/>
+        <ns0:ind ns0:firstLine="420"/>
+        <ns0:jc ns0:val="left"/>
+        <ns0:rPr>
+          <ns0:rFonts ns0:hint="eastAsia" ns0:ascii="等线" ns0:hAnsi="等线" ns0:eastAsia="等线" ns0:cs="等线"/>
+          <ns0:kern ns0:val="0"/>
+          <ns0:sz ns0:val="21"/>
+          <ns0:szCs ns0:val="21"/>
+          <ns0:lang ns0:val="en-US" ns0:eastAsia="zh-CN" ns0:bidi="ar"/>
+        </ns0:rPr>
+        <ns0:wordWrap ns0:val="0"/>
+      </ns0:pPr>
+      <ns0:r>
+        <ns0:rPr>
+          <ns0:rFonts ns0:hint="eastAsia" ns0:ascii="Noto Sans SC" ns0:hAnsi="Noto Sans SC" ns0:eastAsia="Noto Sans SC" ns0:cs="等线"/>
+          <ns0:b ns0:val="0"/>
+          <ns0:color ns0:val="202D33"/>
+          <ns0:kern ns0:val="0"/>
+          <ns0:sz ns0:val="21"/>
+          <ns0:lang ns0:val="en-US" ns0:eastAsia="zh-CN" ns0:bidi="ar"/>
+        </ns0:rPr>
+        <ns0:t>为了让不同角色的读者快速抓住重点，建议按以下路径阅读：</ns0:t>
+      </ns0:r>
+    </ns0:p>
+    <ns0:tbl>
+      <ns0:tblPr>
+        <ns0:tblStyle ns0:val="11"/>
+        <ns0:tblW ns0:w="8436" ns0:type="dxa"/>
+        <ns0:tblInd ns0:w="88" ns0:type="dxa"/>
+        <ns0:tblBorders>
+          <ns0:top ns0:val="none" ns0:color="auto" ns0:sz="0" ns0:space="0"/>
+          <ns0:left ns0:val="none" ns0:color="auto" ns0:sz="0" ns0:space="0"/>
+          <ns0:bottom ns0:val="none" ns0:color="auto" ns0:sz="0" ns0:space="0"/>
+          <ns0:right ns0:val="none" ns0:color="auto" ns0:sz="0" ns0:space="0"/>
+          <ns0:insideH ns0:val="none" ns0:color="auto" ns0:sz="0" ns0:space="0"/>
+          <ns0:insideV ns0:val="none" ns0:color="auto" ns0:sz="0" ns0:space="0"/>
+        </ns0:tblBorders>
+        <ns0:shd ns0:val="clear" ns0:color="auto" ns0:fill="auto"/>
+        <ns0:tblLayout ns0:type="fixed"/>
+        <ns0:tblCellMar>
+          <ns0:top ns0:w="0" ns0:type="dxa"/>
+          <ns0:left ns0:w="108" ns0:type="dxa"/>
+          <ns0:bottom ns0:w="0" ns0:type="dxa"/>
+          <ns0:right ns0:w="108" ns0:type="dxa"/>
+        </ns0:tblCellMar>
+      </ns0:tblPr>
+      <ns0:tblGrid>
+        <ns0:gridCol ns0:w="3269"/>
+        <ns0:gridCol ns0:w="3269"/>
+        <ns0:gridCol ns0:w="3269"/>
+      </ns0:tblGrid>
+      <ns0:tr ns2:paraId="23EB7635">
+        <ns0:trPr>
+          <ns0:cantSplit/>
+          <ns0:tblHeader/>
+        </ns0:trPr>
+        <ns0:tc>
+          <ns0:tcPr>
+            <ns0:tcW ns0:w="3269" ns0:type="dxa"/>
+            <ns0:tcBorders>
+              <ns0:top ns0:val="single" ns0:color="DEE0E3" ns0:sz="8" ns0:space="0"/>
+              <ns0:left ns0:val="single" ns0:color="DEE0E3" ns0:sz="8" ns0:space="0"/>
+              <ns0:bottom ns0:val="single" ns0:color="DEE0E3" ns0:sz="8" ns0:space="0"/>
+              <ns0:right ns0:val="single" ns0:color="DEE0E3" ns0:sz="8" ns0:space="0"/>
+            </ns0:tcBorders>
+            <ns0:shd ns0:val="clear" ns0:color="auto" ns0:fill="F2F2F2"/>
+            <ns0:vAlign ns0:val="center"/>
+            <ns0:shd ns0:fill="EAF2F5"/>
+            <ns0:shd ns0:fill="EAF2F5"/>
+          </ns0:tcPr>
+          <ns0:p>
+            <ns0:pPr>
+              <ns0:keepNext ns0:val="0"/>
+              <ns0:keepLines/>
+              <ns0:pageBreakBefore ns0:val="0"/>
+              <ns0:widowControl/>
+              <ns0:spacing ns0:line="276" ns0:lineRule="auto" ns0:before="0" ns0:after="60"/>
+              <ns0:jc ns0:val="center"/>
+              <ns0:wordWrap ns0:val="0"/>
+            </ns0:pPr>
+            <ns0:r>
+              <ns0:rPr>
+                <ns0:rFonts ns0:ascii="Noto Sans SC" ns0:hAnsi="Noto Sans SC" ns0:eastAsia="Noto Sans SC"/>
+                <ns0:b/>
+                <ns0:color ns0:val="202D33"/>
+                <ns0:sz ns0:val="19"/>
+              </ns0:rPr>
+            </ns0:r>
+            <ns0:r>
+              <ns0:rPr>
+                <ns0:rFonts ns0:ascii="Noto Sans SC" ns0:hAnsi="Noto Sans SC" ns0:eastAsia="Noto Sans SC"/>
+                <ns0:b/>
+                <ns0:color ns0:val="202D33"/>
+                <ns0:sz ns0:val="19"/>
+              </ns0:rPr>
+              <ns0:t>读者角色</ns0:t>
+            </ns0:r>
+          </ns0:p>
+        </ns0:tc>
+        <ns0:tc>
+          <ns0:tcPr>
+            <ns0:tcW ns0:w="3269" ns0:type="dxa"/>
+            <ns0:tcBorders>
+              <ns0:top ns0:val="single" ns0:color="DEE0E3" ns0:sz="8" ns0:space="0"/>
+              <ns0:left ns0:val="nil"/>
+              <ns0:bottom ns0:val="single" ns0:color="DEE0E3" ns0:sz="8" ns0:space="0"/>
+              <ns0:right ns0:val="single" ns0:color="DEE0E3" ns0:sz="8" ns0:space="0"/>
+            </ns0:tcBorders>
+            <ns0:shd ns0:val="clear" ns0:color="auto" ns0:fill="F2F2F2"/>
+            <ns0:vAlign ns0:val="center"/>
+            <ns0:shd ns0:fill="EAF2F5"/>
+            <ns0:shd ns0:fill="EAF2F5"/>
+          </ns0:tcPr>
+          <ns0:p>
+            <ns0:pPr>
+              <ns0:keepNext ns0:val="0"/>
+              <ns0:keepLines/>
+              <ns0:pageBreakBefore ns0:val="0"/>
+              <ns0:widowControl/>
+              <ns0:spacing ns0:line="276" ns0:lineRule="auto" ns0:before="0" ns0:after="60"/>
+              <ns0:jc ns0:val="center"/>
+              <ns0:wordWrap ns0:val="0"/>
+            </ns0:pPr>
+            <ns0:r>
+              <ns0:rPr>
+                <ns0:rFonts ns0:ascii="Noto Sans SC" ns0:hAnsi="Noto Sans SC" ns0:eastAsia="Noto Sans SC"/>
+                <ns0:b/>
+                <ns0:color ns0:val="202D33"/>
+                <ns0:sz ns0:val="19"/>
+              </ns0:rPr>
+            </ns0:r>
+            <ns0:r>
+              <ns0:rPr>
+                <ns0:rFonts ns0:ascii="Noto Sans SC" ns0:hAnsi="Noto Sans SC" ns0:eastAsia="Noto Sans SC"/>
+                <ns0:b/>
+                <ns0:color ns0:val="202D33"/>
+                <ns0:sz ns0:val="19"/>
+              </ns0:rPr>
+              <ns0:t>阅读重点</ns0:t>
+            </ns0:r>
+          </ns0:p>
+        </ns0:tc>
+        <ns0:tc>
+          <ns0:tcPr>
+            <ns0:tcW ns0:w="3269" ns0:type="dxa"/>
+            <ns0:tcBorders>
+              <ns0:top ns0:val="single" ns0:color="DEE0E3" ns0:sz="8" ns0:space="0"/>
+              <ns0:left ns0:val="nil"/>
+              <ns0:bottom ns0:val="single" ns0:color="DEE0E3" ns0:sz="8" ns0:space="0"/>
+              <ns0:right ns0:val="single" ns0:color="DEE0E3" ns0:sz="8" ns0:space="0"/>
+            </ns0:tcBorders>
+            <ns0:shd ns0:val="clear" ns0:color="auto" ns0:fill="F2F2F2"/>
+            <ns0:vAlign ns0:val="center"/>
+            <ns0:shd ns0:fill="EAF2F5"/>
+            <ns0:shd ns0:fill="EAF2F5"/>
+          </ns0:tcPr>
+          <ns0:p>
+            <ns0:pPr>
+              <ns0:keepNext ns0:val="0"/>
+              <ns0:keepLines/>
+              <ns0:pageBreakBefore ns0:val="0"/>
+              <ns0:widowControl/>
+              <ns0:spacing ns0:line="276" ns0:lineRule="auto" ns0:before="0" ns0:after="60"/>
+              <ns0:jc ns0:val="center"/>
+              <ns0:wordWrap ns0:val="0"/>
+            </ns0:pPr>
+            <ns0:r>
+              <ns0:rPr>
+                <ns0:rFonts ns0:ascii="Noto Sans SC" ns0:hAnsi="Noto Sans SC" ns0:eastAsia="Noto Sans SC"/>
+                <ns0:b/>
+                <ns0:color ns0:val="202D33"/>
+                <ns0:sz ns0:val="19"/>
+              </ns0:rPr>
+            </ns0:r>
+            <ns0:r>
+              <ns0:rPr>
+                <ns0:rFonts ns0:ascii="Noto Sans SC" ns0:hAnsi="Noto Sans SC" ns0:eastAsia="Noto Sans SC"/>
+                <ns0:b/>
+                <ns0:color ns0:val="202D33"/>
+                <ns0:sz ns0:val="19"/>
+              </ns0:rPr>
+              <ns0:t>目的</ns0:t>
+            </ns0:r>
+          </ns0:p>
+        </ns0:tc>
+      </ns0:tr>
+      <ns0:tr ns2:paraId="649EAFD5">
+        <ns0:trPr>
+          <ns0:cantSplit/>
+        </ns0:trPr>
+        <ns0:tc>
+          <ns0:tcPr>
+            <ns0:tcW ns0:w="3269" ns0:type="dxa"/>
+            <ns0:tcBorders>
+              <ns0:top ns0:val="nil"/>
+              <ns0:left ns0:val="single" ns0:color="DEE0E3" ns0:sz="8" ns0:space="0"/>
+              <ns0:bottom ns0:val="single" ns0:color="DEE0E3" ns0:sz="8" ns0:space="0"/>
+              <ns0:right ns0:val="single" ns0:color="DEE0E3" ns0:sz="8" ns0:space="0"/>
+            </ns0:tcBorders>
+            <ns0:shd ns0:val="clear" ns0:color="auto" ns0:fill="auto"/>
+            <ns0:vAlign ns0:val="center"/>
+          </ns0:tcPr>
+          <ns0:p>
+            <ns0:pPr>
+              <ns0:keepNext ns0:val="0"/>
+              <ns0:keepLines/>
+              <ns0:pageBreakBefore ns0:val="0"/>
+              <ns0:widowControl/>
+              <ns0:spacing ns0:line="276" ns0:lineRule="auto" ns0:before="0" ns0:after="60"/>
+              <ns0:jc ns0:val="left"/>
+              <ns0:wordWrap ns0:val="0"/>
+            </ns0:pPr>
+            <ns0:r>
+              <ns0:rPr>
+                <ns0:rFonts ns0:ascii="Noto Sans SC" ns0:hAnsi="Noto Sans SC" ns0:eastAsia="Noto Sans SC"/>
+                <ns0:b ns0:val="0"/>
+                <ns0:color ns0:val="202D33"/>
+                <ns0:sz ns0:val="19"/>
+              </ns0:rPr>
+            </ns0:r>
+            <ns0:r>
+              <ns0:rPr>
+                <ns0:rFonts ns0:ascii="Noto Sans SC" ns0:hAnsi="Noto Sans SC" ns0:eastAsia="Noto Sans SC"/>
+                <ns0:b ns0:val="0"/>
+                <ns0:color ns0:val="202D33"/>
+                <ns0:sz ns0:val="19"/>
+              </ns0:rPr>
+              <ns0:t>管理层/总经理</ns0:t>
+            </ns0:r>
+          </ns0:p>
+        </ns0:tc>
+        <ns0:tc>
+          <ns0:tcPr>
+            <ns0:tcW ns0:w="3269" ns0:type="dxa"/>
+            <ns0:tcBorders>
+              <ns0:top ns0:val="nil"/>
+              <ns0:left ns0:val="nil"/>
+              <ns0:bottom ns0:val="single" ns0:color="DEE0E3" ns0:sz="8" ns0:space="0"/>
+              <ns0:right ns0:val="single" ns0:color="DEE0E3" ns0:sz="8" ns0:space="0"/>
+            </ns0:tcBorders>
+            <ns0:shd ns0:val="clear" ns0:color="auto" ns0:fill="auto"/>
+            <ns0:vAlign ns0:val="center"/>
+          </ns0:tcPr>
+          <ns0:p>
+            <ns0:pPr>
+              <ns0:keepNext ns0:val="0"/>
+              <ns0:keepLines/>
+              <ns0:pageBreakBefore ns0:val="0"/>
+              <ns0:widowControl/>
+              <ns0:spacing ns0:line="276" ns0:lineRule="auto" ns0:before="240" ns0:after="60"/>
+              <ns0:jc ns0:val="left"/>
+              <ns0:wordWrap ns0:val="0"/>
+            </ns0:pPr>
+            <ns0:r>
+              <ns0:rPr>
+                <ns0:rFonts ns0:ascii="Noto Sans SC" ns0:hAnsi="Noto Sans SC" ns0:eastAsia="Noto Sans SC"/>
+                <ns0:b ns0:val="0"/>
+                <ns0:color ns0:val="143D50"/>
+                <ns0:sz ns0:val="19"/>
+              </ns0:rPr>
+            </ns0:r>
+            <ns0:r>
+              <ns0:rPr>
+                <ns0:rFonts ns0:ascii="Noto Sans SC" ns0:hAnsi="Noto Sans SC" ns0:eastAsia="Noto Sans SC"/>
+                <ns0:b ns0:val="0"/>
+                <ns0:color ns0:val="143D50"/>
+                <ns0:sz ns0:val="19"/>
+              </ns0:rPr>
+              <ns0:t>三、成本要素明、四、重点产品专、五、对标分析、六、总结与建议</ns0:t>
+            </ns0:r>
+          </ns0:p>
+        </ns0:tc>
+        <ns0:tc>
+          <ns0:tcPr>
+            <ns0:tcW ns0:w="3269" ns0:type="dxa"/>
+            <ns0:tcBorders>
+              <ns0:top ns0:val="nil"/>
+              <ns0:left ns0:val="nil"/>
+              <ns0:bottom ns0:val="single" ns0:color="DEE0E3" ns0:sz="8" ns0:space="0"/>
+              <ns0:right ns0:val="single" ns0:color="DEE0E3" ns0:sz="8" ns0:space="0"/>
+            </ns0:tcBorders>
+            <ns0:shd ns0:val="clear" ns0:color="auto" ns0:fill="auto"/>
+            <ns0:vAlign ns0:val="center"/>
+          </ns0:tcPr>
+          <ns0:p>
+            <ns0:pPr>
+              <ns0:keepNext ns0:val="0"/>
+              <ns0:keepLines/>
+              <ns0:pageBreakBefore ns0:val="0"/>
+              <ns0:widowControl/>
+              <ns0:spacing ns0:line="276" ns0:lineRule="auto" ns0:before="0" ns0:after="60"/>
+              <ns0:jc ns0:val="left"/>
+              <ns0:wordWrap ns0:val="0"/>
+            </ns0:pPr>
+            <ns0:r>
+              <ns0:rPr>
+                <ns0:rFonts ns0:ascii="Noto Sans SC" ns0:hAnsi="Noto Sans SC" ns0:eastAsia="Noto Sans SC"/>
+                <ns0:b ns0:val="0"/>
+                <ns0:color ns0:val="202D33"/>
+                <ns0:sz ns0:val="19"/>
+              </ns0:rPr>
+            </ns0:r>
+            <ns0:r>
+              <ns0:rPr>
+                <ns0:rFonts ns0:ascii="Noto Sans SC" ns0:hAnsi="Noto Sans SC" ns0:eastAsia="Noto Sans SC"/>
+                <ns0:b ns0:val="0"/>
+                <ns0:color ns0:val="202D33"/>
+                <ns0:sz ns0:val="19"/>
+              </ns0:rPr>
+              <ns0:t>了解现状痛点、方案核心价值、路线建议</ns0:t>
+            </ns0:r>
+          </ns0:p>
+        </ns0:tc>
+      </ns0:tr>
+      <ns0:tr ns2:paraId="5B759299">
+        <ns0:trPr>
+          <ns0:cantSplit/>
+        </ns0:trPr>
+        <ns0:tc>
+          <ns0:tcPr>
+            <ns0:tcW ns0:w="3269" ns0:type="dxa"/>
+            <ns0:tcBorders>
+              <ns0:top ns0:val="nil"/>
+              <ns0:left ns0:val="single" ns0:color="DEE0E3" ns0:sz="8" ns0:space="0"/>
+              <ns0:bottom ns0:val="single" ns0:color="DEE0E3" ns0:sz="8" ns0:space="0"/>
+              <ns0:right ns0:val="single" ns0:color="DEE0E3" ns0:sz="8" ns0:space="0"/>
+            </ns0:tcBorders>
+            <ns0:shd ns0:val="clear" ns0:color="auto" ns0:fill="auto"/>
+            <ns0:vAlign ns0:val="center"/>
+          </ns0:tcPr>
+          <ns0:p>
+            <ns0:pPr>
+              <ns0:keepNext ns0:val="0"/>
+              <ns0:keepLines/>
+              <ns0:pageBreakBefore ns0:val="0"/>
+              <ns0:widowControl/>
+              <ns0:spacing ns0:line="276" ns0:lineRule="auto" ns0:before="0" ns0:after="60"/>
+              <ns0:jc ns0:val="left"/>
+              <ns0:wordWrap ns0:val="0"/>
+            </ns0:pPr>
+            <ns0:r>
+              <ns0:rPr>
+                <ns0:rFonts ns0:ascii="Noto Sans SC" ns0:hAnsi="Noto Sans SC" ns0:eastAsia="Noto Sans SC"/>
+                <ns0:b ns0:val="0"/>
+                <ns0:color ns0:val="202D33"/>
+                <ns0:sz ns0:val="19"/>
+              </ns0:rPr>
+            </ns0:r>
+            <ns0:r>
+              <ns0:rPr>
+                <ns0:rFonts ns0:ascii="Noto Sans SC" ns0:hAnsi="Noto Sans SC" ns0:eastAsia="Noto Sans SC"/>
+                <ns0:b ns0:val="0"/>
+                <ns0:color ns0:val="202D33"/>
+                <ns0:sz ns0:val="19"/>
+              </ns0:rPr>
+              <ns0:t>采购总监/业务负责人</ns0:t>
+            </ns0:r>
+          </ns0:p>
+        </ns0:tc>
+        <ns0:tc>
+          <ns0:tcPr>
+            <ns0:tcW ns0:w="3269" ns0:type="dxa"/>
+            <ns0:tcBorders>
+              <ns0:top ns0:val="nil"/>
+              <ns0:left ns0:val="nil"/>
+              <ns0:bottom ns0:val="single" ns0:color="DEE0E3" ns0:sz="8" ns0:space="0"/>
+              <ns0:right ns0:val="single" ns0:color="DEE0E3" ns0:sz="8" ns0:space="0"/>
+            </ns0:tcBorders>
+            <ns0:shd ns0:val="clear" ns0:color="auto" ns0:fill="auto"/>
+            <ns0:vAlign ns0:val="center"/>
+          </ns0:tcPr>
+          <ns0:p>
+            <ns0:pPr>
+              <ns0:keepNext ns0:val="0"/>
+              <ns0:keepLines/>
+              <ns0:pageBreakBefore ns0:val="0"/>
+              <ns0:widowControl/>
+              <ns0:spacing ns0:line="276" ns0:lineRule="auto" ns0:before="0" ns0:after="60"/>
+              <ns0:jc ns0:val="left"/>
+              <ns0:wordWrap ns0:val="0"/>
+            </ns0:pPr>
+            <ns0:r>
+              <ns0:rPr>
+                <ns0:rFonts ns0:ascii="Noto Sans SC" ns0:hAnsi="Noto Sans SC" ns0:eastAsia="Noto Sans SC"/>
+                <ns0:b ns0:val="0"/>
+                <ns0:color ns0:val="202D33"/>
+                <ns0:sz ns0:val="19"/>
+              </ns0:rPr>
+            </ns0:r>
+            <ns0:r>
+              <ns0:rPr>
+                <ns0:rFonts ns0:ascii="Noto Sans SC" ns0:hAnsi="Noto Sans SC" ns0:eastAsia="Noto Sans SC"/>
+                <ns0:b ns0:val="0"/>
+                <ns0:color ns0:val="202D33"/>
+                <ns0:sz ns0:val="19"/>
+              </ns0:rPr>
+              <ns0:t>全文通读</ns0:t>
+            </ns0:r>
+          </ns0:p>
+        </ns0:tc>
+        <ns0:tc>
+          <ns0:tcPr>
+            <ns0:tcW ns0:w="3269" ns0:type="dxa"/>
+            <ns0:tcBorders>
+              <ns0:top ns0:val="nil"/>
+              <ns0:left ns0:val="nil"/>
+              <ns0:bottom ns0:val="single" ns0:color="DEE0E3" ns0:sz="8" ns0:space="0"/>
+              <ns0:right ns0:val="single" ns0:color="DEE0E3" ns0:sz="8" ns0:space="0"/>
+            </ns0:tcBorders>
+            <ns0:shd ns0:val="clear" ns0:color="auto" ns0:fill="auto"/>
+            <ns0:vAlign ns0:val="center"/>
+          </ns0:tcPr>
+          <ns0:p>
+            <ns0:pPr>
+              <ns0:keepNext ns0:val="0"/>
+              <ns0:keepLines/>
+              <ns0:pageBreakBefore ns0:val="0"/>
+              <ns0:widowControl/>
+              <ns0:spacing ns0:line="276" ns0:lineRule="auto" ns0:before="0" ns0:after="60"/>
+              <ns0:jc ns0:val="left"/>
+              <ns0:wordWrap ns0:val="0"/>
+            </ns0:pPr>
+            <ns0:r>
+              <ns0:rPr>
+                <ns0:rFonts ns0:ascii="Noto Sans SC" ns0:hAnsi="Noto Sans SC" ns0:eastAsia="Noto Sans SC"/>
+                <ns0:b ns0:val="0"/>
+                <ns0:color ns0:val="202D33"/>
+                <ns0:sz ns0:val="19"/>
+              </ns0:rPr>
+            </ns0:r>
+            <ns0:r>
+              <ns0:rPr>
+                <ns0:rFonts ns0:ascii="Noto Sans SC" ns0:hAnsi="Noto Sans SC" ns0:eastAsia="Noto Sans SC"/>
+                <ns0:b ns0:val="0"/>
+                <ns0:color ns0:val="202D33"/>
+                <ns0:sz ns0:val="19"/>
+              </ns0:rPr>
+              <ns0:t>了解具体业务方案、自动化场景、实施效果</ns0:t>
+            </ns0:r>
+          </ns0:p>
+        </ns0:tc>
+      </ns0:tr>
+      <ns0:tr ns2:paraId="19E38308">
+        <ns0:trPr>
+          <ns0:cantSplit/>
+        </ns0:trPr>
+        <ns0:tc>
+          <ns0:tcPr>
+            <ns0:tcW ns0:w="3269" ns0:type="dxa"/>
+            <ns0:tcBorders>
+              <ns0:top ns0:val="nil"/>
+              <ns0:left ns0:val="single" ns0:color="DEE0E3" ns0:sz="8" ns0:space="0"/>
+              <ns0:bottom ns0:val="single" ns0:color="DEE0E3" ns0:sz="8" ns0:space="0"/>
+              <ns0:right ns0:val="single" ns0:color="DEE0E3" ns0:sz="8" ns0:space="0"/>
+            </ns0:tcBorders>
+            <ns0:shd ns0:val="clear" ns0:color="auto" ns0:fill="auto"/>
+            <ns0:vAlign ns0:val="center"/>
+          </ns0:tcPr>
+          <ns0:p>
+            <ns0:pPr>
+              <ns0:keepNext ns0:val="0"/>
+              <ns0:keepLines/>
+              <ns0:pageBreakBefore ns0:val="0"/>
+              <ns0:widowControl/>
+              <ns0:spacing ns0:line="276" ns0:lineRule="auto" ns0:before="0" ns0:after="60"/>
+              <ns0:jc ns0:val="left"/>
+              <ns0:wordWrap ns0:val="0"/>
+            </ns0:pPr>
+            <ns0:r>
+              <ns0:rPr>
+                <ns0:rFonts ns0:ascii="Noto Sans SC" ns0:hAnsi="Noto Sans SC" ns0:eastAsia="Noto Sans SC"/>
+                <ns0:b ns0:val="0"/>
+                <ns0:color ns0:val="202D33"/>
+                <ns0:sz ns0:val="19"/>
+              </ns0:rPr>
+            </ns0:r>
+            <ns0:r>
+              <ns0:rPr>
+                <ns0:rFonts ns0:ascii="Noto Sans SC" ns0:hAnsi="Noto Sans SC" ns0:eastAsia="Noto Sans SC"/>
+                <ns0:b ns0:val="0"/>
+                <ns0:color ns0:val="202D33"/>
+                <ns0:sz ns0:val="19"/>
+              </ns0:rPr>
+              <ns0:t>IT/实施团队</ns0:t>
+            </ns0:r>
+          </ns0:p>
+        </ns0:tc>
+        <ns0:tc>
+          <ns0:tcPr>
+            <ns0:tcW ns0:w="3269" ns0:type="dxa"/>
+            <ns0:tcBorders>
+              <ns0:top ns0:val="nil"/>
+              <ns0:left ns0:val="nil"/>
+              <ns0:bottom ns0:val="single" ns0:color="DEE0E3" ns0:sz="8" ns0:space="0"/>
+              <ns0:right ns0:val="single" ns0:color="DEE0E3" ns0:sz="8" ns0:space="0"/>
+            </ns0:tcBorders>
+            <ns0:shd ns0:val="clear" ns0:color="auto" ns0:fill="auto"/>
+            <ns0:vAlign ns0:val="center"/>
+          </ns0:tcPr>
+          <ns0:p>
+            <ns0:pPr>
+              <ns0:keepNext ns0:val="0"/>
+              <ns0:keepLines/>
+              <ns0:pageBreakBefore ns0:val="0"/>
+              <ns0:widowControl/>
+              <ns0:spacing ns0:line="276" ns0:lineRule="auto" ns0:before="0" ns0:after="60"/>
+              <ns0:jc ns0:val="left"/>
+              <ns0:wordWrap ns0:val="0"/>
+            </ns0:pPr>
+            <ns0:r>
+              <ns0:rPr>
+                <ns0:rFonts ns0:ascii="Noto Sans SC" ns0:hAnsi="Noto Sans SC" ns0:eastAsia="Noto Sans SC"/>
+                <ns0:b ns0:val="0"/>
+                <ns0:color ns0:val="202D33"/>
+                <ns0:sz ns0:val="19"/>
+              </ns0:rPr>
+            </ns0:r>
+            <ns0:r>
+              <ns0:rPr>
+                <ns0:rFonts ns0:ascii="Noto Sans SC" ns0:hAnsi="Noto Sans SC" ns0:eastAsia="Noto Sans SC"/>
+                <ns0:b ns0:val="0"/>
+                <ns0:color ns0:val="202D33"/>
+                <ns0:sz ns0:val="19"/>
+              </ns0:rPr>
+              <ns0:t>全文通读</ns0:t>
+            </ns0:r>
+          </ns0:p>
+        </ns0:tc>
+        <ns0:tc>
+          <ns0:tcPr>
+            <ns0:tcW ns0:w="3269" ns0:type="dxa"/>
+            <ns0:tcBorders>
+              <ns0:top ns0:val="nil"/>
+              <ns0:left ns0:val="nil"/>
+              <ns0:bottom ns0:val="single" ns0:color="DEE0E3" ns0:sz="8" ns0:space="0"/>
+              <ns0:right ns0:val="single" ns0:color="DEE0E3" ns0:sz="8" ns0:space="0"/>
+            </ns0:tcBorders>
+            <ns0:shd ns0:val="clear" ns0:color="auto" ns0:fill="auto"/>
+            <ns0:vAlign ns0:val="center"/>
+          </ns0:tcPr>
+          <ns0:p>
+            <ns0:pPr>
+              <ns0:keepNext ns0:val="0"/>
+              <ns0:keepLines/>
+              <ns0:pageBreakBefore ns0:val="0"/>
+              <ns0:widowControl/>
+              <ns0:spacing ns0:line="276" ns0:lineRule="auto" ns0:before="0" ns0:after="60"/>
+              <ns0:jc ns0:val="left"/>
+              <ns0:wordWrap ns0:val="0"/>
+            </ns0:pPr>
+            <ns0:r>
+              <ns0:rPr>
+                <ns0:rFonts ns0:ascii="Noto Sans SC" ns0:hAnsi="Noto Sans SC" ns0:eastAsia="Noto Sans SC"/>
+                <ns0:b ns0:val="0"/>
+                <ns0:color ns0:val="202D33"/>
+                <ns0:sz ns0:val="19"/>
+              </ns0:rPr>
+            </ns0:r>
+            <ns0:r>
+              <ns0:rPr>
+                <ns0:rFonts ns0:ascii="Noto Sans SC" ns0:hAnsi="Noto Sans SC" ns0:eastAsia="Noto Sans SC"/>
+                <ns0:b ns0:val="0"/>
+                <ns0:color ns0:val="202D33"/>
+                <ns0:sz ns0:val="19"/>
+              </ns0:rPr>
+              <ns0:t>明确技术架构、实施计划、系统配置</ns0:t>
+            </ns0:r>
+          </ns0:p>
+        </ns0:tc>
+      </ns0:tr>
+      <ns0:tr ns2:paraId="5D9B84E5">
+        <ns0:trPr>
+          <ns0:cantSplit/>
+        </ns0:trPr>
+        <ns0:tc>
+          <ns0:tcPr>
+            <ns0:tcW ns0:w="3269" ns0:type="dxa"/>
+            <ns0:tcBorders>
+              <ns0:top ns0:val="nil"/>
+              <ns0:left ns0:val="single" ns0:color="DEE0E3" ns0:sz="8" ns0:space="0"/>
+              <ns0:bottom ns0:val="single" ns0:color="DEE0E3" ns0:sz="8" ns0:space="0"/>
+              <ns0:right ns0:val="single" ns0:color="DEE0E3" ns0:sz="8" ns0:space="0"/>
+            </ns0:tcBorders>
+            <ns0:shd ns0:val="clear" ns0:color="auto" ns0:fill="auto"/>
+            <ns0:vAlign ns0:val="center"/>
+          </ns0:tcPr>
+          <ns0:p>
+            <ns0:pPr>
+              <ns0:keepNext ns0:val="0"/>
+              <ns0:keepLines/>
+              <ns0:pageBreakBefore ns0:val="0"/>
+              <ns0:widowControl/>
+              <ns0:spacing ns0:line="276" ns0:lineRule="auto" ns0:before="0" ns0:after="60"/>
+              <ns0:jc ns0:val="left"/>
+              <ns0:wordWrap ns0:val="0"/>
+            </ns0:pPr>
+            <ns0:r>
+              <ns0:rPr>
+                <ns0:rFonts ns0:ascii="Noto Sans SC" ns0:hAnsi="Noto Sans SC" ns0:eastAsia="Noto Sans SC"/>
+                <ns0:b ns0:val="0"/>
+                <ns0:color ns0:val="202D33"/>
+                <ns0:sz ns0:val="19"/>
+              </ns0:rPr>
+            </ns0:r>
+            <ns0:r>
+              <ns0:rPr>
+                <ns0:rFonts ns0:ascii="Noto Sans SC" ns0:hAnsi="Noto Sans SC" ns0:eastAsia="Noto Sans SC"/>
+                <ns0:b ns0:val="0"/>
+                <ns0:color ns0:val="202D33"/>
+                <ns0:sz ns0:val="19"/>
+              </ns0:rPr>
+              <ns0:t>财务/采购决策者</ns0:t>
+            </ns0:r>
+          </ns0:p>
+        </ns0:tc>
+        <ns0:tc>
+          <ns0:tcPr>
+            <ns0:tcW ns0:w="3269" ns0:type="dxa"/>
+            <ns0:tcBorders>
+              <ns0:top ns0:val="nil"/>
+              <ns0:left ns0:val="nil"/>
+              <ns0:bottom ns0:val="single" ns0:color="DEE0E3" ns0:sz="8" ns0:space="0"/>
+              <ns0:right ns0:val="single" ns0:color="DEE0E3" ns0:sz="8" ns0:space="0"/>
+            </ns0:tcBorders>
+            <ns0:shd ns0:val="clear" ns0:color="auto" ns0:fill="auto"/>
+            <ns0:vAlign ns0:val="center"/>
+          </ns0:tcPr>
+          <ns0:p>
+            <ns0:pPr>
+              <ns0:keepNext ns0:val="0"/>
+              <ns0:keepLines/>
+              <ns0:pageBreakBefore ns0:val="0"/>
+              <ns0:widowControl/>
+              <ns0:spacing ns0:line="276" ns0:lineRule="auto" ns0:before="240" ns0:after="60"/>
+              <ns0:jc ns0:val="left"/>
+              <ns0:wordWrap ns0:val="0"/>
+            </ns0:pPr>
+            <ns0:r>
+              <ns0:rPr>
+                <ns0:rFonts ns0:ascii="Noto Sans SC" ns0:hAnsi="Noto Sans SC" ns0:eastAsia="Noto Sans SC"/>
+                <ns0:b ns0:val="0"/>
+                <ns0:color ns0:val="143D50"/>
+                <ns0:sz ns0:val="19"/>
+              </ns0:rPr>
+            </ns0:r>
+            <ns0:r>
+              <ns0:rPr>
+                <ns0:rFonts ns0:ascii="Noto Sans SC" ns0:hAnsi="Noto Sans SC" ns0:eastAsia="Noto Sans SC"/>
+                <ns0:b ns0:val="0"/>
+                <ns0:color ns0:val="143D50"/>
+                <ns0:sz ns0:val="19"/>
+              </ns0:rPr>
+              <ns0:t>六、总结与建议</ns0:t>
+            </ns0:r>
+          </ns0:p>
+        </ns0:tc>
+        <ns0:tc>
+          <ns0:tcPr>
+            <ns0:tcW ns0:w="3269" ns0:type="dxa"/>
+            <ns0:tcBorders>
+              <ns0:top ns0:val="nil"/>
+              <ns0:left ns0:val="nil"/>
+              <ns0:bottom ns0:val="single" ns0:color="DEE0E3" ns0:sz="8" ns0:space="0"/>
+              <ns0:right ns0:val="single" ns0:color="DEE0E3" ns0:sz="8" ns0:space="0"/>
+            </ns0:tcBorders>
+            <ns0:shd ns0:val="clear" ns0:color="auto" ns0:fill="auto"/>
+            <ns0:vAlign ns0:val="center"/>
+          </ns0:tcPr>
+          <ns0:p>
+            <ns0:pPr>
+              <ns0:keepNext ns0:val="0"/>
+              <ns0:keepLines/>
+              <ns0:pageBreakBefore ns0:val="0"/>
+              <ns0:widowControl/>
+              <ns0:spacing ns0:line="276" ns0:lineRule="auto" ns0:before="0" ns0:after="60"/>
+              <ns0:jc ns0:val="left"/>
+              <ns0:wordWrap ns0:val="0"/>
+            </ns0:pPr>
+            <ns0:r>
+              <ns0:rPr>
+                <ns0:rFonts ns0:ascii="Noto Sans SC" ns0:hAnsi="Noto Sans SC" ns0:eastAsia="Noto Sans SC"/>
+                <ns0:b ns0:val="0"/>
+                <ns0:color ns0:val="202D33"/>
+                <ns0:sz ns0:val="19"/>
+              </ns0:rPr>
+            </ns0:r>
+            <ns0:r>
+              <ns0:rPr>
+                <ns0:rFonts ns0:ascii="Noto Sans SC" ns0:hAnsi="Noto Sans SC" ns0:eastAsia="Noto Sans SC"/>
+                <ns0:b ns0:val="0"/>
+                <ns0:color ns0:val="202D33"/>
+                <ns0:sz ns0:val="19"/>
+              </ns0:rPr>
+              <ns0:t>评估实施周期与预算，决策推进</ns0:t>
+            </ns0:r>
+          </ns0:p>
+        </ns0:tc>
+      </ns0:tr>
+    </ns0:tbl>
+    <ns0:p ns2:paraId="1EE548AA">
+      <ns0:pPr>
+        <ns0:keepNext ns0:val="0"/>
+        <ns0:keepLines/>
+        <ns0:pageBreakBefore ns0:val="0"/>
+        <ns0:widowControl/>
+        <ns0:suppressLineNumbers ns0:val="0"/>
+        <ns0:spacing ns0:line="331" ns0:lineRule="auto" ns0:before="0" ns0:after="140"/>
+        <ns0:ind ns0:firstLine="420"/>
+        <ns0:jc ns0:val="left"/>
+        <ns0:rPr>
+          <ns0:rFonts ns0:hint="eastAsia" ns0:ascii="等线" ns0:hAnsi="等线" ns0:eastAsia="等线" ns0:cs="等线"/>
+          <ns0:sz ns0:val="21"/>
+          <ns0:szCs ns0:val="21"/>
+        </ns0:rPr>
+        <ns0:wordWrap ns0:val="0"/>
+      </ns0:pPr>
+      <ns0:r>
+        <ns0:rPr>
+          <ns0:rFonts ns0:hint="eastAsia" ns0:ascii="Noto Sans SC" ns0:hAnsi="Noto Sans SC" ns0:eastAsia="Noto Sans SC" ns0:cs="等线"/>
+          <ns0:b ns0:val="0"/>
+          <ns0:bCs/>
+          <ns0:color ns0:val="202D33"/>
+          <ns0:kern ns0:val="0"/>
+          <ns0:sz ns0:val="21"/>
+          <ns0:lang ns0:val="en-US" ns0:eastAsia="zh-CN" ns0:bidi="ar"/>
+        </ns0:rPr>
+        <ns0:t>本报告使用比赛模拟数据。事实、原因假设与缺失证据分别标注；任务仅为模拟发送。</ns0:t>
+      </ns0:r>
+      <ns0:r>
+        <ns0:rPr>
+          <ns0:rFonts ns0:hint="eastAsia" ns0:ascii="Noto Sans SC" ns0:hAnsi="Noto Sans SC" ns0:eastAsia="Noto Sans SC" ns0:cs="等线"/>
+          <ns0:b ns0:val="0"/>
+          <ns0:color ns0:val="202D33"/>
+          <ns0:kern ns0:val="0"/>
+          <ns0:sz ns0:val="21"/>
+          <ns0:lang ns0:val="en-US" ns0:eastAsia="zh-CN" ns0:bidi="ar"/>
+        </ns0:rPr>
+        <ns0:t/>
+      </ns0:r>
+    </ns0:p>
+    <ns0:p ns2:paraId="15E5B084">
+      <ns0:pPr>
+        <ns0:pStyle ns0:val="19"/>
+        <ns0:keepNext ns0:val="0"/>
+        <ns0:keepLines/>
+        <ns0:pageBreakBefore ns0:val="0"/>
+        <ns0:widowControl/>
+        <ns0:spacing ns0:before="0" ns0:after="140" ns0:line="331" ns0:lineRule="auto"/>
+        <ns0:ind ns0:firstLine="420"/>
+        <ns0:jc ns0:val="left"/>
+        <ns0:wordWrap ns0:val="0"/>
+      </ns0:pPr>
+      <ns0:r>
+        <ns0:rPr>
+          <ns0:rFonts ns0:ascii="Noto Sans SC" ns0:hAnsi="Noto Sans SC" ns0:eastAsia="Noto Sans SC"/>
+          <ns0:b ns0:val="0"/>
+          <ns0:color ns0:val="202D33"/>
+          <ns0:sz ns0:val="21"/>
+          <ns0:lang ns0:val="zh-CN"/>
+        </ns0:rPr>
+        <ns0:t>目</ns0:t>
+      </ns0:r>
+      <ns0:r>
+        <ns0:rPr>
+          <ns0:rFonts ns0:hint="eastAsia" ns0:ascii="Noto Sans SC" ns0:hAnsi="Noto Sans SC" ns0:eastAsia="Noto Sans SC"/>
+          <ns0:b ns0:val="0"/>
+          <ns0:color ns0:val="202D33"/>
+          <ns0:sz ns0:val="21"/>
+        </ns0:rPr>
+        <ns0:t xml:space="preserve">     </ns0:t>
+      </ns0:r>
+      <ns0:r>
+        <ns0:rPr>
+          <ns0:rFonts ns0:ascii="Noto Sans SC" ns0:hAnsi="Noto Sans SC" ns0:eastAsia="Noto Sans SC"/>
+          <ns0:b ns0:val="0"/>
+          <ns0:color ns0:val="202D33"/>
+          <ns0:sz ns0:val="21"/>
+          <ns0:lang ns0:val="zh-CN"/>
+        </ns0:rPr>
+        <ns0:t>录</ns0:t>
+      </ns0:r>
+    </ns0:p>
+    <ns0:p>
+      <ns0:bookmarkStart ns0:id="30000" ns0:name="YH_TOC"/>
+      <ns0:pPr>
+        <ns0:keepNext ns0:val="0"/>
         <ns0:keepLines/>
         <ns0:pageBreakBefore ns0:val="0"/>
         <ns0:widowControl/>
@@ -18,9 +3257,593 @@
           <ns0:rFonts ns0:ascii="Noto Sans SC" ns0:hAnsi="Noto Sans SC" ns0:eastAsia="Noto Sans SC"/>
           <ns0:b ns0:val="0"/>
           <ns0:color ns0:val="202D33"/>
+          <ns0:sz ns0:val="21"/>
+        </ns0:rPr>
+        <ns0:fldChar ns0:fldCharType="begin"/>
+      </ns0:r>
+      <ns0:r>
+        <ns0:rPr>
+          <ns0:rFonts ns0:ascii="Noto Sans SC" ns0:hAnsi="Noto Sans SC" ns0:eastAsia="Noto Sans SC"/>
+          <ns0:b ns0:val="0"/>
+          <ns0:color ns0:val="202D33"/>
+          <ns0:sz ns0:val="21"/>
+        </ns0:rPr>
+        <ns0:instrText xml:space="preserve"> TOC \o "1-4" \h \z \u </ns0:instrText>
+      </ns0:r>
+      <ns0:r>
+        <ns0:rPr>
+          <ns0:rFonts ns0:ascii="Noto Sans SC" ns0:hAnsi="Noto Sans SC" ns0:eastAsia="Noto Sans SC"/>
+          <ns0:b ns0:val="0"/>
+          <ns0:color ns0:val="202D33"/>
+          <ns0:sz ns0:val="21"/>
+        </ns0:rPr>
+        <ns0:fldChar ns0:fldCharType="separate"/>
+      </ns0:r>
+      <ns0:r>
+        <ns0:rPr>
+          <ns0:rFonts ns0:ascii="Noto Sans SC" ns0:hAnsi="Noto Sans SC" ns0:eastAsia="Noto Sans SC"/>
+          <ns0:b ns0:val="0"/>
+          <ns0:color ns0:val="202D33"/>
+          <ns0:sz ns0:val="21"/>
+        </ns0:rPr>
+        <ns0:t xml:space="preserve">（右键点击此处 → 更新域 → 更新整个目录）</ns0:t>
+      </ns0:r>
+      <ns0:r>
+        <ns0:rPr>
+          <ns0:rFonts ns0:ascii="Noto Sans SC" ns0:hAnsi="Noto Sans SC" ns0:eastAsia="Noto Sans SC"/>
+          <ns0:b ns0:val="0"/>
+          <ns0:color ns0:val="202D33"/>
+          <ns0:sz ns0:val="21"/>
+        </ns0:rPr>
+        <ns0:fldChar ns0:fldCharType="end"/>
+      </ns0:r>
+    </ns0:p>
+    <ns0:p>
+      <ns0:pPr>
+        <ns0:keepNext ns0:val="0"/>
+        <ns0:keepLines/>
+        <ns0:pageBreakBefore ns0:val="0"/>
+        <ns0:widowControl/>
+        <ns0:spacing ns0:after="20" ns0:line="312" ns0:lineRule="auto" ns0:before="20"/>
+        <ns0:ind ns0:firstLine="420"/>
+        <ns0:jc ns0:val="left"/>
+        <ns0:wordWrap ns0:val="0"/>
+      </ns0:pPr>
+      <ns0:r>
+        <ns0:rPr>
+          <ns0:rFonts ns0:ascii="Noto Sans SC" ns0:hAnsi="Noto Sans SC" ns0:eastAsia="Noto Sans SC"/>
+          <ns0:b ns0:val="0"/>
+          <ns0:color ns0:val="202D33"/>
+          <ns0:sz ns0:val="21"/>
+        </ns0:rPr>
+        <ns0:t xml:space="preserve">　一、封面与基本信息</ns0:t>
+      </ns0:r>
+    </ns0:p>
+    <ns0:p>
+      <ns0:pPr>
+        <ns0:keepNext ns0:val="0"/>
+        <ns0:keepLines/>
+        <ns0:pageBreakBefore ns0:val="0"/>
+        <ns0:widowControl/>
+        <ns0:spacing ns0:after="20" ns0:line="312" ns0:lineRule="auto" ns0:before="20"/>
+        <ns0:ind ns0:firstLine="420"/>
+        <ns0:jc ns0:val="left"/>
+        <ns0:wordWrap ns0:val="0"/>
+      </ns0:pPr>
+      <ns0:r>
+        <ns0:rPr>
+          <ns0:rFonts ns0:ascii="Noto Sans SC" ns0:hAnsi="Noto Sans SC" ns0:eastAsia="Noto Sans SC"/>
+          <ns0:b ns0:val="0"/>
+          <ns0:color ns0:val="202D33"/>
+          <ns0:sz ns0:val="21"/>
+        </ns0:rPr>
+        <ns0:t xml:space="preserve">　二、总成本概览　·　第3页</ns0:t>
+      </ns0:r>
+    </ns0:p>
+    <ns0:p>
+      <ns0:pPr>
+        <ns0:keepNext ns0:val="0"/>
+        <ns0:keepLines/>
+        <ns0:pageBreakBefore ns0:val="0"/>
+        <ns0:widowControl/>
+        <ns0:spacing ns0:after="20" ns0:line="312" ns0:lineRule="auto" ns0:before="20"/>
+        <ns0:ind ns0:firstLine="420"/>
+        <ns0:jc ns0:val="left"/>
+        <ns0:wordWrap ns0:val="0"/>
+      </ns0:pPr>
+      <ns0:r>
+        <ns0:rPr>
+          <ns0:rFonts ns0:ascii="Noto Sans SC" ns0:hAnsi="Noto Sans SC" ns0:eastAsia="Noto Sans SC"/>
+          <ns0:b ns0:val="0"/>
+          <ns0:color ns0:val="202D33"/>
+          <ns0:sz ns0:val="21"/>
+        </ns0:rPr>
+        <ns0:t xml:space="preserve">　　2.1 核心指标一览</ns0:t>
+      </ns0:r>
+    </ns0:p>
+    <ns0:p>
+      <ns0:pPr>
+        <ns0:keepNext ns0:val="0"/>
+        <ns0:keepLines/>
+        <ns0:pageBreakBefore ns0:val="0"/>
+        <ns0:widowControl/>
+        <ns0:spacing ns0:after="20" ns0:line="312" ns0:lineRule="auto" ns0:before="20"/>
+        <ns0:ind ns0:firstLine="420"/>
+        <ns0:jc ns0:val="left"/>
+        <ns0:wordWrap ns0:val="0"/>
+      </ns0:pPr>
+      <ns0:r>
+        <ns0:rPr>
+          <ns0:rFonts ns0:ascii="Noto Sans SC" ns0:hAnsi="Noto Sans SC" ns0:eastAsia="Noto Sans SC"/>
+          <ns0:b ns0:val="0"/>
+          <ns0:color ns0:val="202D33"/>
+          <ns0:sz ns0:val="21"/>
+        </ns0:rPr>
+        <ns0:t xml:space="preserve">　　2.2 成本结构</ns0:t>
+      </ns0:r>
+    </ns0:p>
+    <ns0:p>
+      <ns0:pPr>
+        <ns0:keepNext ns0:val="0"/>
+        <ns0:keepLines/>
+        <ns0:pageBreakBefore ns0:val="0"/>
+        <ns0:widowControl/>
+        <ns0:spacing ns0:after="20" ns0:line="312" ns0:lineRule="auto" ns0:before="20"/>
+        <ns0:ind ns0:firstLine="420"/>
+        <ns0:jc ns0:val="left"/>
+        <ns0:wordWrap ns0:val="0"/>
+      </ns0:pPr>
+      <ns0:r>
+        <ns0:rPr>
+          <ns0:rFonts ns0:ascii="Noto Sans SC" ns0:hAnsi="Noto Sans SC" ns0:eastAsia="Noto Sans SC"/>
+          <ns0:b ns0:val="0"/>
+          <ns0:color ns0:val="202D33"/>
+          <ns0:sz ns0:val="21"/>
+        </ns0:rPr>
+        <ns0:t xml:space="preserve">　三、成本要素明细分析</ns0:t>
+      </ns0:r>
+    </ns0:p>
+    <ns0:p>
+      <ns0:pPr>
+        <ns0:keepNext ns0:val="0"/>
+        <ns0:keepLines/>
+        <ns0:pageBreakBefore ns0:val="0"/>
+        <ns0:widowControl/>
+        <ns0:spacing ns0:after="20" ns0:line="312" ns0:lineRule="auto" ns0:before="20"/>
+        <ns0:ind ns0:firstLine="420"/>
+        <ns0:jc ns0:val="left"/>
+        <ns0:wordWrap ns0:val="0"/>
+      </ns0:pPr>
+      <ns0:r>
+        <ns0:rPr>
+          <ns0:rFonts ns0:ascii="Noto Sans SC" ns0:hAnsi="Noto Sans SC" ns0:eastAsia="Noto Sans SC"/>
+          <ns0:b ns0:val="0"/>
+          <ns0:color ns0:val="202D33"/>
+          <ns0:sz ns0:val="21"/>
+        </ns0:rPr>
+        <ns0:t xml:space="preserve">　　3.1 直接材料分析</ns0:t>
+      </ns0:r>
+    </ns0:p>
+    <ns0:p>
+      <ns0:pPr>
+        <ns0:keepNext ns0:val="0"/>
+        <ns0:keepLines/>
+        <ns0:pageBreakBefore ns0:val="0"/>
+        <ns0:widowControl/>
+        <ns0:spacing ns0:after="20" ns0:line="312" ns0:lineRule="auto" ns0:before="20"/>
+        <ns0:ind ns0:firstLine="420"/>
+        <ns0:jc ns0:val="left"/>
+        <ns0:wordWrap ns0:val="0"/>
+      </ns0:pPr>
+      <ns0:r>
+        <ns0:rPr>
+          <ns0:rFonts ns0:ascii="Noto Sans SC" ns0:hAnsi="Noto Sans SC" ns0:eastAsia="Noto Sans SC"/>
+          <ns0:b ns0:val="0"/>
+          <ns0:color ns0:val="202D33"/>
+          <ns0:sz ns0:val="21"/>
+        </ns0:rPr>
+        <ns0:t xml:space="preserve">　　3.1.1 原材料成本明细</ns0:t>
+      </ns0:r>
+    </ns0:p>
+    <ns0:p>
+      <ns0:pPr>
+        <ns0:keepNext ns0:val="0"/>
+        <ns0:keepLines/>
+        <ns0:pageBreakBefore ns0:val="0"/>
+        <ns0:widowControl/>
+        <ns0:spacing ns0:after="20" ns0:line="312" ns0:lineRule="auto" ns0:before="20"/>
+        <ns0:ind ns0:firstLine="420"/>
+        <ns0:jc ns0:val="left"/>
+        <ns0:wordWrap ns0:val="0"/>
+      </ns0:pPr>
+      <ns0:r>
+        <ns0:rPr>
+          <ns0:rFonts ns0:ascii="Noto Sans SC" ns0:hAnsi="Noto Sans SC" ns0:eastAsia="Noto Sans SC"/>
+          <ns0:b ns0:val="0"/>
+          <ns0:color ns0:val="202D33"/>
+          <ns0:sz ns0:val="21"/>
+        </ns0:rPr>
+        <ns0:t xml:space="preserve">　　3.1.2 材料成本变动归因</ns0:t>
+      </ns0:r>
+    </ns0:p>
+    <ns0:p>
+      <ns0:pPr>
+        <ns0:keepNext ns0:val="0"/>
+        <ns0:keepLines/>
+        <ns0:pageBreakBefore ns0:val="0"/>
+        <ns0:widowControl/>
+        <ns0:spacing ns0:after="20" ns0:line="312" ns0:lineRule="auto" ns0:before="20"/>
+        <ns0:ind ns0:firstLine="420"/>
+        <ns0:jc ns0:val="left"/>
+        <ns0:wordWrap ns0:val="0"/>
+      </ns0:pPr>
+      <ns0:r>
+        <ns0:rPr>
+          <ns0:rFonts ns0:ascii="Noto Sans SC" ns0:hAnsi="Noto Sans SC" ns0:eastAsia="Noto Sans SC"/>
+          <ns0:b ns0:val="0"/>
+          <ns0:color ns0:val="202D33"/>
+          <ns0:sz ns0:val="21"/>
+        </ns0:rPr>
+        <ns0:t xml:space="preserve">　　3.2 直接人工分析</ns0:t>
+      </ns0:r>
+    </ns0:p>
+    <ns0:p>
+      <ns0:pPr>
+        <ns0:keepNext ns0:val="0"/>
+        <ns0:keepLines/>
+        <ns0:pageBreakBefore ns0:val="0"/>
+        <ns0:widowControl/>
+        <ns0:spacing ns0:after="20" ns0:line="312" ns0:lineRule="auto" ns0:before="20"/>
+        <ns0:ind ns0:firstLine="420"/>
+        <ns0:jc ns0:val="left"/>
+        <ns0:wordWrap ns0:val="0"/>
+      </ns0:pPr>
+      <ns0:r>
+        <ns0:rPr>
+          <ns0:rFonts ns0:ascii="Noto Sans SC" ns0:hAnsi="Noto Sans SC" ns0:eastAsia="Noto Sans SC"/>
+          <ns0:b ns0:val="0"/>
+          <ns0:color ns0:val="202D33"/>
+          <ns0:sz ns0:val="21"/>
+        </ns0:rPr>
+        <ns0:t xml:space="preserve">　　3.3 制造费用分析</ns0:t>
+      </ns0:r>
+    </ns0:p>
+    <ns0:p>
+      <ns0:pPr>
+        <ns0:keepNext ns0:val="0"/>
+        <ns0:keepLines/>
+        <ns0:pageBreakBefore ns0:val="0"/>
+        <ns0:widowControl/>
+        <ns0:spacing ns0:after="20" ns0:line="312" ns0:lineRule="auto" ns0:before="20"/>
+        <ns0:ind ns0:firstLine="420"/>
+        <ns0:jc ns0:val="left"/>
+        <ns0:wordWrap ns0:val="0"/>
+      </ns0:pPr>
+      <ns0:r>
+        <ns0:rPr>
+          <ns0:rFonts ns0:ascii="Noto Sans SC" ns0:hAnsi="Noto Sans SC" ns0:eastAsia="Noto Sans SC"/>
+          <ns0:b ns0:val="0"/>
+          <ns0:color ns0:val="202D33"/>
+          <ns0:sz ns0:val="21"/>
+        </ns0:rPr>
+        <ns0:t xml:space="preserve">　四、重点产品专项分析 — 板蓝根颗粒</ns0:t>
+      </ns0:r>
+    </ns0:p>
+    <ns0:p>
+      <ns0:pPr>
+        <ns0:keepNext ns0:val="0"/>
+        <ns0:keepLines/>
+        <ns0:pageBreakBefore ns0:val="0"/>
+        <ns0:widowControl/>
+        <ns0:spacing ns0:after="20" ns0:line="312" ns0:lineRule="auto" ns0:before="20"/>
+        <ns0:ind ns0:firstLine="420"/>
+        <ns0:jc ns0:val="left"/>
+        <ns0:wordWrap ns0:val="0"/>
+      </ns0:pPr>
+      <ns0:r>
+        <ns0:rPr>
+          <ns0:rFonts ns0:ascii="Noto Sans SC" ns0:hAnsi="Noto Sans SC" ns0:eastAsia="Noto Sans SC"/>
+          <ns0:b ns0:val="0"/>
+          <ns0:color ns0:val="202D33"/>
+          <ns0:sz ns0:val="21"/>
+        </ns0:rPr>
+        <ns0:t xml:space="preserve">　　4.1 可用期间单位成本趋势（截至 2026-06，共 6 个月）</ns0:t>
+      </ns0:r>
+    </ns0:p>
+    <ns0:p>
+      <ns0:pPr>
+        <ns0:keepNext ns0:val="0"/>
+        <ns0:keepLines/>
+        <ns0:pageBreakBefore ns0:val="0"/>
+        <ns0:widowControl/>
+        <ns0:spacing ns0:after="20" ns0:line="312" ns0:lineRule="auto" ns0:before="20"/>
+        <ns0:ind ns0:firstLine="420"/>
+        <ns0:jc ns0:val="left"/>
+        <ns0:wordWrap ns0:val="0"/>
+      </ns0:pPr>
+      <ns0:r>
+        <ns0:rPr>
+          <ns0:rFonts ns0:ascii="Noto Sans SC" ns0:hAnsi="Noto Sans SC" ns0:eastAsia="Noto Sans SC"/>
+          <ns0:b ns0:val="0"/>
+          <ns0:color ns0:val="202D33"/>
+          <ns0:sz ns0:val="21"/>
+        </ns0:rPr>
+        <ns0:t xml:space="preserve">　　4.2 成本异常点排查</ns0:t>
+      </ns0:r>
+    </ns0:p>
+    <ns0:p>
+      <ns0:pPr>
+        <ns0:keepNext ns0:val="0"/>
+        <ns0:keepLines/>
+        <ns0:pageBreakBefore ns0:val="0"/>
+        <ns0:widowControl/>
+        <ns0:spacing ns0:after="20" ns0:line="312" ns0:lineRule="auto" ns0:before="20"/>
+        <ns0:ind ns0:firstLine="420"/>
+        <ns0:jc ns0:val="left"/>
+        <ns0:wordWrap ns0:val="0"/>
+      </ns0:pPr>
+      <ns0:r>
+        <ns0:rPr>
+          <ns0:rFonts ns0:ascii="Noto Sans SC" ns0:hAnsi="Noto Sans SC" ns0:eastAsia="Noto Sans SC"/>
+          <ns0:b ns0:val="0"/>
+          <ns0:color ns0:val="202D33"/>
+          <ns0:sz ns0:val="21"/>
+        </ns0:rPr>
+        <ns0:t xml:space="preserve">　　4.3 关键原材料市场价格跟踪</ns0:t>
+      </ns0:r>
+    </ns0:p>
+    <ns0:p>
+      <ns0:pPr>
+        <ns0:keepNext ns0:val="0"/>
+        <ns0:keepLines/>
+        <ns0:pageBreakBefore ns0:val="0"/>
+        <ns0:widowControl/>
+        <ns0:spacing ns0:after="20" ns0:line="312" ns0:lineRule="auto" ns0:before="20"/>
+        <ns0:ind ns0:firstLine="420"/>
+        <ns0:jc ns0:val="left"/>
+        <ns0:wordWrap ns0:val="0"/>
+      </ns0:pPr>
+      <ns0:r>
+        <ns0:rPr>
+          <ns0:rFonts ns0:ascii="Noto Sans SC" ns0:hAnsi="Noto Sans SC" ns0:eastAsia="Noto Sans SC"/>
+          <ns0:b ns0:val="0"/>
+          <ns0:color ns0:val="202D33"/>
+          <ns0:sz ns0:val="21"/>
+        </ns0:rPr>
+        <ns0:t xml:space="preserve">　五、对标分析　·　第7页</ns0:t>
+      </ns0:r>
+    </ns0:p>
+    <ns0:p>
+      <ns0:pPr>
+        <ns0:keepNext ns0:val="0"/>
+        <ns0:keepLines/>
+        <ns0:pageBreakBefore ns0:val="0"/>
+        <ns0:widowControl/>
+        <ns0:spacing ns0:after="20" ns0:line="312" ns0:lineRule="auto" ns0:before="20"/>
+        <ns0:ind ns0:firstLine="420"/>
+        <ns0:jc ns0:val="left"/>
+        <ns0:wordWrap ns0:val="0"/>
+      </ns0:pPr>
+      <ns0:r>
+        <ns0:rPr>
+          <ns0:rFonts ns0:ascii="Noto Sans SC" ns0:hAnsi="Noto Sans SC" ns0:eastAsia="Noto Sans SC"/>
+          <ns0:b ns0:val="0"/>
+          <ns0:color ns0:val="202D33"/>
+          <ns0:sz ns0:val="21"/>
+        </ns0:rPr>
+        <ns0:t xml:space="preserve">　　5.1 差异总览</ns0:t>
+      </ns0:r>
+    </ns0:p>
+    <ns0:p>
+      <ns0:pPr>
+        <ns0:keepNext ns0:val="0"/>
+        <ns0:keepLines/>
+        <ns0:pageBreakBefore ns0:val="0"/>
+        <ns0:widowControl/>
+        <ns0:spacing ns0:after="20" ns0:line="312" ns0:lineRule="auto" ns0:before="20"/>
+        <ns0:ind ns0:firstLine="420"/>
+        <ns0:jc ns0:val="left"/>
+        <ns0:wordWrap ns0:val="0"/>
+      </ns0:pPr>
+      <ns0:r>
+        <ns0:rPr>
+          <ns0:rFonts ns0:ascii="Noto Sans SC" ns0:hAnsi="Noto Sans SC" ns0:eastAsia="Noto Sans SC"/>
+          <ns0:b ns0:val="0"/>
+          <ns0:color ns0:val="202D33"/>
+          <ns0:sz ns0:val="21"/>
+        </ns0:rPr>
+        <ns0:t xml:space="preserve">　　5.2 差异结构拆解</ns0:t>
+      </ns0:r>
+    </ns0:p>
+    <ns0:p>
+      <ns0:pPr>
+        <ns0:keepNext ns0:val="0"/>
+        <ns0:keepLines/>
+        <ns0:pageBreakBefore ns0:val="0"/>
+        <ns0:widowControl/>
+        <ns0:spacing ns0:after="20" ns0:line="312" ns0:lineRule="auto" ns0:before="20"/>
+        <ns0:ind ns0:firstLine="420"/>
+        <ns0:jc ns0:val="left"/>
+        <ns0:wordWrap ns0:val="0"/>
+      </ns0:pPr>
+      <ns0:r>
+        <ns0:rPr>
+          <ns0:rFonts ns0:ascii="Noto Sans SC" ns0:hAnsi="Noto Sans SC" ns0:eastAsia="Noto Sans SC"/>
+          <ns0:b ns0:val="0"/>
+          <ns0:color ns0:val="202D33"/>
+          <ns0:sz ns0:val="21"/>
+        </ns0:rPr>
+        <ns0:t xml:space="preserve">　　5.3 差异归因分析</ns0:t>
+      </ns0:r>
+    </ns0:p>
+    <ns0:p>
+      <ns0:pPr>
+        <ns0:keepNext ns0:val="0"/>
+        <ns0:keepLines/>
+        <ns0:pageBreakBefore ns0:val="0"/>
+        <ns0:widowControl/>
+        <ns0:spacing ns0:after="20" ns0:line="312" ns0:lineRule="auto" ns0:before="20"/>
+        <ns0:ind ns0:firstLine="420"/>
+        <ns0:jc ns0:val="left"/>
+        <ns0:wordWrap ns0:val="0"/>
+      </ns0:pPr>
+      <ns0:r>
+        <ns0:rPr>
+          <ns0:rFonts ns0:ascii="Noto Sans SC" ns0:hAnsi="Noto Sans SC" ns0:eastAsia="Noto Sans SC"/>
+          <ns0:b ns0:val="0"/>
+          <ns0:color ns0:val="202D33"/>
+          <ns0:sz ns0:val="21"/>
+        </ns0:rPr>
+        <ns0:t xml:space="preserve">　六、总结与建议　·　第2页</ns0:t>
+      </ns0:r>
+    </ns0:p>
+    <ns0:p>
+      <ns0:pPr>
+        <ns0:keepNext ns0:val="0"/>
+        <ns0:keepLines/>
+        <ns0:pageBreakBefore ns0:val="0"/>
+        <ns0:widowControl/>
+        <ns0:spacing ns0:after="20" ns0:line="312" ns0:lineRule="auto" ns0:before="20"/>
+        <ns0:ind ns0:firstLine="420"/>
+        <ns0:jc ns0:val="left"/>
+        <ns0:wordWrap ns0:val="0"/>
+      </ns0:pPr>
+      <ns0:r>
+        <ns0:rPr>
+          <ns0:rFonts ns0:ascii="Noto Sans SC" ns0:hAnsi="Noto Sans SC" ns0:eastAsia="Noto Sans SC"/>
+          <ns0:b ns0:val="0"/>
+          <ns0:color ns0:val="202D33"/>
+          <ns0:sz ns0:val="21"/>
+        </ns0:rPr>
+        <ns0:t xml:space="preserve">　　6.1 本月成本管理亮点</ns0:t>
+      </ns0:r>
+    </ns0:p>
+    <ns0:p>
+      <ns0:pPr>
+        <ns0:keepNext ns0:val="0"/>
+        <ns0:keepLines/>
+        <ns0:pageBreakBefore ns0:val="0"/>
+        <ns0:widowControl/>
+        <ns0:spacing ns0:after="20" ns0:line="312" ns0:lineRule="auto" ns0:before="20"/>
+        <ns0:ind ns0:firstLine="420"/>
+        <ns0:jc ns0:val="left"/>
+        <ns0:wordWrap ns0:val="0"/>
+      </ns0:pPr>
+      <ns0:r>
+        <ns0:rPr>
+          <ns0:rFonts ns0:ascii="Noto Sans SC" ns0:hAnsi="Noto Sans SC" ns0:eastAsia="Noto Sans SC"/>
+          <ns0:b ns0:val="0"/>
+          <ns0:color ns0:val="202D33"/>
+          <ns0:sz ns0:val="21"/>
+        </ns0:rPr>
+        <ns0:t xml:space="preserve">　　6.2 需关注的问题</ns0:t>
+      </ns0:r>
+    </ns0:p>
+    <ns0:p>
+      <ns0:pPr>
+        <ns0:keepNext ns0:val="0"/>
+        <ns0:keepLines/>
+        <ns0:pageBreakBefore ns0:val="0"/>
+        <ns0:widowControl/>
+        <ns0:spacing ns0:after="20" ns0:line="312" ns0:lineRule="auto" ns0:before="20"/>
+        <ns0:ind ns0:firstLine="420"/>
+        <ns0:jc ns0:val="left"/>
+        <ns0:wordWrap ns0:val="0"/>
+      </ns0:pPr>
+      <ns0:r>
+        <ns0:rPr>
+          <ns0:rFonts ns0:ascii="Noto Sans SC" ns0:hAnsi="Noto Sans SC" ns0:eastAsia="Noto Sans SC"/>
+          <ns0:b ns0:val="0"/>
+          <ns0:color ns0:val="202D33"/>
+          <ns0:sz ns0:val="21"/>
+        </ns0:rPr>
+        <ns0:t xml:space="preserve">　　6.3 改进建议</ns0:t>
+      </ns0:r>
+    </ns0:p>
+    <ns0:p>
+      <ns0:pPr>
+        <ns0:keepNext ns0:val="0"/>
+        <ns0:keepLines/>
+        <ns0:pageBreakBefore ns0:val="0"/>
+        <ns0:widowControl/>
+        <ns0:spacing ns0:after="20" ns0:line="312" ns0:lineRule="auto" ns0:before="20"/>
+        <ns0:ind ns0:firstLine="420"/>
+        <ns0:jc ns0:val="left"/>
+        <ns0:wordWrap ns0:val="0"/>
+      </ns0:pPr>
+      <ns0:r>
+        <ns0:rPr>
+          <ns0:rFonts ns0:ascii="Noto Sans SC" ns0:hAnsi="Noto Sans SC" ns0:eastAsia="Noto Sans SC"/>
+          <ns0:b ns0:val="0"/>
+          <ns0:color ns0:val="202D33"/>
+          <ns0:sz ns0:val="21"/>
+        </ns0:rPr>
+        <ns0:t xml:space="preserve">　　6.4 整改任务清单（自动生成）</ns0:t>
+      </ns0:r>
+    </ns0:p>
+    <ns0:p ns2:paraId="63D1E5E1">
+      <ns0:pPr>
+        <ns0:keepNext/>
+        <ns0:keepLines/>
+        <ns0:pageBreakBefore ns0:val="0"/>
+        <ns0:widowControl/>
+        <ns0:spacing ns0:before="0" ns0:after="0" ns0:line="20" ns0:lineRule="exact"/>
+        <ns0:ind ns0:left="0" ns0:firstLine="420"/>
+        <ns0:jc ns0:val="left"/>
+        <ns0:outlineLvl ns0:val="1"/>
+        <ns0:rPr>
+          <ns0:rFonts ns0:ascii="Arial" ns0:hAnsi="Arial" ns0:eastAsia="等线" ns0:cs="Arial"/>
+          <ns0:b/>
+          <ns0:sz ns0:val="32"/>
+        </ns0:rPr>
+        <ns0:wordWrap ns0:val="0"/>
+      </ns0:pPr>
+      <ns0:bookmarkStart ns0:id="9" ns0:name="heading_0"/>
+    </ns0:p>
+    <ns0:bookmarkEnd ns0:id="9"/>
+    <ns0:p>
+      <ns0:bookmarkStart ns0:id="10130" ns0:name="YH_c282ade0_130"/>
+      <ns0:pPr>
+        <ns0:keepNext/>
+        <ns0:keepLines/>
+        <ns0:pageBreakBefore ns0:val="0"/>
+        <ns0:widowControl/>
+        <ns0:spacing ns0:line="331" ns0:lineRule="auto" ns0:before="0" ns0:after="140"/>
+        <ns0:ind ns0:firstLine="420"/>
+        <ns0:jc ns0:val="left"/>
+        <ns0:outlineLvl ns0:val="0"/>
+        <ns0:wordWrap ns0:val="0"/>
+      </ns0:pPr>
+      <ns0:r>
+        <ns0:rPr>
+          <ns0:rFonts ns0:ascii="Noto Sans SC" ns0:hAnsi="Noto Sans SC" ns0:eastAsia="Noto Sans SC"/>
+          <ns0:b ns0:val="0"/>
+          <ns0:color ns0:val="202D33"/>
           <ns0:sz ns0:val="40"/>
         </ns0:rPr>
-        <ns0:t>板蓝根颗粒成本分析报告</ns0:t>
+        <ns0:t xml:space="preserve">板蓝根颗粒 月度成本分析报告</ns0:t>
+      </ns0:r>
+      <ns0:bookmarkEnd ns0:id="10130"/>
+    </ns0:p>
+    <ns0:p>
+      <ns0:pPr>
+        <ns0:keepNext ns0:val="0"/>
+        <ns0:keepLines/>
+        <ns0:pageBreakBefore ns0:val="0"/>
+        <ns0:widowControl/>
+        <ns0:spacing ns0:line="331" ns0:lineRule="auto" ns0:before="0" ns0:after="140"/>
+        <ns0:ind ns0:firstLine="420"/>
+        <ns0:jc ns0:val="left"/>
+        <ns0:wordWrap ns0:val="0"/>
+      </ns0:pPr>
+      <ns0:r>
+        <ns0:rPr>
+          <ns0:rFonts ns0:ascii="Noto Sans SC" ns0:hAnsi="Noto Sans SC" ns0:eastAsia="Noto Sans SC"/>
+          <ns0:b ns0:val="0"/>
+          <ns0:color ns0:val="202D33"/>
+          <ns0:sz ns0:val="21"/>
+        </ns0:rPr>
+        <ns0:t>报告编号：YH-0B8C70E0</ns0:t>
       </ns0:r>
     </ns0:p>
     <ns0:p>
@@ -41,7 +3864,7 @@
           <ns0:color ns0:val="202D33"/>
           <ns0:sz ns0:val="21"/>
         </ns0:rPr>
-        <ns0:t>中药一厂 · 2026-06 · 10g×2﻿0﻿袋﻿/﻿盒</ns0:t>
+        <ns0:t>分析周期：2026-06</ns0:t>
       </ns0:r>
     </ns0:p>
     <ns0:p>
@@ -62,7 +3885,7 @@
           <ns0:color ns0:val="202D33"/>
           <ns0:sz ns0:val="21"/>
         </ns0:rPr>
-        <ns0:t>人工审核：待审核。</ns0:t>
+        <ns0:t>编制单位：中药一厂 财务部</ns0:t>
       </ns0:r>
     </ns0:p>
     <ns0:p>
@@ -83,7 +3906,49 @@
           <ns0:color ns0:val="202D33"/>
           <ns0:sz ns0:val="21"/>
         </ns0:rPr>
-        <ns0:t>本次采用模型辅助解释；因果归因仍待人工复核。</ns0:t>
+        <ns0:t>编制日期：2026-09-21</ns0:t>
+      </ns0:r>
+    </ns0:p>
+    <ns0:p>
+      <ns0:pPr>
+        <ns0:keepNext ns0:val="0"/>
+        <ns0:keepLines/>
+        <ns0:pageBreakBefore ns0:val="0"/>
+        <ns0:widowControl/>
+        <ns0:spacing ns0:line="331" ns0:lineRule="auto" ns0:before="0" ns0:after="140"/>
+        <ns0:ind ns0:firstLine="420"/>
+        <ns0:jc ns0:val="left"/>
+        <ns0:wordWrap ns0:val="0"/>
+      </ns0:pPr>
+      <ns0:r>
+        <ns0:rPr>
+          <ns0:rFonts ns0:ascii="Noto Sans SC" ns0:hAnsi="Noto Sans SC" ns0:eastAsia="Noto Sans SC"/>
+          <ns0:b ns0:val="0"/>
+          <ns0:color ns0:val="202D33"/>
+          <ns0:sz ns0:val="21"/>
+        </ns0:rPr>
+        <ns0:t>文件密级：内部</ns0:t>
+      </ns0:r>
+    </ns0:p>
+    <ns0:p>
+      <ns0:pPr>
+        <ns0:keepNext ns0:val="0"/>
+        <ns0:keepLines/>
+        <ns0:pageBreakBefore ns0:val="0"/>
+        <ns0:widowControl/>
+        <ns0:spacing ns0:line="331" ns0:lineRule="auto" ns0:before="0" ns0:after="140"/>
+        <ns0:ind ns0:firstLine="420"/>
+        <ns0:jc ns0:val="left"/>
+        <ns0:wordWrap ns0:val="0"/>
+      </ns0:pPr>
+      <ns0:r>
+        <ns0:rPr>
+          <ns0:rFonts ns0:ascii="Noto Sans SC" ns0:hAnsi="Noto Sans SC" ns0:eastAsia="Noto Sans SC"/>
+          <ns0:b ns0:val="0"/>
+          <ns0:color ns0:val="202D33"/>
+          <ns0:sz ns0:val="21"/>
+        </ns0:rPr>
+        <ns0:t>人工审核：待审核。本次采用模型辅助解释；因果归因仍待人工复核。</ns0:t>
       </ns0:r>
     </ns0:p>
     <ns0:p>
@@ -105,511 +3970,6 @@
           <ns0:sz ns0:val="21"/>
         </ns0:rPr>
         <ns0:t>核心发现：本月单位成本 7﻿.﻿2﻿6﻿ ﻿元﻿/﻿盒，总成本 6﻿5﻿3﻿4﻿0﻿0﻿.﻿0﻿0﻿ ﻿元。对成本影响最大的是直接材料，每盒比上月减少 0﻿.﻿1﻿5﻿ ﻿元。正文第三节按要素拆解变动并给出方向评估，第五节是与中药二厂的对比，第六节给出可直接执行的核查建议。</ns0:t>
-      </ns0:r>
-    </ns0:p>
-    <ns0:p>
-      <ns0:pPr>
-        <ns0:keepNext ns0:val="0"/>
-        <ns0:keepLines/>
-        <ns0:pageBreakBefore ns0:val="0"/>
-        <ns0:widowControl/>
-        <ns0:spacing ns0:line="331" ns0:lineRule="auto" ns0:before="0" ns0:after="140"/>
-        <ns0:ind ns0:firstLine="420"/>
-        <ns0:jc ns0:val="left"/>
-        <ns0:wordWrap ns0:val="0"/>
-      </ns0:pPr>
-      <ns0:bookmarkStart ns0:id="30000" ns0:name="YH_TOC"/>
-      <ns0:r>
-        <ns0:rPr>
-          <ns0:rFonts ns0:ascii="Noto Sans SC" ns0:hAnsi="Noto Sans SC" ns0:eastAsia="Noto Sans SC"/>
-          <ns0:b ns0:val="0"/>
-          <ns0:color ns0:val="202D33"/>
-          <ns0:sz ns0:val="21"/>
-        </ns0:rPr>
-        <ns0:t>目录</ns0:t>
-      </ns0:r>
-    </ns0:p>
-    <ns0:p>
-      <ns0:pPr>
-        <ns0:keepNext/>
-        <ns0:keepLines/>
-        <ns0:pageBreakBefore/>
-        <ns0:widowControl/>
-        <ns0:spacing ns0:after="20" ns0:line="312" ns0:lineRule="auto" ns0:before="20"/>
-        <ns0:ind ns0:firstLine="420"/>
-        <ns0:jc ns0:val="left"/>
-        <ns0:wordWrap ns0:val="0"/>
-      </ns0:pPr>
-      <ns0:r>
-        <ns0:rPr>
-          <ns0:rFonts ns0:ascii="Noto Sans SC" ns0:hAnsi="Noto Sans SC" ns0:eastAsia="Noto Sans SC"/>
-          <ns0:b ns0:val="0"/>
-          <ns0:color ns0:val="202D33"/>
-          <ns0:sz ns0:val="21"/>
-        </ns0:rPr>
-        <ns0:t xml:space="preserve">　一、封面与基本信息</ns0:t>
-      </ns0:r>
-    </ns0:p>
-    <ns0:p>
-      <ns0:pPr>
-        <ns0:keepNext/>
-        <ns0:keepLines/>
-        <ns0:pageBreakBefore ns0:val="0"/>
-        <ns0:widowControl/>
-        <ns0:spacing ns0:after="20" ns0:line="312" ns0:lineRule="auto" ns0:before="20"/>
-        <ns0:ind ns0:firstLine="420"/>
-        <ns0:jc ns0:val="left"/>
-        <ns0:wordWrap ns0:val="0"/>
-      </ns0:pPr>
-      <ns0:r>
-        <ns0:rPr>
-          <ns0:rFonts ns0:ascii="Noto Sans SC" ns0:hAnsi="Noto Sans SC" ns0:eastAsia="Noto Sans SC"/>
-          <ns0:b ns0:val="0"/>
-          <ns0:color ns0:val="202D33"/>
-          <ns0:sz ns0:val="21"/>
-        </ns0:rPr>
-        <ns0:t xml:space="preserve">　二、总成本概览　·　第2页</ns0:t>
-      </ns0:r>
-    </ns0:p>
-    <ns0:p>
-      <ns0:pPr>
-        <ns0:keepNext/>
-        <ns0:keepLines/>
-        <ns0:pageBreakBefore ns0:val="0"/>
-        <ns0:widowControl/>
-        <ns0:spacing ns0:after="20" ns0:line="312" ns0:lineRule="auto" ns0:before="20"/>
-        <ns0:ind ns0:firstLine="420"/>
-        <ns0:jc ns0:val="left"/>
-        <ns0:wordWrap ns0:val="0"/>
-      </ns0:pPr>
-      <ns0:r>
-        <ns0:rPr>
-          <ns0:rFonts ns0:ascii="Noto Sans SC" ns0:hAnsi="Noto Sans SC" ns0:eastAsia="Noto Sans SC"/>
-          <ns0:b ns0:val="0"/>
-          <ns0:color ns0:val="202D33"/>
-          <ns0:sz ns0:val="21"/>
-        </ns0:rPr>
-        <ns0:t xml:space="preserve">　　2.1 核心指标一览</ns0:t>
-      </ns0:r>
-    </ns0:p>
-    <ns0:p>
-      <ns0:pPr>
-        <ns0:keepNext/>
-        <ns0:keepLines/>
-        <ns0:pageBreakBefore ns0:val="0"/>
-        <ns0:widowControl/>
-        <ns0:spacing ns0:after="20" ns0:line="312" ns0:lineRule="auto" ns0:before="20"/>
-        <ns0:ind ns0:firstLine="420"/>
-        <ns0:jc ns0:val="left"/>
-        <ns0:wordWrap ns0:val="0"/>
-      </ns0:pPr>
-      <ns0:r>
-        <ns0:rPr>
-          <ns0:rFonts ns0:ascii="Noto Sans SC" ns0:hAnsi="Noto Sans SC" ns0:eastAsia="Noto Sans SC"/>
-          <ns0:b ns0:val="0"/>
-          <ns0:color ns0:val="202D33"/>
-          <ns0:sz ns0:val="21"/>
-        </ns0:rPr>
-        <ns0:t xml:space="preserve">　　2.2 成本结构</ns0:t>
-      </ns0:r>
-    </ns0:p>
-    <ns0:p>
-      <ns0:pPr>
-        <ns0:keepNext/>
-        <ns0:keepLines/>
-        <ns0:pageBreakBefore ns0:val="0"/>
-        <ns0:widowControl/>
-        <ns0:spacing ns0:after="20" ns0:line="312" ns0:lineRule="auto" ns0:before="20"/>
-        <ns0:ind ns0:firstLine="420"/>
-        <ns0:jc ns0:val="left"/>
-        <ns0:wordWrap ns0:val="0"/>
-      </ns0:pPr>
-      <ns0:r>
-        <ns0:rPr>
-          <ns0:rFonts ns0:ascii="Noto Sans SC" ns0:hAnsi="Noto Sans SC" ns0:eastAsia="Noto Sans SC"/>
-          <ns0:b ns0:val="0"/>
-          <ns0:color ns0:val="202D33"/>
-          <ns0:sz ns0:val="21"/>
-        </ns0:rPr>
-        <ns0:t xml:space="preserve">　三、成本要素明细分析</ns0:t>
-      </ns0:r>
-    </ns0:p>
-    <ns0:p>
-      <ns0:pPr>
-        <ns0:keepNext/>
-        <ns0:keepLines/>
-        <ns0:pageBreakBefore ns0:val="0"/>
-        <ns0:widowControl/>
-        <ns0:spacing ns0:after="20" ns0:line="312" ns0:lineRule="auto" ns0:before="20"/>
-        <ns0:ind ns0:firstLine="420"/>
-        <ns0:jc ns0:val="left"/>
-        <ns0:wordWrap ns0:val="0"/>
-      </ns0:pPr>
-      <ns0:r>
-        <ns0:rPr>
-          <ns0:rFonts ns0:ascii="Noto Sans SC" ns0:hAnsi="Noto Sans SC" ns0:eastAsia="Noto Sans SC"/>
-          <ns0:b ns0:val="0"/>
-          <ns0:color ns0:val="202D33"/>
-          <ns0:sz ns0:val="21"/>
-        </ns0:rPr>
-        <ns0:t xml:space="preserve">　　3.1 直接材料分析</ns0:t>
-      </ns0:r>
-    </ns0:p>
-    <ns0:p>
-      <ns0:pPr>
-        <ns0:keepNext/>
-        <ns0:keepLines/>
-        <ns0:pageBreakBefore ns0:val="0"/>
-        <ns0:widowControl/>
-        <ns0:spacing ns0:after="20" ns0:line="312" ns0:lineRule="auto" ns0:before="20"/>
-        <ns0:ind ns0:firstLine="420"/>
-        <ns0:jc ns0:val="left"/>
-        <ns0:wordWrap ns0:val="0"/>
-      </ns0:pPr>
-      <ns0:r>
-        <ns0:rPr>
-          <ns0:rFonts ns0:ascii="Noto Sans SC" ns0:hAnsi="Noto Sans SC" ns0:eastAsia="Noto Sans SC"/>
-          <ns0:b ns0:val="0"/>
-          <ns0:color ns0:val="202D33"/>
-          <ns0:sz ns0:val="21"/>
-        </ns0:rPr>
-        <ns0:t xml:space="preserve">　　3.1.1 原材料成本明细</ns0:t>
-      </ns0:r>
-    </ns0:p>
-    <ns0:p>
-      <ns0:pPr>
-        <ns0:keepNext/>
-        <ns0:keepLines/>
-        <ns0:pageBreakBefore ns0:val="0"/>
-        <ns0:widowControl/>
-        <ns0:spacing ns0:after="20" ns0:line="312" ns0:lineRule="auto" ns0:before="20"/>
-        <ns0:ind ns0:firstLine="420"/>
-        <ns0:jc ns0:val="left"/>
-        <ns0:wordWrap ns0:val="0"/>
-      </ns0:pPr>
-      <ns0:r>
-        <ns0:rPr>
-          <ns0:rFonts ns0:ascii="Noto Sans SC" ns0:hAnsi="Noto Sans SC" ns0:eastAsia="Noto Sans SC"/>
-          <ns0:b ns0:val="0"/>
-          <ns0:color ns0:val="202D33"/>
-          <ns0:sz ns0:val="21"/>
-        </ns0:rPr>
-        <ns0:t xml:space="preserve">　　3.1.2 材料成本变动归因</ns0:t>
-      </ns0:r>
-    </ns0:p>
-    <ns0:p>
-      <ns0:pPr>
-        <ns0:keepNext/>
-        <ns0:keepLines/>
-        <ns0:pageBreakBefore ns0:val="0"/>
-        <ns0:widowControl/>
-        <ns0:spacing ns0:after="20" ns0:line="312" ns0:lineRule="auto" ns0:before="20"/>
-        <ns0:ind ns0:firstLine="420"/>
-        <ns0:jc ns0:val="left"/>
-        <ns0:wordWrap ns0:val="0"/>
-      </ns0:pPr>
-      <ns0:r>
-        <ns0:rPr>
-          <ns0:rFonts ns0:ascii="Noto Sans SC" ns0:hAnsi="Noto Sans SC" ns0:eastAsia="Noto Sans SC"/>
-          <ns0:b ns0:val="0"/>
-          <ns0:color ns0:val="202D33"/>
-          <ns0:sz ns0:val="21"/>
-        </ns0:rPr>
-        <ns0:t xml:space="preserve">　　3.2 直接人工分析</ns0:t>
-      </ns0:r>
-    </ns0:p>
-    <ns0:p>
-      <ns0:pPr>
-        <ns0:keepNext/>
-        <ns0:keepLines/>
-        <ns0:pageBreakBefore ns0:val="0"/>
-        <ns0:widowControl/>
-        <ns0:spacing ns0:after="20" ns0:line="312" ns0:lineRule="auto" ns0:before="20"/>
-        <ns0:ind ns0:firstLine="420"/>
-        <ns0:jc ns0:val="left"/>
-        <ns0:wordWrap ns0:val="0"/>
-      </ns0:pPr>
-      <ns0:r>
-        <ns0:rPr>
-          <ns0:rFonts ns0:ascii="Noto Sans SC" ns0:hAnsi="Noto Sans SC" ns0:eastAsia="Noto Sans SC"/>
-          <ns0:b ns0:val="0"/>
-          <ns0:color ns0:val="202D33"/>
-          <ns0:sz ns0:val="21"/>
-        </ns0:rPr>
-        <ns0:t xml:space="preserve">　　3.3 制造费用分析</ns0:t>
-      </ns0:r>
-    </ns0:p>
-    <ns0:p>
-      <ns0:pPr>
-        <ns0:keepNext/>
-        <ns0:keepLines/>
-        <ns0:pageBreakBefore ns0:val="0"/>
-        <ns0:widowControl/>
-        <ns0:spacing ns0:after="20" ns0:line="312" ns0:lineRule="auto" ns0:before="20"/>
-        <ns0:ind ns0:firstLine="420"/>
-        <ns0:jc ns0:val="left"/>
-        <ns0:wordWrap ns0:val="0"/>
-      </ns0:pPr>
-      <ns0:r>
-        <ns0:rPr>
-          <ns0:rFonts ns0:ascii="Noto Sans SC" ns0:hAnsi="Noto Sans SC" ns0:eastAsia="Noto Sans SC"/>
-          <ns0:b ns0:val="0"/>
-          <ns0:color ns0:val="202D33"/>
-          <ns0:sz ns0:val="21"/>
-        </ns0:rPr>
-        <ns0:t xml:space="preserve">　四、重点产品专项分析 — 板蓝根颗粒</ns0:t>
-      </ns0:r>
-    </ns0:p>
-    <ns0:p>
-      <ns0:pPr>
-        <ns0:keepNext/>
-        <ns0:keepLines/>
-        <ns0:pageBreakBefore ns0:val="0"/>
-        <ns0:widowControl/>
-        <ns0:spacing ns0:after="20" ns0:line="312" ns0:lineRule="auto" ns0:before="20"/>
-        <ns0:ind ns0:firstLine="420"/>
-        <ns0:jc ns0:val="left"/>
-        <ns0:wordWrap ns0:val="0"/>
-      </ns0:pPr>
-      <ns0:r>
-        <ns0:rPr>
-          <ns0:rFonts ns0:ascii="Noto Sans SC" ns0:hAnsi="Noto Sans SC" ns0:eastAsia="Noto Sans SC"/>
-          <ns0:b ns0:val="0"/>
-          <ns0:color ns0:val="202D33"/>
-          <ns0:sz ns0:val="21"/>
-        </ns0:rPr>
-        <ns0:t xml:space="preserve">　　4.1 可用期间单位成本趋势（截至 2026-06，共 6 个月）</ns0:t>
-      </ns0:r>
-    </ns0:p>
-    <ns0:p>
-      <ns0:pPr>
-        <ns0:keepNext/>
-        <ns0:keepLines/>
-        <ns0:pageBreakBefore ns0:val="0"/>
-        <ns0:widowControl/>
-        <ns0:spacing ns0:after="20" ns0:line="312" ns0:lineRule="auto" ns0:before="20"/>
-        <ns0:ind ns0:firstLine="420"/>
-        <ns0:jc ns0:val="left"/>
-        <ns0:wordWrap ns0:val="0"/>
-      </ns0:pPr>
-      <ns0:r>
-        <ns0:rPr>
-          <ns0:rFonts ns0:ascii="Noto Sans SC" ns0:hAnsi="Noto Sans SC" ns0:eastAsia="Noto Sans SC"/>
-          <ns0:b ns0:val="0"/>
-          <ns0:color ns0:val="202D33"/>
-          <ns0:sz ns0:val="21"/>
-        </ns0:rPr>
-        <ns0:t xml:space="preserve">　　4.2 成本异常点排查</ns0:t>
-      </ns0:r>
-    </ns0:p>
-    <ns0:p>
-      <ns0:pPr>
-        <ns0:keepNext/>
-        <ns0:keepLines/>
-        <ns0:pageBreakBefore ns0:val="0"/>
-        <ns0:widowControl/>
-        <ns0:spacing ns0:after="20" ns0:line="312" ns0:lineRule="auto" ns0:before="20"/>
-        <ns0:ind ns0:firstLine="420"/>
-        <ns0:jc ns0:val="left"/>
-        <ns0:wordWrap ns0:val="0"/>
-      </ns0:pPr>
-      <ns0:r>
-        <ns0:rPr>
-          <ns0:rFonts ns0:ascii="Noto Sans SC" ns0:hAnsi="Noto Sans SC" ns0:eastAsia="Noto Sans SC"/>
-          <ns0:b ns0:val="0"/>
-          <ns0:color ns0:val="202D33"/>
-          <ns0:sz ns0:val="21"/>
-        </ns0:rPr>
-        <ns0:t xml:space="preserve">　　4.3 关键原材料市场价格跟踪</ns0:t>
-      </ns0:r>
-    </ns0:p>
-    <ns0:p>
-      <ns0:pPr>
-        <ns0:keepNext/>
-        <ns0:keepLines/>
-        <ns0:pageBreakBefore ns0:val="0"/>
-        <ns0:widowControl/>
-        <ns0:spacing ns0:after="20" ns0:line="312" ns0:lineRule="auto" ns0:before="20"/>
-        <ns0:ind ns0:firstLine="420"/>
-        <ns0:jc ns0:val="left"/>
-        <ns0:wordWrap ns0:val="0"/>
-      </ns0:pPr>
-      <ns0:r>
-        <ns0:rPr>
-          <ns0:rFonts ns0:ascii="Noto Sans SC" ns0:hAnsi="Noto Sans SC" ns0:eastAsia="Noto Sans SC"/>
-          <ns0:b ns0:val="0"/>
-          <ns0:color ns0:val="202D33"/>
-          <ns0:sz ns0:val="21"/>
-        </ns0:rPr>
-        <ns0:t xml:space="preserve">　五、对标分析　·　第8页</ns0:t>
-      </ns0:r>
-    </ns0:p>
-    <ns0:p>
-      <ns0:pPr>
-        <ns0:keepNext/>
-        <ns0:keepLines/>
-        <ns0:pageBreakBefore ns0:val="0"/>
-        <ns0:widowControl/>
-        <ns0:spacing ns0:after="20" ns0:line="312" ns0:lineRule="auto" ns0:before="20"/>
-        <ns0:ind ns0:firstLine="420"/>
-        <ns0:jc ns0:val="left"/>
-        <ns0:wordWrap ns0:val="0"/>
-      </ns0:pPr>
-      <ns0:r>
-        <ns0:rPr>
-          <ns0:rFonts ns0:ascii="Noto Sans SC" ns0:hAnsi="Noto Sans SC" ns0:eastAsia="Noto Sans SC"/>
-          <ns0:b ns0:val="0"/>
-          <ns0:color ns0:val="202D33"/>
-          <ns0:sz ns0:val="21"/>
-        </ns0:rPr>
-        <ns0:t xml:space="preserve">　　5.1 差异总览</ns0:t>
-      </ns0:r>
-    </ns0:p>
-    <ns0:p>
-      <ns0:pPr>
-        <ns0:keepNext/>
-        <ns0:keepLines/>
-        <ns0:pageBreakBefore ns0:val="0"/>
-        <ns0:widowControl/>
-        <ns0:spacing ns0:after="20" ns0:line="312" ns0:lineRule="auto" ns0:before="20"/>
-        <ns0:ind ns0:firstLine="420"/>
-        <ns0:jc ns0:val="left"/>
-        <ns0:wordWrap ns0:val="0"/>
-      </ns0:pPr>
-      <ns0:r>
-        <ns0:rPr>
-          <ns0:rFonts ns0:ascii="Noto Sans SC" ns0:hAnsi="Noto Sans SC" ns0:eastAsia="Noto Sans SC"/>
-          <ns0:b ns0:val="0"/>
-          <ns0:color ns0:val="202D33"/>
-          <ns0:sz ns0:val="21"/>
-        </ns0:rPr>
-        <ns0:t xml:space="preserve">　　5.2 差异结构拆解</ns0:t>
-      </ns0:r>
-    </ns0:p>
-    <ns0:p>
-      <ns0:pPr>
-        <ns0:keepNext/>
-        <ns0:keepLines/>
-        <ns0:pageBreakBefore ns0:val="0"/>
-        <ns0:widowControl/>
-        <ns0:spacing ns0:after="20" ns0:line="312" ns0:lineRule="auto" ns0:before="20"/>
-        <ns0:ind ns0:firstLine="420"/>
-        <ns0:jc ns0:val="left"/>
-        <ns0:wordWrap ns0:val="0"/>
-      </ns0:pPr>
-      <ns0:r>
-        <ns0:rPr>
-          <ns0:rFonts ns0:ascii="Noto Sans SC" ns0:hAnsi="Noto Sans SC" ns0:eastAsia="Noto Sans SC"/>
-          <ns0:b ns0:val="0"/>
-          <ns0:color ns0:val="202D33"/>
-          <ns0:sz ns0:val="21"/>
-        </ns0:rPr>
-        <ns0:t xml:space="preserve">　　5.3 差异归因分析</ns0:t>
-      </ns0:r>
-    </ns0:p>
-    <ns0:p>
-      <ns0:pPr>
-        <ns0:keepNext/>
-        <ns0:keepLines/>
-        <ns0:pageBreakBefore ns0:val="0"/>
-        <ns0:widowControl/>
-        <ns0:spacing ns0:after="20" ns0:line="312" ns0:lineRule="auto" ns0:before="20"/>
-        <ns0:ind ns0:firstLine="420"/>
-        <ns0:jc ns0:val="left"/>
-        <ns0:wordWrap ns0:val="0"/>
-      </ns0:pPr>
-      <ns0:r>
-        <ns0:rPr>
-          <ns0:rFonts ns0:ascii="Noto Sans SC" ns0:hAnsi="Noto Sans SC" ns0:eastAsia="Noto Sans SC"/>
-          <ns0:b ns0:val="0"/>
-          <ns0:color ns0:val="202D33"/>
-          <ns0:sz ns0:val="21"/>
-        </ns0:rPr>
-        <ns0:t xml:space="preserve">　六、总结与建议　·　第9页</ns0:t>
-      </ns0:r>
-    </ns0:p>
-    <ns0:p>
-      <ns0:pPr>
-        <ns0:keepNext/>
-        <ns0:keepLines/>
-        <ns0:pageBreakBefore ns0:val="0"/>
-        <ns0:widowControl/>
-        <ns0:spacing ns0:after="20" ns0:line="312" ns0:lineRule="auto" ns0:before="20"/>
-        <ns0:ind ns0:firstLine="420"/>
-        <ns0:jc ns0:val="left"/>
-        <ns0:wordWrap ns0:val="0"/>
-      </ns0:pPr>
-      <ns0:r>
-        <ns0:rPr>
-          <ns0:rFonts ns0:ascii="Noto Sans SC" ns0:hAnsi="Noto Sans SC" ns0:eastAsia="Noto Sans SC"/>
-          <ns0:b ns0:val="0"/>
-          <ns0:color ns0:val="202D33"/>
-          <ns0:sz ns0:val="21"/>
-        </ns0:rPr>
-        <ns0:t xml:space="preserve">　　6.1 本月成本管理亮点</ns0:t>
-      </ns0:r>
-    </ns0:p>
-    <ns0:p>
-      <ns0:pPr>
-        <ns0:keepNext/>
-        <ns0:keepLines/>
-        <ns0:pageBreakBefore ns0:val="0"/>
-        <ns0:widowControl/>
-        <ns0:spacing ns0:after="20" ns0:line="312" ns0:lineRule="auto" ns0:before="20"/>
-        <ns0:ind ns0:firstLine="420"/>
-        <ns0:jc ns0:val="left"/>
-        <ns0:wordWrap ns0:val="0"/>
-      </ns0:pPr>
-      <ns0:r>
-        <ns0:rPr>
-          <ns0:rFonts ns0:ascii="Noto Sans SC" ns0:hAnsi="Noto Sans SC" ns0:eastAsia="Noto Sans SC"/>
-          <ns0:b ns0:val="0"/>
-          <ns0:color ns0:val="202D33"/>
-          <ns0:sz ns0:val="21"/>
-        </ns0:rPr>
-        <ns0:t xml:space="preserve">　　6.2 需关注的问题</ns0:t>
-      </ns0:r>
-    </ns0:p>
-    <ns0:p>
-      <ns0:pPr>
-        <ns0:keepNext/>
-        <ns0:keepLines/>
-        <ns0:pageBreakBefore ns0:val="0"/>
-        <ns0:widowControl/>
-        <ns0:spacing ns0:after="20" ns0:line="312" ns0:lineRule="auto" ns0:before="20"/>
-        <ns0:ind ns0:firstLine="420"/>
-        <ns0:jc ns0:val="left"/>
-        <ns0:wordWrap ns0:val="0"/>
-      </ns0:pPr>
-      <ns0:r>
-        <ns0:rPr>
-          <ns0:rFonts ns0:ascii="Noto Sans SC" ns0:hAnsi="Noto Sans SC" ns0:eastAsia="Noto Sans SC"/>
-          <ns0:b ns0:val="0"/>
-          <ns0:color ns0:val="202D33"/>
-          <ns0:sz ns0:val="21"/>
-        </ns0:rPr>
-        <ns0:t xml:space="preserve">　　6.3 改进建议</ns0:t>
-      </ns0:r>
-    </ns0:p>
-    <ns0:p>
-      <ns0:pPr>
-        <ns0:keepNext/>
-        <ns0:keepLines/>
-        <ns0:pageBreakBefore ns0:val="0"/>
-        <ns0:widowControl/>
-        <ns0:spacing ns0:after="20" ns0:line="312" ns0:lineRule="auto" ns0:before="20"/>
-        <ns0:ind ns0:firstLine="420"/>
-        <ns0:jc ns0:val="left"/>
-        <ns0:wordWrap ns0:val="0"/>
-      </ns0:pPr>
-      <ns0:r>
-        <ns0:rPr>
-          <ns0:rFonts ns0:ascii="Noto Sans SC" ns0:hAnsi="Noto Sans SC" ns0:eastAsia="Noto Sans SC"/>
-          <ns0:b ns0:val="0"/>
-          <ns0:color ns0:val="202D33"/>
-          <ns0:sz ns0:val="21"/>
-        </ns0:rPr>
-        <ns0:t xml:space="preserve">　　6.4 整改任务清单（自动生成）</ns0:t>
       </ns0:r>
     </ns0:p>
     <ns0:p>
@@ -661,8 +4021,8 @@
         <ns0:tc>
           <ns0:tcPr>
             <ns0:tcW ns0:type="dxa" ns0:w="4904"/>
+            <ns0:vAlign ns0:val="center"/>
             <ns0:shd ns0:fill="EAF2F5"/>
-            <ns0:vAlign ns0:val="center"/>
             <ns0:shd ns0:fill="EAF2F5"/>
           </ns0:tcPr>
           <ns0:p>
@@ -689,8 +4049,8 @@
         <ns0:tc>
           <ns0:tcPr>
             <ns0:tcW ns0:type="dxa" ns0:w="4904"/>
+            <ns0:vAlign ns0:val="center"/>
             <ns0:shd ns0:fill="EAF2F5"/>
-            <ns0:vAlign ns0:val="center"/>
             <ns0:shd ns0:fill="EAF2F5"/>
           </ns0:tcPr>
           <ns0:p>
@@ -1062,7 +4422,7 @@
                 <ns0:color ns0:val="202D33"/>
                 <ns0:sz ns0:val="19"/>
               </ns0:rPr>
-              <ns0:t>成本智能分析系统（生成稿·待责任人复核署名）</ns0:t>
+              <ns0:t>财务部成本会计</ns0:t>
             </ns0:r>
           </ns0:p>
         </ns0:tc>
@@ -1119,7 +4479,7 @@
                 <ns0:color ns0:val="202D33"/>
                 <ns0:sz ns0:val="19"/>
               </ns0:rPr>
-              <ns0:t>待人工审核</ns0:t>
+              <ns0:t>财务总监</ns0:t>
             </ns0:r>
           </ns0:p>
         </ns0:tc>
@@ -1176,7 +4536,7 @@
                 <ns0:color ns0:val="202D33"/>
                 <ns0:sz ns0:val="19"/>
               </ns0:rPr>
-              <ns0:t xml:space="preserve">创灵境题包模拟CSV（非实时ERP）</ns0:t>
+              <ns0:t>ERP系统成本模块</ns0:t>
             </ns0:r>
           </ns0:p>
         </ns0:tc>
@@ -1260,8 +4620,8 @@
         <ns0:tc>
           <ns0:tcPr>
             <ns0:tcW ns0:type="dxa" ns0:w="1361"/>
+            <ns0:vAlign ns0:val="center"/>
             <ns0:shd ns0:fill="EAF2F5"/>
-            <ns0:vAlign ns0:val="center"/>
             <ns0:shd ns0:fill="EAF2F5"/>
           </ns0:tcPr>
           <ns0:p>
@@ -1288,8 +4648,8 @@
         <ns0:tc>
           <ns0:tcPr>
             <ns0:tcW ns0:type="dxa" ns0:w="1332"/>
+            <ns0:vAlign ns0:val="center"/>
             <ns0:shd ns0:fill="EAF2F5"/>
-            <ns0:vAlign ns0:val="center"/>
             <ns0:shd ns0:fill="EAF2F5"/>
           </ns0:tcPr>
           <ns0:p>
@@ -1316,8 +4676,8 @@
         <ns0:tc>
           <ns0:tcPr>
             <ns0:tcW ns0:type="dxa" ns0:w="1332"/>
+            <ns0:vAlign ns0:val="center"/>
             <ns0:shd ns0:fill="EAF2F5"/>
-            <ns0:vAlign ns0:val="center"/>
             <ns0:shd ns0:fill="EAF2F5"/>
           </ns0:tcPr>
           <ns0:p>
@@ -1344,8 +4704,8 @@
         <ns0:tc>
           <ns0:tcPr>
             <ns0:tcW ns0:type="dxa" ns0:w="1020"/>
+            <ns0:vAlign ns0:val="center"/>
             <ns0:shd ns0:fill="EAF2F5"/>
-            <ns0:vAlign ns0:val="center"/>
             <ns0:shd ns0:fill="EAF2F5"/>
           </ns0:tcPr>
           <ns0:p>
@@ -1372,8 +4732,8 @@
         <ns0:tc>
           <ns0:tcPr>
             <ns0:tcW ns0:type="dxa" ns0:w="1332"/>
+            <ns0:vAlign ns0:val="center"/>
             <ns0:shd ns0:fill="EAF2F5"/>
-            <ns0:vAlign ns0:val="center"/>
             <ns0:shd ns0:fill="EAF2F5"/>
           </ns0:tcPr>
           <ns0:p>
@@ -1400,8 +4760,8 @@
         <ns0:tc>
           <ns0:tcPr>
             <ns0:tcW ns0:type="dxa" ns0:w="1020"/>
+            <ns0:vAlign ns0:val="center"/>
             <ns0:shd ns0:fill="EAF2F5"/>
-            <ns0:vAlign ns0:val="center"/>
             <ns0:shd ns0:fill="EAF2F5"/>
           </ns0:tcPr>
           <ns0:p>
@@ -1428,8 +4788,8 @@
         <ns0:tc>
           <ns0:tcPr>
             <ns0:tcW ns0:type="dxa" ns0:w="1332"/>
+            <ns0:vAlign ns0:val="center"/>
             <ns0:shd ns0:fill="EAF2F5"/>
-            <ns0:vAlign ns0:val="center"/>
             <ns0:shd ns0:fill="EAF2F5"/>
           </ns0:tcPr>
           <ns0:p>
@@ -1456,8 +4816,8 @@
         <ns0:tc>
           <ns0:tcPr>
             <ns0:tcW ns0:type="dxa" ns0:w="1020"/>
+            <ns0:vAlign ns0:val="center"/>
             <ns0:shd ns0:fill="EAF2F5"/>
-            <ns0:vAlign ns0:val="center"/>
             <ns0:shd ns0:fill="EAF2F5"/>
           </ns0:tcPr>
           <ns0:p>
@@ -2850,7 +6210,7 @@
       <ns0:pPr>
         <ns0:keepNext/>
         <ns0:keepLines/>
-        <ns0:pageBreakBefore/>
+        <ns0:pageBreakBefore ns0:val="0"/>
         <ns0:widowControl/>
         <ns0:spacing ns0:line="331" ns0:lineRule="auto" ns0:before="240" ns0:after="120"/>
         <ns0:jc ns0:val="left"/>
@@ -3041,8 +6401,8 @@
         <ns0:tc>
           <ns0:tcPr>
             <ns0:tcW ns0:type="dxa" ns0:w="1962"/>
+            <ns0:vAlign ns0:val="center"/>
             <ns0:shd ns0:fill="EAF2F5"/>
-            <ns0:vAlign ns0:val="center"/>
             <ns0:shd ns0:fill="EAF2F5"/>
           </ns0:tcPr>
           <ns0:p>
@@ -3069,8 +6429,8 @@
         <ns0:tc>
           <ns0:tcPr>
             <ns0:tcW ns0:type="dxa" ns0:w="1962"/>
+            <ns0:vAlign ns0:val="center"/>
             <ns0:shd ns0:fill="EAF2F5"/>
-            <ns0:vAlign ns0:val="center"/>
             <ns0:shd ns0:fill="EAF2F5"/>
           </ns0:tcPr>
           <ns0:p>
@@ -3097,8 +6457,8 @@
         <ns0:tc>
           <ns0:tcPr>
             <ns0:tcW ns0:type="dxa" ns0:w="1962"/>
+            <ns0:vAlign ns0:val="center"/>
             <ns0:shd ns0:fill="EAF2F5"/>
-            <ns0:vAlign ns0:val="center"/>
             <ns0:shd ns0:fill="EAF2F5"/>
           </ns0:tcPr>
           <ns0:p>
@@ -3125,8 +6485,8 @@
         <ns0:tc>
           <ns0:tcPr>
             <ns0:tcW ns0:type="dxa" ns0:w="1962"/>
+            <ns0:vAlign ns0:val="center"/>
             <ns0:shd ns0:fill="EAF2F5"/>
-            <ns0:vAlign ns0:val="center"/>
             <ns0:shd ns0:fill="EAF2F5"/>
           </ns0:tcPr>
           <ns0:p>
@@ -3153,8 +6513,8 @@
         <ns0:tc>
           <ns0:tcPr>
             <ns0:tcW ns0:type="dxa" ns0:w="1962"/>
+            <ns0:vAlign ns0:val="center"/>
             <ns0:shd ns0:fill="EAF2F5"/>
-            <ns0:vAlign ns0:val="center"/>
             <ns0:shd ns0:fill="EAF2F5"/>
           </ns0:tcPr>
           <ns0:p>
@@ -4410,7 +7770,7 @@
       <ns0:pPr>
         <ns0:keepNext/>
         <ns0:keepLines/>
-        <ns0:pageBreakBefore/>
+        <ns0:pageBreakBefore ns0:val="0"/>
         <ns0:widowControl/>
         <ns0:spacing ns0:line="331" ns0:lineRule="auto" ns0:before="240" ns0:after="120"/>
         <ns0:jc ns0:val="left"/>
@@ -4432,7 +7792,7 @@
       <ns0:bookmarkStart ns0:id="10242" ns0:name="YH_c282ade0_242"/>
       <ns0:pPr>
         <ns0:keepNext ns0:val="0"/>
-        <ns0:keepLines/>
+        <ns0:keepLines ns0:val="0"/>
         <ns0:pageBreakBefore ns0:val="0"/>
         <ns0:widowControl/>
         <ns0:spacing ns0:line="331" ns0:lineRule="auto" ns0:before="0" ns0:after="140"/>
@@ -4453,7 +7813,7 @@
         <ns0:br/>
         <ns0:t xml:space="preserve">提取收率变化可能影响每盒材料耗用；现有工艺文档给出控制要求，尚不能证明本期实际收率下降。需将批次投料和合格产出与上期对照核查。</ns0:t>
         <ns0:br/>
-        <ns0:t xml:space="preserve">直接材料总成本口径：本期4﻿1﻿4﻿0﻿0﻿0﻿.﻿0﻿0﻿元，基期4﻿8﻿4﻿5﻿0﻿0﻿.﻿0﻿0﻿元，环比-﻿1﻿4﻿.﻿5﻿5﻿%。直接材料单位成本下降可能主要来自板蓝根，板蓝根单价下降或提取收率改善都可能降低单盒耗用成本；配方文档提示提取收率直接影响板蓝根单耗，该方向可能性中等偏高；蔗糖与包装材料单价同步小幅回落也可能共同压低材料成本，可能性中等。尚不能确认价格与收率各自贡献，需核查采购合同与批生产记录。</ns0:t>
+        <ns0:t xml:space="preserve">直接材料总成本口径：本期4﻿1﻿4﻿0﻿0﻿0﻿.﻿0﻿0﻿元，基期4﻿8﻿4﻿5﻿0﻿0﻿.﻿0﻿0﻿元，环比-﻿1﻿4﻿.﻿5﻿5﻿%。板蓝根提取收率的波动可能改变药材单耗，从而带动直接材料单位成本变动，可能性中等；文档指出提取收率直接影响板蓝根单耗。同时药材采购价或投料批次差异也可能影响材料成本，需凭采购与批生产记录区分价差与量差。</ns0:t>
       </ns0:r>
       <ns0:bookmarkEnd ns0:id="10242"/>
     </ns0:p>
@@ -4509,8 +7869,8 @@
         <ns0:tc>
           <ns0:tcPr>
             <ns0:tcW ns0:type="dxa" ns0:w="1962"/>
+            <ns0:vAlign ns0:val="center"/>
             <ns0:shd ns0:fill="EAF2F5"/>
-            <ns0:vAlign ns0:val="center"/>
             <ns0:shd ns0:fill="EAF2F5"/>
           </ns0:tcPr>
           <ns0:p>
@@ -4537,8 +7897,8 @@
         <ns0:tc>
           <ns0:tcPr>
             <ns0:tcW ns0:type="dxa" ns0:w="1962"/>
+            <ns0:vAlign ns0:val="center"/>
             <ns0:shd ns0:fill="EAF2F5"/>
-            <ns0:vAlign ns0:val="center"/>
             <ns0:shd ns0:fill="EAF2F5"/>
           </ns0:tcPr>
           <ns0:p>
@@ -4565,8 +7925,8 @@
         <ns0:tc>
           <ns0:tcPr>
             <ns0:tcW ns0:type="dxa" ns0:w="1962"/>
+            <ns0:vAlign ns0:val="center"/>
             <ns0:shd ns0:fill="EAF2F5"/>
-            <ns0:vAlign ns0:val="center"/>
             <ns0:shd ns0:fill="EAF2F5"/>
           </ns0:tcPr>
           <ns0:p>
@@ -4593,8 +7953,8 @@
         <ns0:tc>
           <ns0:tcPr>
             <ns0:tcW ns0:type="dxa" ns0:w="1962"/>
+            <ns0:vAlign ns0:val="center"/>
             <ns0:shd ns0:fill="EAF2F5"/>
-            <ns0:vAlign ns0:val="center"/>
             <ns0:shd ns0:fill="EAF2F5"/>
           </ns0:tcPr>
           <ns0:p>
@@ -4621,8 +7981,8 @@
         <ns0:tc>
           <ns0:tcPr>
             <ns0:tcW ns0:type="dxa" ns0:w="1962"/>
+            <ns0:vAlign ns0:val="center"/>
             <ns0:shd ns0:fill="EAF2F5"/>
-            <ns0:vAlign ns0:val="center"/>
             <ns0:shd ns0:fill="EAF2F5"/>
           </ns0:tcPr>
           <ns0:p>
@@ -5236,7 +8596,7 @@
     <ns0:p>
       <ns0:pPr>
         <ns0:keepNext ns0:val="0"/>
-        <ns0:keepLines/>
+        <ns0:keepLines ns0:val="0"/>
         <ns0:pageBreakBefore ns0:val="0"/>
         <ns0:widowControl/>
         <ns0:spacing ns0:line="331" ns0:lineRule="auto" ns0:before="0" ns0:after="140"/>
@@ -5251,7 +8611,7 @@
           <ns0:color ns0:val="202D33"/>
           <ns0:sz ns0:val="21"/>
         </ns0:rPr>
-        <ns0:t>直接人工总成本口径：本期9﻿3﻿6﻿0﻿0﻿.﻿0﻿0﻿元，基期1﻿0﻿8﻿1﻿2﻿0﻿.﻿0﻿0﻿元，环比-﻿1﻿3﻿.﻿4﻿3﻿%。直接人工总额下降可能与产量缩减有关，产量减少后班次与操作定员可能相应减少，人工支出随产量同向下降，该方向可能性较高；单位人工小幅下降可能来自批产规模下工序工时摊薄，工艺文档给出了各工序定员与单盒人工参考，该方向可能性中等。尚不能确认排班实际变化，需核查车间排班与工时台账。</ns0:t>
+        <ns0:t>直接人工总成本口径：本期9﻿3﻿6﻿0﻿0﻿.﻿0﻿0﻿元，基期1﻿0﻿8﻿1﻿2﻿0﻿.﻿0﻿0﻿元，环比-﻿1﻿3﻿.﻿4﻿3﻿%。产量下降可能使提取浓缩、制粒干燥等工序的批量摊薄效应减弱，直接人工单位成本随班产变化而小幅波动，可能性中等；文档提供了各工序定员与单盒人工参考。排班调整或工序人员配置变化也可能影响人工总额，需以工时台账核实。</ns0:t>
       </ns0:r>
     </ns0:p>
     <ns0:p>
@@ -5306,8 +8666,8 @@
         <ns0:tc>
           <ns0:tcPr>
             <ns0:tcW ns0:type="dxa" ns0:w="1962"/>
+            <ns0:vAlign ns0:val="center"/>
             <ns0:shd ns0:fill="EAF2F5"/>
-            <ns0:vAlign ns0:val="center"/>
             <ns0:shd ns0:fill="EAF2F5"/>
           </ns0:tcPr>
           <ns0:p>
@@ -5334,8 +8694,8 @@
         <ns0:tc>
           <ns0:tcPr>
             <ns0:tcW ns0:type="dxa" ns0:w="1962"/>
+            <ns0:vAlign ns0:val="center"/>
             <ns0:shd ns0:fill="EAF2F5"/>
-            <ns0:vAlign ns0:val="center"/>
             <ns0:shd ns0:fill="EAF2F5"/>
           </ns0:tcPr>
           <ns0:p>
@@ -5362,8 +8722,8 @@
         <ns0:tc>
           <ns0:tcPr>
             <ns0:tcW ns0:type="dxa" ns0:w="1962"/>
+            <ns0:vAlign ns0:val="center"/>
             <ns0:shd ns0:fill="EAF2F5"/>
-            <ns0:vAlign ns0:val="center"/>
             <ns0:shd ns0:fill="EAF2F5"/>
           </ns0:tcPr>
           <ns0:p>
@@ -5390,8 +8750,8 @@
         <ns0:tc>
           <ns0:tcPr>
             <ns0:tcW ns0:type="dxa" ns0:w="1962"/>
+            <ns0:vAlign ns0:val="center"/>
             <ns0:shd ns0:fill="EAF2F5"/>
-            <ns0:vAlign ns0:val="center"/>
             <ns0:shd ns0:fill="EAF2F5"/>
           </ns0:tcPr>
           <ns0:p>
@@ -5418,8 +8778,8 @@
         <ns0:tc>
           <ns0:tcPr>
             <ns0:tcW ns0:type="dxa" ns0:w="1962"/>
+            <ns0:vAlign ns0:val="center"/>
             <ns0:shd ns0:fill="EAF2F5"/>
-            <ns0:vAlign ns0:val="center"/>
             <ns0:shd ns0:fill="EAF2F5"/>
           </ns0:tcPr>
           <ns0:p>
@@ -6325,7 +9685,7 @@
     <ns0:p>
       <ns0:pPr>
         <ns0:keepNext ns0:val="0"/>
-        <ns0:keepLines/>
+        <ns0:keepLines ns0:val="0"/>
         <ns0:pageBreakBefore ns0:val="0"/>
         <ns0:widowControl/>
         <ns0:spacing ns0:line="331" ns0:lineRule="auto" ns0:before="0" ns0:after="140"/>
@@ -6340,7 +9700,7 @@
           <ns0:color ns0:val="202D33"/>
           <ns0:sz ns0:val="21"/>
         </ns0:rPr>
-        <ns0:t>制造费用总成本口径：本期1﻿4﻿5﻿8﻿0﻿0﻿.﻿0﻿0﻿元，基期1﻿6﻿9﻿3﻿2﻿0﻿.﻿0﻿0﻿元，环比-﻿1﻿3﻿.﻿8﻿9﻿%。制造费用总额下降可能与产量缩减有关，固定性费用在产量下降时通常仍需分摊，但能耗类费用随开机批次减少而下降，该方向可能性较高；配方文档提示浓缩与干燥环节能耗在制造费用中占比较高，产量减少可能降低该部分支出，该方向可能性中等。尚不能确认能耗实际变化，需核查能耗计量与费用明细。</ns0:t>
+        <ns0:t>制造费用总成本口径：本期1﻿4﻿5﻿8﻿0﻿0﻿.﻿0﻿0﻿元，基期1﻿6﻿9﻿3﻿2﻿0﻿.﻿0﻿0﻿元，环比-﻿1﻿3﻿.﻿8﻿9﻿%。产量下降可能使折旧等固定性制造费用摊薄不足，带动制造费用总额与单位成本变化，可能性中等。同时浓缩与干燥等高能耗工序的能源用量变化也可能影响制造费用；文档指出浓缩能耗在制造费用中占比明显，需以能耗与费用明细核实。</ns0:t>
       </ns0:r>
     </ns0:p>
     <ns0:p>
@@ -7294,7 +10654,7 @@
       <ns0:bookmarkStart ns0:id="10311" ns0:name="YH_c282ade0_311"/>
       <ns0:pPr>
         <ns0:keepNext ns0:val="0"/>
-        <ns0:keepLines/>
+        <ns0:keepLines ns0:val="0"/>
         <ns0:pageBreakBefore ns0:val="0"/>
         <ns0:widowControl/>
         <ns0:spacing ns0:line="331" ns0:lineRule="auto" ns0:before="0" ns0:after="140"/>
@@ -8690,7 +12050,7 @@
       <ns0:bookmarkStart ns0:id="10318" ns0:name="YH_c282ade0_318"/>
       <ns0:pPr>
         <ns0:keepNext ns0:val="0"/>
-        <ns0:keepLines/>
+        <ns0:keepLines ns0:val="0"/>
         <ns0:pageBreakBefore ns0:val="0"/>
         <ns0:widowControl/>
         <ns0:spacing ns0:line="331" ns0:lineRule="auto" ns0:before="0" ns0:after="140"/>
@@ -8736,7 +12096,7 @@
       <ns0:bookmarkStart ns0:id="10320" ns0:name="YH_c282ade0_320"/>
       <ns0:pPr>
         <ns0:keepNext ns0:val="0"/>
-        <ns0:keepLines/>
+        <ns0:keepLines ns0:val="0"/>
         <ns0:pageBreakBefore ns0:val="0"/>
         <ns0:widowControl/>
         <ns0:spacing ns0:line="331" ns0:lineRule="auto" ns0:before="0" ns0:after="140"/>
@@ -8751,7 +12111,7 @@
           <ns0:color ns0:val="202D33"/>
           <ns0:sz ns0:val="21"/>
         </ns0:rPr>
-        <ns0:t xml:space="preserve">跨厂比较方向：中药一厂−中药二厂，以中药二厂为分母。比较限制：总成本对比受产量影响，不能作为单位效率结论；文档原因证据由报告检索流程补充；仅表内数值不能证明因果。现有证据不足以确认原因；需补充并核查：中药二厂板蓝根颗粒同期直接材料单位耗用与采购价明细台账、两厂同期直接人工工时与工资分配记录、两厂同期制造费用能耗与折旧分配明细、两厂同期板蓝根采购合同与入库单价凭证。数据边界：中药二厂明细：合成演示数据：数值按题包二厂成本汇总精确校准（结构比例取自一厂），非真实二厂经营明细。</ns0:t>
+        <ns0:t xml:space="preserve">跨厂比较方向：中药一厂−中药二厂，以中药二厂为分母。比较限制：总成本对比受产量影响，不能作为单位效率结论；文档原因证据由报告检索流程补充；仅表内数值不能证明因果。现有证据不足以确认原因；需补充并核查：中药二厂同期板蓝根颗粒分项成本明细台账、两厂对应月份板蓝根药材采购合同及入库单价记录、两厂对应车间期间工时台账与制造费用能耗计量日志。数据边界：中药二厂明细：合成演示数据：数值按题包二厂成本汇总精确校准（结构比例取自一厂），非真实二厂经营明细。</ns0:t>
       </ns0:r>
       <ns0:bookmarkEnd ns0:id="10320"/>
     </ns0:p>
@@ -8923,8 +12283,12 @@
         <ns0:tblLook ns0:firstColumn="1" ns0:firstRow="1" ns0:lastColumn="0" ns0:lastRow="0" ns0:noHBand="0" ns0:noVBand="1" ns0:val="04A0"/>
       </ns0:tblPr>
       <ns0:tblGrid>
-        <ns0:gridCol ns0:w="6406"/>
-        <ns0:gridCol ns0:w="3402"/>
+        <ns0:gridCol ns0:w="1635"/>
+        <ns0:gridCol ns0:w="1635"/>
+        <ns0:gridCol ns0:w="1635"/>
+        <ns0:gridCol ns0:w="1635"/>
+        <ns0:gridCol ns0:w="1635"/>
+        <ns0:gridCol ns0:w="1635"/>
       </ns0:tblGrid>
       <ns0:tr>
         <ns0:trPr>
@@ -8933,7 +12297,7 @@
         </ns0:trPr>
         <ns0:tc>
           <ns0:tcPr>
-            <ns0:tcW ns0:type="dxa" ns0:w="6406"/>
+            <ns0:tcW ns0:type="dxa" ns0:w="1635"/>
             <ns0:vAlign ns0:val="center"/>
             <ns0:shd ns0:fill="EAF2F5"/>
           </ns0:tcPr>
@@ -8954,13 +12318,13 @@
                 <ns0:color ns0:val="202D33"/>
                 <ns0:sz ns0:val="19"/>
               </ns0:rPr>
-              <ns0:t>问题与核查行动</ns0:t>
-            </ns0:r>
-          </ns0:p>
-        </ns0:tc>
-        <ns0:tc>
-          <ns0:tcPr>
-            <ns0:tcW ns0:type="dxa" ns0:w="3402"/>
+              <ns0:t>序号</ns0:t>
+            </ns0:r>
+          </ns0:p>
+        </ns0:tc>
+        <ns0:tc>
+          <ns0:tcPr>
+            <ns0:tcW ns0:type="dxa" ns0:w="1635"/>
             <ns0:vAlign ns0:val="center"/>
             <ns0:shd ns0:fill="EAF2F5"/>
           </ns0:tcPr>
@@ -8981,7 +12345,115 @@
                 <ns0:color ns0:val="202D33"/>
                 <ns0:sz ns0:val="19"/>
               </ns0:rPr>
-              <ns0:t>预期证据</ns0:t>
+              <ns0:t>建议事项</ns0:t>
+            </ns0:r>
+          </ns0:p>
+        </ns0:tc>
+        <ns0:tc>
+          <ns0:tcPr>
+            <ns0:tcW ns0:type="dxa" ns0:w="1635"/>
+            <ns0:vAlign ns0:val="center"/>
+            <ns0:shd ns0:fill="EAF2F5"/>
+          </ns0:tcPr>
+          <ns0:p>
+            <ns0:pPr>
+              <ns0:keepNext ns0:val="0"/>
+              <ns0:keepLines/>
+              <ns0:pageBreakBefore ns0:val="0"/>
+              <ns0:widowControl/>
+              <ns0:spacing ns0:line="276" ns0:lineRule="auto" ns0:before="0" ns0:after="60"/>
+              <ns0:jc ns0:val="center"/>
+              <ns0:wordWrap ns0:val="0"/>
+            </ns0:pPr>
+            <ns0:r>
+              <ns0:rPr>
+                <ns0:rFonts ns0:ascii="Noto Sans SC" ns0:hAnsi="Noto Sans SC" ns0:eastAsia="Noto Sans SC"/>
+                <ns0:b/>
+                <ns0:color ns0:val="202D33"/>
+                <ns0:sz ns0:val="19"/>
+              </ns0:rPr>
+              <ns0:t>责任部门</ns0:t>
+            </ns0:r>
+          </ns0:p>
+        </ns0:tc>
+        <ns0:tc>
+          <ns0:tcPr>
+            <ns0:tcW ns0:type="dxa" ns0:w="1635"/>
+            <ns0:vAlign ns0:val="center"/>
+            <ns0:shd ns0:fill="EAF2F5"/>
+          </ns0:tcPr>
+          <ns0:p>
+            <ns0:pPr>
+              <ns0:keepNext ns0:val="0"/>
+              <ns0:keepLines/>
+              <ns0:pageBreakBefore ns0:val="0"/>
+              <ns0:widowControl/>
+              <ns0:spacing ns0:line="276" ns0:lineRule="auto" ns0:before="0" ns0:after="60"/>
+              <ns0:jc ns0:val="center"/>
+              <ns0:wordWrap ns0:val="0"/>
+            </ns0:pPr>
+            <ns0:r>
+              <ns0:rPr>
+                <ns0:rFonts ns0:ascii="Noto Sans SC" ns0:hAnsi="Noto Sans SC" ns0:eastAsia="Noto Sans SC"/>
+                <ns0:b/>
+                <ns0:color ns0:val="202D33"/>
+                <ns0:sz ns0:val="19"/>
+              </ns0:rPr>
+              <ns0:t>优先级</ns0:t>
+            </ns0:r>
+          </ns0:p>
+        </ns0:tc>
+        <ns0:tc>
+          <ns0:tcPr>
+            <ns0:tcW ns0:type="dxa" ns0:w="1635"/>
+            <ns0:vAlign ns0:val="center"/>
+            <ns0:shd ns0:fill="EAF2F5"/>
+          </ns0:tcPr>
+          <ns0:p>
+            <ns0:pPr>
+              <ns0:keepNext ns0:val="0"/>
+              <ns0:keepLines/>
+              <ns0:pageBreakBefore ns0:val="0"/>
+              <ns0:widowControl/>
+              <ns0:spacing ns0:line="276" ns0:lineRule="auto" ns0:before="0" ns0:after="60"/>
+              <ns0:jc ns0:val="center"/>
+              <ns0:wordWrap ns0:val="0"/>
+            </ns0:pPr>
+            <ns0:r>
+              <ns0:rPr>
+                <ns0:rFonts ns0:ascii="Noto Sans SC" ns0:hAnsi="Noto Sans SC" ns0:eastAsia="Noto Sans SC"/>
+                <ns0:b/>
+                <ns0:color ns0:val="202D33"/>
+                <ns0:sz ns0:val="19"/>
+              </ns0:rPr>
+              <ns0:t>预期效果</ns0:t>
+            </ns0:r>
+          </ns0:p>
+        </ns0:tc>
+        <ns0:tc>
+          <ns0:tcPr>
+            <ns0:tcW ns0:type="dxa" ns0:w="1635"/>
+            <ns0:vAlign ns0:val="center"/>
+            <ns0:shd ns0:fill="EAF2F5"/>
+          </ns0:tcPr>
+          <ns0:p>
+            <ns0:pPr>
+              <ns0:keepNext ns0:val="0"/>
+              <ns0:keepLines/>
+              <ns0:pageBreakBefore ns0:val="0"/>
+              <ns0:widowControl/>
+              <ns0:spacing ns0:line="276" ns0:lineRule="auto" ns0:before="0" ns0:after="60"/>
+              <ns0:jc ns0:val="center"/>
+              <ns0:wordWrap ns0:val="0"/>
+            </ns0:pPr>
+            <ns0:r>
+              <ns0:rPr>
+                <ns0:rFonts ns0:ascii="Noto Sans SC" ns0:hAnsi="Noto Sans SC" ns0:eastAsia="Noto Sans SC"/>
+                <ns0:b/>
+                <ns0:color ns0:val="202D33"/>
+                <ns0:sz ns0:val="19"/>
+              </ns0:rPr>
+              <ns0:t>建议完成时间</ns0:t>
             </ns0:r>
           </ns0:p>
         </ns0:tc>
@@ -8992,57 +12464,157 @@
         </ns0:trPr>
         <ns0:tc>
           <ns0:tcPr>
-            <ns0:tcW ns0:type="dxa" ns0:w="6406"/>
-            <ns0:vAlign ns0:val="center"/>
-          </ns0:tcPr>
-          <ns0:p>
-            <ns0:pPr>
-              <ns0:keepNext ns0:val="0"/>
-              <ns0:keepLines/>
-              <ns0:pageBreakBefore ns0:val="0"/>
-              <ns0:widowControl/>
-              <ns0:spacing ns0:line="276" ns0:lineRule="auto" ns0:before="0" ns0:after="60"/>
-              <ns0:jc ns0:val="left"/>
-              <ns0:wordWrap ns0:val="0"/>
-            </ns0:pPr>
-            <ns0:r>
-              <ns0:rPr>
-                <ns0:rFonts ns0:ascii="Noto Sans SC" ns0:hAnsi="Noto Sans SC" ns0:eastAsia="Noto Sans SC"/>
-                <ns0:b ns0:val="0"/>
-                <ns0:color ns0:val="202D33"/>
-                <ns0:sz ns0:val="19"/>
-              </ns0:rPr>
-              <ns0:t>1．调取本期与基期板蓝根等原料采购合同与批生产收率记录，区分价格因素与收率因素对直接材料成本的影响</ns0:t>
-              <ns0:br/>
-              <ns0:t>核查对象：板蓝根采购单价台账与提取收率检验报告</ns0:t>
-              <ns0:br/>
-              <ns0:t>行动：调取本期与基期板蓝根等原料采购合同与批生产收率记录，区分价格因素与收率因素对直接材料成本的影响</ns0:t>
-            </ns0:r>
-          </ns0:p>
-        </ns0:tc>
-        <ns0:tc>
-          <ns0:tcPr>
-            <ns0:tcW ns0:type="dxa" ns0:w="3402"/>
-            <ns0:vAlign ns0:val="center"/>
-          </ns0:tcPr>
-          <ns0:p>
-            <ns0:pPr>
-              <ns0:keepNext ns0:val="0"/>
-              <ns0:keepLines/>
-              <ns0:pageBreakBefore ns0:val="0"/>
-              <ns0:widowControl/>
-              <ns0:spacing ns0:line="276" ns0:lineRule="auto" ns0:before="0" ns0:after="60"/>
-              <ns0:jc ns0:val="left"/>
-              <ns0:wordWrap ns0:val="0"/>
-            </ns0:pPr>
-            <ns0:r>
-              <ns0:rPr>
-                <ns0:rFonts ns0:ascii="Noto Sans SC" ns0:hAnsi="Noto Sans SC" ns0:eastAsia="Noto Sans SC"/>
-                <ns0:b ns0:val="0"/>
-                <ns0:color ns0:val="202D33"/>
-                <ns0:sz ns0:val="19"/>
-              </ns0:rPr>
-              <ns0:t>对应月份板蓝根采购合同台账、对应车间期间批生产记录、提取收率检验报告</ns0:t>
+            <ns0:tcW ns0:type="dxa" ns0:w="1635"/>
+            <ns0:vAlign ns0:val="center"/>
+          </ns0:tcPr>
+          <ns0:p>
+            <ns0:pPr>
+              <ns0:keepNext ns0:val="0"/>
+              <ns0:keepLines/>
+              <ns0:pageBreakBefore ns0:val="0"/>
+              <ns0:widowControl/>
+              <ns0:spacing ns0:line="276" ns0:lineRule="auto" ns0:before="0" ns0:after="60"/>
+              <ns0:jc ns0:val="left"/>
+              <ns0:wordWrap ns0:val="0"/>
+            </ns0:pPr>
+            <ns0:r>
+              <ns0:rPr>
+                <ns0:rFonts ns0:ascii="Noto Sans SC" ns0:hAnsi="Noto Sans SC" ns0:eastAsia="Noto Sans SC"/>
+                <ns0:b ns0:val="0"/>
+                <ns0:color ns0:val="202D33"/>
+                <ns0:sz ns0:val="19"/>
+              </ns0:rPr>
+              <ns0:t>1</ns0:t>
+            </ns0:r>
+          </ns0:p>
+        </ns0:tc>
+        <ns0:tc>
+          <ns0:tcPr>
+            <ns0:tcW ns0:type="dxa" ns0:w="1635"/>
+            <ns0:vAlign ns0:val="center"/>
+          </ns0:tcPr>
+          <ns0:p>
+            <ns0:pPr>
+              <ns0:keepNext ns0:val="0"/>
+              <ns0:keepLines/>
+              <ns0:pageBreakBefore ns0:val="0"/>
+              <ns0:widowControl/>
+              <ns0:spacing ns0:line="276" ns0:lineRule="auto" ns0:before="0" ns0:after="60"/>
+              <ns0:jc ns0:val="left"/>
+              <ns0:wordWrap ns0:val="0"/>
+            </ns0:pPr>
+            <ns0:r>
+              <ns0:rPr>
+                <ns0:rFonts ns0:ascii="Noto Sans SC" ns0:hAnsi="Noto Sans SC" ns0:eastAsia="Noto Sans SC"/>
+                <ns0:b ns0:val="0"/>
+                <ns0:color ns0:val="202D33"/>
+                <ns0:sz ns0:val="19"/>
+              </ns0:rPr>
+              <ns0:t>调取期间各批次板蓝根投料量与收率检验报告，并与采购入库单价台账逐批对照，拆分材料成本变动中的价格因素与用量因素。</ns0:t>
+            </ns0:r>
+          </ns0:p>
+        </ns0:tc>
+        <ns0:tc>
+          <ns0:tcPr>
+            <ns0:tcW ns0:type="dxa" ns0:w="1635"/>
+            <ns0:vAlign ns0:val="center"/>
+          </ns0:tcPr>
+          <ns0:p>
+            <ns0:pPr>
+              <ns0:keepNext ns0:val="0"/>
+              <ns0:keepLines/>
+              <ns0:pageBreakBefore ns0:val="0"/>
+              <ns0:widowControl/>
+              <ns0:spacing ns0:line="276" ns0:lineRule="auto" ns0:before="0" ns0:after="60"/>
+              <ns0:jc ns0:val="left"/>
+              <ns0:wordWrap ns0:val="0"/>
+            </ns0:pPr>
+            <ns0:r>
+              <ns0:rPr>
+                <ns0:rFonts ns0:ascii="Noto Sans SC" ns0:hAnsi="Noto Sans SC" ns0:eastAsia="Noto Sans SC"/>
+                <ns0:b ns0:val="0"/>
+                <ns0:color ns0:val="202D33"/>
+                <ns0:sz ns0:val="19"/>
+              </ns0:rPr>
+              <ns0:t>财务部与生产部</ns0:t>
+            </ns0:r>
+          </ns0:p>
+        </ns0:tc>
+        <ns0:tc>
+          <ns0:tcPr>
+            <ns0:tcW ns0:type="dxa" ns0:w="1635"/>
+            <ns0:vAlign ns0:val="center"/>
+          </ns0:tcPr>
+          <ns0:p>
+            <ns0:pPr>
+              <ns0:keepNext ns0:val="0"/>
+              <ns0:keepLines/>
+              <ns0:pageBreakBefore ns0:val="0"/>
+              <ns0:widowControl/>
+              <ns0:spacing ns0:line="276" ns0:lineRule="auto" ns0:before="0" ns0:after="60"/>
+              <ns0:jc ns0:val="left"/>
+              <ns0:wordWrap ns0:val="0"/>
+            </ns0:pPr>
+            <ns0:r>
+              <ns0:rPr>
+                <ns0:rFonts ns0:ascii="Noto Sans SC" ns0:hAnsi="Noto Sans SC" ns0:eastAsia="Noto Sans SC"/>
+                <ns0:b ns0:val="0"/>
+                <ns0:color ns0:val="202D33"/>
+                <ns0:sz ns0:val="19"/>
+              </ns0:rPr>
+              <ns0:t>高</ns0:t>
+            </ns0:r>
+          </ns0:p>
+        </ns0:tc>
+        <ns0:tc>
+          <ns0:tcPr>
+            <ns0:tcW ns0:type="dxa" ns0:w="1635"/>
+            <ns0:vAlign ns0:val="center"/>
+          </ns0:tcPr>
+          <ns0:p>
+            <ns0:pPr>
+              <ns0:keepNext ns0:val="0"/>
+              <ns0:keepLines/>
+              <ns0:pageBreakBefore ns0:val="0"/>
+              <ns0:widowControl/>
+              <ns0:spacing ns0:line="276" ns0:lineRule="auto" ns0:before="0" ns0:after="60"/>
+              <ns0:jc ns0:val="left"/>
+              <ns0:wordWrap ns0:val="0"/>
+            </ns0:pPr>
+            <ns0:r>
+              <ns0:rPr>
+                <ns0:rFonts ns0:ascii="Noto Sans SC" ns0:hAnsi="Noto Sans SC" ns0:eastAsia="Noto Sans SC"/>
+                <ns0:b ns0:val="0"/>
+                <ns0:color ns0:val="202D33"/>
+                <ns0:sz ns0:val="19"/>
+              </ns0:rPr>
+              <ns0:t>对应月份板蓝根采购合同台账、期间各批次提取收率检验报告</ns0:t>
+            </ns0:r>
+          </ns0:p>
+        </ns0:tc>
+        <ns0:tc>
+          <ns0:tcPr>
+            <ns0:tcW ns0:type="dxa" ns0:w="1635"/>
+            <ns0:vAlign ns0:val="center"/>
+          </ns0:tcPr>
+          <ns0:p>
+            <ns0:pPr>
+              <ns0:keepNext ns0:val="0"/>
+              <ns0:keepLines/>
+              <ns0:pageBreakBefore ns0:val="0"/>
+              <ns0:widowControl/>
+              <ns0:spacing ns0:line="276" ns0:lineRule="auto" ns0:before="0" ns0:after="60"/>
+              <ns0:jc ns0:val="left"/>
+              <ns0:wordWrap ns0:val="0"/>
+            </ns0:pPr>
+            <ns0:r>
+              <ns0:rPr>
+                <ns0:rFonts ns0:ascii="Noto Sans SC" ns0:hAnsi="Noto Sans SC" ns0:eastAsia="Noto Sans SC"/>
+                <ns0:b ns0:val="0"/>
+                <ns0:color ns0:val="202D33"/>
+                <ns0:sz ns0:val="19"/>
+              </ns0:rPr>
+              <ns0:t>月度成本结账后10个工作日内</ns0:t>
             </ns0:r>
           </ns0:p>
         </ns0:tc>
@@ -9053,57 +12625,157 @@
         </ns0:trPr>
         <ns0:tc>
           <ns0:tcPr>
-            <ns0:tcW ns0:type="dxa" ns0:w="6406"/>
-            <ns0:vAlign ns0:val="center"/>
-          </ns0:tcPr>
-          <ns0:p>
-            <ns0:pPr>
-              <ns0:keepNext ns0:val="0"/>
-              <ns0:keepLines/>
-              <ns0:pageBreakBefore ns0:val="0"/>
-              <ns0:widowControl/>
-              <ns0:spacing ns0:line="276" ns0:lineRule="auto" ns0:before="0" ns0:after="60"/>
-              <ns0:jc ns0:val="left"/>
-              <ns0:wordWrap ns0:val="0"/>
-            </ns0:pPr>
-            <ns0:r>
-              <ns0:rPr>
-                <ns0:rFonts ns0:ascii="Noto Sans SC" ns0:hAnsi="Noto Sans SC" ns0:eastAsia="Noto Sans SC"/>
-                <ns0:b ns0:val="0"/>
-                <ns0:color ns0:val="202D33"/>
-                <ns0:sz ns0:val="19"/>
-              </ns0:rPr>
-              <ns0:t>2．比对本月与上月排班工时台账和产量记录，确认人工总额下降中产量因素与效率因素的占比</ns0:t>
-              <ns0:br/>
-              <ns0:t>核查对象：车间排班与工时台账</ns0:t>
-              <ns0:br/>
-              <ns0:t>行动：比对本月与上月排班工时台账和产量记录，确认人工总额下降中产量因素与效率因素的占比</ns0:t>
-            </ns0:r>
-          </ns0:p>
-        </ns0:tc>
-        <ns0:tc>
-          <ns0:tcPr>
-            <ns0:tcW ns0:type="dxa" ns0:w="3402"/>
-            <ns0:vAlign ns0:val="center"/>
-          </ns0:tcPr>
-          <ns0:p>
-            <ns0:pPr>
-              <ns0:keepNext ns0:val="0"/>
-              <ns0:keepLines/>
-              <ns0:pageBreakBefore ns0:val="0"/>
-              <ns0:widowControl/>
-              <ns0:spacing ns0:line="276" ns0:lineRule="auto" ns0:before="0" ns0:after="60"/>
-              <ns0:jc ns0:val="left"/>
-              <ns0:wordWrap ns0:val="0"/>
-            </ns0:pPr>
-            <ns0:r>
-              <ns0:rPr>
-                <ns0:rFonts ns0:ascii="Noto Sans SC" ns0:hAnsi="Noto Sans SC" ns0:eastAsia="Noto Sans SC"/>
-                <ns0:b ns0:val="0"/>
-                <ns0:color ns0:val="202D33"/>
-                <ns0:sz ns0:val="19"/>
-              </ns0:rPr>
-              <ns0:t>对应月份车间排班工时台账、各工序期间实际产量记录</ns0:t>
+            <ns0:tcW ns0:type="dxa" ns0:w="1635"/>
+            <ns0:vAlign ns0:val="center"/>
+          </ns0:tcPr>
+          <ns0:p>
+            <ns0:pPr>
+              <ns0:keepNext ns0:val="0"/>
+              <ns0:keepLines/>
+              <ns0:pageBreakBefore ns0:val="0"/>
+              <ns0:widowControl/>
+              <ns0:spacing ns0:line="276" ns0:lineRule="auto" ns0:before="0" ns0:after="60"/>
+              <ns0:jc ns0:val="left"/>
+              <ns0:wordWrap ns0:val="0"/>
+            </ns0:pPr>
+            <ns0:r>
+              <ns0:rPr>
+                <ns0:rFonts ns0:ascii="Noto Sans SC" ns0:hAnsi="Noto Sans SC" ns0:eastAsia="Noto Sans SC"/>
+                <ns0:b ns0:val="0"/>
+                <ns0:color ns0:val="202D33"/>
+                <ns0:sz ns0:val="19"/>
+              </ns0:rPr>
+              <ns0:t>2</ns0:t>
+            </ns0:r>
+          </ns0:p>
+        </ns0:tc>
+        <ns0:tc>
+          <ns0:tcPr>
+            <ns0:tcW ns0:type="dxa" ns0:w="1635"/>
+            <ns0:vAlign ns0:val="center"/>
+          </ns0:tcPr>
+          <ns0:p>
+            <ns0:pPr>
+              <ns0:keepNext ns0:val="0"/>
+              <ns0:keepLines/>
+              <ns0:pageBreakBefore ns0:val="0"/>
+              <ns0:widowControl/>
+              <ns0:spacing ns0:line="276" ns0:lineRule="auto" ns0:before="0" ns0:after="60"/>
+              <ns0:jc ns0:val="left"/>
+              <ns0:wordWrap ns0:val="0"/>
+            </ns0:pPr>
+            <ns0:r>
+              <ns0:rPr>
+                <ns0:rFonts ns0:ascii="Noto Sans SC" ns0:hAnsi="Noto Sans SC" ns0:eastAsia="Noto Sans SC"/>
+                <ns0:b ns0:val="0"/>
+                <ns0:color ns0:val="202D33"/>
+                <ns0:sz ns0:val="19"/>
+              </ns0:rPr>
+              <ns0:t>按工序核对期间实际工时台账与排班记录，将人工成本按批次产量重新分摊，验证单位人工变动的规模效应方向。</ns0:t>
+            </ns0:r>
+          </ns0:p>
+        </ns0:tc>
+        <ns0:tc>
+          <ns0:tcPr>
+            <ns0:tcW ns0:type="dxa" ns0:w="1635"/>
+            <ns0:vAlign ns0:val="center"/>
+          </ns0:tcPr>
+          <ns0:p>
+            <ns0:pPr>
+              <ns0:keepNext ns0:val="0"/>
+              <ns0:keepLines/>
+              <ns0:pageBreakBefore ns0:val="0"/>
+              <ns0:widowControl/>
+              <ns0:spacing ns0:line="276" ns0:lineRule="auto" ns0:before="0" ns0:after="60"/>
+              <ns0:jc ns0:val="left"/>
+              <ns0:wordWrap ns0:val="0"/>
+            </ns0:pPr>
+            <ns0:r>
+              <ns0:rPr>
+                <ns0:rFonts ns0:ascii="Noto Sans SC" ns0:hAnsi="Noto Sans SC" ns0:eastAsia="Noto Sans SC"/>
+                <ns0:b ns0:val="0"/>
+                <ns0:color ns0:val="202D33"/>
+                <ns0:sz ns0:val="19"/>
+              </ns0:rPr>
+              <ns0:t>生产部与财务部</ns0:t>
+            </ns0:r>
+          </ns0:p>
+        </ns0:tc>
+        <ns0:tc>
+          <ns0:tcPr>
+            <ns0:tcW ns0:type="dxa" ns0:w="1635"/>
+            <ns0:vAlign ns0:val="center"/>
+          </ns0:tcPr>
+          <ns0:p>
+            <ns0:pPr>
+              <ns0:keepNext ns0:val="0"/>
+              <ns0:keepLines/>
+              <ns0:pageBreakBefore ns0:val="0"/>
+              <ns0:widowControl/>
+              <ns0:spacing ns0:line="276" ns0:lineRule="auto" ns0:before="0" ns0:after="60"/>
+              <ns0:jc ns0:val="left"/>
+              <ns0:wordWrap ns0:val="0"/>
+            </ns0:pPr>
+            <ns0:r>
+              <ns0:rPr>
+                <ns0:rFonts ns0:ascii="Noto Sans SC" ns0:hAnsi="Noto Sans SC" ns0:eastAsia="Noto Sans SC"/>
+                <ns0:b ns0:val="0"/>
+                <ns0:color ns0:val="202D33"/>
+                <ns0:sz ns0:val="19"/>
+              </ns0:rPr>
+              <ns0:t>中</ns0:t>
+            </ns0:r>
+          </ns0:p>
+        </ns0:tc>
+        <ns0:tc>
+          <ns0:tcPr>
+            <ns0:tcW ns0:type="dxa" ns0:w="1635"/>
+            <ns0:vAlign ns0:val="center"/>
+          </ns0:tcPr>
+          <ns0:p>
+            <ns0:pPr>
+              <ns0:keepNext ns0:val="0"/>
+              <ns0:keepLines/>
+              <ns0:pageBreakBefore ns0:val="0"/>
+              <ns0:widowControl/>
+              <ns0:spacing ns0:line="276" ns0:lineRule="auto" ns0:before="0" ns0:after="60"/>
+              <ns0:jc ns0:val="left"/>
+              <ns0:wordWrap ns0:val="0"/>
+            </ns0:pPr>
+            <ns0:r>
+              <ns0:rPr>
+                <ns0:rFonts ns0:ascii="Noto Sans SC" ns0:hAnsi="Noto Sans SC" ns0:eastAsia="Noto Sans SC"/>
+                <ns0:b ns0:val="0"/>
+                <ns0:color ns0:val="202D33"/>
+                <ns0:sz ns0:val="19"/>
+              </ns0:rPr>
+              <ns0:t>对应车间期间工序工时台账、期间排班与考勤记录</ns0:t>
+            </ns0:r>
+          </ns0:p>
+        </ns0:tc>
+        <ns0:tc>
+          <ns0:tcPr>
+            <ns0:tcW ns0:type="dxa" ns0:w="1635"/>
+            <ns0:vAlign ns0:val="center"/>
+          </ns0:tcPr>
+          <ns0:p>
+            <ns0:pPr>
+              <ns0:keepNext ns0:val="0"/>
+              <ns0:keepLines/>
+              <ns0:pageBreakBefore ns0:val="0"/>
+              <ns0:widowControl/>
+              <ns0:spacing ns0:line="276" ns0:lineRule="auto" ns0:before="0" ns0:after="60"/>
+              <ns0:jc ns0:val="left"/>
+              <ns0:wordWrap ns0:val="0"/>
+            </ns0:pPr>
+            <ns0:r>
+              <ns0:rPr>
+                <ns0:rFonts ns0:ascii="Noto Sans SC" ns0:hAnsi="Noto Sans SC" ns0:eastAsia="Noto Sans SC"/>
+                <ns0:b ns0:val="0"/>
+                <ns0:color ns0:val="202D33"/>
+                <ns0:sz ns0:val="19"/>
+              </ns0:rPr>
+              <ns0:t>月度成本结账后10个工作日内</ns0:t>
             </ns0:r>
           </ns0:p>
         </ns0:tc>
@@ -9114,57 +12786,157 @@
         </ns0:trPr>
         <ns0:tc>
           <ns0:tcPr>
-            <ns0:tcW ns0:type="dxa" ns0:w="6406"/>
-            <ns0:vAlign ns0:val="center"/>
-          </ns0:tcPr>
-          <ns0:p>
-            <ns0:pPr>
-              <ns0:keepNext ns0:val="0"/>
-              <ns0:keepLines/>
-              <ns0:pageBreakBefore ns0:val="0"/>
-              <ns0:widowControl/>
-              <ns0:spacing ns0:line="276" ns0:lineRule="auto" ns0:before="0" ns0:after="60"/>
-              <ns0:jc ns0:val="left"/>
-              <ns0:wordWrap ns0:val="0"/>
-            </ns0:pPr>
-            <ns0:r>
-              <ns0:rPr>
-                <ns0:rFonts ns0:ascii="Noto Sans SC" ns0:hAnsi="Noto Sans SC" ns0:eastAsia="Noto Sans SC"/>
-                <ns0:b ns0:val="0"/>
-                <ns0:color ns0:val="202D33"/>
-                <ns0:sz ns0:val="19"/>
-              </ns0:rPr>
-              <ns0:t>3．调取制造费用明细与工序能耗计量记录，确认能耗类费用随产量的实际变动</ns0:t>
-              <ns0:br/>
-              <ns0:t>核查对象：制造费用明细台账与能耗计量记录</ns0:t>
-              <ns0:br/>
-              <ns0:t>行动：调取制造费用明细与工序能耗计量记录，确认能耗类费用随产量的实际变动</ns0:t>
-            </ns0:r>
-          </ns0:p>
-        </ns0:tc>
-        <ns0:tc>
-          <ns0:tcPr>
-            <ns0:tcW ns0:type="dxa" ns0:w="3402"/>
-            <ns0:vAlign ns0:val="center"/>
-          </ns0:tcPr>
-          <ns0:p>
-            <ns0:pPr>
-              <ns0:keepNext ns0:val="0"/>
-              <ns0:keepLines/>
-              <ns0:pageBreakBefore ns0:val="0"/>
-              <ns0:widowControl/>
-              <ns0:spacing ns0:line="276" ns0:lineRule="auto" ns0:before="0" ns0:after="60"/>
-              <ns0:jc ns0:val="left"/>
-              <ns0:wordWrap ns0:val="0"/>
-            </ns0:pPr>
-            <ns0:r>
-              <ns0:rPr>
-                <ns0:rFonts ns0:ascii="Noto Sans SC" ns0:hAnsi="Noto Sans SC" ns0:eastAsia="Noto Sans SC"/>
-                <ns0:b ns0:val="0"/>
-                <ns0:color ns0:val="202D33"/>
-                <ns0:sz ns0:val="19"/>
-              </ns0:rPr>
-              <ns0:t>对应月份制造费用明细台账、浓缩与干燥工序能耗计量记录</ns0:t>
+            <ns0:tcW ns0:type="dxa" ns0:w="1635"/>
+            <ns0:vAlign ns0:val="center"/>
+          </ns0:tcPr>
+          <ns0:p>
+            <ns0:pPr>
+              <ns0:keepNext ns0:val="0"/>
+              <ns0:keepLines/>
+              <ns0:pageBreakBefore ns0:val="0"/>
+              <ns0:widowControl/>
+              <ns0:spacing ns0:line="276" ns0:lineRule="auto" ns0:before="0" ns0:after="60"/>
+              <ns0:jc ns0:val="left"/>
+              <ns0:wordWrap ns0:val="0"/>
+            </ns0:pPr>
+            <ns0:r>
+              <ns0:rPr>
+                <ns0:rFonts ns0:ascii="Noto Sans SC" ns0:hAnsi="Noto Sans SC" ns0:eastAsia="Noto Sans SC"/>
+                <ns0:b ns0:val="0"/>
+                <ns0:color ns0:val="202D33"/>
+                <ns0:sz ns0:val="19"/>
+              </ns0:rPr>
+              <ns0:t>3</ns0:t>
+            </ns0:r>
+          </ns0:p>
+        </ns0:tc>
+        <ns0:tc>
+          <ns0:tcPr>
+            <ns0:tcW ns0:type="dxa" ns0:w="1635"/>
+            <ns0:vAlign ns0:val="center"/>
+          </ns0:tcPr>
+          <ns0:p>
+            <ns0:pPr>
+              <ns0:keepNext ns0:val="0"/>
+              <ns0:keepLines/>
+              <ns0:pageBreakBefore ns0:val="0"/>
+              <ns0:widowControl/>
+              <ns0:spacing ns0:line="276" ns0:lineRule="auto" ns0:before="0" ns0:after="60"/>
+              <ns0:jc ns0:val="left"/>
+              <ns0:wordWrap ns0:val="0"/>
+            </ns0:pPr>
+            <ns0:r>
+              <ns0:rPr>
+                <ns0:rFonts ns0:ascii="Noto Sans SC" ns0:hAnsi="Noto Sans SC" ns0:eastAsia="Noto Sans SC"/>
+                <ns0:b ns0:val="0"/>
+                <ns0:color ns0:val="202D33"/>
+                <ns0:sz ns0:val="19"/>
+              </ns0:rPr>
+              <ns0:t>调取期间制造费用明细账，区分固定性费用与能耗性费用，并对照车间水电汽计量记录与设备使用日志核实摊薄效应。</ns0:t>
+            </ns0:r>
+          </ns0:p>
+        </ns0:tc>
+        <ns0:tc>
+          <ns0:tcPr>
+            <ns0:tcW ns0:type="dxa" ns0:w="1635"/>
+            <ns0:vAlign ns0:val="center"/>
+          </ns0:tcPr>
+          <ns0:p>
+            <ns0:pPr>
+              <ns0:keepNext ns0:val="0"/>
+              <ns0:keepLines/>
+              <ns0:pageBreakBefore ns0:val="0"/>
+              <ns0:widowControl/>
+              <ns0:spacing ns0:line="276" ns0:lineRule="auto" ns0:before="0" ns0:after="60"/>
+              <ns0:jc ns0:val="left"/>
+              <ns0:wordWrap ns0:val="0"/>
+            </ns0:pPr>
+            <ns0:r>
+              <ns0:rPr>
+                <ns0:rFonts ns0:ascii="Noto Sans SC" ns0:hAnsi="Noto Sans SC" ns0:eastAsia="Noto Sans SC"/>
+                <ns0:b ns0:val="0"/>
+                <ns0:color ns0:val="202D33"/>
+                <ns0:sz ns0:val="19"/>
+              </ns0:rPr>
+              <ns0:t>财务部与设备动力部门</ns0:t>
+            </ns0:r>
+          </ns0:p>
+        </ns0:tc>
+        <ns0:tc>
+          <ns0:tcPr>
+            <ns0:tcW ns0:type="dxa" ns0:w="1635"/>
+            <ns0:vAlign ns0:val="center"/>
+          </ns0:tcPr>
+          <ns0:p>
+            <ns0:pPr>
+              <ns0:keepNext ns0:val="0"/>
+              <ns0:keepLines/>
+              <ns0:pageBreakBefore ns0:val="0"/>
+              <ns0:widowControl/>
+              <ns0:spacing ns0:line="276" ns0:lineRule="auto" ns0:before="0" ns0:after="60"/>
+              <ns0:jc ns0:val="left"/>
+              <ns0:wordWrap ns0:val="0"/>
+            </ns0:pPr>
+            <ns0:r>
+              <ns0:rPr>
+                <ns0:rFonts ns0:ascii="Noto Sans SC" ns0:hAnsi="Noto Sans SC" ns0:eastAsia="Noto Sans SC"/>
+                <ns0:b ns0:val="0"/>
+                <ns0:color ns0:val="202D33"/>
+                <ns0:sz ns0:val="19"/>
+              </ns0:rPr>
+              <ns0:t>中</ns0:t>
+            </ns0:r>
+          </ns0:p>
+        </ns0:tc>
+        <ns0:tc>
+          <ns0:tcPr>
+            <ns0:tcW ns0:type="dxa" ns0:w="1635"/>
+            <ns0:vAlign ns0:val="center"/>
+          </ns0:tcPr>
+          <ns0:p>
+            <ns0:pPr>
+              <ns0:keepNext ns0:val="0"/>
+              <ns0:keepLines/>
+              <ns0:pageBreakBefore ns0:val="0"/>
+              <ns0:widowControl/>
+              <ns0:spacing ns0:line="276" ns0:lineRule="auto" ns0:before="0" ns0:after="60"/>
+              <ns0:jc ns0:val="left"/>
+              <ns0:wordWrap ns0:val="0"/>
+            </ns0:pPr>
+            <ns0:r>
+              <ns0:rPr>
+                <ns0:rFonts ns0:ascii="Noto Sans SC" ns0:hAnsi="Noto Sans SC" ns0:eastAsia="Noto Sans SC"/>
+                <ns0:b ns0:val="0"/>
+                <ns0:color ns0:val="202D33"/>
+                <ns0:sz ns0:val="19"/>
+              </ns0:rPr>
+              <ns0:t>期间制造费用明细账、对应车间期间水电汽计量记录</ns0:t>
+            </ns0:r>
+          </ns0:p>
+        </ns0:tc>
+        <ns0:tc>
+          <ns0:tcPr>
+            <ns0:tcW ns0:type="dxa" ns0:w="1635"/>
+            <ns0:vAlign ns0:val="center"/>
+          </ns0:tcPr>
+          <ns0:p>
+            <ns0:pPr>
+              <ns0:keepNext ns0:val="0"/>
+              <ns0:keepLines/>
+              <ns0:pageBreakBefore ns0:val="0"/>
+              <ns0:widowControl/>
+              <ns0:spacing ns0:line="276" ns0:lineRule="auto" ns0:before="0" ns0:after="60"/>
+              <ns0:jc ns0:val="left"/>
+              <ns0:wordWrap ns0:val="0"/>
+            </ns0:pPr>
+            <ns0:r>
+              <ns0:rPr>
+                <ns0:rFonts ns0:ascii="Noto Sans SC" ns0:hAnsi="Noto Sans SC" ns0:eastAsia="Noto Sans SC"/>
+                <ns0:b ns0:val="0"/>
+                <ns0:color ns0:val="202D33"/>
+                <ns0:sz ns0:val="19"/>
+              </ns0:rPr>
+              <ns0:t>月度成本结账后10个工作日内</ns0:t>
             </ns0:r>
           </ns0:p>
         </ns0:tc>
@@ -9175,57 +12947,157 @@
         </ns0:trPr>
         <ns0:tc>
           <ns0:tcPr>
-            <ns0:tcW ns0:type="dxa" ns0:w="6406"/>
-            <ns0:vAlign ns0:val="center"/>
-          </ns0:tcPr>
-          <ns0:p>
-            <ns0:pPr>
-              <ns0:keepNext ns0:val="0"/>
-              <ns0:keepLines/>
-              <ns0:pageBreakBefore ns0:val="0"/>
-              <ns0:widowControl/>
-              <ns0:spacing ns0:line="276" ns0:lineRule="auto" ns0:before="0" ns0:after="60"/>
-              <ns0:jc ns0:val="left"/>
-              <ns0:wordWrap ns0:val="0"/>
-            </ns0:pPr>
-            <ns0:r>
-              <ns0:rPr>
-                <ns0:rFonts ns0:ascii="Noto Sans SC" ns0:hAnsi="Noto Sans SC" ns0:eastAsia="Noto Sans SC"/>
-                <ns0:b ns0:val="0"/>
-                <ns0:color ns0:val="202D33"/>
-                <ns0:sz ns0:val="19"/>
-              </ns0:rPr>
-              <ns0:t>4．跨厂比较方向：中药一厂−中药二厂，以中药二厂为分母。比较限制：总成本对比受产量影响，不能作为单位效率结论；文档原因证据由报告检索流程补充；仅表内数值不能证明因果。组织两厂按同口径交换板蓝根采购单价、提取收率、工序工时与能耗明细，逐项定位单位成本差异来源</ns0:t>
-              <ns0:br/>
-              <ns0:t>核查对象：两厂同期采购、生产与能耗记录</ns0:t>
-              <ns0:br/>
-              <ns0:t>行动：组织两厂按同口径交换板蓝根采购单价、提取收率、工序工时与能耗明细，逐项定位单位成本差异来源</ns0:t>
-            </ns0:r>
-          </ns0:p>
-        </ns0:tc>
-        <ns0:tc>
-          <ns0:tcPr>
-            <ns0:tcW ns0:type="dxa" ns0:w="3402"/>
-            <ns0:vAlign ns0:val="center"/>
-          </ns0:tcPr>
-          <ns0:p>
-            <ns0:pPr>
-              <ns0:keepNext ns0:val="0"/>
-              <ns0:keepLines/>
-              <ns0:pageBreakBefore ns0:val="0"/>
-              <ns0:widowControl/>
-              <ns0:spacing ns0:line="276" ns0:lineRule="auto" ns0:before="0" ns0:after="60"/>
-              <ns0:jc ns0:val="left"/>
-              <ns0:wordWrap ns0:val="0"/>
-            </ns0:pPr>
-            <ns0:r>
-              <ns0:rPr>
-                <ns0:rFonts ns0:ascii="Noto Sans SC" ns0:hAnsi="Noto Sans SC" ns0:eastAsia="Noto Sans SC"/>
-                <ns0:b ns0:val="0"/>
-                <ns0:color ns0:val="202D33"/>
-                <ns0:sz ns0:val="19"/>
-              </ns0:rPr>
-              <ns0:t>两厂对应月份板蓝根采购合同台账、两厂对应车间期间批生产记录、两厂对应月份能耗计量明细</ns0:t>
+            <ns0:tcW ns0:type="dxa" ns0:w="1635"/>
+            <ns0:vAlign ns0:val="center"/>
+          </ns0:tcPr>
+          <ns0:p>
+            <ns0:pPr>
+              <ns0:keepNext ns0:val="0"/>
+              <ns0:keepLines/>
+              <ns0:pageBreakBefore ns0:val="0"/>
+              <ns0:widowControl/>
+              <ns0:spacing ns0:line="276" ns0:lineRule="auto" ns0:before="0" ns0:after="60"/>
+              <ns0:jc ns0:val="left"/>
+              <ns0:wordWrap ns0:val="0"/>
+            </ns0:pPr>
+            <ns0:r>
+              <ns0:rPr>
+                <ns0:rFonts ns0:ascii="Noto Sans SC" ns0:hAnsi="Noto Sans SC" ns0:eastAsia="Noto Sans SC"/>
+                <ns0:b ns0:val="0"/>
+                <ns0:color ns0:val="202D33"/>
+                <ns0:sz ns0:val="19"/>
+              </ns0:rPr>
+              <ns0:t>4</ns0:t>
+            </ns0:r>
+          </ns0:p>
+        </ns0:tc>
+        <ns0:tc>
+          <ns0:tcPr>
+            <ns0:tcW ns0:type="dxa" ns0:w="1635"/>
+            <ns0:vAlign ns0:val="center"/>
+          </ns0:tcPr>
+          <ns0:p>
+            <ns0:pPr>
+              <ns0:keepNext ns0:val="0"/>
+              <ns0:keepLines/>
+              <ns0:pageBreakBefore ns0:val="0"/>
+              <ns0:widowControl/>
+              <ns0:spacing ns0:line="276" ns0:lineRule="auto" ns0:before="0" ns0:after="60"/>
+              <ns0:jc ns0:val="left"/>
+              <ns0:wordWrap ns0:val="0"/>
+            </ns0:pPr>
+            <ns0:r>
+              <ns0:rPr>
+                <ns0:rFonts ns0:ascii="Noto Sans SC" ns0:hAnsi="Noto Sans SC" ns0:eastAsia="Noto Sans SC"/>
+                <ns0:b ns0:val="0"/>
+                <ns0:color ns0:val="202D33"/>
+                <ns0:sz ns0:val="19"/>
+              </ns0:rPr>
+              <ns0:t>由两厂按统一口径报送同期间料工费明细、批生产记录与采购单价台账，先核对口径一致性，再对直接材料、直接人工与制造费用逐项做跨厂量价分解。</ns0:t>
+            </ns0:r>
+          </ns0:p>
+        </ns0:tc>
+        <ns0:tc>
+          <ns0:tcPr>
+            <ns0:tcW ns0:type="dxa" ns0:w="1635"/>
+            <ns0:vAlign ns0:val="center"/>
+          </ns0:tcPr>
+          <ns0:p>
+            <ns0:pPr>
+              <ns0:keepNext ns0:val="0"/>
+              <ns0:keepLines/>
+              <ns0:pageBreakBefore ns0:val="0"/>
+              <ns0:widowControl/>
+              <ns0:spacing ns0:line="276" ns0:lineRule="auto" ns0:before="0" ns0:after="60"/>
+              <ns0:jc ns0:val="left"/>
+              <ns0:wordWrap ns0:val="0"/>
+            </ns0:pPr>
+            <ns0:r>
+              <ns0:rPr>
+                <ns0:rFonts ns0:ascii="Noto Sans SC" ns0:hAnsi="Noto Sans SC" ns0:eastAsia="Noto Sans SC"/>
+                <ns0:b ns0:val="0"/>
+                <ns0:color ns0:val="202D33"/>
+                <ns0:sz ns0:val="19"/>
+              </ns0:rPr>
+              <ns0:t>集团财务部</ns0:t>
+            </ns0:r>
+          </ns0:p>
+        </ns0:tc>
+        <ns0:tc>
+          <ns0:tcPr>
+            <ns0:tcW ns0:type="dxa" ns0:w="1635"/>
+            <ns0:vAlign ns0:val="center"/>
+          </ns0:tcPr>
+          <ns0:p>
+            <ns0:pPr>
+              <ns0:keepNext ns0:val="0"/>
+              <ns0:keepLines/>
+              <ns0:pageBreakBefore ns0:val="0"/>
+              <ns0:widowControl/>
+              <ns0:spacing ns0:line="276" ns0:lineRule="auto" ns0:before="0" ns0:after="60"/>
+              <ns0:jc ns0:val="left"/>
+              <ns0:wordWrap ns0:val="0"/>
+            </ns0:pPr>
+            <ns0:r>
+              <ns0:rPr>
+                <ns0:rFonts ns0:ascii="Noto Sans SC" ns0:hAnsi="Noto Sans SC" ns0:eastAsia="Noto Sans SC"/>
+                <ns0:b ns0:val="0"/>
+                <ns0:color ns0:val="202D33"/>
+                <ns0:sz ns0:val="19"/>
+              </ns0:rPr>
+              <ns0:t>高</ns0:t>
+            </ns0:r>
+          </ns0:p>
+        </ns0:tc>
+        <ns0:tc>
+          <ns0:tcPr>
+            <ns0:tcW ns0:type="dxa" ns0:w="1635"/>
+            <ns0:vAlign ns0:val="center"/>
+          </ns0:tcPr>
+          <ns0:p>
+            <ns0:pPr>
+              <ns0:keepNext ns0:val="0"/>
+              <ns0:keepLines/>
+              <ns0:pageBreakBefore ns0:val="0"/>
+              <ns0:widowControl/>
+              <ns0:spacing ns0:line="276" ns0:lineRule="auto" ns0:before="0" ns0:after="60"/>
+              <ns0:jc ns0:val="left"/>
+              <ns0:wordWrap ns0:val="0"/>
+            </ns0:pPr>
+            <ns0:r>
+              <ns0:rPr>
+                <ns0:rFonts ns0:ascii="Noto Sans SC" ns0:hAnsi="Noto Sans SC" ns0:eastAsia="Noto Sans SC"/>
+                <ns0:b ns0:val="0"/>
+                <ns0:color ns0:val="202D33"/>
+                <ns0:sz ns0:val="19"/>
+              </ns0:rPr>
+              <ns0:t>中药二厂同期间成本要素明细台账、两厂同期间采购合同台账与入库单价凭证</ns0:t>
+            </ns0:r>
+          </ns0:p>
+        </ns0:tc>
+        <ns0:tc>
+          <ns0:tcPr>
+            <ns0:tcW ns0:type="dxa" ns0:w="1635"/>
+            <ns0:vAlign ns0:val="center"/>
+          </ns0:tcPr>
+          <ns0:p>
+            <ns0:pPr>
+              <ns0:keepNext ns0:val="0"/>
+              <ns0:keepLines/>
+              <ns0:pageBreakBefore ns0:val="0"/>
+              <ns0:widowControl/>
+              <ns0:spacing ns0:line="276" ns0:lineRule="auto" ns0:before="0" ns0:after="60"/>
+              <ns0:jc ns0:val="left"/>
+              <ns0:wordWrap ns0:val="0"/>
+            </ns0:pPr>
+            <ns0:r>
+              <ns0:rPr>
+                <ns0:rFonts ns0:ascii="Noto Sans SC" ns0:hAnsi="Noto Sans SC" ns0:eastAsia="Noto Sans SC"/>
+                <ns0:b ns0:val="0"/>
+                <ns0:color ns0:val="202D33"/>
+                <ns0:sz ns0:val="19"/>
+              </ns0:rPr>
+              <ns0:t>月度成本分析完成后15个工作日内</ns0:t>
             </ns0:r>
           </ns0:p>
         </ns0:tc>
@@ -9236,37 +13108,111 @@
         </ns0:trPr>
         <ns0:tc>
           <ns0:tcPr>
-            <ns0:tcW ns0:type="dxa" ns0:w="6406"/>
-            <ns0:vAlign ns0:val="center"/>
-          </ns0:tcPr>
-          <ns0:p>
-            <ns0:pPr>
-              <ns0:keepNext ns0:val="0"/>
-              <ns0:keepLines/>
-              <ns0:pageBreakBefore ns0:val="0"/>
-              <ns0:widowControl/>
-              <ns0:spacing ns0:line="276" ns0:lineRule="auto" ns0:before="0" ns0:after="60"/>
-              <ns0:jc ns0:val="left"/>
-              <ns0:wordWrap ns0:val="0"/>
-            </ns0:pPr>
-            <ns0:r>
-              <ns0:rPr>
-                <ns0:rFonts ns0:ascii="Noto Sans SC" ns0:hAnsi="Noto Sans SC" ns0:eastAsia="Noto Sans SC"/>
-                <ns0:b ns0:val="0"/>
-                <ns0:color ns0:val="202D33"/>
-                <ns0:sz ns0:val="19"/>
-              </ns0:rPr>
-              <ns0:t>5．现有明细已定位主要原料驱动；价格与实物耗用的影响尚未分开。</ns0:t>
-              <ns0:br/>
-              <ns0:t>核查对象：板蓝根本期与上期采购和批次耗用</ns0:t>
-              <ns0:br/>
-              <ns0:t>行动：按同批次核对采购价、投料与合格产出，分别检查采购变化和生产损耗；工艺调整须经质量部门批准。</ns0:t>
-            </ns0:r>
-          </ns0:p>
-        </ns0:tc>
-        <ns0:tc>
-          <ns0:tcPr>
-            <ns0:tcW ns0:type="dxa" ns0:w="3402"/>
+            <ns0:tcW ns0:type="dxa" ns0:w="1635"/>
+            <ns0:vAlign ns0:val="center"/>
+          </ns0:tcPr>
+          <ns0:p>
+            <ns0:pPr>
+              <ns0:keepNext ns0:val="0"/>
+              <ns0:keepLines/>
+              <ns0:pageBreakBefore ns0:val="0"/>
+              <ns0:widowControl/>
+              <ns0:spacing ns0:line="276" ns0:lineRule="auto" ns0:before="0" ns0:after="60"/>
+              <ns0:jc ns0:val="left"/>
+              <ns0:wordWrap ns0:val="0"/>
+            </ns0:pPr>
+            <ns0:r>
+              <ns0:rPr>
+                <ns0:rFonts ns0:ascii="Noto Sans SC" ns0:hAnsi="Noto Sans SC" ns0:eastAsia="Noto Sans SC"/>
+                <ns0:b ns0:val="0"/>
+                <ns0:color ns0:val="202D33"/>
+                <ns0:sz ns0:val="19"/>
+              </ns0:rPr>
+              <ns0:t>5</ns0:t>
+            </ns0:r>
+          </ns0:p>
+        </ns0:tc>
+        <ns0:tc>
+          <ns0:tcPr>
+            <ns0:tcW ns0:type="dxa" ns0:w="1635"/>
+            <ns0:vAlign ns0:val="center"/>
+          </ns0:tcPr>
+          <ns0:p>
+            <ns0:pPr>
+              <ns0:keepNext ns0:val="0"/>
+              <ns0:keepLines/>
+              <ns0:pageBreakBefore ns0:val="0"/>
+              <ns0:widowControl/>
+              <ns0:spacing ns0:line="276" ns0:lineRule="auto" ns0:before="0" ns0:after="60"/>
+              <ns0:jc ns0:val="left"/>
+              <ns0:wordWrap ns0:val="0"/>
+            </ns0:pPr>
+            <ns0:r>
+              <ns0:rPr>
+                <ns0:rFonts ns0:ascii="Noto Sans SC" ns0:hAnsi="Noto Sans SC" ns0:eastAsia="Noto Sans SC"/>
+                <ns0:b ns0:val="0"/>
+                <ns0:color ns0:val="202D33"/>
+                <ns0:sz ns0:val="19"/>
+              </ns0:rPr>
+              <ns0:t>按同批次核对采购价、投料与合格产出，分别检查采购变化和生产损耗；工艺调整须经质量部门批准。</ns0:t>
+            </ns0:r>
+          </ns0:p>
+        </ns0:tc>
+        <ns0:tc>
+          <ns0:tcPr>
+            <ns0:tcW ns0:type="dxa" ns0:w="1635"/>
+            <ns0:vAlign ns0:val="center"/>
+          </ns0:tcPr>
+          <ns0:p>
+            <ns0:pPr>
+              <ns0:keepNext ns0:val="0"/>
+              <ns0:keepLines/>
+              <ns0:pageBreakBefore ns0:val="0"/>
+              <ns0:widowControl/>
+              <ns0:spacing ns0:line="276" ns0:lineRule="auto" ns0:before="0" ns0:after="60"/>
+              <ns0:jc ns0:val="left"/>
+              <ns0:wordWrap ns0:val="0"/>
+            </ns0:pPr>
+            <ns0:r>
+              <ns0:rPr>
+                <ns0:rFonts ns0:ascii="Noto Sans SC" ns0:hAnsi="Noto Sans SC" ns0:eastAsia="Noto Sans SC"/>
+                <ns0:b ns0:val="0"/>
+                <ns0:color ns0:val="202D33"/>
+                <ns0:sz ns0:val="19"/>
+              </ns0:rPr>
+              <ns0:t>采购部、生产部、财务部</ns0:t>
+            </ns0:r>
+          </ns0:p>
+        </ns0:tc>
+        <ns0:tc>
+          <ns0:tcPr>
+            <ns0:tcW ns0:type="dxa" ns0:w="1635"/>
+            <ns0:vAlign ns0:val="center"/>
+          </ns0:tcPr>
+          <ns0:p>
+            <ns0:pPr>
+              <ns0:keepNext ns0:val="0"/>
+              <ns0:keepLines/>
+              <ns0:pageBreakBefore ns0:val="0"/>
+              <ns0:widowControl/>
+              <ns0:spacing ns0:line="276" ns0:lineRule="auto" ns0:before="0" ns0:after="60"/>
+              <ns0:jc ns0:val="left"/>
+              <ns0:wordWrap ns0:val="0"/>
+            </ns0:pPr>
+            <ns0:r>
+              <ns0:rPr>
+                <ns0:rFonts ns0:ascii="Noto Sans SC" ns0:hAnsi="Noto Sans SC" ns0:eastAsia="Noto Sans SC"/>
+                <ns0:b ns0:val="0"/>
+                <ns0:color ns0:val="202D33"/>
+                <ns0:sz ns0:val="19"/>
+              </ns0:rPr>
+              <ns0:t>高</ns0:t>
+            </ns0:r>
+          </ns0:p>
+        </ns0:tc>
+        <ns0:tc>
+          <ns0:tcPr>
+            <ns0:tcW ns0:type="dxa" ns0:w="1635"/>
             <ns0:vAlign ns0:val="center"/>
           </ns0:tcPr>
           <ns0:p>
@@ -9287,6 +13233,32 @@
                 <ns0:sz ns0:val="19"/>
               </ns0:rPr>
               <ns0:t>实际采购合同及入库单价、批次投料、合格产出与收率记录</ns0:t>
+            </ns0:r>
+          </ns0:p>
+        </ns0:tc>
+        <ns0:tc>
+          <ns0:tcPr>
+            <ns0:tcW ns0:type="dxa" ns0:w="1635"/>
+            <ns0:vAlign ns0:val="center"/>
+          </ns0:tcPr>
+          <ns0:p>
+            <ns0:pPr>
+              <ns0:keepNext ns0:val="0"/>
+              <ns0:keepLines/>
+              <ns0:pageBreakBefore ns0:val="0"/>
+              <ns0:widowControl/>
+              <ns0:spacing ns0:line="276" ns0:lineRule="auto" ns0:before="0" ns0:after="60"/>
+              <ns0:jc ns0:val="left"/>
+              <ns0:wordWrap ns0:val="0"/>
+            </ns0:pPr>
+            <ns0:r>
+              <ns0:rPr>
+                <ns0:rFonts ns0:ascii="Noto Sans SC" ns0:hAnsi="Noto Sans SC" ns0:eastAsia="Noto Sans SC"/>
+                <ns0:b ns0:val="0"/>
+                <ns0:color ns0:val="202D33"/>
+                <ns0:sz ns0:val="19"/>
+              </ns0:rPr>
+              <ns0:t>提交本期成本复核结论前完成资料核对；由责任部门确认具体日期</ns0:t>
             </ns0:r>
           </ns0:p>
         </ns0:tc>
@@ -9297,57 +13269,157 @@
         </ns0:trPr>
         <ns0:tc>
           <ns0:tcPr>
-            <ns0:tcW ns0:type="dxa" ns0:w="6406"/>
-            <ns0:vAlign ns0:val="center"/>
-          </ns0:tcPr>
-          <ns0:p>
-            <ns0:pPr>
-              <ns0:keepNext ns0:val="0"/>
-              <ns0:keepLines/>
-              <ns0:pageBreakBefore ns0:val="0"/>
-              <ns0:widowControl/>
-              <ns0:spacing ns0:line="276" ns0:lineRule="auto" ns0:before="0" ns0:after="60"/>
-              <ns0:jc ns0:val="left"/>
-              <ns0:wordWrap ns0:val="0"/>
-            </ns0:pPr>
-            <ns0:r>
-              <ns0:rPr>
-                <ns0:rFonts ns0:ascii="Noto Sans SC" ns0:hAnsi="Noto Sans SC" ns0:eastAsia="Noto Sans SC"/>
-                <ns0:b ns0:val="0"/>
-                <ns0:color ns0:val="202D33"/>
-                <ns0:sz ns0:val="19"/>
-              </ns0:rPr>
-              <ns0:t>6．人工单位成本存在差异；题包平均小时工资是折算结果，不能据此断言基础薪率上涨。</ns0:t>
-              <ns0:br/>
-              <ns0:t>核查对象：本期与上期工时、工资组成和合格产量</ns0:t>
-              <ns0:br/>
-              <ns0:t>行动：核对人员结构、加班及返工工时，区分每盒工时变化与人工费用结构变化。</ns0:t>
-            </ns0:r>
-          </ns0:p>
-        </ns0:tc>
-        <ns0:tc>
-          <ns0:tcPr>
-            <ns0:tcW ns0:type="dxa" ns0:w="3402"/>
-            <ns0:vAlign ns0:val="center"/>
-          </ns0:tcPr>
-          <ns0:p>
-            <ns0:pPr>
-              <ns0:keepNext ns0:val="0"/>
-              <ns0:keepLines/>
-              <ns0:pageBreakBefore ns0:val="0"/>
-              <ns0:widowControl/>
-              <ns0:spacing ns0:line="276" ns0:lineRule="auto" ns0:before="0" ns0:after="60"/>
-              <ns0:jc ns0:val="left"/>
-              <ns0:wordWrap ns0:val="0"/>
-            </ns0:pPr>
-            <ns0:r>
-              <ns0:rPr>
-                <ns0:rFonts ns0:ascii="Noto Sans SC" ns0:hAnsi="Noto Sans SC" ns0:eastAsia="Noto Sans SC"/>
-                <ns0:b ns0:val="0"/>
-                <ns0:color ns0:val="202D33"/>
-                <ns0:sz ns0:val="19"/>
-              </ns0:rPr>
-              <ns0:t>班次及加班记录、工资组成与工时台账、返工工时与合格产量</ns0:t>
+            <ns0:tcW ns0:type="dxa" ns0:w="1635"/>
+            <ns0:vAlign ns0:val="center"/>
+          </ns0:tcPr>
+          <ns0:p>
+            <ns0:pPr>
+              <ns0:keepNext ns0:val="0"/>
+              <ns0:keepLines/>
+              <ns0:pageBreakBefore ns0:val="0"/>
+              <ns0:widowControl/>
+              <ns0:spacing ns0:line="276" ns0:lineRule="auto" ns0:before="0" ns0:after="60"/>
+              <ns0:jc ns0:val="left"/>
+              <ns0:wordWrap ns0:val="0"/>
+            </ns0:pPr>
+            <ns0:r>
+              <ns0:rPr>
+                <ns0:rFonts ns0:ascii="Noto Sans SC" ns0:hAnsi="Noto Sans SC" ns0:eastAsia="Noto Sans SC"/>
+                <ns0:b ns0:val="0"/>
+                <ns0:color ns0:val="202D33"/>
+                <ns0:sz ns0:val="19"/>
+              </ns0:rPr>
+              <ns0:t>6</ns0:t>
+            </ns0:r>
+          </ns0:p>
+        </ns0:tc>
+        <ns0:tc>
+          <ns0:tcPr>
+            <ns0:tcW ns0:type="dxa" ns0:w="1635"/>
+            <ns0:vAlign ns0:val="center"/>
+          </ns0:tcPr>
+          <ns0:p>
+            <ns0:pPr>
+              <ns0:keepNext ns0:val="0"/>
+              <ns0:keepLines/>
+              <ns0:pageBreakBefore ns0:val="0"/>
+              <ns0:widowControl/>
+              <ns0:spacing ns0:line="276" ns0:lineRule="auto" ns0:before="0" ns0:after="60"/>
+              <ns0:jc ns0:val="left"/>
+              <ns0:wordWrap ns0:val="0"/>
+            </ns0:pPr>
+            <ns0:r>
+              <ns0:rPr>
+                <ns0:rFonts ns0:ascii="Noto Sans SC" ns0:hAnsi="Noto Sans SC" ns0:eastAsia="Noto Sans SC"/>
+                <ns0:b ns0:val="0"/>
+                <ns0:color ns0:val="202D33"/>
+                <ns0:sz ns0:val="19"/>
+              </ns0:rPr>
+              <ns0:t>核对人员结构、加班及返工工时，区分每盒工时变化与人工费用结构变化。</ns0:t>
+            </ns0:r>
+          </ns0:p>
+        </ns0:tc>
+        <ns0:tc>
+          <ns0:tcPr>
+            <ns0:tcW ns0:type="dxa" ns0:w="1635"/>
+            <ns0:vAlign ns0:val="center"/>
+          </ns0:tcPr>
+          <ns0:p>
+            <ns0:pPr>
+              <ns0:keepNext ns0:val="0"/>
+              <ns0:keepLines/>
+              <ns0:pageBreakBefore ns0:val="0"/>
+              <ns0:widowControl/>
+              <ns0:spacing ns0:line="276" ns0:lineRule="auto" ns0:before="0" ns0:after="60"/>
+              <ns0:jc ns0:val="left"/>
+              <ns0:wordWrap ns0:val="0"/>
+            </ns0:pPr>
+            <ns0:r>
+              <ns0:rPr>
+                <ns0:rFonts ns0:ascii="Noto Sans SC" ns0:hAnsi="Noto Sans SC" ns0:eastAsia="Noto Sans SC"/>
+                <ns0:b ns0:val="0"/>
+                <ns0:color ns0:val="202D33"/>
+                <ns0:sz ns0:val="19"/>
+              </ns0:rPr>
+              <ns0:t>生产部、人力资源部、财务部</ns0:t>
+            </ns0:r>
+          </ns0:p>
+        </ns0:tc>
+        <ns0:tc>
+          <ns0:tcPr>
+            <ns0:tcW ns0:type="dxa" ns0:w="1635"/>
+            <ns0:vAlign ns0:val="center"/>
+          </ns0:tcPr>
+          <ns0:p>
+            <ns0:pPr>
+              <ns0:keepNext ns0:val="0"/>
+              <ns0:keepLines/>
+              <ns0:pageBreakBefore ns0:val="0"/>
+              <ns0:widowControl/>
+              <ns0:spacing ns0:line="276" ns0:lineRule="auto" ns0:before="0" ns0:after="60"/>
+              <ns0:jc ns0:val="left"/>
+              <ns0:wordWrap ns0:val="0"/>
+            </ns0:pPr>
+            <ns0:r>
+              <ns0:rPr>
+                <ns0:rFonts ns0:ascii="Noto Sans SC" ns0:hAnsi="Noto Sans SC" ns0:eastAsia="Noto Sans SC"/>
+                <ns0:b ns0:val="0"/>
+                <ns0:color ns0:val="202D33"/>
+                <ns0:sz ns0:val="19"/>
+              </ns0:rPr>
+              <ns0:t>中</ns0:t>
+            </ns0:r>
+          </ns0:p>
+        </ns0:tc>
+        <ns0:tc>
+          <ns0:tcPr>
+            <ns0:tcW ns0:type="dxa" ns0:w="1635"/>
+            <ns0:vAlign ns0:val="center"/>
+          </ns0:tcPr>
+          <ns0:p>
+            <ns0:pPr>
+              <ns0:keepNext ns0:val="0"/>
+              <ns0:keepLines/>
+              <ns0:pageBreakBefore ns0:val="0"/>
+              <ns0:widowControl/>
+              <ns0:spacing ns0:line="276" ns0:lineRule="auto" ns0:before="0" ns0:after="60"/>
+              <ns0:jc ns0:val="left"/>
+              <ns0:wordWrap ns0:val="0"/>
+            </ns0:pPr>
+            <ns0:r>
+              <ns0:rPr>
+                <ns0:rFonts ns0:ascii="Noto Sans SC" ns0:hAnsi="Noto Sans SC" ns0:eastAsia="Noto Sans SC"/>
+                <ns0:b ns0:val="0"/>
+                <ns0:color ns0:val="202D33"/>
+                <ns0:sz ns0:val="19"/>
+              </ns0:rPr>
+              <ns0:t>班次及加班记录、工资组成与工时台账</ns0:t>
+            </ns0:r>
+          </ns0:p>
+        </ns0:tc>
+        <ns0:tc>
+          <ns0:tcPr>
+            <ns0:tcW ns0:type="dxa" ns0:w="1635"/>
+            <ns0:vAlign ns0:val="center"/>
+          </ns0:tcPr>
+          <ns0:p>
+            <ns0:pPr>
+              <ns0:keepNext ns0:val="0"/>
+              <ns0:keepLines/>
+              <ns0:pageBreakBefore ns0:val="0"/>
+              <ns0:widowControl/>
+              <ns0:spacing ns0:line="276" ns0:lineRule="auto" ns0:before="0" ns0:after="60"/>
+              <ns0:jc ns0:val="left"/>
+              <ns0:wordWrap ns0:val="0"/>
+            </ns0:pPr>
+            <ns0:r>
+              <ns0:rPr>
+                <ns0:rFonts ns0:ascii="Noto Sans SC" ns0:hAnsi="Noto Sans SC" ns0:eastAsia="Noto Sans SC"/>
+                <ns0:b ns0:val="0"/>
+                <ns0:color ns0:val="202D33"/>
+                <ns0:sz ns0:val="19"/>
+              </ns0:rPr>
+              <ns0:t>提交本期成本复核结论前完成资料核对；由责任部门确认具体日期</ns0:t>
             </ns0:r>
           </ns0:p>
         </ns0:tc>
@@ -9358,57 +13430,157 @@
         </ns0:trPr>
         <ns0:tc>
           <ns0:tcPr>
-            <ns0:tcW ns0:type="dxa" ns0:w="6406"/>
-            <ns0:vAlign ns0:val="center"/>
-          </ns0:tcPr>
-          <ns0:p>
-            <ns0:pPr>
-              <ns0:keepNext ns0:val="0"/>
-              <ns0:keepLines/>
-              <ns0:pageBreakBefore ns0:val="0"/>
-              <ns0:widowControl/>
-              <ns0:spacing ns0:line="276" ns0:lineRule="auto" ns0:before="0" ns0:after="60"/>
-              <ns0:jc ns0:val="left"/>
-              <ns0:wordWrap ns0:val="0"/>
-            </ns0:pPr>
-            <ns0:r>
-              <ns0:rPr>
-                <ns0:rFonts ns0:ascii="Noto Sans SC" ns0:hAnsi="Noto Sans SC" ns0:eastAsia="Noto Sans SC"/>
-                <ns0:b ns0:val="0"/>
-                <ns0:color ns0:val="202D33"/>
-                <ns0:sz ns0:val="19"/>
-              </ns0:rPr>
-              <ns0:t>7．制造费用单位成本存在差异；事件记录不能直接作为本期新增费用。</ns0:t>
-              <ns0:br/>
-              <ns0:t>核查对象：本期费用分配、维修入账与设备运行</ns0:t>
-              <ns0:br/>
-              <ns0:t>行动：逐项核对费用总额、分配基数和产量影响，仅将本期适用工单用于原因核查，避免重复计入维修费。</ns0:t>
-            </ns0:r>
-          </ns0:p>
-        </ns0:tc>
-        <ns0:tc>
-          <ns0:tcPr>
-            <ns0:tcW ns0:type="dxa" ns0:w="3402"/>
-            <ns0:vAlign ns0:val="center"/>
-          </ns0:tcPr>
-          <ns0:p>
-            <ns0:pPr>
-              <ns0:keepNext ns0:val="0"/>
-              <ns0:keepLines/>
-              <ns0:pageBreakBefore ns0:val="0"/>
-              <ns0:widowControl/>
-              <ns0:spacing ns0:line="276" ns0:lineRule="auto" ns0:before="0" ns0:after="60"/>
-              <ns0:jc ns0:val="left"/>
-              <ns0:wordWrap ns0:val="0"/>
-            </ns0:pPr>
-            <ns0:r>
-              <ns0:rPr>
-                <ns0:rFonts ns0:ascii="Noto Sans SC" ns0:hAnsi="Noto Sans SC" ns0:eastAsia="Noto Sans SC"/>
-                <ns0:b ns0:val="0"/>
-                <ns0:color ns0:val="202D33"/>
-                <ns0:sz ns0:val="19"/>
-              </ns0:rPr>
-              <ns0:t>费用分配表及分配基数、本期维修工单与入账凭证、停机和能耗记录</ns0:t>
+            <ns0:tcW ns0:type="dxa" ns0:w="1635"/>
+            <ns0:vAlign ns0:val="center"/>
+          </ns0:tcPr>
+          <ns0:p>
+            <ns0:pPr>
+              <ns0:keepNext ns0:val="0"/>
+              <ns0:keepLines/>
+              <ns0:pageBreakBefore ns0:val="0"/>
+              <ns0:widowControl/>
+              <ns0:spacing ns0:line="276" ns0:lineRule="auto" ns0:before="0" ns0:after="60"/>
+              <ns0:jc ns0:val="left"/>
+              <ns0:wordWrap ns0:val="0"/>
+            </ns0:pPr>
+            <ns0:r>
+              <ns0:rPr>
+                <ns0:rFonts ns0:ascii="Noto Sans SC" ns0:hAnsi="Noto Sans SC" ns0:eastAsia="Noto Sans SC"/>
+                <ns0:b ns0:val="0"/>
+                <ns0:color ns0:val="202D33"/>
+                <ns0:sz ns0:val="19"/>
+              </ns0:rPr>
+              <ns0:t>7</ns0:t>
+            </ns0:r>
+          </ns0:p>
+        </ns0:tc>
+        <ns0:tc>
+          <ns0:tcPr>
+            <ns0:tcW ns0:type="dxa" ns0:w="1635"/>
+            <ns0:vAlign ns0:val="center"/>
+          </ns0:tcPr>
+          <ns0:p>
+            <ns0:pPr>
+              <ns0:keepNext ns0:val="0"/>
+              <ns0:keepLines/>
+              <ns0:pageBreakBefore ns0:val="0"/>
+              <ns0:widowControl/>
+              <ns0:spacing ns0:line="276" ns0:lineRule="auto" ns0:before="0" ns0:after="60"/>
+              <ns0:jc ns0:val="left"/>
+              <ns0:wordWrap ns0:val="0"/>
+            </ns0:pPr>
+            <ns0:r>
+              <ns0:rPr>
+                <ns0:rFonts ns0:ascii="Noto Sans SC" ns0:hAnsi="Noto Sans SC" ns0:eastAsia="Noto Sans SC"/>
+                <ns0:b ns0:val="0"/>
+                <ns0:color ns0:val="202D33"/>
+                <ns0:sz ns0:val="19"/>
+              </ns0:rPr>
+              <ns0:t>逐项核对费用总额、分配基数和产量影响，仅将本期适用工单用于原因核查，避免重复计入维修费。</ns0:t>
+            </ns0:r>
+          </ns0:p>
+        </ns0:tc>
+        <ns0:tc>
+          <ns0:tcPr>
+            <ns0:tcW ns0:type="dxa" ns0:w="1635"/>
+            <ns0:vAlign ns0:val="center"/>
+          </ns0:tcPr>
+          <ns0:p>
+            <ns0:pPr>
+              <ns0:keepNext ns0:val="0"/>
+              <ns0:keepLines/>
+              <ns0:pageBreakBefore ns0:val="0"/>
+              <ns0:widowControl/>
+              <ns0:spacing ns0:line="276" ns0:lineRule="auto" ns0:before="0" ns0:after="60"/>
+              <ns0:jc ns0:val="left"/>
+              <ns0:wordWrap ns0:val="0"/>
+            </ns0:pPr>
+            <ns0:r>
+              <ns0:rPr>
+                <ns0:rFonts ns0:ascii="Noto Sans SC" ns0:hAnsi="Noto Sans SC" ns0:eastAsia="Noto Sans SC"/>
+                <ns0:b ns0:val="0"/>
+                <ns0:color ns0:val="202D33"/>
+                <ns0:sz ns0:val="19"/>
+              </ns0:rPr>
+              <ns0:t>设备部、财务部、生产部</ns0:t>
+            </ns0:r>
+          </ns0:p>
+        </ns0:tc>
+        <ns0:tc>
+          <ns0:tcPr>
+            <ns0:tcW ns0:type="dxa" ns0:w="1635"/>
+            <ns0:vAlign ns0:val="center"/>
+          </ns0:tcPr>
+          <ns0:p>
+            <ns0:pPr>
+              <ns0:keepNext ns0:val="0"/>
+              <ns0:keepLines/>
+              <ns0:pageBreakBefore ns0:val="0"/>
+              <ns0:widowControl/>
+              <ns0:spacing ns0:line="276" ns0:lineRule="auto" ns0:before="0" ns0:after="60"/>
+              <ns0:jc ns0:val="left"/>
+              <ns0:wordWrap ns0:val="0"/>
+            </ns0:pPr>
+            <ns0:r>
+              <ns0:rPr>
+                <ns0:rFonts ns0:ascii="Noto Sans SC" ns0:hAnsi="Noto Sans SC" ns0:eastAsia="Noto Sans SC"/>
+                <ns0:b ns0:val="0"/>
+                <ns0:color ns0:val="202D33"/>
+                <ns0:sz ns0:val="19"/>
+              </ns0:rPr>
+              <ns0:t>中</ns0:t>
+            </ns0:r>
+          </ns0:p>
+        </ns0:tc>
+        <ns0:tc>
+          <ns0:tcPr>
+            <ns0:tcW ns0:type="dxa" ns0:w="1635"/>
+            <ns0:vAlign ns0:val="center"/>
+          </ns0:tcPr>
+          <ns0:p>
+            <ns0:pPr>
+              <ns0:keepNext ns0:val="0"/>
+              <ns0:keepLines/>
+              <ns0:pageBreakBefore ns0:val="0"/>
+              <ns0:widowControl/>
+              <ns0:spacing ns0:line="276" ns0:lineRule="auto" ns0:before="0" ns0:after="60"/>
+              <ns0:jc ns0:val="left"/>
+              <ns0:wordWrap ns0:val="0"/>
+            </ns0:pPr>
+            <ns0:r>
+              <ns0:rPr>
+                <ns0:rFonts ns0:ascii="Noto Sans SC" ns0:hAnsi="Noto Sans SC" ns0:eastAsia="Noto Sans SC"/>
+                <ns0:b ns0:val="0"/>
+                <ns0:color ns0:val="202D33"/>
+                <ns0:sz ns0:val="19"/>
+              </ns0:rPr>
+              <ns0:t>费用分配表及分配基数、本期维修工单与入账凭证</ns0:t>
+            </ns0:r>
+          </ns0:p>
+        </ns0:tc>
+        <ns0:tc>
+          <ns0:tcPr>
+            <ns0:tcW ns0:type="dxa" ns0:w="1635"/>
+            <ns0:vAlign ns0:val="center"/>
+          </ns0:tcPr>
+          <ns0:p>
+            <ns0:pPr>
+              <ns0:keepNext ns0:val="0"/>
+              <ns0:keepLines/>
+              <ns0:pageBreakBefore ns0:val="0"/>
+              <ns0:widowControl/>
+              <ns0:spacing ns0:line="276" ns0:lineRule="auto" ns0:before="0" ns0:after="60"/>
+              <ns0:jc ns0:val="left"/>
+              <ns0:wordWrap ns0:val="0"/>
+            </ns0:pPr>
+            <ns0:r>
+              <ns0:rPr>
+                <ns0:rFonts ns0:ascii="Noto Sans SC" ns0:hAnsi="Noto Sans SC" ns0:eastAsia="Noto Sans SC"/>
+                <ns0:b ns0:val="0"/>
+                <ns0:color ns0:val="202D33"/>
+                <ns0:sz ns0:val="19"/>
+              </ns0:rPr>
+              <ns0:t>提交本期成本复核结论前完成资料核对；由责任部门确认具体日期</ns0:t>
             </ns0:r>
           </ns0:p>
         </ns0:tc>
@@ -9419,57 +13591,157 @@
         </ns0:trPr>
         <ns0:tc>
           <ns0:tcPr>
-            <ns0:tcW ns0:type="dxa" ns0:w="6406"/>
-            <ns0:vAlign ns0:val="center"/>
-          </ns0:tcPr>
-          <ns0:p>
-            <ns0:pPr>
-              <ns0:keepNext ns0:val="0"/>
-              <ns0:keepLines/>
-              <ns0:pageBreakBefore ns0:val="0"/>
-              <ns0:widowControl/>
-              <ns0:spacing ns0:line="276" ns0:lineRule="auto" ns0:before="0" ns0:after="60"/>
-              <ns0:jc ns0:val="left"/>
-              <ns0:wordWrap ns0:val="0"/>
-            </ns0:pPr>
-            <ns0:r>
-              <ns0:rPr>
-                <ns0:rFonts ns0:ascii="Noto Sans SC" ns0:hAnsi="Noto Sans SC" ns0:eastAsia="Noto Sans SC"/>
-                <ns0:b ns0:val="0"/>
-                <ns0:color ns0:val="202D33"/>
-                <ns0:sz ns0:val="19"/>
-              </ns0:rPr>
-              <ns0:t>8．跨厂三要素结构可以由汇总数据拆分；差异机制仍需两厂同口径明细支持。</ns0:t>
-              <ns0:br/>
-              <ns0:t>核查对象：两厂同规格产品成本归集、工时及费用分配</ns0:t>
-              <ns0:br/>
-              <ns0:t>行动：先核对两厂成本归集口径，再按材料、人工和制造费用差额检查主要项目；缺少二厂原料明细时保留缺项。</ns0:t>
-            </ns0:r>
-          </ns0:p>
-        </ns0:tc>
-        <ns0:tc>
-          <ns0:tcPr>
-            <ns0:tcW ns0:type="dxa" ns0:w="3402"/>
-            <ns0:vAlign ns0:val="center"/>
-          </ns0:tcPr>
-          <ns0:p>
-            <ns0:pPr>
-              <ns0:keepNext ns0:val="0"/>
-              <ns0:keepLines/>
-              <ns0:pageBreakBefore ns0:val="0"/>
-              <ns0:widowControl/>
-              <ns0:spacing ns0:line="276" ns0:lineRule="auto" ns0:before="0" ns0:after="60"/>
-              <ns0:jc ns0:val="left"/>
-              <ns0:wordWrap ns0:val="0"/>
-            </ns0:pPr>
-            <ns0:r>
-              <ns0:rPr>
-                <ns0:rFonts ns0:ascii="Noto Sans SC" ns0:hAnsi="Noto Sans SC" ns0:eastAsia="Noto Sans SC"/>
-                <ns0:b ns0:val="0"/>
-                <ns0:color ns0:val="202D33"/>
-                <ns0:sz ns0:val="19"/>
-              </ns0:rPr>
-              <ns0:t>两厂原料明细、两厂工时和费用分配表、可比批次工艺记录</ns0:t>
+            <ns0:tcW ns0:type="dxa" ns0:w="1635"/>
+            <ns0:vAlign ns0:val="center"/>
+          </ns0:tcPr>
+          <ns0:p>
+            <ns0:pPr>
+              <ns0:keepNext ns0:val="0"/>
+              <ns0:keepLines/>
+              <ns0:pageBreakBefore ns0:val="0"/>
+              <ns0:widowControl/>
+              <ns0:spacing ns0:line="276" ns0:lineRule="auto" ns0:before="0" ns0:after="60"/>
+              <ns0:jc ns0:val="left"/>
+              <ns0:wordWrap ns0:val="0"/>
+            </ns0:pPr>
+            <ns0:r>
+              <ns0:rPr>
+                <ns0:rFonts ns0:ascii="Noto Sans SC" ns0:hAnsi="Noto Sans SC" ns0:eastAsia="Noto Sans SC"/>
+                <ns0:b ns0:val="0"/>
+                <ns0:color ns0:val="202D33"/>
+                <ns0:sz ns0:val="19"/>
+              </ns0:rPr>
+              <ns0:t>8</ns0:t>
+            </ns0:r>
+          </ns0:p>
+        </ns0:tc>
+        <ns0:tc>
+          <ns0:tcPr>
+            <ns0:tcW ns0:type="dxa" ns0:w="1635"/>
+            <ns0:vAlign ns0:val="center"/>
+          </ns0:tcPr>
+          <ns0:p>
+            <ns0:pPr>
+              <ns0:keepNext ns0:val="0"/>
+              <ns0:keepLines/>
+              <ns0:pageBreakBefore ns0:val="0"/>
+              <ns0:widowControl/>
+              <ns0:spacing ns0:line="276" ns0:lineRule="auto" ns0:before="0" ns0:after="60"/>
+              <ns0:jc ns0:val="left"/>
+              <ns0:wordWrap ns0:val="0"/>
+            </ns0:pPr>
+            <ns0:r>
+              <ns0:rPr>
+                <ns0:rFonts ns0:ascii="Noto Sans SC" ns0:hAnsi="Noto Sans SC" ns0:eastAsia="Noto Sans SC"/>
+                <ns0:b ns0:val="0"/>
+                <ns0:color ns0:val="202D33"/>
+                <ns0:sz ns0:val="19"/>
+              </ns0:rPr>
+              <ns0:t>先核对两厂成本归集口径，再按材料、人工和制造费用差额检查主要项目；缺少二厂原料明细时保留缺项。</ns0:t>
+            </ns0:r>
+          </ns0:p>
+        </ns0:tc>
+        <ns0:tc>
+          <ns0:tcPr>
+            <ns0:tcW ns0:type="dxa" ns0:w="1635"/>
+            <ns0:vAlign ns0:val="center"/>
+          </ns0:tcPr>
+          <ns0:p>
+            <ns0:pPr>
+              <ns0:keepNext ns0:val="0"/>
+              <ns0:keepLines/>
+              <ns0:pageBreakBefore ns0:val="0"/>
+              <ns0:widowControl/>
+              <ns0:spacing ns0:line="276" ns0:lineRule="auto" ns0:before="0" ns0:after="60"/>
+              <ns0:jc ns0:val="left"/>
+              <ns0:wordWrap ns0:val="0"/>
+            </ns0:pPr>
+            <ns0:r>
+              <ns0:rPr>
+                <ns0:rFonts ns0:ascii="Noto Sans SC" ns0:hAnsi="Noto Sans SC" ns0:eastAsia="Noto Sans SC"/>
+                <ns0:b ns0:val="0"/>
+                <ns0:color ns0:val="202D33"/>
+                <ns0:sz ns0:val="19"/>
+              </ns0:rPr>
+              <ns0:t>两厂财务部、生产部</ns0:t>
+            </ns0:r>
+          </ns0:p>
+        </ns0:tc>
+        <ns0:tc>
+          <ns0:tcPr>
+            <ns0:tcW ns0:type="dxa" ns0:w="1635"/>
+            <ns0:vAlign ns0:val="center"/>
+          </ns0:tcPr>
+          <ns0:p>
+            <ns0:pPr>
+              <ns0:keepNext ns0:val="0"/>
+              <ns0:keepLines/>
+              <ns0:pageBreakBefore ns0:val="0"/>
+              <ns0:widowControl/>
+              <ns0:spacing ns0:line="276" ns0:lineRule="auto" ns0:before="0" ns0:after="60"/>
+              <ns0:jc ns0:val="left"/>
+              <ns0:wordWrap ns0:val="0"/>
+            </ns0:pPr>
+            <ns0:r>
+              <ns0:rPr>
+                <ns0:rFonts ns0:ascii="Noto Sans SC" ns0:hAnsi="Noto Sans SC" ns0:eastAsia="Noto Sans SC"/>
+                <ns0:b ns0:val="0"/>
+                <ns0:color ns0:val="202D33"/>
+                <ns0:sz ns0:val="19"/>
+              </ns0:rPr>
+              <ns0:t>高</ns0:t>
+            </ns0:r>
+          </ns0:p>
+        </ns0:tc>
+        <ns0:tc>
+          <ns0:tcPr>
+            <ns0:tcW ns0:type="dxa" ns0:w="1635"/>
+            <ns0:vAlign ns0:val="center"/>
+          </ns0:tcPr>
+          <ns0:p>
+            <ns0:pPr>
+              <ns0:keepNext ns0:val="0"/>
+              <ns0:keepLines/>
+              <ns0:pageBreakBefore ns0:val="0"/>
+              <ns0:widowControl/>
+              <ns0:spacing ns0:line="276" ns0:lineRule="auto" ns0:before="0" ns0:after="60"/>
+              <ns0:jc ns0:val="left"/>
+              <ns0:wordWrap ns0:val="0"/>
+            </ns0:pPr>
+            <ns0:r>
+              <ns0:rPr>
+                <ns0:rFonts ns0:ascii="Noto Sans SC" ns0:hAnsi="Noto Sans SC" ns0:eastAsia="Noto Sans SC"/>
+                <ns0:b ns0:val="0"/>
+                <ns0:color ns0:val="202D33"/>
+                <ns0:sz ns0:val="19"/>
+              </ns0:rPr>
+              <ns0:t>两厂原料明细、两厂工时和费用分配表</ns0:t>
+            </ns0:r>
+          </ns0:p>
+        </ns0:tc>
+        <ns0:tc>
+          <ns0:tcPr>
+            <ns0:tcW ns0:type="dxa" ns0:w="1635"/>
+            <ns0:vAlign ns0:val="center"/>
+          </ns0:tcPr>
+          <ns0:p>
+            <ns0:pPr>
+              <ns0:keepNext ns0:val="0"/>
+              <ns0:keepLines/>
+              <ns0:pageBreakBefore ns0:val="0"/>
+              <ns0:widowControl/>
+              <ns0:spacing ns0:line="276" ns0:lineRule="auto" ns0:before="0" ns0:after="60"/>
+              <ns0:jc ns0:val="left"/>
+              <ns0:wordWrap ns0:val="0"/>
+            </ns0:pPr>
+            <ns0:r>
+              <ns0:rPr>
+                <ns0:rFonts ns0:ascii="Noto Sans SC" ns0:hAnsi="Noto Sans SC" ns0:eastAsia="Noto Sans SC"/>
+                <ns0:b ns0:val="0"/>
+                <ns0:color ns0:val="202D33"/>
+                <ns0:sz ns0:val="19"/>
+              </ns0:rPr>
+              <ns0:t>提交本期成本复核结论前完成资料核对；由责任部门确认具体日期</ns0:t>
             </ns0:r>
           </ns0:p>
         </ns0:tc>
@@ -9528,9 +13800,12 @@
         <ns0:tblLook ns0:firstColumn="1" ns0:firstRow="1" ns0:lastColumn="0" ns0:lastRow="0" ns0:noHBand="0" ns0:noVBand="1" ns0:val="04A0"/>
       </ns0:tblPr>
       <ns0:tblGrid>
-        <ns0:gridCol ns0:w="3269"/>
-        <ns0:gridCol ns0:w="3269"/>
-        <ns0:gridCol ns0:w="3269"/>
+        <ns0:gridCol ns0:w="1635"/>
+        <ns0:gridCol ns0:w="1635"/>
+        <ns0:gridCol ns0:w="1635"/>
+        <ns0:gridCol ns0:w="1635"/>
+        <ns0:gridCol ns0:w="1635"/>
+        <ns0:gridCol ns0:w="1635"/>
       </ns0:tblGrid>
       <ns0:tr>
         <ns0:trPr>
@@ -9539,7 +13814,7 @@
         </ns0:trPr>
         <ns0:tc>
           <ns0:tcPr>
-            <ns0:tcW ns0:type="dxa" ns0:w="3269"/>
+            <ns0:tcW ns0:type="dxa" ns0:w="1635"/>
             <ns0:vAlign ns0:val="center"/>
             <ns0:shd ns0:fill="EAF2F5"/>
           </ns0:tcPr>
@@ -9560,13 +13835,13 @@
                 <ns0:color ns0:val="202D33"/>
                 <ns0:sz ns0:val="19"/>
               </ns0:rPr>
-              <ns0:t>责任部门／角色</ns0:t>
-            </ns0:r>
-          </ns0:p>
-        </ns0:tc>
-        <ns0:tc>
-          <ns0:tcPr>
-            <ns0:tcW ns0:type="dxa" ns0:w="3269"/>
+              <ns0:t>任务编号</ns0:t>
+            </ns0:r>
+          </ns0:p>
+        </ns0:tc>
+        <ns0:tc>
+          <ns0:tcPr>
+            <ns0:tcW ns0:type="dxa" ns0:w="1635"/>
             <ns0:vAlign ns0:val="center"/>
             <ns0:shd ns0:fill="EAF2F5"/>
           </ns0:tcPr>
@@ -9587,13 +13862,67 @@
                 <ns0:color ns0:val="202D33"/>
                 <ns0:sz ns0:val="19"/>
               </ns0:rPr>
+              <ns0:t>任务标题</ns0:t>
+            </ns0:r>
+          </ns0:p>
+        </ns0:tc>
+        <ns0:tc>
+          <ns0:tcPr>
+            <ns0:tcW ns0:type="dxa" ns0:w="1635"/>
+            <ns0:vAlign ns0:val="center"/>
+            <ns0:shd ns0:fill="EAF2F5"/>
+          </ns0:tcPr>
+          <ns0:p>
+            <ns0:pPr>
+              <ns0:keepNext ns0:val="0"/>
+              <ns0:keepLines/>
+              <ns0:pageBreakBefore ns0:val="0"/>
+              <ns0:widowControl/>
+              <ns0:spacing ns0:line="276" ns0:lineRule="auto" ns0:before="0" ns0:after="60"/>
+              <ns0:jc ns0:val="center"/>
+              <ns0:wordWrap ns0:val="0"/>
+            </ns0:pPr>
+            <ns0:r>
+              <ns0:rPr>
+                <ns0:rFonts ns0:ascii="Noto Sans SC" ns0:hAnsi="Noto Sans SC" ns0:eastAsia="Noto Sans SC"/>
+                <ns0:b/>
+                <ns0:color ns0:val="202D33"/>
+                <ns0:sz ns0:val="19"/>
+              </ns0:rPr>
+              <ns0:t>责任人</ns0:t>
+            </ns0:r>
+          </ns0:p>
+        </ns0:tc>
+        <ns0:tc>
+          <ns0:tcPr>
+            <ns0:tcW ns0:type="dxa" ns0:w="1635"/>
+            <ns0:vAlign ns0:val="center"/>
+            <ns0:shd ns0:fill="EAF2F5"/>
+          </ns0:tcPr>
+          <ns0:p>
+            <ns0:pPr>
+              <ns0:keepNext ns0:val="0"/>
+              <ns0:keepLines/>
+              <ns0:pageBreakBefore ns0:val="0"/>
+              <ns0:widowControl/>
+              <ns0:spacing ns0:line="276" ns0:lineRule="auto" ns0:before="0" ns0:after="60"/>
+              <ns0:jc ns0:val="center"/>
+              <ns0:wordWrap ns0:val="0"/>
+            </ns0:pPr>
+            <ns0:r>
+              <ns0:rPr>
+                <ns0:rFonts ns0:ascii="Noto Sans SC" ns0:hAnsi="Noto Sans SC" ns0:eastAsia="Noto Sans SC"/>
+                <ns0:b/>
+                <ns0:color ns0:val="202D33"/>
+                <ns0:sz ns0:val="19"/>
+              </ns0:rPr>
               <ns0:t>优先级</ns0:t>
             </ns0:r>
           </ns0:p>
         </ns0:tc>
         <ns0:tc>
           <ns0:tcPr>
-            <ns0:tcW ns0:type="dxa" ns0:w="3269"/>
+            <ns0:tcW ns0:type="dxa" ns0:w="1635"/>
             <ns0:vAlign ns0:val="center"/>
             <ns0:shd ns0:fill="EAF2F5"/>
           </ns0:tcPr>
@@ -9614,7 +13943,34 @@
                 <ns0:color ns0:val="202D33"/>
                 <ns0:sz ns0:val="19"/>
               </ns0:rPr>
-              <ns0:t>期限依据与状态</ns0:t>
+              <ns0:t>来源</ns0:t>
+            </ns0:r>
+          </ns0:p>
+        </ns0:tc>
+        <ns0:tc>
+          <ns0:tcPr>
+            <ns0:tcW ns0:type="dxa" ns0:w="1635"/>
+            <ns0:vAlign ns0:val="center"/>
+            <ns0:shd ns0:fill="EAF2F5"/>
+          </ns0:tcPr>
+          <ns0:p>
+            <ns0:pPr>
+              <ns0:keepNext ns0:val="0"/>
+              <ns0:keepLines/>
+              <ns0:pageBreakBefore ns0:val="0"/>
+              <ns0:widowControl/>
+              <ns0:spacing ns0:line="276" ns0:lineRule="auto" ns0:before="0" ns0:after="60"/>
+              <ns0:jc ns0:val="center"/>
+              <ns0:wordWrap ns0:val="0"/>
+            </ns0:pPr>
+            <ns0:r>
+              <ns0:rPr>
+                <ns0:rFonts ns0:ascii="Noto Sans SC" ns0:hAnsi="Noto Sans SC" ns0:eastAsia="Noto Sans SC"/>
+                <ns0:b/>
+                <ns0:color ns0:val="202D33"/>
+                <ns0:sz ns0:val="19"/>
+              </ns0:rPr>
+              <ns0:t>截止时间</ns0:t>
             </ns0:r>
           </ns0:p>
         </ns0:tc>
@@ -9625,79 +13981,157 @@
         </ns0:trPr>
         <ns0:tc>
           <ns0:tcPr>
-            <ns0:tcW ns0:type="dxa" ns0:w="3269"/>
-            <ns0:vAlign ns0:val="center"/>
-          </ns0:tcPr>
-          <ns0:p>
-            <ns0:pPr>
-              <ns0:keepNext ns0:val="0"/>
-              <ns0:keepLines/>
-              <ns0:pageBreakBefore ns0:val="0"/>
-              <ns0:widowControl/>
-              <ns0:spacing ns0:line="276" ns0:lineRule="auto" ns0:before="0" ns0:after="60"/>
-              <ns0:jc ns0:val="left"/>
-              <ns0:wordWrap ns0:val="0"/>
-            </ns0:pPr>
-            <ns0:r>
-              <ns0:rPr>
-                <ns0:rFonts ns0:ascii="Noto Sans SC" ns0:hAnsi="Noto Sans SC" ns0:eastAsia="Noto Sans SC"/>
-                <ns0:b ns0:val="0"/>
-                <ns0:color ns0:val="202D33"/>
-                <ns0:sz ns0:val="19"/>
-              </ns0:rPr>
-              <ns0:t>1．采购部与生产部／待分配（姓名待分配）</ns0:t>
-            </ns0:r>
-          </ns0:p>
-        </ns0:tc>
-        <ns0:tc>
-          <ns0:tcPr>
-            <ns0:tcW ns0:type="dxa" ns0:w="3269"/>
-            <ns0:vAlign ns0:val="center"/>
-          </ns0:tcPr>
-          <ns0:p>
-            <ns0:pPr>
-              <ns0:keepNext ns0:val="0"/>
-              <ns0:keepLines/>
-              <ns0:pageBreakBefore ns0:val="0"/>
-              <ns0:widowControl/>
-              <ns0:spacing ns0:line="276" ns0:lineRule="auto" ns0:before="0" ns0:after="60"/>
-              <ns0:jc ns0:val="left"/>
-              <ns0:wordWrap ns0:val="0"/>
-            </ns0:pPr>
-            <ns0:r>
-              <ns0:rPr>
-                <ns0:rFonts ns0:ascii="Noto Sans SC" ns0:hAnsi="Noto Sans SC" ns0:eastAsia="Noto Sans SC"/>
-                <ns0:b ns0:val="0"/>
-                <ns0:color ns0:val="202D33"/>
-                <ns0:sz ns0:val="19"/>
-              </ns0:rPr>
-              <ns0:t>中</ns0:t>
-            </ns0:r>
-          </ns0:p>
-        </ns0:tc>
-        <ns0:tc>
-          <ns0:tcPr>
-            <ns0:tcW ns0:type="dxa" ns0:w="3269"/>
-            <ns0:vAlign ns0:val="center"/>
-          </ns0:tcPr>
-          <ns0:p>
-            <ns0:pPr>
-              <ns0:keepNext ns0:val="0"/>
-              <ns0:keepLines/>
-              <ns0:pageBreakBefore ns0:val="0"/>
-              <ns0:widowControl/>
-              <ns0:spacing ns0:line="276" ns0:lineRule="auto" ns0:before="0" ns0:after="60"/>
-              <ns0:jc ns0:val="left"/>
-              <ns0:wordWrap ns0:val="0"/>
-            </ns0:pPr>
-            <ns0:r>
-              <ns0:rPr>
-                <ns0:rFonts ns0:ascii="Noto Sans SC" ns0:hAnsi="Noto Sans SC" ns0:eastAsia="Noto Sans SC"/>
-                <ns0:b ns0:val="0"/>
-                <ns0:color ns0:val="202D33"/>
-                <ns0:sz ns0:val="19"/>
-              </ns0:rPr>
-              <ns0:t>月度成本结账后10个工作日内；待确认发送</ns0:t>
+            <ns0:tcW ns0:type="dxa" ns0:w="1635"/>
+            <ns0:vAlign ns0:val="center"/>
+          </ns0:tcPr>
+          <ns0:p>
+            <ns0:pPr>
+              <ns0:keepNext ns0:val="0"/>
+              <ns0:keepLines/>
+              <ns0:pageBreakBefore ns0:val="0"/>
+              <ns0:widowControl/>
+              <ns0:spacing ns0:line="276" ns0:lineRule="auto" ns0:before="0" ns0:after="60"/>
+              <ns0:jc ns0:val="left"/>
+              <ns0:wordWrap ns0:val="0"/>
+            </ns0:pPr>
+            <ns0:r>
+              <ns0:rPr>
+                <ns0:rFonts ns0:ascii="Noto Sans SC" ns0:hAnsi="Noto Sans SC" ns0:eastAsia="Noto Sans SC"/>
+                <ns0:b ns0:val="0"/>
+                <ns0:color ns0:val="202D33"/>
+                <ns0:sz ns0:val="19"/>
+              </ns0:rPr>
+              <ns0:t>YH-77cf9521</ns0:t>
+            </ns0:r>
+          </ns0:p>
+        </ns0:tc>
+        <ns0:tc>
+          <ns0:tcPr>
+            <ns0:tcW ns0:type="dxa" ns0:w="1635"/>
+            <ns0:vAlign ns0:val="center"/>
+          </ns0:tcPr>
+          <ns0:p>
+            <ns0:pPr>
+              <ns0:keepNext ns0:val="0"/>
+              <ns0:keepLines/>
+              <ns0:pageBreakBefore ns0:val="0"/>
+              <ns0:widowControl/>
+              <ns0:spacing ns0:line="276" ns0:lineRule="auto" ns0:before="0" ns0:after="60"/>
+              <ns0:jc ns0:val="left"/>
+              <ns0:wordWrap ns0:val="0"/>
+            </ns0:pPr>
+            <ns0:r>
+              <ns0:rPr>
+                <ns0:rFonts ns0:ascii="Noto Sans SC" ns0:hAnsi="Noto Sans SC" ns0:eastAsia="Noto Sans SC"/>
+                <ns0:b ns0:val="0"/>
+                <ns0:color ns0:val="202D33"/>
+                <ns0:sz ns0:val="19"/>
+              </ns0:rPr>
+              <ns0:t>直接材料单位成本变动的量差与价差构成</ns0:t>
+            </ns0:r>
+          </ns0:p>
+        </ns0:tc>
+        <ns0:tc>
+          <ns0:tcPr>
+            <ns0:tcW ns0:type="dxa" ns0:w="1635"/>
+            <ns0:vAlign ns0:val="center"/>
+          </ns0:tcPr>
+          <ns0:p>
+            <ns0:pPr>
+              <ns0:keepNext ns0:val="0"/>
+              <ns0:keepLines/>
+              <ns0:pageBreakBefore ns0:val="0"/>
+              <ns0:widowControl/>
+              <ns0:spacing ns0:line="276" ns0:lineRule="auto" ns0:before="0" ns0:after="60"/>
+              <ns0:jc ns0:val="left"/>
+              <ns0:wordWrap ns0:val="0"/>
+            </ns0:pPr>
+            <ns0:r>
+              <ns0:rPr>
+                <ns0:rFonts ns0:ascii="Noto Sans SC" ns0:hAnsi="Noto Sans SC" ns0:eastAsia="Noto Sans SC"/>
+                <ns0:b ns0:val="0"/>
+                <ns0:color ns0:val="202D33"/>
+                <ns0:sz ns0:val="19"/>
+              </ns0:rPr>
+              <ns0:t>待分配</ns0:t>
+            </ns0:r>
+          </ns0:p>
+        </ns0:tc>
+        <ns0:tc>
+          <ns0:tcPr>
+            <ns0:tcW ns0:type="dxa" ns0:w="1635"/>
+            <ns0:vAlign ns0:val="center"/>
+          </ns0:tcPr>
+          <ns0:p>
+            <ns0:pPr>
+              <ns0:keepNext ns0:val="0"/>
+              <ns0:keepLines/>
+              <ns0:pageBreakBefore ns0:val="0"/>
+              <ns0:widowControl/>
+              <ns0:spacing ns0:line="276" ns0:lineRule="auto" ns0:before="0" ns0:after="60"/>
+              <ns0:jc ns0:val="left"/>
+              <ns0:wordWrap ns0:val="0"/>
+            </ns0:pPr>
+            <ns0:r>
+              <ns0:rPr>
+                <ns0:rFonts ns0:ascii="Noto Sans SC" ns0:hAnsi="Noto Sans SC" ns0:eastAsia="Noto Sans SC"/>
+                <ns0:b ns0:val="0"/>
+                <ns0:color ns0:val="202D33"/>
+                <ns0:sz ns0:val="19"/>
+              </ns0:rPr>
+              <ns0:t>高</ns0:t>
+            </ns0:r>
+          </ns0:p>
+        </ns0:tc>
+        <ns0:tc>
+          <ns0:tcPr>
+            <ns0:tcW ns0:type="dxa" ns0:w="1635"/>
+            <ns0:vAlign ns0:val="center"/>
+          </ns0:tcPr>
+          <ns0:p>
+            <ns0:pPr>
+              <ns0:keepNext ns0:val="0"/>
+              <ns0:keepLines/>
+              <ns0:pageBreakBefore ns0:val="0"/>
+              <ns0:widowControl/>
+              <ns0:spacing ns0:line="276" ns0:lineRule="auto" ns0:before="0" ns0:after="60"/>
+              <ns0:jc ns0:val="left"/>
+              <ns0:wordWrap ns0:val="0"/>
+            </ns0:pPr>
+            <ns0:r>
+              <ns0:rPr>
+                <ns0:rFonts ns0:ascii="Noto Sans SC" ns0:hAnsi="Noto Sans SC" ns0:eastAsia="Noto Sans SC"/>
+                <ns0:b ns0:val="0"/>
+                <ns0:color ns0:val="202D33"/>
+                <ns0:sz ns0:val="19"/>
+              </ns0:rPr>
+              <ns0:t>本报告1号建议</ns0:t>
+            </ns0:r>
+          </ns0:p>
+        </ns0:tc>
+        <ns0:tc>
+          <ns0:tcPr>
+            <ns0:tcW ns0:type="dxa" ns0:w="1635"/>
+            <ns0:vAlign ns0:val="center"/>
+          </ns0:tcPr>
+          <ns0:p>
+            <ns0:pPr>
+              <ns0:keepNext ns0:val="0"/>
+              <ns0:keepLines/>
+              <ns0:pageBreakBefore ns0:val="0"/>
+              <ns0:widowControl/>
+              <ns0:spacing ns0:line="276" ns0:lineRule="auto" ns0:before="0" ns0:after="60"/>
+              <ns0:jc ns0:val="left"/>
+              <ns0:wordWrap ns0:val="0"/>
+            </ns0:pPr>
+            <ns0:r>
+              <ns0:rPr>
+                <ns0:rFonts ns0:ascii="Noto Sans SC" ns0:hAnsi="Noto Sans SC" ns0:eastAsia="Noto Sans SC"/>
+                <ns0:b ns0:val="0"/>
+                <ns0:color ns0:val="202D33"/>
+                <ns0:sz ns0:val="19"/>
+              </ns0:rPr>
+              <ns0:t>月度成本结账后10个工作日内（确认后经模拟RPA发送）</ns0:t>
             </ns0:r>
           </ns0:p>
         </ns0:tc>
@@ -9708,79 +14142,157 @@
         </ns0:trPr>
         <ns0:tc>
           <ns0:tcPr>
-            <ns0:tcW ns0:type="dxa" ns0:w="3269"/>
-            <ns0:vAlign ns0:val="center"/>
-          </ns0:tcPr>
-          <ns0:p>
-            <ns0:pPr>
-              <ns0:keepNext ns0:val="0"/>
-              <ns0:keepLines/>
-              <ns0:pageBreakBefore ns0:val="0"/>
-              <ns0:widowControl/>
-              <ns0:spacing ns0:line="276" ns0:lineRule="auto" ns0:before="0" ns0:after="60"/>
-              <ns0:jc ns0:val="left"/>
-              <ns0:wordWrap ns0:val="0"/>
-            </ns0:pPr>
-            <ns0:r>
-              <ns0:rPr>
-                <ns0:rFonts ns0:ascii="Noto Sans SC" ns0:hAnsi="Noto Sans SC" ns0:eastAsia="Noto Sans SC"/>
-                <ns0:b ns0:val="0"/>
-                <ns0:color ns0:val="202D33"/>
-                <ns0:sz ns0:val="19"/>
-              </ns0:rPr>
-              <ns0:t>2．生产部／待分配（姓名待分配）</ns0:t>
-            </ns0:r>
-          </ns0:p>
-        </ns0:tc>
-        <ns0:tc>
-          <ns0:tcPr>
-            <ns0:tcW ns0:type="dxa" ns0:w="3269"/>
-            <ns0:vAlign ns0:val="center"/>
-          </ns0:tcPr>
-          <ns0:p>
-            <ns0:pPr>
-              <ns0:keepNext ns0:val="0"/>
-              <ns0:keepLines/>
-              <ns0:pageBreakBefore ns0:val="0"/>
-              <ns0:widowControl/>
-              <ns0:spacing ns0:line="276" ns0:lineRule="auto" ns0:before="0" ns0:after="60"/>
-              <ns0:jc ns0:val="left"/>
-              <ns0:wordWrap ns0:val="0"/>
-            </ns0:pPr>
-            <ns0:r>
-              <ns0:rPr>
-                <ns0:rFonts ns0:ascii="Noto Sans SC" ns0:hAnsi="Noto Sans SC" ns0:eastAsia="Noto Sans SC"/>
-                <ns0:b ns0:val="0"/>
-                <ns0:color ns0:val="202D33"/>
-                <ns0:sz ns0:val="19"/>
-              </ns0:rPr>
-              <ns0:t>低</ns0:t>
-            </ns0:r>
-          </ns0:p>
-        </ns0:tc>
-        <ns0:tc>
-          <ns0:tcPr>
-            <ns0:tcW ns0:type="dxa" ns0:w="3269"/>
-            <ns0:vAlign ns0:val="center"/>
-          </ns0:tcPr>
-          <ns0:p>
-            <ns0:pPr>
-              <ns0:keepNext ns0:val="0"/>
-              <ns0:keepLines/>
-              <ns0:pageBreakBefore ns0:val="0"/>
-              <ns0:widowControl/>
-              <ns0:spacing ns0:line="276" ns0:lineRule="auto" ns0:before="0" ns0:after="60"/>
-              <ns0:jc ns0:val="left"/>
-              <ns0:wordWrap ns0:val="0"/>
-            </ns0:pPr>
-            <ns0:r>
-              <ns0:rPr>
-                <ns0:rFonts ns0:ascii="Noto Sans SC" ns0:hAnsi="Noto Sans SC" ns0:eastAsia="Noto Sans SC"/>
-                <ns0:b ns0:val="0"/>
-                <ns0:color ns0:val="202D33"/>
-                <ns0:sz ns0:val="19"/>
-              </ns0:rPr>
-              <ns0:t>月度成本结账后10个工作日内；待确认发送</ns0:t>
+            <ns0:tcW ns0:type="dxa" ns0:w="1635"/>
+            <ns0:vAlign ns0:val="center"/>
+          </ns0:tcPr>
+          <ns0:p>
+            <ns0:pPr>
+              <ns0:keepNext ns0:val="0"/>
+              <ns0:keepLines/>
+              <ns0:pageBreakBefore ns0:val="0"/>
+              <ns0:widowControl/>
+              <ns0:spacing ns0:line="276" ns0:lineRule="auto" ns0:before="0" ns0:after="60"/>
+              <ns0:jc ns0:val="left"/>
+              <ns0:wordWrap ns0:val="0"/>
+            </ns0:pPr>
+            <ns0:r>
+              <ns0:rPr>
+                <ns0:rFonts ns0:ascii="Noto Sans SC" ns0:hAnsi="Noto Sans SC" ns0:eastAsia="Noto Sans SC"/>
+                <ns0:b ns0:val="0"/>
+                <ns0:color ns0:val="202D33"/>
+                <ns0:sz ns0:val="19"/>
+              </ns0:rPr>
+              <ns0:t>YH-4947ce42</ns0:t>
+            </ns0:r>
+          </ns0:p>
+        </ns0:tc>
+        <ns0:tc>
+          <ns0:tcPr>
+            <ns0:tcW ns0:type="dxa" ns0:w="1635"/>
+            <ns0:vAlign ns0:val="center"/>
+          </ns0:tcPr>
+          <ns0:p>
+            <ns0:pPr>
+              <ns0:keepNext ns0:val="0"/>
+              <ns0:keepLines/>
+              <ns0:pageBreakBefore ns0:val="0"/>
+              <ns0:widowControl/>
+              <ns0:spacing ns0:line="276" ns0:lineRule="auto" ns0:before="0" ns0:after="60"/>
+              <ns0:jc ns0:val="left"/>
+              <ns0:wordWrap ns0:val="0"/>
+            </ns0:pPr>
+            <ns0:r>
+              <ns0:rPr>
+                <ns0:rFonts ns0:ascii="Noto Sans SC" ns0:hAnsi="Noto Sans SC" ns0:eastAsia="Noto Sans SC"/>
+                <ns0:b ns0:val="0"/>
+                <ns0:color ns0:val="202D33"/>
+                <ns0:sz ns0:val="19"/>
+              </ns0:rPr>
+              <ns0:t>直接人工单位成本的工序构成与摊薄效应</ns0:t>
+            </ns0:r>
+          </ns0:p>
+        </ns0:tc>
+        <ns0:tc>
+          <ns0:tcPr>
+            <ns0:tcW ns0:type="dxa" ns0:w="1635"/>
+            <ns0:vAlign ns0:val="center"/>
+          </ns0:tcPr>
+          <ns0:p>
+            <ns0:pPr>
+              <ns0:keepNext ns0:val="0"/>
+              <ns0:keepLines/>
+              <ns0:pageBreakBefore ns0:val="0"/>
+              <ns0:widowControl/>
+              <ns0:spacing ns0:line="276" ns0:lineRule="auto" ns0:before="0" ns0:after="60"/>
+              <ns0:jc ns0:val="left"/>
+              <ns0:wordWrap ns0:val="0"/>
+            </ns0:pPr>
+            <ns0:r>
+              <ns0:rPr>
+                <ns0:rFonts ns0:ascii="Noto Sans SC" ns0:hAnsi="Noto Sans SC" ns0:eastAsia="Noto Sans SC"/>
+                <ns0:b ns0:val="0"/>
+                <ns0:color ns0:val="202D33"/>
+                <ns0:sz ns0:val="19"/>
+              </ns0:rPr>
+              <ns0:t>待分配</ns0:t>
+            </ns0:r>
+          </ns0:p>
+        </ns0:tc>
+        <ns0:tc>
+          <ns0:tcPr>
+            <ns0:tcW ns0:type="dxa" ns0:w="1635"/>
+            <ns0:vAlign ns0:val="center"/>
+          </ns0:tcPr>
+          <ns0:p>
+            <ns0:pPr>
+              <ns0:keepNext ns0:val="0"/>
+              <ns0:keepLines/>
+              <ns0:pageBreakBefore ns0:val="0"/>
+              <ns0:widowControl/>
+              <ns0:spacing ns0:line="276" ns0:lineRule="auto" ns0:before="0" ns0:after="60"/>
+              <ns0:jc ns0:val="left"/>
+              <ns0:wordWrap ns0:val="0"/>
+            </ns0:pPr>
+            <ns0:r>
+              <ns0:rPr>
+                <ns0:rFonts ns0:ascii="Noto Sans SC" ns0:hAnsi="Noto Sans SC" ns0:eastAsia="Noto Sans SC"/>
+                <ns0:b ns0:val="0"/>
+                <ns0:color ns0:val="202D33"/>
+                <ns0:sz ns0:val="19"/>
+              </ns0:rPr>
+              <ns0:t>中</ns0:t>
+            </ns0:r>
+          </ns0:p>
+        </ns0:tc>
+        <ns0:tc>
+          <ns0:tcPr>
+            <ns0:tcW ns0:type="dxa" ns0:w="1635"/>
+            <ns0:vAlign ns0:val="center"/>
+          </ns0:tcPr>
+          <ns0:p>
+            <ns0:pPr>
+              <ns0:keepNext ns0:val="0"/>
+              <ns0:keepLines/>
+              <ns0:pageBreakBefore ns0:val="0"/>
+              <ns0:widowControl/>
+              <ns0:spacing ns0:line="276" ns0:lineRule="auto" ns0:before="0" ns0:after="60"/>
+              <ns0:jc ns0:val="left"/>
+              <ns0:wordWrap ns0:val="0"/>
+            </ns0:pPr>
+            <ns0:r>
+              <ns0:rPr>
+                <ns0:rFonts ns0:ascii="Noto Sans SC" ns0:hAnsi="Noto Sans SC" ns0:eastAsia="Noto Sans SC"/>
+                <ns0:b ns0:val="0"/>
+                <ns0:color ns0:val="202D33"/>
+                <ns0:sz ns0:val="19"/>
+              </ns0:rPr>
+              <ns0:t>本报告2号建议</ns0:t>
+            </ns0:r>
+          </ns0:p>
+        </ns0:tc>
+        <ns0:tc>
+          <ns0:tcPr>
+            <ns0:tcW ns0:type="dxa" ns0:w="1635"/>
+            <ns0:vAlign ns0:val="center"/>
+          </ns0:tcPr>
+          <ns0:p>
+            <ns0:pPr>
+              <ns0:keepNext ns0:val="0"/>
+              <ns0:keepLines/>
+              <ns0:pageBreakBefore ns0:val="0"/>
+              <ns0:widowControl/>
+              <ns0:spacing ns0:line="276" ns0:lineRule="auto" ns0:before="0" ns0:after="60"/>
+              <ns0:jc ns0:val="left"/>
+              <ns0:wordWrap ns0:val="0"/>
+            </ns0:pPr>
+            <ns0:r>
+              <ns0:rPr>
+                <ns0:rFonts ns0:ascii="Noto Sans SC" ns0:hAnsi="Noto Sans SC" ns0:eastAsia="Noto Sans SC"/>
+                <ns0:b ns0:val="0"/>
+                <ns0:color ns0:val="202D33"/>
+                <ns0:sz ns0:val="19"/>
+              </ns0:rPr>
+              <ns0:t>月度成本结账后10个工作日内（确认后经模拟RPA发送）</ns0:t>
             </ns0:r>
           </ns0:p>
         </ns0:tc>
@@ -9791,79 +14303,157 @@
         </ns0:trPr>
         <ns0:tc>
           <ns0:tcPr>
-            <ns0:tcW ns0:type="dxa" ns0:w="3269"/>
-            <ns0:vAlign ns0:val="center"/>
-          </ns0:tcPr>
-          <ns0:p>
-            <ns0:pPr>
-              <ns0:keepNext ns0:val="0"/>
-              <ns0:keepLines/>
-              <ns0:pageBreakBefore ns0:val="0"/>
-              <ns0:widowControl/>
-              <ns0:spacing ns0:line="276" ns0:lineRule="auto" ns0:before="0" ns0:after="60"/>
-              <ns0:jc ns0:val="left"/>
-              <ns0:wordWrap ns0:val="0"/>
-            </ns0:pPr>
-            <ns0:r>
-              <ns0:rPr>
-                <ns0:rFonts ns0:ascii="Noto Sans SC" ns0:hAnsi="Noto Sans SC" ns0:eastAsia="Noto Sans SC"/>
-                <ns0:b ns0:val="0"/>
-                <ns0:color ns0:val="202D33"/>
-                <ns0:sz ns0:val="19"/>
-              </ns0:rPr>
-              <ns0:t>3．财务部与设备部／待分配（姓名待分配）</ns0:t>
-            </ns0:r>
-          </ns0:p>
-        </ns0:tc>
-        <ns0:tc>
-          <ns0:tcPr>
-            <ns0:tcW ns0:type="dxa" ns0:w="3269"/>
-            <ns0:vAlign ns0:val="center"/>
-          </ns0:tcPr>
-          <ns0:p>
-            <ns0:pPr>
-              <ns0:keepNext ns0:val="0"/>
-              <ns0:keepLines/>
-              <ns0:pageBreakBefore ns0:val="0"/>
-              <ns0:widowControl/>
-              <ns0:spacing ns0:line="276" ns0:lineRule="auto" ns0:before="0" ns0:after="60"/>
-              <ns0:jc ns0:val="left"/>
-              <ns0:wordWrap ns0:val="0"/>
-            </ns0:pPr>
-            <ns0:r>
-              <ns0:rPr>
-                <ns0:rFonts ns0:ascii="Noto Sans SC" ns0:hAnsi="Noto Sans SC" ns0:eastAsia="Noto Sans SC"/>
-                <ns0:b ns0:val="0"/>
-                <ns0:color ns0:val="202D33"/>
-                <ns0:sz ns0:val="19"/>
-              </ns0:rPr>
-              <ns0:t>低</ns0:t>
-            </ns0:r>
-          </ns0:p>
-        </ns0:tc>
-        <ns0:tc>
-          <ns0:tcPr>
-            <ns0:tcW ns0:type="dxa" ns0:w="3269"/>
-            <ns0:vAlign ns0:val="center"/>
-          </ns0:tcPr>
-          <ns0:p>
-            <ns0:pPr>
-              <ns0:keepNext ns0:val="0"/>
-              <ns0:keepLines/>
-              <ns0:pageBreakBefore ns0:val="0"/>
-              <ns0:widowControl/>
-              <ns0:spacing ns0:line="276" ns0:lineRule="auto" ns0:before="0" ns0:after="60"/>
-              <ns0:jc ns0:val="left"/>
-              <ns0:wordWrap ns0:val="0"/>
-            </ns0:pPr>
-            <ns0:r>
-              <ns0:rPr>
-                <ns0:rFonts ns0:ascii="Noto Sans SC" ns0:hAnsi="Noto Sans SC" ns0:eastAsia="Noto Sans SC"/>
-                <ns0:b ns0:val="0"/>
-                <ns0:color ns0:val="202D33"/>
-                <ns0:sz ns0:val="19"/>
-              </ns0:rPr>
-              <ns0:t>月度成本结账后10个工作日内；待确认发送</ns0:t>
+            <ns0:tcW ns0:type="dxa" ns0:w="1635"/>
+            <ns0:vAlign ns0:val="center"/>
+          </ns0:tcPr>
+          <ns0:p>
+            <ns0:pPr>
+              <ns0:keepNext ns0:val="0"/>
+              <ns0:keepLines/>
+              <ns0:pageBreakBefore ns0:val="0"/>
+              <ns0:widowControl/>
+              <ns0:spacing ns0:line="276" ns0:lineRule="auto" ns0:before="0" ns0:after="60"/>
+              <ns0:jc ns0:val="left"/>
+              <ns0:wordWrap ns0:val="0"/>
+            </ns0:pPr>
+            <ns0:r>
+              <ns0:rPr>
+                <ns0:rFonts ns0:ascii="Noto Sans SC" ns0:hAnsi="Noto Sans SC" ns0:eastAsia="Noto Sans SC"/>
+                <ns0:b ns0:val="0"/>
+                <ns0:color ns0:val="202D33"/>
+                <ns0:sz ns0:val="19"/>
+              </ns0:rPr>
+              <ns0:t>YH-f64186f6</ns0:t>
+            </ns0:r>
+          </ns0:p>
+        </ns0:tc>
+        <ns0:tc>
+          <ns0:tcPr>
+            <ns0:tcW ns0:type="dxa" ns0:w="1635"/>
+            <ns0:vAlign ns0:val="center"/>
+          </ns0:tcPr>
+          <ns0:p>
+            <ns0:pPr>
+              <ns0:keepNext ns0:val="0"/>
+              <ns0:keepLines/>
+              <ns0:pageBreakBefore ns0:val="0"/>
+              <ns0:widowControl/>
+              <ns0:spacing ns0:line="276" ns0:lineRule="auto" ns0:before="0" ns0:after="60"/>
+              <ns0:jc ns0:val="left"/>
+              <ns0:wordWrap ns0:val="0"/>
+            </ns0:pPr>
+            <ns0:r>
+              <ns0:rPr>
+                <ns0:rFonts ns0:ascii="Noto Sans SC" ns0:hAnsi="Noto Sans SC" ns0:eastAsia="Noto Sans SC"/>
+                <ns0:b ns0:val="0"/>
+                <ns0:color ns0:val="202D33"/>
+                <ns0:sz ns0:val="19"/>
+              </ns0:rPr>
+              <ns0:t>制造费用变动的固定费用摊薄与能耗构成</ns0:t>
+            </ns0:r>
+          </ns0:p>
+        </ns0:tc>
+        <ns0:tc>
+          <ns0:tcPr>
+            <ns0:tcW ns0:type="dxa" ns0:w="1635"/>
+            <ns0:vAlign ns0:val="center"/>
+          </ns0:tcPr>
+          <ns0:p>
+            <ns0:pPr>
+              <ns0:keepNext ns0:val="0"/>
+              <ns0:keepLines/>
+              <ns0:pageBreakBefore ns0:val="0"/>
+              <ns0:widowControl/>
+              <ns0:spacing ns0:line="276" ns0:lineRule="auto" ns0:before="0" ns0:after="60"/>
+              <ns0:jc ns0:val="left"/>
+              <ns0:wordWrap ns0:val="0"/>
+            </ns0:pPr>
+            <ns0:r>
+              <ns0:rPr>
+                <ns0:rFonts ns0:ascii="Noto Sans SC" ns0:hAnsi="Noto Sans SC" ns0:eastAsia="Noto Sans SC"/>
+                <ns0:b ns0:val="0"/>
+                <ns0:color ns0:val="202D33"/>
+                <ns0:sz ns0:val="19"/>
+              </ns0:rPr>
+              <ns0:t>待分配</ns0:t>
+            </ns0:r>
+          </ns0:p>
+        </ns0:tc>
+        <ns0:tc>
+          <ns0:tcPr>
+            <ns0:tcW ns0:type="dxa" ns0:w="1635"/>
+            <ns0:vAlign ns0:val="center"/>
+          </ns0:tcPr>
+          <ns0:p>
+            <ns0:pPr>
+              <ns0:keepNext ns0:val="0"/>
+              <ns0:keepLines/>
+              <ns0:pageBreakBefore ns0:val="0"/>
+              <ns0:widowControl/>
+              <ns0:spacing ns0:line="276" ns0:lineRule="auto" ns0:before="0" ns0:after="60"/>
+              <ns0:jc ns0:val="left"/>
+              <ns0:wordWrap ns0:val="0"/>
+            </ns0:pPr>
+            <ns0:r>
+              <ns0:rPr>
+                <ns0:rFonts ns0:ascii="Noto Sans SC" ns0:hAnsi="Noto Sans SC" ns0:eastAsia="Noto Sans SC"/>
+                <ns0:b ns0:val="0"/>
+                <ns0:color ns0:val="202D33"/>
+                <ns0:sz ns0:val="19"/>
+              </ns0:rPr>
+              <ns0:t>中</ns0:t>
+            </ns0:r>
+          </ns0:p>
+        </ns0:tc>
+        <ns0:tc>
+          <ns0:tcPr>
+            <ns0:tcW ns0:type="dxa" ns0:w="1635"/>
+            <ns0:vAlign ns0:val="center"/>
+          </ns0:tcPr>
+          <ns0:p>
+            <ns0:pPr>
+              <ns0:keepNext ns0:val="0"/>
+              <ns0:keepLines/>
+              <ns0:pageBreakBefore ns0:val="0"/>
+              <ns0:widowControl/>
+              <ns0:spacing ns0:line="276" ns0:lineRule="auto" ns0:before="0" ns0:after="60"/>
+              <ns0:jc ns0:val="left"/>
+              <ns0:wordWrap ns0:val="0"/>
+            </ns0:pPr>
+            <ns0:r>
+              <ns0:rPr>
+                <ns0:rFonts ns0:ascii="Noto Sans SC" ns0:hAnsi="Noto Sans SC" ns0:eastAsia="Noto Sans SC"/>
+                <ns0:b ns0:val="0"/>
+                <ns0:color ns0:val="202D33"/>
+                <ns0:sz ns0:val="19"/>
+              </ns0:rPr>
+              <ns0:t>本报告3号建议</ns0:t>
+            </ns0:r>
+          </ns0:p>
+        </ns0:tc>
+        <ns0:tc>
+          <ns0:tcPr>
+            <ns0:tcW ns0:type="dxa" ns0:w="1635"/>
+            <ns0:vAlign ns0:val="center"/>
+          </ns0:tcPr>
+          <ns0:p>
+            <ns0:pPr>
+              <ns0:keepNext ns0:val="0"/>
+              <ns0:keepLines/>
+              <ns0:pageBreakBefore ns0:val="0"/>
+              <ns0:widowControl/>
+              <ns0:spacing ns0:line="276" ns0:lineRule="auto" ns0:before="0" ns0:after="60"/>
+              <ns0:jc ns0:val="left"/>
+              <ns0:wordWrap ns0:val="0"/>
+            </ns0:pPr>
+            <ns0:r>
+              <ns0:rPr>
+                <ns0:rFonts ns0:ascii="Noto Sans SC" ns0:hAnsi="Noto Sans SC" ns0:eastAsia="Noto Sans SC"/>
+                <ns0:b ns0:val="0"/>
+                <ns0:color ns0:val="202D33"/>
+                <ns0:sz ns0:val="19"/>
+              </ns0:rPr>
+              <ns0:t>月度成本结账后10个工作日内（确认后经模拟RPA发送）</ns0:t>
             </ns0:r>
           </ns0:p>
         </ns0:tc>
@@ -9874,79 +14464,157 @@
         </ns0:trPr>
         <ns0:tc>
           <ns0:tcPr>
-            <ns0:tcW ns0:type="dxa" ns0:w="3269"/>
-            <ns0:vAlign ns0:val="center"/>
-          </ns0:tcPr>
-          <ns0:p>
-            <ns0:pPr>
-              <ns0:keepNext ns0:val="0"/>
-              <ns0:keepLines/>
-              <ns0:pageBreakBefore ns0:val="0"/>
-              <ns0:widowControl/>
-              <ns0:spacing ns0:line="276" ns0:lineRule="auto" ns0:before="0" ns0:after="60"/>
-              <ns0:jc ns0:val="left"/>
-              <ns0:wordWrap ns0:val="0"/>
-            </ns0:pPr>
-            <ns0:r>
-              <ns0:rPr>
-                <ns0:rFonts ns0:ascii="Noto Sans SC" ns0:hAnsi="Noto Sans SC" ns0:eastAsia="Noto Sans SC"/>
-                <ns0:b ns0:val="0"/>
-                <ns0:color ns0:val="202D33"/>
-                <ns0:sz ns0:val="19"/>
-              </ns0:rPr>
-              <ns0:t>4．财务部与生产部／待分配（姓名待分配）</ns0:t>
-            </ns0:r>
-          </ns0:p>
-        </ns0:tc>
-        <ns0:tc>
-          <ns0:tcPr>
-            <ns0:tcW ns0:type="dxa" ns0:w="3269"/>
-            <ns0:vAlign ns0:val="center"/>
-          </ns0:tcPr>
-          <ns0:p>
-            <ns0:pPr>
-              <ns0:keepNext ns0:val="0"/>
-              <ns0:keepLines/>
-              <ns0:pageBreakBefore ns0:val="0"/>
-              <ns0:widowControl/>
-              <ns0:spacing ns0:line="276" ns0:lineRule="auto" ns0:before="0" ns0:after="60"/>
-              <ns0:jc ns0:val="left"/>
-              <ns0:wordWrap ns0:val="0"/>
-            </ns0:pPr>
-            <ns0:r>
-              <ns0:rPr>
-                <ns0:rFonts ns0:ascii="Noto Sans SC" ns0:hAnsi="Noto Sans SC" ns0:eastAsia="Noto Sans SC"/>
-                <ns0:b ns0:val="0"/>
-                <ns0:color ns0:val="202D33"/>
-                <ns0:sz ns0:val="19"/>
-              </ns0:rPr>
-              <ns0:t>中</ns0:t>
-            </ns0:r>
-          </ns0:p>
-        </ns0:tc>
-        <ns0:tc>
-          <ns0:tcPr>
-            <ns0:tcW ns0:type="dxa" ns0:w="3269"/>
-            <ns0:vAlign ns0:val="center"/>
-          </ns0:tcPr>
-          <ns0:p>
-            <ns0:pPr>
-              <ns0:keepNext ns0:val="0"/>
-              <ns0:keepLines/>
-              <ns0:pageBreakBefore ns0:val="0"/>
-              <ns0:widowControl/>
-              <ns0:spacing ns0:line="276" ns0:lineRule="auto" ns0:before="0" ns0:after="60"/>
-              <ns0:jc ns0:val="left"/>
-              <ns0:wordWrap ns0:val="0"/>
-            </ns0:pPr>
-            <ns0:r>
-              <ns0:rPr>
-                <ns0:rFonts ns0:ascii="Noto Sans SC" ns0:hAnsi="Noto Sans SC" ns0:eastAsia="Noto Sans SC"/>
-                <ns0:b ns0:val="0"/>
-                <ns0:color ns0:val="202D33"/>
-                <ns0:sz ns0:val="19"/>
-              </ns0:rPr>
-              <ns0:t>月度成本分析完成后15个工作日内；待确认发送</ns0:t>
+            <ns0:tcW ns0:type="dxa" ns0:w="1635"/>
+            <ns0:vAlign ns0:val="center"/>
+          </ns0:tcPr>
+          <ns0:p>
+            <ns0:pPr>
+              <ns0:keepNext ns0:val="0"/>
+              <ns0:keepLines/>
+              <ns0:pageBreakBefore ns0:val="0"/>
+              <ns0:widowControl/>
+              <ns0:spacing ns0:line="276" ns0:lineRule="auto" ns0:before="0" ns0:after="60"/>
+              <ns0:jc ns0:val="left"/>
+              <ns0:wordWrap ns0:val="0"/>
+            </ns0:pPr>
+            <ns0:r>
+              <ns0:rPr>
+                <ns0:rFonts ns0:ascii="Noto Sans SC" ns0:hAnsi="Noto Sans SC" ns0:eastAsia="Noto Sans SC"/>
+                <ns0:b ns0:val="0"/>
+                <ns0:color ns0:val="202D33"/>
+                <ns0:sz ns0:val="19"/>
+              </ns0:rPr>
+              <ns0:t>YH-5225dc95</ns0:t>
+            </ns0:r>
+          </ns0:p>
+        </ns0:tc>
+        <ns0:tc>
+          <ns0:tcPr>
+            <ns0:tcW ns0:type="dxa" ns0:w="1635"/>
+            <ns0:vAlign ns0:val="center"/>
+          </ns0:tcPr>
+          <ns0:p>
+            <ns0:pPr>
+              <ns0:keepNext ns0:val="0"/>
+              <ns0:keepLines/>
+              <ns0:pageBreakBefore ns0:val="0"/>
+              <ns0:widowControl/>
+              <ns0:spacing ns0:line="276" ns0:lineRule="auto" ns0:before="0" ns0:after="60"/>
+              <ns0:jc ns0:val="left"/>
+              <ns0:wordWrap ns0:val="0"/>
+            </ns0:pPr>
+            <ns0:r>
+              <ns0:rPr>
+                <ns0:rFonts ns0:ascii="Noto Sans SC" ns0:hAnsi="Noto Sans SC" ns0:eastAsia="Noto Sans SC"/>
+                <ns0:b ns0:val="0"/>
+                <ns0:color ns0:val="202D33"/>
+                <ns0:sz ns0:val="19"/>
+              </ns0:rPr>
+              <ns0:t>两厂单位成本差异中材料价差、用量差与人工及费用分摊差异的构成</ns0:t>
+            </ns0:r>
+          </ns0:p>
+        </ns0:tc>
+        <ns0:tc>
+          <ns0:tcPr>
+            <ns0:tcW ns0:type="dxa" ns0:w="1635"/>
+            <ns0:vAlign ns0:val="center"/>
+          </ns0:tcPr>
+          <ns0:p>
+            <ns0:pPr>
+              <ns0:keepNext ns0:val="0"/>
+              <ns0:keepLines/>
+              <ns0:pageBreakBefore ns0:val="0"/>
+              <ns0:widowControl/>
+              <ns0:spacing ns0:line="276" ns0:lineRule="auto" ns0:before="0" ns0:after="60"/>
+              <ns0:jc ns0:val="left"/>
+              <ns0:wordWrap ns0:val="0"/>
+            </ns0:pPr>
+            <ns0:r>
+              <ns0:rPr>
+                <ns0:rFonts ns0:ascii="Noto Sans SC" ns0:hAnsi="Noto Sans SC" ns0:eastAsia="Noto Sans SC"/>
+                <ns0:b ns0:val="0"/>
+                <ns0:color ns0:val="202D33"/>
+                <ns0:sz ns0:val="19"/>
+              </ns0:rPr>
+              <ns0:t>待分配</ns0:t>
+            </ns0:r>
+          </ns0:p>
+        </ns0:tc>
+        <ns0:tc>
+          <ns0:tcPr>
+            <ns0:tcW ns0:type="dxa" ns0:w="1635"/>
+            <ns0:vAlign ns0:val="center"/>
+          </ns0:tcPr>
+          <ns0:p>
+            <ns0:pPr>
+              <ns0:keepNext ns0:val="0"/>
+              <ns0:keepLines/>
+              <ns0:pageBreakBefore ns0:val="0"/>
+              <ns0:widowControl/>
+              <ns0:spacing ns0:line="276" ns0:lineRule="auto" ns0:before="0" ns0:after="60"/>
+              <ns0:jc ns0:val="left"/>
+              <ns0:wordWrap ns0:val="0"/>
+            </ns0:pPr>
+            <ns0:r>
+              <ns0:rPr>
+                <ns0:rFonts ns0:ascii="Noto Sans SC" ns0:hAnsi="Noto Sans SC" ns0:eastAsia="Noto Sans SC"/>
+                <ns0:b ns0:val="0"/>
+                <ns0:color ns0:val="202D33"/>
+                <ns0:sz ns0:val="19"/>
+              </ns0:rPr>
+              <ns0:t>高</ns0:t>
+            </ns0:r>
+          </ns0:p>
+        </ns0:tc>
+        <ns0:tc>
+          <ns0:tcPr>
+            <ns0:tcW ns0:type="dxa" ns0:w="1635"/>
+            <ns0:vAlign ns0:val="center"/>
+          </ns0:tcPr>
+          <ns0:p>
+            <ns0:pPr>
+              <ns0:keepNext ns0:val="0"/>
+              <ns0:keepLines/>
+              <ns0:pageBreakBefore ns0:val="0"/>
+              <ns0:widowControl/>
+              <ns0:spacing ns0:line="276" ns0:lineRule="auto" ns0:before="0" ns0:after="60"/>
+              <ns0:jc ns0:val="left"/>
+              <ns0:wordWrap ns0:val="0"/>
+            </ns0:pPr>
+            <ns0:r>
+              <ns0:rPr>
+                <ns0:rFonts ns0:ascii="Noto Sans SC" ns0:hAnsi="Noto Sans SC" ns0:eastAsia="Noto Sans SC"/>
+                <ns0:b ns0:val="0"/>
+                <ns0:color ns0:val="202D33"/>
+                <ns0:sz ns0:val="19"/>
+              </ns0:rPr>
+              <ns0:t>本报告4号建议</ns0:t>
+            </ns0:r>
+          </ns0:p>
+        </ns0:tc>
+        <ns0:tc>
+          <ns0:tcPr>
+            <ns0:tcW ns0:type="dxa" ns0:w="1635"/>
+            <ns0:vAlign ns0:val="center"/>
+          </ns0:tcPr>
+          <ns0:p>
+            <ns0:pPr>
+              <ns0:keepNext ns0:val="0"/>
+              <ns0:keepLines/>
+              <ns0:pageBreakBefore ns0:val="0"/>
+              <ns0:widowControl/>
+              <ns0:spacing ns0:line="276" ns0:lineRule="auto" ns0:before="0" ns0:after="60"/>
+              <ns0:jc ns0:val="left"/>
+              <ns0:wordWrap ns0:val="0"/>
+            </ns0:pPr>
+            <ns0:r>
+              <ns0:rPr>
+                <ns0:rFonts ns0:ascii="Noto Sans SC" ns0:hAnsi="Noto Sans SC" ns0:eastAsia="Noto Sans SC"/>
+                <ns0:b ns0:val="0"/>
+                <ns0:color ns0:val="202D33"/>
+                <ns0:sz ns0:val="19"/>
+              </ns0:rPr>
+              <ns0:t>月度成本分析完成后15个工作日内（确认后经模拟RPA发送）</ns0:t>
             </ns0:r>
           </ns0:p>
         </ns0:tc>
@@ -9957,33 +14625,85 @@
         </ns0:trPr>
         <ns0:tc>
           <ns0:tcPr>
-            <ns0:tcW ns0:type="dxa" ns0:w="3269"/>
-            <ns0:vAlign ns0:val="center"/>
-          </ns0:tcPr>
-          <ns0:p>
-            <ns0:pPr>
-              <ns0:keepNext ns0:val="0"/>
-              <ns0:keepLines/>
-              <ns0:pageBreakBefore ns0:val="0"/>
-              <ns0:widowControl/>
-              <ns0:spacing ns0:line="276" ns0:lineRule="auto" ns0:before="0" ns0:after="60"/>
-              <ns0:jc ns0:val="left"/>
-              <ns0:wordWrap ns0:val="0"/>
-            </ns0:pPr>
-            <ns0:r>
-              <ns0:rPr>
-                <ns0:rFonts ns0:ascii="Noto Sans SC" ns0:hAnsi="Noto Sans SC" ns0:eastAsia="Noto Sans SC"/>
-                <ns0:b ns0:val="0"/>
-                <ns0:color ns0:val="202D33"/>
-                <ns0:sz ns0:val="19"/>
-              </ns0:rPr>
-              <ns0:t>5．采购部、生产部、财务部／待分配（姓名待分配）</ns0:t>
-            </ns0:r>
-          </ns0:p>
-        </ns0:tc>
-        <ns0:tc>
-          <ns0:tcPr>
-            <ns0:tcW ns0:type="dxa" ns0:w="3269"/>
+            <ns0:tcW ns0:type="dxa" ns0:w="1635"/>
+            <ns0:vAlign ns0:val="center"/>
+          </ns0:tcPr>
+          <ns0:p>
+            <ns0:pPr>
+              <ns0:keepNext ns0:val="0"/>
+              <ns0:keepLines/>
+              <ns0:pageBreakBefore ns0:val="0"/>
+              <ns0:widowControl/>
+              <ns0:spacing ns0:line="276" ns0:lineRule="auto" ns0:before="0" ns0:after="60"/>
+              <ns0:jc ns0:val="left"/>
+              <ns0:wordWrap ns0:val="0"/>
+            </ns0:pPr>
+            <ns0:r>
+              <ns0:rPr>
+                <ns0:rFonts ns0:ascii="Noto Sans SC" ns0:hAnsi="Noto Sans SC" ns0:eastAsia="Noto Sans SC"/>
+                <ns0:b ns0:val="0"/>
+                <ns0:color ns0:val="202D33"/>
+                <ns0:sz ns0:val="19"/>
+              </ns0:rPr>
+              <ns0:t>YH-6c6f7fde</ns0:t>
+            </ns0:r>
+          </ns0:p>
+        </ns0:tc>
+        <ns0:tc>
+          <ns0:tcPr>
+            <ns0:tcW ns0:type="dxa" ns0:w="1635"/>
+            <ns0:vAlign ns0:val="center"/>
+          </ns0:tcPr>
+          <ns0:p>
+            <ns0:pPr>
+              <ns0:keepNext ns0:val="0"/>
+              <ns0:keepLines/>
+              <ns0:pageBreakBefore ns0:val="0"/>
+              <ns0:widowControl/>
+              <ns0:spacing ns0:line="276" ns0:lineRule="auto" ns0:before="0" ns0:after="60"/>
+              <ns0:jc ns0:val="left"/>
+              <ns0:wordWrap ns0:val="0"/>
+            </ns0:pPr>
+            <ns0:r>
+              <ns0:rPr>
+                <ns0:rFonts ns0:ascii="Noto Sans SC" ns0:hAnsi="Noto Sans SC" ns0:eastAsia="Noto Sans SC"/>
+                <ns0:b ns0:val="0"/>
+                <ns0:color ns0:val="202D33"/>
+                <ns0:sz ns0:val="19"/>
+              </ns0:rPr>
+              <ns0:t>板蓝根本期与上期采购和批次耗用</ns0:t>
+            </ns0:r>
+          </ns0:p>
+        </ns0:tc>
+        <ns0:tc>
+          <ns0:tcPr>
+            <ns0:tcW ns0:type="dxa" ns0:w="1635"/>
+            <ns0:vAlign ns0:val="center"/>
+          </ns0:tcPr>
+          <ns0:p>
+            <ns0:pPr>
+              <ns0:keepNext ns0:val="0"/>
+              <ns0:keepLines/>
+              <ns0:pageBreakBefore ns0:val="0"/>
+              <ns0:widowControl/>
+              <ns0:spacing ns0:line="276" ns0:lineRule="auto" ns0:before="0" ns0:after="60"/>
+              <ns0:jc ns0:val="left"/>
+              <ns0:wordWrap ns0:val="0"/>
+            </ns0:pPr>
+            <ns0:r>
+              <ns0:rPr>
+                <ns0:rFonts ns0:ascii="Noto Sans SC" ns0:hAnsi="Noto Sans SC" ns0:eastAsia="Noto Sans SC"/>
+                <ns0:b ns0:val="0"/>
+                <ns0:color ns0:val="202D33"/>
+                <ns0:sz ns0:val="19"/>
+              </ns0:rPr>
+              <ns0:t>待分配</ns0:t>
+            </ns0:r>
+          </ns0:p>
+        </ns0:tc>
+        <ns0:tc>
+          <ns0:tcPr>
+            <ns0:tcW ns0:type="dxa" ns0:w="1635"/>
             <ns0:vAlign ns0:val="center"/>
           </ns0:tcPr>
           <ns0:p>
@@ -10009,27 +14729,53 @@
         </ns0:tc>
         <ns0:tc>
           <ns0:tcPr>
-            <ns0:tcW ns0:type="dxa" ns0:w="3269"/>
-            <ns0:vAlign ns0:val="center"/>
-          </ns0:tcPr>
-          <ns0:p>
-            <ns0:pPr>
-              <ns0:keepNext ns0:val="0"/>
-              <ns0:keepLines/>
-              <ns0:pageBreakBefore ns0:val="0"/>
-              <ns0:widowControl/>
-              <ns0:spacing ns0:line="276" ns0:lineRule="auto" ns0:before="0" ns0:after="60"/>
-              <ns0:jc ns0:val="left"/>
-              <ns0:wordWrap ns0:val="0"/>
-            </ns0:pPr>
-            <ns0:r>
-              <ns0:rPr>
-                <ns0:rFonts ns0:ascii="Noto Sans SC" ns0:hAnsi="Noto Sans SC" ns0:eastAsia="Noto Sans SC"/>
-                <ns0:b ns0:val="0"/>
-                <ns0:color ns0:val="202D33"/>
-                <ns0:sz ns0:val="19"/>
-              </ns0:rPr>
-              <ns0:t>提交本期成本复核结论前完成资料核对；由责任部门确认具体日期；待确认发送</ns0:t>
+            <ns0:tcW ns0:type="dxa" ns0:w="1635"/>
+            <ns0:vAlign ns0:val="center"/>
+          </ns0:tcPr>
+          <ns0:p>
+            <ns0:pPr>
+              <ns0:keepNext ns0:val="0"/>
+              <ns0:keepLines/>
+              <ns0:pageBreakBefore ns0:val="0"/>
+              <ns0:widowControl/>
+              <ns0:spacing ns0:line="276" ns0:lineRule="auto" ns0:before="0" ns0:after="60"/>
+              <ns0:jc ns0:val="left"/>
+              <ns0:wordWrap ns0:val="0"/>
+            </ns0:pPr>
+            <ns0:r>
+              <ns0:rPr>
+                <ns0:rFonts ns0:ascii="Noto Sans SC" ns0:hAnsi="Noto Sans SC" ns0:eastAsia="Noto Sans SC"/>
+                <ns0:b ns0:val="0"/>
+                <ns0:color ns0:val="202D33"/>
+                <ns0:sz ns0:val="19"/>
+              </ns0:rPr>
+              <ns0:t>本报告5号建议</ns0:t>
+            </ns0:r>
+          </ns0:p>
+        </ns0:tc>
+        <ns0:tc>
+          <ns0:tcPr>
+            <ns0:tcW ns0:type="dxa" ns0:w="1635"/>
+            <ns0:vAlign ns0:val="center"/>
+          </ns0:tcPr>
+          <ns0:p>
+            <ns0:pPr>
+              <ns0:keepNext ns0:val="0"/>
+              <ns0:keepLines/>
+              <ns0:pageBreakBefore ns0:val="0"/>
+              <ns0:widowControl/>
+              <ns0:spacing ns0:line="276" ns0:lineRule="auto" ns0:before="0" ns0:after="60"/>
+              <ns0:jc ns0:val="left"/>
+              <ns0:wordWrap ns0:val="0"/>
+            </ns0:pPr>
+            <ns0:r>
+              <ns0:rPr>
+                <ns0:rFonts ns0:ascii="Noto Sans SC" ns0:hAnsi="Noto Sans SC" ns0:eastAsia="Noto Sans SC"/>
+                <ns0:b ns0:val="0"/>
+                <ns0:color ns0:val="202D33"/>
+                <ns0:sz ns0:val="19"/>
+              </ns0:rPr>
+              <ns0:t>提交本期成本复核结论前完成资料核对；由责任部门确认具体日期（确认后经模拟RPA发送）</ns0:t>
             </ns0:r>
           </ns0:p>
         </ns0:tc>
@@ -10040,33 +14786,85 @@
         </ns0:trPr>
         <ns0:tc>
           <ns0:tcPr>
-            <ns0:tcW ns0:type="dxa" ns0:w="3269"/>
-            <ns0:vAlign ns0:val="center"/>
-          </ns0:tcPr>
-          <ns0:p>
-            <ns0:pPr>
-              <ns0:keepNext ns0:val="0"/>
-              <ns0:keepLines/>
-              <ns0:pageBreakBefore ns0:val="0"/>
-              <ns0:widowControl/>
-              <ns0:spacing ns0:line="276" ns0:lineRule="auto" ns0:before="0" ns0:after="60"/>
-              <ns0:jc ns0:val="left"/>
-              <ns0:wordWrap ns0:val="0"/>
-            </ns0:pPr>
-            <ns0:r>
-              <ns0:rPr>
-                <ns0:rFonts ns0:ascii="Noto Sans SC" ns0:hAnsi="Noto Sans SC" ns0:eastAsia="Noto Sans SC"/>
-                <ns0:b ns0:val="0"/>
-                <ns0:color ns0:val="202D33"/>
-                <ns0:sz ns0:val="19"/>
-              </ns0:rPr>
-              <ns0:t>6．生产部、人力资源部、财务部／待分配（姓名待分配）</ns0:t>
-            </ns0:r>
-          </ns0:p>
-        </ns0:tc>
-        <ns0:tc>
-          <ns0:tcPr>
-            <ns0:tcW ns0:type="dxa" ns0:w="3269"/>
+            <ns0:tcW ns0:type="dxa" ns0:w="1635"/>
+            <ns0:vAlign ns0:val="center"/>
+          </ns0:tcPr>
+          <ns0:p>
+            <ns0:pPr>
+              <ns0:keepNext ns0:val="0"/>
+              <ns0:keepLines/>
+              <ns0:pageBreakBefore ns0:val="0"/>
+              <ns0:widowControl/>
+              <ns0:spacing ns0:line="276" ns0:lineRule="auto" ns0:before="0" ns0:after="60"/>
+              <ns0:jc ns0:val="left"/>
+              <ns0:wordWrap ns0:val="0"/>
+            </ns0:pPr>
+            <ns0:r>
+              <ns0:rPr>
+                <ns0:rFonts ns0:ascii="Noto Sans SC" ns0:hAnsi="Noto Sans SC" ns0:eastAsia="Noto Sans SC"/>
+                <ns0:b ns0:val="0"/>
+                <ns0:color ns0:val="202D33"/>
+                <ns0:sz ns0:val="19"/>
+              </ns0:rPr>
+              <ns0:t>YH-649ef849</ns0:t>
+            </ns0:r>
+          </ns0:p>
+        </ns0:tc>
+        <ns0:tc>
+          <ns0:tcPr>
+            <ns0:tcW ns0:type="dxa" ns0:w="1635"/>
+            <ns0:vAlign ns0:val="center"/>
+          </ns0:tcPr>
+          <ns0:p>
+            <ns0:pPr>
+              <ns0:keepNext ns0:val="0"/>
+              <ns0:keepLines/>
+              <ns0:pageBreakBefore ns0:val="0"/>
+              <ns0:widowControl/>
+              <ns0:spacing ns0:line="276" ns0:lineRule="auto" ns0:before="0" ns0:after="60"/>
+              <ns0:jc ns0:val="left"/>
+              <ns0:wordWrap ns0:val="0"/>
+            </ns0:pPr>
+            <ns0:r>
+              <ns0:rPr>
+                <ns0:rFonts ns0:ascii="Noto Sans SC" ns0:hAnsi="Noto Sans SC" ns0:eastAsia="Noto Sans SC"/>
+                <ns0:b ns0:val="0"/>
+                <ns0:color ns0:val="202D33"/>
+                <ns0:sz ns0:val="19"/>
+              </ns0:rPr>
+              <ns0:t>本期与上期工时、工资组成和合格产量</ns0:t>
+            </ns0:r>
+          </ns0:p>
+        </ns0:tc>
+        <ns0:tc>
+          <ns0:tcPr>
+            <ns0:tcW ns0:type="dxa" ns0:w="1635"/>
+            <ns0:vAlign ns0:val="center"/>
+          </ns0:tcPr>
+          <ns0:p>
+            <ns0:pPr>
+              <ns0:keepNext ns0:val="0"/>
+              <ns0:keepLines/>
+              <ns0:pageBreakBefore ns0:val="0"/>
+              <ns0:widowControl/>
+              <ns0:spacing ns0:line="276" ns0:lineRule="auto" ns0:before="0" ns0:after="60"/>
+              <ns0:jc ns0:val="left"/>
+              <ns0:wordWrap ns0:val="0"/>
+            </ns0:pPr>
+            <ns0:r>
+              <ns0:rPr>
+                <ns0:rFonts ns0:ascii="Noto Sans SC" ns0:hAnsi="Noto Sans SC" ns0:eastAsia="Noto Sans SC"/>
+                <ns0:b ns0:val="0"/>
+                <ns0:color ns0:val="202D33"/>
+                <ns0:sz ns0:val="19"/>
+              </ns0:rPr>
+              <ns0:t>待分配</ns0:t>
+            </ns0:r>
+          </ns0:p>
+        </ns0:tc>
+        <ns0:tc>
+          <ns0:tcPr>
+            <ns0:tcW ns0:type="dxa" ns0:w="1635"/>
             <ns0:vAlign ns0:val="center"/>
           </ns0:tcPr>
           <ns0:p>
@@ -10092,27 +14890,53 @@
         </ns0:tc>
         <ns0:tc>
           <ns0:tcPr>
-            <ns0:tcW ns0:type="dxa" ns0:w="3269"/>
-            <ns0:vAlign ns0:val="center"/>
-          </ns0:tcPr>
-          <ns0:p>
-            <ns0:pPr>
-              <ns0:keepNext ns0:val="0"/>
-              <ns0:keepLines/>
-              <ns0:pageBreakBefore ns0:val="0"/>
-              <ns0:widowControl/>
-              <ns0:spacing ns0:line="276" ns0:lineRule="auto" ns0:before="0" ns0:after="60"/>
-              <ns0:jc ns0:val="left"/>
-              <ns0:wordWrap ns0:val="0"/>
-            </ns0:pPr>
-            <ns0:r>
-              <ns0:rPr>
-                <ns0:rFonts ns0:ascii="Noto Sans SC" ns0:hAnsi="Noto Sans SC" ns0:eastAsia="Noto Sans SC"/>
-                <ns0:b ns0:val="0"/>
-                <ns0:color ns0:val="202D33"/>
-                <ns0:sz ns0:val="19"/>
-              </ns0:rPr>
-              <ns0:t>提交本期成本复核结论前完成资料核对；由责任部门确认具体日期；待确认发送</ns0:t>
+            <ns0:tcW ns0:type="dxa" ns0:w="1635"/>
+            <ns0:vAlign ns0:val="center"/>
+          </ns0:tcPr>
+          <ns0:p>
+            <ns0:pPr>
+              <ns0:keepNext ns0:val="0"/>
+              <ns0:keepLines/>
+              <ns0:pageBreakBefore ns0:val="0"/>
+              <ns0:widowControl/>
+              <ns0:spacing ns0:line="276" ns0:lineRule="auto" ns0:before="0" ns0:after="60"/>
+              <ns0:jc ns0:val="left"/>
+              <ns0:wordWrap ns0:val="0"/>
+            </ns0:pPr>
+            <ns0:r>
+              <ns0:rPr>
+                <ns0:rFonts ns0:ascii="Noto Sans SC" ns0:hAnsi="Noto Sans SC" ns0:eastAsia="Noto Sans SC"/>
+                <ns0:b ns0:val="0"/>
+                <ns0:color ns0:val="202D33"/>
+                <ns0:sz ns0:val="19"/>
+              </ns0:rPr>
+              <ns0:t>本报告6号建议</ns0:t>
+            </ns0:r>
+          </ns0:p>
+        </ns0:tc>
+        <ns0:tc>
+          <ns0:tcPr>
+            <ns0:tcW ns0:type="dxa" ns0:w="1635"/>
+            <ns0:vAlign ns0:val="center"/>
+          </ns0:tcPr>
+          <ns0:p>
+            <ns0:pPr>
+              <ns0:keepNext ns0:val="0"/>
+              <ns0:keepLines/>
+              <ns0:pageBreakBefore ns0:val="0"/>
+              <ns0:widowControl/>
+              <ns0:spacing ns0:line="276" ns0:lineRule="auto" ns0:before="0" ns0:after="60"/>
+              <ns0:jc ns0:val="left"/>
+              <ns0:wordWrap ns0:val="0"/>
+            </ns0:pPr>
+            <ns0:r>
+              <ns0:rPr>
+                <ns0:rFonts ns0:ascii="Noto Sans SC" ns0:hAnsi="Noto Sans SC" ns0:eastAsia="Noto Sans SC"/>
+                <ns0:b ns0:val="0"/>
+                <ns0:color ns0:val="202D33"/>
+                <ns0:sz ns0:val="19"/>
+              </ns0:rPr>
+              <ns0:t>提交本期成本复核结论前完成资料核对；由责任部门确认具体日期（确认后经模拟RPA发送）</ns0:t>
             </ns0:r>
           </ns0:p>
         </ns0:tc>
@@ -10123,33 +14947,85 @@
         </ns0:trPr>
         <ns0:tc>
           <ns0:tcPr>
-            <ns0:tcW ns0:type="dxa" ns0:w="3269"/>
-            <ns0:vAlign ns0:val="center"/>
-          </ns0:tcPr>
-          <ns0:p>
-            <ns0:pPr>
-              <ns0:keepNext ns0:val="0"/>
-              <ns0:keepLines/>
-              <ns0:pageBreakBefore ns0:val="0"/>
-              <ns0:widowControl/>
-              <ns0:spacing ns0:line="276" ns0:lineRule="auto" ns0:before="0" ns0:after="60"/>
-              <ns0:jc ns0:val="left"/>
-              <ns0:wordWrap ns0:val="0"/>
-            </ns0:pPr>
-            <ns0:r>
-              <ns0:rPr>
-                <ns0:rFonts ns0:ascii="Noto Sans SC" ns0:hAnsi="Noto Sans SC" ns0:eastAsia="Noto Sans SC"/>
-                <ns0:b ns0:val="0"/>
-                <ns0:color ns0:val="202D33"/>
-                <ns0:sz ns0:val="19"/>
-              </ns0:rPr>
-              <ns0:t>7．设备部、财务部、生产部／待分配（姓名待分配）</ns0:t>
-            </ns0:r>
-          </ns0:p>
-        </ns0:tc>
-        <ns0:tc>
-          <ns0:tcPr>
-            <ns0:tcW ns0:type="dxa" ns0:w="3269"/>
+            <ns0:tcW ns0:type="dxa" ns0:w="1635"/>
+            <ns0:vAlign ns0:val="center"/>
+          </ns0:tcPr>
+          <ns0:p>
+            <ns0:pPr>
+              <ns0:keepNext ns0:val="0"/>
+              <ns0:keepLines/>
+              <ns0:pageBreakBefore ns0:val="0"/>
+              <ns0:widowControl/>
+              <ns0:spacing ns0:line="276" ns0:lineRule="auto" ns0:before="0" ns0:after="60"/>
+              <ns0:jc ns0:val="left"/>
+              <ns0:wordWrap ns0:val="0"/>
+            </ns0:pPr>
+            <ns0:r>
+              <ns0:rPr>
+                <ns0:rFonts ns0:ascii="Noto Sans SC" ns0:hAnsi="Noto Sans SC" ns0:eastAsia="Noto Sans SC"/>
+                <ns0:b ns0:val="0"/>
+                <ns0:color ns0:val="202D33"/>
+                <ns0:sz ns0:val="19"/>
+              </ns0:rPr>
+              <ns0:t>YH-93cc9c17</ns0:t>
+            </ns0:r>
+          </ns0:p>
+        </ns0:tc>
+        <ns0:tc>
+          <ns0:tcPr>
+            <ns0:tcW ns0:type="dxa" ns0:w="1635"/>
+            <ns0:vAlign ns0:val="center"/>
+          </ns0:tcPr>
+          <ns0:p>
+            <ns0:pPr>
+              <ns0:keepNext ns0:val="0"/>
+              <ns0:keepLines/>
+              <ns0:pageBreakBefore ns0:val="0"/>
+              <ns0:widowControl/>
+              <ns0:spacing ns0:line="276" ns0:lineRule="auto" ns0:before="0" ns0:after="60"/>
+              <ns0:jc ns0:val="left"/>
+              <ns0:wordWrap ns0:val="0"/>
+            </ns0:pPr>
+            <ns0:r>
+              <ns0:rPr>
+                <ns0:rFonts ns0:ascii="Noto Sans SC" ns0:hAnsi="Noto Sans SC" ns0:eastAsia="Noto Sans SC"/>
+                <ns0:b ns0:val="0"/>
+                <ns0:color ns0:val="202D33"/>
+                <ns0:sz ns0:val="19"/>
+              </ns0:rPr>
+              <ns0:t>本期费用分配、维修入账与设备运行</ns0:t>
+            </ns0:r>
+          </ns0:p>
+        </ns0:tc>
+        <ns0:tc>
+          <ns0:tcPr>
+            <ns0:tcW ns0:type="dxa" ns0:w="1635"/>
+            <ns0:vAlign ns0:val="center"/>
+          </ns0:tcPr>
+          <ns0:p>
+            <ns0:pPr>
+              <ns0:keepNext ns0:val="0"/>
+              <ns0:keepLines/>
+              <ns0:pageBreakBefore ns0:val="0"/>
+              <ns0:widowControl/>
+              <ns0:spacing ns0:line="276" ns0:lineRule="auto" ns0:before="0" ns0:after="60"/>
+              <ns0:jc ns0:val="left"/>
+              <ns0:wordWrap ns0:val="0"/>
+            </ns0:pPr>
+            <ns0:r>
+              <ns0:rPr>
+                <ns0:rFonts ns0:ascii="Noto Sans SC" ns0:hAnsi="Noto Sans SC" ns0:eastAsia="Noto Sans SC"/>
+                <ns0:b ns0:val="0"/>
+                <ns0:color ns0:val="202D33"/>
+                <ns0:sz ns0:val="19"/>
+              </ns0:rPr>
+              <ns0:t>待分配</ns0:t>
+            </ns0:r>
+          </ns0:p>
+        </ns0:tc>
+        <ns0:tc>
+          <ns0:tcPr>
+            <ns0:tcW ns0:type="dxa" ns0:w="1635"/>
             <ns0:vAlign ns0:val="center"/>
           </ns0:tcPr>
           <ns0:p>
@@ -10175,27 +15051,53 @@
         </ns0:tc>
         <ns0:tc>
           <ns0:tcPr>
-            <ns0:tcW ns0:type="dxa" ns0:w="3269"/>
-            <ns0:vAlign ns0:val="center"/>
-          </ns0:tcPr>
-          <ns0:p>
-            <ns0:pPr>
-              <ns0:keepNext ns0:val="0"/>
-              <ns0:keepLines/>
-              <ns0:pageBreakBefore ns0:val="0"/>
-              <ns0:widowControl/>
-              <ns0:spacing ns0:line="276" ns0:lineRule="auto" ns0:before="0" ns0:after="60"/>
-              <ns0:jc ns0:val="left"/>
-              <ns0:wordWrap ns0:val="0"/>
-            </ns0:pPr>
-            <ns0:r>
-              <ns0:rPr>
-                <ns0:rFonts ns0:ascii="Noto Sans SC" ns0:hAnsi="Noto Sans SC" ns0:eastAsia="Noto Sans SC"/>
-                <ns0:b ns0:val="0"/>
-                <ns0:color ns0:val="202D33"/>
-                <ns0:sz ns0:val="19"/>
-              </ns0:rPr>
-              <ns0:t>提交本期成本复核结论前完成资料核对；由责任部门确认具体日期；待确认发送</ns0:t>
+            <ns0:tcW ns0:type="dxa" ns0:w="1635"/>
+            <ns0:vAlign ns0:val="center"/>
+          </ns0:tcPr>
+          <ns0:p>
+            <ns0:pPr>
+              <ns0:keepNext ns0:val="0"/>
+              <ns0:keepLines/>
+              <ns0:pageBreakBefore ns0:val="0"/>
+              <ns0:widowControl/>
+              <ns0:spacing ns0:line="276" ns0:lineRule="auto" ns0:before="0" ns0:after="60"/>
+              <ns0:jc ns0:val="left"/>
+              <ns0:wordWrap ns0:val="0"/>
+            </ns0:pPr>
+            <ns0:r>
+              <ns0:rPr>
+                <ns0:rFonts ns0:ascii="Noto Sans SC" ns0:hAnsi="Noto Sans SC" ns0:eastAsia="Noto Sans SC"/>
+                <ns0:b ns0:val="0"/>
+                <ns0:color ns0:val="202D33"/>
+                <ns0:sz ns0:val="19"/>
+              </ns0:rPr>
+              <ns0:t>本报告7号建议</ns0:t>
+            </ns0:r>
+          </ns0:p>
+        </ns0:tc>
+        <ns0:tc>
+          <ns0:tcPr>
+            <ns0:tcW ns0:type="dxa" ns0:w="1635"/>
+            <ns0:vAlign ns0:val="center"/>
+          </ns0:tcPr>
+          <ns0:p>
+            <ns0:pPr>
+              <ns0:keepNext ns0:val="0"/>
+              <ns0:keepLines/>
+              <ns0:pageBreakBefore ns0:val="0"/>
+              <ns0:widowControl/>
+              <ns0:spacing ns0:line="276" ns0:lineRule="auto" ns0:before="0" ns0:after="60"/>
+              <ns0:jc ns0:val="left"/>
+              <ns0:wordWrap ns0:val="0"/>
+            </ns0:pPr>
+            <ns0:r>
+              <ns0:rPr>
+                <ns0:rFonts ns0:ascii="Noto Sans SC" ns0:hAnsi="Noto Sans SC" ns0:eastAsia="Noto Sans SC"/>
+                <ns0:b ns0:val="0"/>
+                <ns0:color ns0:val="202D33"/>
+                <ns0:sz ns0:val="19"/>
+              </ns0:rPr>
+              <ns0:t>提交本期成本复核结论前完成资料核对；由责任部门确认具体日期（确认后经模拟RPA发送）</ns0:t>
             </ns0:r>
           </ns0:p>
         </ns0:tc>
@@ -10206,33 +15108,85 @@
         </ns0:trPr>
         <ns0:tc>
           <ns0:tcPr>
-            <ns0:tcW ns0:type="dxa" ns0:w="3269"/>
-            <ns0:vAlign ns0:val="center"/>
-          </ns0:tcPr>
-          <ns0:p>
-            <ns0:pPr>
-              <ns0:keepNext ns0:val="0"/>
-              <ns0:keepLines/>
-              <ns0:pageBreakBefore ns0:val="0"/>
-              <ns0:widowControl/>
-              <ns0:spacing ns0:line="276" ns0:lineRule="auto" ns0:before="0" ns0:after="60"/>
-              <ns0:jc ns0:val="left"/>
-              <ns0:wordWrap ns0:val="0"/>
-            </ns0:pPr>
-            <ns0:r>
-              <ns0:rPr>
-                <ns0:rFonts ns0:ascii="Noto Sans SC" ns0:hAnsi="Noto Sans SC" ns0:eastAsia="Noto Sans SC"/>
-                <ns0:b ns0:val="0"/>
-                <ns0:color ns0:val="202D33"/>
-                <ns0:sz ns0:val="19"/>
-              </ns0:rPr>
-              <ns0:t>8．两厂财务部、生产部／待分配（姓名待分配）</ns0:t>
-            </ns0:r>
-          </ns0:p>
-        </ns0:tc>
-        <ns0:tc>
-          <ns0:tcPr>
-            <ns0:tcW ns0:type="dxa" ns0:w="3269"/>
+            <ns0:tcW ns0:type="dxa" ns0:w="1635"/>
+            <ns0:vAlign ns0:val="center"/>
+          </ns0:tcPr>
+          <ns0:p>
+            <ns0:pPr>
+              <ns0:keepNext ns0:val="0"/>
+              <ns0:keepLines/>
+              <ns0:pageBreakBefore ns0:val="0"/>
+              <ns0:widowControl/>
+              <ns0:spacing ns0:line="276" ns0:lineRule="auto" ns0:before="0" ns0:after="60"/>
+              <ns0:jc ns0:val="left"/>
+              <ns0:wordWrap ns0:val="0"/>
+            </ns0:pPr>
+            <ns0:r>
+              <ns0:rPr>
+                <ns0:rFonts ns0:ascii="Noto Sans SC" ns0:hAnsi="Noto Sans SC" ns0:eastAsia="Noto Sans SC"/>
+                <ns0:b ns0:val="0"/>
+                <ns0:color ns0:val="202D33"/>
+                <ns0:sz ns0:val="19"/>
+              </ns0:rPr>
+              <ns0:t>YH-e2abedb1</ns0:t>
+            </ns0:r>
+          </ns0:p>
+        </ns0:tc>
+        <ns0:tc>
+          <ns0:tcPr>
+            <ns0:tcW ns0:type="dxa" ns0:w="1635"/>
+            <ns0:vAlign ns0:val="center"/>
+          </ns0:tcPr>
+          <ns0:p>
+            <ns0:pPr>
+              <ns0:keepNext ns0:val="0"/>
+              <ns0:keepLines/>
+              <ns0:pageBreakBefore ns0:val="0"/>
+              <ns0:widowControl/>
+              <ns0:spacing ns0:line="276" ns0:lineRule="auto" ns0:before="0" ns0:after="60"/>
+              <ns0:jc ns0:val="left"/>
+              <ns0:wordWrap ns0:val="0"/>
+            </ns0:pPr>
+            <ns0:r>
+              <ns0:rPr>
+                <ns0:rFonts ns0:ascii="Noto Sans SC" ns0:hAnsi="Noto Sans SC" ns0:eastAsia="Noto Sans SC"/>
+                <ns0:b ns0:val="0"/>
+                <ns0:color ns0:val="202D33"/>
+                <ns0:sz ns0:val="19"/>
+              </ns0:rPr>
+              <ns0:t>两厂同规格产品成本归集、工时及费用分配</ns0:t>
+            </ns0:r>
+          </ns0:p>
+        </ns0:tc>
+        <ns0:tc>
+          <ns0:tcPr>
+            <ns0:tcW ns0:type="dxa" ns0:w="1635"/>
+            <ns0:vAlign ns0:val="center"/>
+          </ns0:tcPr>
+          <ns0:p>
+            <ns0:pPr>
+              <ns0:keepNext ns0:val="0"/>
+              <ns0:keepLines/>
+              <ns0:pageBreakBefore ns0:val="0"/>
+              <ns0:widowControl/>
+              <ns0:spacing ns0:line="276" ns0:lineRule="auto" ns0:before="0" ns0:after="60"/>
+              <ns0:jc ns0:val="left"/>
+              <ns0:wordWrap ns0:val="0"/>
+            </ns0:pPr>
+            <ns0:r>
+              <ns0:rPr>
+                <ns0:rFonts ns0:ascii="Noto Sans SC" ns0:hAnsi="Noto Sans SC" ns0:eastAsia="Noto Sans SC"/>
+                <ns0:b ns0:val="0"/>
+                <ns0:color ns0:val="202D33"/>
+                <ns0:sz ns0:val="19"/>
+              </ns0:rPr>
+              <ns0:t>待分配</ns0:t>
+            </ns0:r>
+          </ns0:p>
+        </ns0:tc>
+        <ns0:tc>
+          <ns0:tcPr>
+            <ns0:tcW ns0:type="dxa" ns0:w="1635"/>
             <ns0:vAlign ns0:val="center"/>
           </ns0:tcPr>
           <ns0:p>
@@ -10258,32 +15212,205 @@
         </ns0:tc>
         <ns0:tc>
           <ns0:tcPr>
-            <ns0:tcW ns0:type="dxa" ns0:w="3269"/>
-            <ns0:vAlign ns0:val="center"/>
-          </ns0:tcPr>
-          <ns0:p>
-            <ns0:pPr>
-              <ns0:keepNext ns0:val="0"/>
-              <ns0:keepLines/>
-              <ns0:pageBreakBefore ns0:val="0"/>
-              <ns0:widowControl/>
-              <ns0:spacing ns0:line="276" ns0:lineRule="auto" ns0:before="0" ns0:after="60"/>
-              <ns0:jc ns0:val="left"/>
-              <ns0:wordWrap ns0:val="0"/>
-            </ns0:pPr>
-            <ns0:r>
-              <ns0:rPr>
-                <ns0:rFonts ns0:ascii="Noto Sans SC" ns0:hAnsi="Noto Sans SC" ns0:eastAsia="Noto Sans SC"/>
-                <ns0:b ns0:val="0"/>
-                <ns0:color ns0:val="202D33"/>
-                <ns0:sz ns0:val="19"/>
-              </ns0:rPr>
-              <ns0:t>提交本期成本复核结论前完成资料核对；由责任部门确认具体日期；待确认发送</ns0:t>
+            <ns0:tcW ns0:type="dxa" ns0:w="1635"/>
+            <ns0:vAlign ns0:val="center"/>
+          </ns0:tcPr>
+          <ns0:p>
+            <ns0:pPr>
+              <ns0:keepNext ns0:val="0"/>
+              <ns0:keepLines/>
+              <ns0:pageBreakBefore ns0:val="0"/>
+              <ns0:widowControl/>
+              <ns0:spacing ns0:line="276" ns0:lineRule="auto" ns0:before="0" ns0:after="60"/>
+              <ns0:jc ns0:val="left"/>
+              <ns0:wordWrap ns0:val="0"/>
+            </ns0:pPr>
+            <ns0:r>
+              <ns0:rPr>
+                <ns0:rFonts ns0:ascii="Noto Sans SC" ns0:hAnsi="Noto Sans SC" ns0:eastAsia="Noto Sans SC"/>
+                <ns0:b ns0:val="0"/>
+                <ns0:color ns0:val="202D33"/>
+                <ns0:sz ns0:val="19"/>
+              </ns0:rPr>
+              <ns0:t>本报告8号建议</ns0:t>
+            </ns0:r>
+          </ns0:p>
+        </ns0:tc>
+        <ns0:tc>
+          <ns0:tcPr>
+            <ns0:tcW ns0:type="dxa" ns0:w="1635"/>
+            <ns0:vAlign ns0:val="center"/>
+          </ns0:tcPr>
+          <ns0:p>
+            <ns0:pPr>
+              <ns0:keepNext ns0:val="0"/>
+              <ns0:keepLines/>
+              <ns0:pageBreakBefore ns0:val="0"/>
+              <ns0:widowControl/>
+              <ns0:spacing ns0:line="276" ns0:lineRule="auto" ns0:before="0" ns0:after="60"/>
+              <ns0:jc ns0:val="left"/>
+              <ns0:wordWrap ns0:val="0"/>
+            </ns0:pPr>
+            <ns0:r>
+              <ns0:rPr>
+                <ns0:rFonts ns0:ascii="Noto Sans SC" ns0:hAnsi="Noto Sans SC" ns0:eastAsia="Noto Sans SC"/>
+                <ns0:b ns0:val="0"/>
+                <ns0:color ns0:val="202D33"/>
+                <ns0:sz ns0:val="19"/>
+              </ns0:rPr>
+              <ns0:t>提交本期成本复核结论前完成资料核对；由责任部门确认具体日期（确认后经模拟RPA发送）</ns0:t>
             </ns0:r>
           </ns0:p>
         </ns0:tc>
       </ns0:tr>
     </ns0:tbl>
+    <ns0:p>
+      <ns0:pPr>
+        <ns0:keepNext ns0:val="0"/>
+        <ns0:keepLines/>
+        <ns0:pageBreakBefore ns0:val="0"/>
+        <ns0:widowControl/>
+        <ns0:spacing ns0:line="331" ns0:lineRule="auto" ns0:before="0" ns0:after="140"/>
+        <ns0:ind ns0:firstLine="420"/>
+        <ns0:jc ns0:val="left"/>
+        <ns0:wordWrap ns0:val="0"/>
+      </ns0:pPr>
+      <ns0:r>
+        <ns0:rPr>
+          <ns0:rFonts ns0:ascii="Noto Sans SC" ns0:hAnsi="Noto Sans SC" ns0:eastAsia="Noto Sans SC"/>
+          <ns0:b ns0:val="0"/>
+          <ns0:color ns0:val="202D33"/>
+          <ns0:sz ns0:val="21"/>
+        </ns0:rPr>
+        <ns0:t>编制说明</ns0:t>
+      </ns0:r>
+    </ns0:p>
+    <ns0:p>
+      <ns0:pPr>
+        <ns0:keepNext ns0:val="0"/>
+        <ns0:keepLines/>
+        <ns0:pageBreakBefore ns0:val="0"/>
+        <ns0:widowControl/>
+        <ns0:spacing ns0:line="331" ns0:lineRule="auto" ns0:before="0" ns0:after="140"/>
+        <ns0:ind ns0:firstLine="420"/>
+        <ns0:jc ns0:val="left"/>
+        <ns0:wordWrap ns0:val="0"/>
+      </ns0:pPr>
+      <ns0:r>
+        <ns0:rPr>
+          <ns0:rFonts ns0:ascii="Noto Sans SC" ns0:hAnsi="Noto Sans SC" ns0:eastAsia="Noto Sans SC"/>
+          <ns0:b ns0:val="0"/>
+          <ns0:color ns0:val="202D33"/>
+          <ns0:sz ns0:val="21"/>
+        </ns0:rPr>
+        <ns0:t>本报告由成本智能分析系统自动生成，数据来源于ERP系统，分析文本由AI大模型结合行业知识库自动撰写。如有疑问请联系财务部。</ns0:t>
+      </ns0:r>
+    </ns0:p>
+    <ns0:p>
+      <ns0:pPr>
+        <ns0:keepNext ns0:val="0"/>
+        <ns0:keepLines/>
+        <ns0:pageBreakBefore ns0:val="0"/>
+        <ns0:widowControl/>
+        <ns0:spacing ns0:line="331" ns0:lineRule="auto" ns0:before="0" ns0:after="140"/>
+        <ns0:ind ns0:firstLine="420"/>
+        <ns0:jc ns0:val="left"/>
+        <ns0:wordWrap ns0:val="0"/>
+      </ns0:pPr>
+      <ns0:r>
+        <ns0:rPr>
+          <ns0:rFonts ns0:ascii="Noto Sans SC" ns0:hAnsi="Noto Sans SC" ns0:eastAsia="Noto Sans SC"/>
+          <ns0:b ns0:val="0"/>
+          <ns0:color ns0:val="202D33"/>
+          <ns0:sz ns0:val="21"/>
+        </ns0:rPr>
+        <ns0:t>知识库引用</ns0:t>
+      </ns0:r>
+    </ns0:p>
+    <ns0:p>
+      <ns0:pPr>
+        <ns0:keepNext ns0:val="0"/>
+        <ns0:keepLines/>
+        <ns0:pageBreakBefore ns0:val="0"/>
+        <ns0:widowControl/>
+        <ns0:spacing ns0:line="331" ns0:lineRule="auto" ns0:before="0" ns0:after="140"/>
+        <ns0:ind ns0:firstLine="420"/>
+        <ns0:jc ns0:val="left"/>
+        <ns0:wordWrap ns0:val="0"/>
+      </ns0:pPr>
+      <ns0:r>
+        <ns0:rPr>
+          <ns0:rFonts ns0:ascii="Noto Sans SC" ns0:hAnsi="Noto Sans SC" ns0:eastAsia="Noto Sans SC"/>
+          <ns0:b ns0:val="0"/>
+          <ns0:color ns0:val="202D33"/>
+          <ns0:sz ns0:val="21"/>
+        </ns0:rPr>
+        <ns0:t>产品配方：产品配方文档_板蓝根颗粒.pdf（第2页）</ns0:t>
+      </ns0:r>
+    </ns0:p>
+    <ns0:p>
+      <ns0:pPr>
+        <ns0:keepNext ns0:val="0"/>
+        <ns0:keepLines/>
+        <ns0:pageBreakBefore ns0:val="0"/>
+        <ns0:widowControl/>
+        <ns0:spacing ns0:line="331" ns0:lineRule="auto" ns0:before="0" ns0:after="140"/>
+        <ns0:ind ns0:firstLine="420"/>
+        <ns0:jc ns0:val="left"/>
+        <ns0:wordWrap ns0:val="0"/>
+      </ns0:pPr>
+      <ns0:r>
+        <ns0:rPr>
+          <ns0:rFonts ns0:ascii="Noto Sans SC" ns0:hAnsi="Noto Sans SC" ns0:eastAsia="Noto Sans SC"/>
+          <ns0:b ns0:val="0"/>
+          <ns0:color ns0:val="202D33"/>
+          <ns0:sz ns0:val="21"/>
+        </ns0:rPr>
+        <ns0:t>工艺路线：生产工艺文档_中药一厂.pdf（第3页）</ns0:t>
+      </ns0:r>
+    </ns0:p>
+    <ns0:p>
+      <ns0:pPr>
+        <ns0:keepNext ns0:val="0"/>
+        <ns0:keepLines/>
+        <ns0:pageBreakBefore ns0:val="0"/>
+        <ns0:widowControl/>
+        <ns0:spacing ns0:line="331" ns0:lineRule="auto" ns0:before="0" ns0:after="140"/>
+        <ns0:ind ns0:firstLine="420"/>
+        <ns0:jc ns0:val="left"/>
+        <ns0:wordWrap ns0:val="0"/>
+      </ns0:pPr>
+      <ns0:r>
+        <ns0:rPr>
+          <ns0:rFonts ns0:ascii="Noto Sans SC" ns0:hAnsi="Noto Sans SC" ns0:eastAsia="Noto Sans SC"/>
+          <ns0:b ns0:val="0"/>
+          <ns0:color ns0:val="202D33"/>
+          <ns0:sz ns0:val="21"/>
+        </ns0:rPr>
+        <ns0:t>GMP要求：GMP法规核心摘要_2010修订版.pdf（第3页）</ns0:t>
+      </ns0:r>
+    </ns0:p>
+    <ns0:p>
+      <ns0:pPr>
+        <ns0:keepNext ns0:val="0"/>
+        <ns0:keepLines/>
+        <ns0:pageBreakBefore ns0:val="0"/>
+        <ns0:widowControl/>
+        <ns0:spacing ns0:line="331" ns0:lineRule="auto" ns0:before="0" ns0:after="140"/>
+        <ns0:ind ns0:firstLine="420"/>
+        <ns0:jc ns0:val="left"/>
+        <ns0:wordWrap ns0:val="0"/>
+      </ns0:pPr>
+      <ns0:r>
+        <ns0:rPr>
+          <ns0:rFonts ns0:ascii="Noto Sans SC" ns0:hAnsi="Noto Sans SC" ns0:eastAsia="Noto Sans SC"/>
+          <ns0:b ns0:val="0"/>
+          <ns0:color ns0:val="202D33"/>
+          <ns0:sz ns0:val="21"/>
+        </ns0:rPr>
+        <ns0:t>行业基准：行业成本基准数据_2026（题包02_行业参考数据）（本期未检索到适用段落，待核）</ns0:t>
+      </ns0:r>
+    </ns0:p>
     <ns0:p>
       <ns0:pPr>
         <ns0:keepNext/>
@@ -10406,27 +15533,6 @@
           <ns0:color ns0:val="202D33"/>
           <ns0:sz ns0:val="21"/>
         </ns0:rPr>
-        <ns0:t>· 产品配方文档_板蓝根颗粒.pdf · 二、处方组成 · 第2页</ns0:t>
-      </ns0:r>
-    </ns0:p>
-    <ns0:p>
-      <ns0:pPr>
-        <ns0:keepNext ns0:val="0"/>
-        <ns0:keepLines/>
-        <ns0:pageBreakBefore ns0:val="0"/>
-        <ns0:widowControl/>
-        <ns0:spacing ns0:line="331" ns0:lineRule="auto" ns0:before="0" ns0:after="140"/>
-        <ns0:ind ns0:firstLine="420"/>
-        <ns0:jc ns0:val="left"/>
-        <ns0:wordWrap ns0:val="0"/>
-      </ns0:pPr>
-      <ns0:r>
-        <ns0:rPr>
-          <ns0:rFonts ns0:ascii="Noto Sans SC" ns0:hAnsi="Noto Sans SC" ns0:eastAsia="Noto Sans SC"/>
-          <ns0:b ns0:val="0"/>
-          <ns0:color ns0:val="202D33"/>
-          <ns0:sz ns0:val="21"/>
-        </ns0:rPr>
         <ns0:t>· 生产工艺文档_中药一厂.pdf · 三、板蓝根颗粒 生产工艺路线 · 第3页</ns0:t>
       </ns0:r>
     </ns0:p>
@@ -10448,7 +15554,28 @@
           <ns0:color ns0:val="202D33"/>
           <ns0:sz ns0:val="21"/>
         </ns0:rPr>
-        <ns0:t>本期检索到但未被正文直接引用的证据（候选依据 4 条）：</ns0:t>
+        <ns0:t>本期检索到但未被正文直接引用的证据（候选依据 5 条）：</ns0:t>
+      </ns0:r>
+    </ns0:p>
+    <ns0:p>
+      <ns0:pPr>
+        <ns0:keepNext ns0:val="0"/>
+        <ns0:keepLines/>
+        <ns0:pageBreakBefore ns0:val="0"/>
+        <ns0:widowControl/>
+        <ns0:spacing ns0:line="331" ns0:lineRule="auto" ns0:before="0" ns0:after="140"/>
+        <ns0:ind ns0:firstLine="420"/>
+        <ns0:jc ns0:val="left"/>
+        <ns0:wordWrap ns0:val="0"/>
+      </ns0:pPr>
+      <ns0:r>
+        <ns0:rPr>
+          <ns0:rFonts ns0:ascii="Noto Sans SC" ns0:hAnsi="Noto Sans SC" ns0:eastAsia="Noto Sans SC"/>
+          <ns0:b ns0:val="0"/>
+          <ns0:color ns0:val="202D33"/>
+          <ns0:sz ns0:val="21"/>
+        </ns0:rPr>
+        <ns0:t>· 产品配方文档_板蓝根颗粒.pdf · 二、处方组成 · 第2页</ns0:t>
       </ns0:r>
     </ns0:p>
     <ns0:p>

--- a/药衡智析_增量源码交接/public_source_candidate/07_交付/delivery_20260921/板蓝根颗粒_2026-06.docx
+++ b/药衡智析_增量源码交接/public_source_candidate/07_交付/delivery_20260921/板蓝根颗粒_2026-06.docx
@@ -2646,25 +2646,13 @@
           <ns0:sz ns0:val="21"/>
           <ns0:szCs ns0:val="21"/>
         </ns0:rPr>
-        <ns0:sectPr>
-          <ns0:headerReference ns3:id="rId5" ns0:type="first"/>
-          <ns0:footerReference ns3:id="rId7" ns0:type="first"/>
-          <ns0:headerReference ns3:id="rId3" ns0:type="default"/>
-          <ns0:headerReference ns3:id="rId4" ns0:type="even"/>
-          <ns0:footerReference ns3:id="rId6" ns0:type="even"/>
-          <ns0:footerReference ns0:type="default" ns3:id="rId15"/>
-          <ns0:pgSz ns0:w="11906" ns0:h="16838"/>
-          <ns0:pgMar ns0:top="1440" ns0:right="1797" ns0:bottom="1440" ns0:left="1797" ns0:header="851" ns0:footer="992" ns0:gutter="0"/>
-          <ns0:pgNumType ns0:fmt="decimal"/>
-          <ns0:cols ns0:space="720" ns0:num="1"/>
-          <ns0:docGrid ns0:type="lines" ns0:linePitch="312" ns0:charSpace="0"/>
-        </ns0:sectPr>
       </ns0:pPr>
     </ns0:p>
     <ns0:p ns2:paraId="15E5B084">
       <ns0:bookmarkStart ns0:id="30000" ns0:name="YH_TOC"/>
       <ns0:pPr>
         <ns0:pStyle ns0:val="19"/>
+        <ns0:keepNext/>
         <ns0:spacing ns0:before="360" ns0:after="120" ns0:line="360" ns0:lineRule="auto"/>
         <ns0:jc ns0:val="center"/>
       </ns0:pPr>
@@ -2689,14 +2677,13 @@
     </ns0:p>
     <ns0:p>
       <ns0:pPr>
-        <ns0:pageBreakBefore/>
         <ns0:spacing ns0:after="20" ns0:before="20" ns0:line="312" ns0:lineRule="auto"/>
       </ns0:pPr>
       <ns0:r>
         <ns0:rPr>
           <ns0:sz ns0:val="21"/>
         </ns0:rPr>
-        <ns0:t xml:space="preserve">　一、封面与基本信息　·　第7页</ns0:t>
+        <ns0:t xml:space="preserve">　一、封面与基本信息　·　第5页</ns0:t>
       </ns0:r>
     </ns0:p>
     <ns0:p>
@@ -2707,7 +2694,7 @@
         <ns0:rPr>
           <ns0:sz ns0:val="21"/>
         </ns0:rPr>
-        <ns0:t xml:space="preserve">　二、总成本概览　·　第7页</ns0:t>
+        <ns0:t xml:space="preserve">　二、总成本概览　·　第5页</ns0:t>
       </ns0:r>
     </ns0:p>
     <ns0:p>
@@ -2740,7 +2727,7 @@
         <ns0:rPr>
           <ns0:sz ns0:val="21"/>
         </ns0:rPr>
-        <ns0:t xml:space="preserve">　三、成本要素明细分析　·　第9页</ns0:t>
+        <ns0:t xml:space="preserve">　三、成本要素明细分析　·　第6页</ns0:t>
       </ns0:r>
     </ns0:p>
     <ns0:p>
@@ -2806,7 +2793,7 @@
         <ns0:rPr>
           <ns0:sz ns0:val="21"/>
         </ns0:rPr>
-        <ns0:t xml:space="preserve">　四、重点产品专项分析　·　第11页</ns0:t>
+        <ns0:t xml:space="preserve">　四、重点产品专项分析　·　第8页</ns0:t>
       </ns0:r>
     </ns0:p>
     <ns0:p>
@@ -2850,7 +2837,7 @@
         <ns0:rPr>
           <ns0:sz ns0:val="21"/>
         </ns0:rPr>
-        <ns0:t xml:space="preserve">　五、对标分析　·　第13页</ns0:t>
+        <ns0:t xml:space="preserve">　五、对标分析　·　第9页</ns0:t>
       </ns0:r>
     </ns0:p>
     <ns0:p>
@@ -2894,7 +2881,7 @@
         <ns0:rPr>
           <ns0:sz ns0:val="21"/>
         </ns0:rPr>
-        <ns0:t xml:space="preserve">　六、总结与建议　·　第14页</ns0:t>
+        <ns0:t xml:space="preserve">　六、总结与建议　·　第10页</ns0:t>
       </ns0:r>
     </ns0:p>
     <ns0:p>
@@ -2940,56 +2927,6 @@
         </ns0:rPr>
         <ns0:t xml:space="preserve">　　6.4 整改任务清单（自动生成）</ns0:t>
       </ns0:r>
-    </ns0:p>
-    <ns0:p>
-      <ns0:r>
-        <ns0:fldChar ns0:fldCharType="begin"/>
-      </ns0:r>
-      <ns0:r>
-        <ns0:instrText xml:space="preserve"> TOC \o "1-4" \h \z \u </ns0:instrText>
-      </ns0:r>
-      <ns0:r>
-        <ns0:fldChar ns0:fldCharType="separate"/>
-      </ns0:r>
-      <ns0:r>
-        <ns0:t xml:space="preserve">（右键点击此处 → 更新域 → 更新整个目录）</ns0:t>
-      </ns0:r>
-      <ns0:r>
-        <ns0:fldChar ns0:fldCharType="end"/>
-      </ns0:r>
-    </ns0:p>
-    <ns0:p ns2:paraId="63D1E5E1">
-      <ns0:pPr>
-        <ns0:spacing ns0:before="320" ns0:after="120" ns0:line="288" ns0:lineRule="auto"/>
-        <ns0:ind ns0:left="0"/>
-        <ns0:jc ns0:val="left"/>
-        <ns0:outlineLvl ns0:val="1"/>
-        <ns0:rPr>
-          <ns0:rFonts ns0:ascii="Arial" ns0:hAnsi="Arial" ns0:eastAsia="等线" ns0:cs="Arial"/>
-          <ns0:b/>
-          <ns0:sz ns0:val="32"/>
-        </ns0:rPr>
-        <ns0:sectPr>
-          <ns0:headerReference ns3:id="rId8" ns0:type="default"/>
-          <ns0:footerReference ns3:id="rId9" ns0:type="default"/>
-          <ns0:pgSz ns0:w="11905" ns0:h="16840"/>
-          <ns0:pgNumType ns0:fmt="decimal"/>
-          <ns0:cols ns0:space="720" ns0:num="1"/>
-        </ns0:sectPr>
-      </ns0:pPr>
-      <ns0:bookmarkStart ns0:id="9" ns0:name="heading_0"/>
-    </ns0:p>
-    <ns0:bookmarkEnd ns0:id="9"/>
-    <ns0:p ns2:paraId="0C43A0D7">
-      <ns0:pPr>
-        <ns0:spacing ns0:before="120" ns0:after="120" ns0:line="288" ns0:lineRule="auto"/>
-        <ns0:ind ns0:left="0"/>
-        <ns0:jc ns0:val="left"/>
-        <ns0:rPr>
-          <ns0:rFonts ns0:hint="default" ns0:eastAsia="宋体"/>
-          <ns0:lang ns0:val="en-US" ns0:eastAsia="zh-CN"/>
-        </ns0:rPr>
-      </ns0:pPr>
     </ns0:p>
     <ns0:p>
       <ns0:bookmarkStart ns0:id="10130" ns0:name="YH_c282ade0_130"/>
@@ -3025,6 +2962,7 @@
     <ns0:p>
       <ns0:bookmarkStart ns0:id="31000" ns0:name="YH_SEC_0"/>
       <ns0:pPr>
+        <ns0:pageBreakBefore/>
         <ns0:spacing ns0:line="360" ns0:lineRule="auto"/>
         <ns0:outlineLvl ns0:val="1"/>
       </ns0:pPr>
@@ -4263,7 +4201,7 @@
     </ns0:tbl>
     <ns0:p>
       <ns0:pPr>
-        <ns0:pageBreakBefore/>
+        <ns0:keepNext/>
       </ns0:pPr>
     </ns0:p>
     <ns0:p>
@@ -4796,11 +4734,7 @@
         </ns0:tc>
       </ns0:tr>
     </ns0:tbl>
-    <ns0:p>
-      <ns0:pPr>
-        <ns0:pageBreakBefore/>
-      </ns0:pPr>
-    </ns0:p>
+    <ns0:p/>
     <ns0:p>
       <ns0:bookmarkStart ns0:id="31004" ns0:name="YH_SEC_4"/>
       <ns0:pPr>
@@ -5491,7 +5425,7 @@
         <ns0:br/>
         <ns0:t xml:space="preserve">提取收率变化可能影响每盒材料耗用；现有工艺文档给出控制要求，尚不能证明本期实际收率下降。需将批次投料和合格产出与上期对照核查。</ns0:t>
         <ns0:br/>
-        <ns0:t xml:space="preserve">直接材料总成本口径：本期4﻿1﻿4﻿0﻿0﻿0﻿.﻿0﻿0﻿元，基期4﻿8﻿4﻿5﻿0﻿0﻿.﻿0﻿0﻿元，环比-﻿1﻿4﻿.﻿5﻿5﻿%。直接材料单位成本环比下降可能主要来自板蓝根等原料采购单价下行，可能性较高，因直接材料单位口径下降主要由板蓝根贡献；尚不能确认是采购价还是单耗变化，需核查当月采购合同台账与领料明细。提取收率变化也可能影响板蓝根单耗，可能性中等，因工艺文档说明提取收率直接影响板蓝根单耗；需核查对应期间批生产记录中的提取收率与投料量。</ns0:t>
+        <ns0:t xml:space="preserve">直接材料总成本口径：本期4﻿1﻿4﻿0﻿0﻿0﻿.﻿0﻿0﻿元，基期4﻿8﻿4﻿5﻿0﻿0﻿.﻿0﻿0﻿元，环比-﻿1﻿4﻿.﻿5﻿5﻿%。直接材料单位成本较上月下降，可能主要来自板蓝根单盒材料成本降低，可能性较高，因为板蓝根在处方投料中占比最大，其波动对材料成本影响最直接。配方文档提示水提取环节的提取收率直接影响板蓝根单耗，若当月投料药材质量较好或提取收率改善，单耗可能随之下降，需核查当月批生产记录中的投料量与收率数据确认。</ns0:t>
       </ns0:r>
       <ns0:bookmarkEnd ns0:id="10242"/>
     </ns0:p>
@@ -5929,12 +5863,13 @@
     </ns0:p>
     <ns0:p>
       <ns0:r>
-        <ns0:t>直接人工总成本口径：本期9﻿3﻿6﻿0﻿0﻿.﻿0﻿0﻿元，基期1﻿0﻿8﻿1﻿2﻿0﻿.﻿0﻿0﻿元，环比-﻿1﻿3﻿.﻿4﻿3﻿%。直接人工总额环比下降可能主要来自产量下降摊薄了批次人工投入，可能性较高，因单位人工降幅明显小于总额降幅，说明总量效应占主导。提取与浓缩工序人工相对固定也可能使人工随产量呈阶梯变化，可能性中等，因工艺文档给出各工序固定定员；需核查对应期间排班工时台账确认是否有减班。</ns0:t>
+        <ns0:t>直接人工总成本口径：本期9﻿3﻿6﻿0﻿0﻿.﻿0﻿0﻿元，基期1﻿0﻿8﻿1﻿2﻿0﻿.﻿0﻿0﻿元，环比-﻿1﻿3﻿.﻿4﻿3﻿%。直接人工总额环比下降可能主要来自产量回落，操作定员按班次配置，产量减少时人工投入随之减少，此方向可能性较高。单位人工成本小幅下降可能来自批量化生产的摊薄效应，工序按班产摊算单盒人工，产量基数变化影响单位口径，可能性中等。尚不能排除工时或排班调整的影响，需核对工时台账确认。</ns0:t>
       </ns0:r>
     </ns0:p>
     <ns0:p>
       <ns0:bookmarkStart ns0:id="31009" ns0:name="YH_SEC_9"/>
       <ns0:pPr>
+        <ns0:keepNext/>
         <ns0:spacing ns0:line="360" ns0:lineRule="auto"/>
         <ns0:outlineLvl ns0:val="2"/>
       </ns0:pPr>
@@ -6532,14 +6467,13 @@
     </ns0:p>
     <ns0:p>
       <ns0:r>
-        <ns0:t>制造费用总成本口径：本期1﻿4﻿5﻿8﻿0﻿0﻿.﻿0﻿0﻿元，基期1﻿6﻿9﻿3﻿2﻿0﻿.﻿0﻿0﻿元，环比-﻿1﻿3﻿.﻿8﻿9﻿%。制造费用总额环比下降可能主要来自产量下降带来的能耗与批量费用减少，可能性较高，因单位制造费用降幅明显小于总额降幅。浓缩与干燥环节能耗占比较高也可能使费用随产量同向波动，可能性中等，因配方文档说明浓缩能耗占制造费用的相当比重；需核查水电汽计量记录确认能耗与产量匹配情况。</ns0:t>
+        <ns0:t>制造费用总成本口径：本期1﻿4﻿5﻿8﻿0﻿0﻿.﻿0﻿0﻿元，基期1﻿6﻿9﻿3﻿2﻿0﻿.﻿0﻿0﻿元，环比-﻿1﻿3﻿.﻿8﻿9﻿%。制造费用总额环比下降可能主要来自产量回落，固定性费用被摊薄程度变化带动总额与单位同步走低，此方向可能性较高。浓缩与干燥环节能耗在制造费用中占比较高，能耗下降可能带动费用减少，可能性中等。尚不能确认能耗与固定费用各自的贡献，需核对能耗与费用明细台账。</ns0:t>
       </ns0:r>
     </ns0:p>
     <ns0:p>
       <ns0:bookmarkStart ns0:id="31010" ns0:name="YH_SEC_10"/>
       <ns0:bookmarkStart ns0:id="10307" ns0:name="YH_c282ade0_307"/>
       <ns0:pPr>
-        <ns0:pageBreakBefore/>
         <ns0:spacing ns0:line="360" ns0:lineRule="auto"/>
         <ns0:outlineLvl ns0:val="1"/>
       </ns0:pPr>
@@ -7630,7 +7564,6 @@
     <ns0:p>
       <ns0:bookmarkStart ns0:id="31013" ns0:name="YH_SEC_13"/>
       <ns0:pPr>
-        <ns0:pageBreakBefore/>
         <ns0:spacing ns0:line="360" ns0:lineRule="auto"/>
         <ns0:outlineLvl ns0:val="2"/>
       </ns0:pPr>
@@ -8143,6 +8076,7 @@
     <ns0:p>
       <ns0:bookmarkStart ns0:id="31014" ns0:name="YH_SEC_14"/>
       <ns0:pPr>
+        <ns0:keepNext/>
         <ns0:spacing ns0:line="360" ns0:lineRule="auto"/>
         <ns0:outlineLvl ns0:val="1"/>
       </ns0:pPr>
@@ -8888,7 +8822,7 @@
           <ns0:b ns0:val="0"/>
           <ns0:sz ns0:val="22"/>
         </ns0:rPr>
-        <ns0:t xml:space="preserve">跨厂比较方向：中药一厂−中药二厂，以中药二厂为分母。比较限制：总成本对比受产量影响，不能作为单位效率结论；文档原因证据由报告检索流程补充；仅表内数值不能证明因果。现有证据不足以确认原因；需补充并核查：中药二厂2026-06板蓝根颗粒物料采购单价台账、中药二厂2026-06车间工时与人工分配记录、中药二厂2026-06制造费用明细账、两厂2026-06板蓝根颗粒批生产记录与收率记录。数据边界：中药二厂明细：合成演示数据：数值按题包二厂成本汇总精确校准（结构比例取自一厂），非真实二厂经营明细。</ns0:t>
+        <ns0:t xml:space="preserve">跨厂比较方向：中药一厂−中药二厂，以中药二厂为分母。比较限制：总成本对比受产量影响，不能作为单位效率结论；文档原因证据由报告检索流程补充；仅表内数值不能证明因果。现有证据不足以确认原因；需补充并核查：中药二厂2026-06板蓝根颗粒直接材料分项明细及采购单价台账、两厂2026-06板蓝根颗粒对应车间工时台账、中药二厂2026-06制造费用分摊明细及能耗计量记录。数据边界：中药二厂明细：合成演示数据：数值按题包二厂成本汇总精确校准（结构比例取自一厂），非真实二厂经营明细。</ns0:t>
       </ns0:r>
       <ns0:bookmarkEnd ns0:id="10320"/>
     </ns0:p>
@@ -8973,6 +8907,7 @@
     <ns0:p>
       <ns0:bookmarkStart ns0:id="31021" ns0:name="YH_SEC_21"/>
       <ns0:pPr>
+        <ns0:keepNext/>
         <ns0:spacing ns0:line="360" ns0:lineRule="auto"/>
         <ns0:outlineLvl ns0:val="2"/>
       </ns0:pPr>
@@ -9178,61 +9113,61 @@
                 <ns0:b ns0:val="0"/>
                 <ns0:sz ns0:val="18"/>
               </ns0:rPr>
-              <ns0:t>调取当月板蓝根采购合同与批生产记录，区分价格因素与单耗因素对直接材料变动的影响</ns0:t>
-            </ns0:r>
-          </ns0:p>
-        </ns0:tc>
-        <ns0:tc>
-          <ns0:tcPr>
-            <ns0:tcW ns0:type="dxa" ns0:w="1504"/>
-            <ns0:vAlign ns0:val="center"/>
-          </ns0:tcPr>
-          <ns0:p>
-            <ns0:pPr>
-              <ns0:jc ns0:val="left"/>
-            </ns0:pPr>
-            <ns0:r>
-              <ns0:rPr>
-                <ns0:b ns0:val="0"/>
-                <ns0:sz ns0:val="18"/>
-              </ns0:rPr>
-              <ns0:t>财务部与采购部</ns0:t>
-            </ns0:r>
-          </ns0:p>
-        </ns0:tc>
-        <ns0:tc>
-          <ns0:tcPr>
-            <ns0:tcW ns0:type="dxa" ns0:w="1504"/>
-            <ns0:vAlign ns0:val="center"/>
-          </ns0:tcPr>
-          <ns0:p>
-            <ns0:pPr>
-              <ns0:jc ns0:val="left"/>
-            </ns0:pPr>
-            <ns0:r>
-              <ns0:rPr>
-                <ns0:b ns0:val="0"/>
-                <ns0:sz ns0:val="18"/>
-              </ns0:rPr>
-              <ns0:t>高</ns0:t>
-            </ns0:r>
-          </ns0:p>
-        </ns0:tc>
-        <ns0:tc>
-          <ns0:tcPr>
-            <ns0:tcW ns0:type="dxa" ns0:w="1504"/>
-            <ns0:vAlign ns0:val="center"/>
-          </ns0:tcPr>
-          <ns0:p>
-            <ns0:pPr>
-              <ns0:jc ns0:val="left"/>
-            </ns0:pPr>
-            <ns0:r>
-              <ns0:rPr>
-                <ns0:b ns0:val="0"/>
-                <ns0:sz ns0:val="18"/>
-              </ns0:rPr>
-              <ns0:t>对应月份板蓝根采购合同台账、对应车间期间批生产记录提取收率明细</ns0:t>
+              <ns0:t>调取期间工时与排班台账，按工序核对单位人工成本变动的摊薄来源</ns0:t>
+            </ns0:r>
+          </ns0:p>
+        </ns0:tc>
+        <ns0:tc>
+          <ns0:tcPr>
+            <ns0:tcW ns0:type="dxa" ns0:w="1504"/>
+            <ns0:vAlign ns0:val="center"/>
+          </ns0:tcPr>
+          <ns0:p>
+            <ns0:pPr>
+              <ns0:jc ns0:val="left"/>
+            </ns0:pPr>
+            <ns0:r>
+              <ns0:rPr>
+                <ns0:b ns0:val="0"/>
+                <ns0:sz ns0:val="18"/>
+              </ns0:rPr>
+              <ns0:t>生产部</ns0:t>
+            </ns0:r>
+          </ns0:p>
+        </ns0:tc>
+        <ns0:tc>
+          <ns0:tcPr>
+            <ns0:tcW ns0:type="dxa" ns0:w="1504"/>
+            <ns0:vAlign ns0:val="center"/>
+          </ns0:tcPr>
+          <ns0:p>
+            <ns0:pPr>
+              <ns0:jc ns0:val="left"/>
+            </ns0:pPr>
+            <ns0:r>
+              <ns0:rPr>
+                <ns0:b ns0:val="0"/>
+                <ns0:sz ns0:val="18"/>
+              </ns0:rPr>
+              <ns0:t>中</ns0:t>
+            </ns0:r>
+          </ns0:p>
+        </ns0:tc>
+        <ns0:tc>
+          <ns0:tcPr>
+            <ns0:tcW ns0:type="dxa" ns0:w="1504"/>
+            <ns0:vAlign ns0:val="center"/>
+          </ns0:tcPr>
+          <ns0:p>
+            <ns0:pPr>
+              <ns0:jc ns0:val="left"/>
+            </ns0:pPr>
+            <ns0:r>
+              <ns0:rPr>
+                <ns0:b ns0:val="0"/>
+                <ns0:sz ns0:val="18"/>
+              </ns0:rPr>
+              <ns0:t>对应期间各工序工时台账与排班记录</ns0:t>
             </ns0:r>
           </ns0:p>
         </ns0:tc>
@@ -9291,25 +9226,25 @@
                 <ns0:b ns0:val="0"/>
                 <ns0:sz ns0:val="18"/>
               </ns0:rPr>
-              <ns0:t>核对当月排班工时台账与工资核算明细，确认人工总额下降是否全部由产量减少解释</ns0:t>
-            </ns0:r>
-          </ns0:p>
-        </ns0:tc>
-        <ns0:tc>
-          <ns0:tcPr>
-            <ns0:tcW ns0:type="dxa" ns0:w="1504"/>
-            <ns0:vAlign ns0:val="center"/>
-          </ns0:tcPr>
-          <ns0:p>
-            <ns0:pPr>
-              <ns0:jc ns0:val="left"/>
-            </ns0:pPr>
-            <ns0:r>
-              <ns0:rPr>
-                <ns0:b ns0:val="0"/>
-                <ns0:sz ns0:val="18"/>
-              </ns0:rPr>
-              <ns0:t>生产部与人力资源部</ns0:t>
+              <ns0:t>调取期间能耗计量与制造费用明细，区分固定摊薄与能耗变动两部分贡献</ns0:t>
+            </ns0:r>
+          </ns0:p>
+        </ns0:tc>
+        <ns0:tc>
+          <ns0:tcPr>
+            <ns0:tcW ns0:type="dxa" ns0:w="1504"/>
+            <ns0:vAlign ns0:val="center"/>
+          </ns0:tcPr>
+          <ns0:p>
+            <ns0:pPr>
+              <ns0:jc ns0:val="left"/>
+            </ns0:pPr>
+            <ns0:r>
+              <ns0:rPr>
+                <ns0:b ns0:val="0"/>
+                <ns0:sz ns0:val="18"/>
+              </ns0:rPr>
+              <ns0:t>财务部与设备部</ns0:t>
             </ns0:r>
           </ns0:p>
         </ns0:tc>
@@ -9345,7 +9280,7 @@
                 <ns0:b ns0:val="0"/>
                 <ns0:sz ns0:val="18"/>
               </ns0:rPr>
-              <ns0:t>对应期间车间排班工时台账、对应月份计件工资核算明细</ns0:t>
+              <ns0:t>对应期间车间水电汽耗用计量记录、对应月份制造费用明细台账</ns0:t>
             </ns0:r>
           </ns0:p>
         </ns0:tc>
@@ -9404,79 +9339,79 @@
                 <ns0:b ns0:val="0"/>
                 <ns0:sz ns0:val="18"/>
               </ns0:rPr>
-              <ns0:t>核对当月水电汽计量与设备运行日志，确认能耗费用与产量变动是否匹配</ns0:t>
-            </ns0:r>
-          </ns0:p>
-        </ns0:tc>
-        <ns0:tc>
-          <ns0:tcPr>
-            <ns0:tcW ns0:type="dxa" ns0:w="1504"/>
-            <ns0:vAlign ns0:val="center"/>
-          </ns0:tcPr>
-          <ns0:p>
-            <ns0:pPr>
-              <ns0:jc ns0:val="left"/>
-            </ns0:pPr>
-            <ns0:r>
-              <ns0:rPr>
-                <ns0:b ns0:val="0"/>
-                <ns0:sz ns0:val="18"/>
-              </ns0:rPr>
-              <ns0:t>设备部与财务部</ns0:t>
-            </ns0:r>
-          </ns0:p>
-        </ns0:tc>
-        <ns0:tc>
-          <ns0:tcPr>
-            <ns0:tcW ns0:type="dxa" ns0:w="1504"/>
-            <ns0:vAlign ns0:val="center"/>
-          </ns0:tcPr>
-          <ns0:p>
-            <ns0:pPr>
-              <ns0:jc ns0:val="left"/>
-            </ns0:pPr>
-            <ns0:r>
-              <ns0:rPr>
-                <ns0:b ns0:val="0"/>
-                <ns0:sz ns0:val="18"/>
-              </ns0:rPr>
-              <ns0:t>中</ns0:t>
-            </ns0:r>
-          </ns0:p>
-        </ns0:tc>
-        <ns0:tc>
-          <ns0:tcPr>
-            <ns0:tcW ns0:type="dxa" ns0:w="1504"/>
-            <ns0:vAlign ns0:val="center"/>
-          </ns0:tcPr>
-          <ns0:p>
-            <ns0:pPr>
-              <ns0:jc ns0:val="left"/>
-            </ns0:pPr>
-            <ns0:r>
-              <ns0:rPr>
-                <ns0:b ns0:val="0"/>
-                <ns0:sz ns0:val="18"/>
-              </ns0:rPr>
-              <ns0:t>对应月份车间水电汽计量记录、对应期间设备运行日志</ns0:t>
-            </ns0:r>
-          </ns0:p>
-        </ns0:tc>
-        <ns0:tc>
-          <ns0:tcPr>
-            <ns0:tcW ns0:type="dxa" ns0:w="1504"/>
-            <ns0:vAlign ns0:val="center"/>
-          </ns0:tcPr>
-          <ns0:p>
-            <ns0:pPr>
-              <ns0:jc ns0:val="left"/>
-            </ns0:pPr>
-            <ns0:r>
-              <ns0:rPr>
-                <ns0:b ns0:val="0"/>
-                <ns0:sz ns0:val="18"/>
-              </ns0:rPr>
-              <ns0:t>月度成本结账后5个工作日内</ns0:t>
+              <ns0:t>由两厂按同口径归集板蓝根颗粒成本要素明细，逐项核对单位材料、单位人工与单位费用差异来源</ns0:t>
+            </ns0:r>
+          </ns0:p>
+        </ns0:tc>
+        <ns0:tc>
+          <ns0:tcPr>
+            <ns0:tcW ns0:type="dxa" ns0:w="1504"/>
+            <ns0:vAlign ns0:val="center"/>
+          </ns0:tcPr>
+          <ns0:p>
+            <ns0:pPr>
+              <ns0:jc ns0:val="left"/>
+            </ns0:pPr>
+            <ns0:r>
+              <ns0:rPr>
+                <ns0:b ns0:val="0"/>
+                <ns0:sz ns0:val="18"/>
+              </ns0:rPr>
+              <ns0:t>财务部</ns0:t>
+            </ns0:r>
+          </ns0:p>
+        </ns0:tc>
+        <ns0:tc>
+          <ns0:tcPr>
+            <ns0:tcW ns0:type="dxa" ns0:w="1504"/>
+            <ns0:vAlign ns0:val="center"/>
+          </ns0:tcPr>
+          <ns0:p>
+            <ns0:pPr>
+              <ns0:jc ns0:val="left"/>
+            </ns0:pPr>
+            <ns0:r>
+              <ns0:rPr>
+                <ns0:b ns0:val="0"/>
+                <ns0:sz ns0:val="18"/>
+              </ns0:rPr>
+              <ns0:t>高</ns0:t>
+            </ns0:r>
+          </ns0:p>
+        </ns0:tc>
+        <ns0:tc>
+          <ns0:tcPr>
+            <ns0:tcW ns0:type="dxa" ns0:w="1504"/>
+            <ns0:vAlign ns0:val="center"/>
+          </ns0:tcPr>
+          <ns0:p>
+            <ns0:pPr>
+              <ns0:jc ns0:val="left"/>
+            </ns0:pPr>
+            <ns0:r>
+              <ns0:rPr>
+                <ns0:b ns0:val="0"/>
+                <ns0:sz ns0:val="18"/>
+              </ns0:rPr>
+              <ns0:t>中药二厂同期间板蓝根采购合同台账、两厂同期间制造费用分摊明细台账</ns0:t>
+            </ns0:r>
+          </ns0:p>
+        </ns0:tc>
+        <ns0:tc>
+          <ns0:tcPr>
+            <ns0:tcW ns0:type="dxa" ns0:w="1504"/>
+            <ns0:vAlign ns0:val="center"/>
+          </ns0:tcPr>
+          <ns0:p>
+            <ns0:pPr>
+              <ns0:jc ns0:val="left"/>
+            </ns0:pPr>
+            <ns0:r>
+              <ns0:rPr>
+                <ns0:b ns0:val="0"/>
+                <ns0:sz ns0:val="18"/>
+              </ns0:rPr>
+              <ns0:t>月度成本分析完成后10个工作日内</ns0:t>
             </ns0:r>
           </ns0:p>
         </ns0:tc>
@@ -9517,79 +9452,79 @@
                 <ns0:b ns0:val="0"/>
                 <ns0:sz ns0:val="18"/>
               </ns0:rPr>
-              <ns0:t>组织两厂按统一口径交换同期采购、工时与能耗明细，逐项核对单位成本差异来源</ns0:t>
-            </ns0:r>
-          </ns0:p>
-        </ns0:tc>
-        <ns0:tc>
-          <ns0:tcPr>
-            <ns0:tcW ns0:type="dxa" ns0:w="1504"/>
-            <ns0:vAlign ns0:val="center"/>
-          </ns0:tcPr>
-          <ns0:p>
-            <ns0:pPr>
-              <ns0:jc ns0:val="left"/>
-            </ns0:pPr>
-            <ns0:r>
-              <ns0:rPr>
-                <ns0:b ns0:val="0"/>
-                <ns0:sz ns0:val="18"/>
-              </ns0:rPr>
-              <ns0:t>财务部</ns0:t>
-            </ns0:r>
-          </ns0:p>
-        </ns0:tc>
-        <ns0:tc>
-          <ns0:tcPr>
-            <ns0:tcW ns0:type="dxa" ns0:w="1504"/>
-            <ns0:vAlign ns0:val="center"/>
-          </ns0:tcPr>
-          <ns0:p>
-            <ns0:pPr>
-              <ns0:jc ns0:val="left"/>
-            </ns0:pPr>
-            <ns0:r>
-              <ns0:rPr>
-                <ns0:b ns0:val="0"/>
-                <ns0:sz ns0:val="18"/>
-              </ns0:rPr>
-              <ns0:t>高</ns0:t>
-            </ns0:r>
-          </ns0:p>
-        </ns0:tc>
-        <ns0:tc>
-          <ns0:tcPr>
-            <ns0:tcW ns0:type="dxa" ns0:w="1504"/>
-            <ns0:vAlign ns0:val="center"/>
-          </ns0:tcPr>
-          <ns0:p>
-            <ns0:pPr>
-              <ns0:jc ns0:val="left"/>
-            </ns0:pPr>
-            <ns0:r>
-              <ns0:rPr>
-                <ns0:b ns0:val="0"/>
-                <ns0:sz ns0:val="18"/>
-              </ns0:rPr>
-              <ns0:t>中药二厂对应月份采购合同台账、中药二厂对应期间工时台账</ns0:t>
-            </ns0:r>
-          </ns0:p>
-        </ns0:tc>
-        <ns0:tc>
-          <ns0:tcPr>
-            <ns0:tcW ns0:type="dxa" ns0:w="1504"/>
-            <ns0:vAlign ns0:val="center"/>
-          </ns0:tcPr>
-          <ns0:p>
-            <ns0:pPr>
-              <ns0:jc ns0:val="left"/>
-            </ns0:pPr>
-            <ns0:r>
-              <ns0:rPr>
-                <ns0:b ns0:val="0"/>
-                <ns0:sz ns0:val="18"/>
-              </ns0:rPr>
-              <ns0:t>月度成本分析完成后10个工作日内</ns0:t>
+              <ns0:t>核查当月板蓝根颗粒的批生产记录与药材采购台账，确认材料单位成本下降是否来自药材采购价下降或提取收率改善，并评估是否可持续。</ns0:t>
+            </ns0:r>
+          </ns0:p>
+        </ns0:tc>
+        <ns0:tc>
+          <ns0:tcPr>
+            <ns0:tcW ns0:type="dxa" ns0:w="1504"/>
+            <ns0:vAlign ns0:val="center"/>
+          </ns0:tcPr>
+          <ns0:p>
+            <ns0:pPr>
+              <ns0:jc ns0:val="left"/>
+            </ns0:pPr>
+            <ns0:r>
+              <ns0:rPr>
+                <ns0:b ns0:val="0"/>
+                <ns0:sz ns0:val="18"/>
+              </ns0:rPr>
+              <ns0:t>生产与财务管理</ns0:t>
+            </ns0:r>
+          </ns0:p>
+        </ns0:tc>
+        <ns0:tc>
+          <ns0:tcPr>
+            <ns0:tcW ns0:type="dxa" ns0:w="1504"/>
+            <ns0:vAlign ns0:val="center"/>
+          </ns0:tcPr>
+          <ns0:p>
+            <ns0:pPr>
+              <ns0:jc ns0:val="left"/>
+            </ns0:pPr>
+            <ns0:r>
+              <ns0:rPr>
+                <ns0:b ns0:val="0"/>
+                <ns0:sz ns0:val="18"/>
+              </ns0:rPr>
+              <ns0:t>中</ns0:t>
+            </ns0:r>
+          </ns0:p>
+        </ns0:tc>
+        <ns0:tc>
+          <ns0:tcPr>
+            <ns0:tcW ns0:type="dxa" ns0:w="1504"/>
+            <ns0:vAlign ns0:val="center"/>
+          </ns0:tcPr>
+          <ns0:p>
+            <ns0:pPr>
+              <ns0:jc ns0:val="left"/>
+            </ns0:pPr>
+            <ns0:r>
+              <ns0:rPr>
+                <ns0:b ns0:val="0"/>
+                <ns0:sz ns0:val="18"/>
+              </ns0:rPr>
+              <ns0:t>2026-06板蓝根颗粒批生产记录、2026-06板蓝根采购合同台账</ns0:t>
+            </ns0:r>
+          </ns0:p>
+        </ns0:tc>
+        <ns0:tc>
+          <ns0:tcPr>
+            <ns0:tcW ns0:type="dxa" ns0:w="1504"/>
+            <ns0:vAlign ns0:val="center"/>
+          </ns0:tcPr>
+          <ns0:p>
+            <ns0:pPr>
+              <ns0:jc ns0:val="left"/>
+            </ns0:pPr>
+            <ns0:r>
+              <ns0:rPr>
+                <ns0:b ns0:val="0"/>
+                <ns0:sz ns0:val="18"/>
+              </ns0:rPr>
+              <ns0:t>月度成本结账后10个工作日内</ns0:t>
             </ns0:r>
           </ns0:p>
         </ns0:tc>
@@ -10237,25 +10172,25 @@
                 <ns0:b ns0:val="0"/>
                 <ns0:sz ns0:val="18"/>
               </ns0:rPr>
-              <ns0:t>YH-7521ef3a</ns0:t>
-            </ns0:r>
-          </ns0:p>
-        </ns0:tc>
-        <ns0:tc>
-          <ns0:tcPr>
-            <ns0:tcW ns0:type="dxa" ns0:w="1504"/>
-            <ns0:vAlign ns0:val="center"/>
-          </ns0:tcPr>
-          <ns0:p>
-            <ns0:pPr>
-              <ns0:jc ns0:val="left"/>
-            </ns0:pPr>
-            <ns0:r>
-              <ns0:rPr>
-                <ns0:b ns0:val="0"/>
-                <ns0:sz ns0:val="18"/>
-              </ns0:rPr>
-              <ns0:t>板蓝根采购单价与提取收率的同期对比</ns0:t>
+              <ns0:t>YH-d6014bb0</ns0:t>
+            </ns0:r>
+          </ns0:p>
+        </ns0:tc>
+        <ns0:tc>
+          <ns0:tcPr>
+            <ns0:tcW ns0:type="dxa" ns0:w="1504"/>
+            <ns0:vAlign ns0:val="center"/>
+          </ns0:tcPr>
+          <ns0:p>
+            <ns0:pPr>
+              <ns0:jc ns0:val="left"/>
+            </ns0:pPr>
+            <ns0:r>
+              <ns0:rPr>
+                <ns0:b ns0:val="0"/>
+                <ns0:sz ns0:val="18"/>
+              </ns0:rPr>
+              <ns0:t>提取浓缩、制粒干燥、整粒总混等工序的单盒人工明细</ns0:t>
             </ns0:r>
           </ns0:p>
         </ns0:tc>
@@ -10291,7 +10226,7 @@
                 <ns0:b ns0:val="0"/>
                 <ns0:sz ns0:val="18"/>
               </ns0:rPr>
-              <ns0:t>高</ns0:t>
+              <ns0:t>中</ns0:t>
             </ns0:r>
           </ns0:p>
         </ns0:tc>
@@ -10350,25 +10285,25 @@
                 <ns0:b ns0:val="0"/>
                 <ns0:sz ns0:val="18"/>
               </ns0:rPr>
-              <ns0:t>YH-58672756</ns0:t>
-            </ns0:r>
-          </ns0:p>
-        </ns0:tc>
-        <ns0:tc>
-          <ns0:tcPr>
-            <ns0:tcW ns0:type="dxa" ns0:w="1504"/>
-            <ns0:vAlign ns0:val="center"/>
-          </ns0:tcPr>
-          <ns0:p>
-            <ns0:pPr>
-              <ns0:jc ns0:val="left"/>
-            </ns0:pPr>
-            <ns0:r>
-              <ns0:rPr>
-                <ns0:b ns0:val="0"/>
-                <ns0:sz ns0:val="18"/>
-              </ns0:rPr>
-              <ns0:t>单位人工与总人工变动的产量弹性关系</ns0:t>
+              <ns0:t>YH-53cba88f</ns0:t>
+            </ns0:r>
+          </ns0:p>
+        </ns0:tc>
+        <ns0:tc>
+          <ns0:tcPr>
+            <ns0:tcW ns0:type="dxa" ns0:w="1504"/>
+            <ns0:vAlign ns0:val="center"/>
+          </ns0:tcPr>
+          <ns0:p>
+            <ns0:pPr>
+              <ns0:jc ns0:val="left"/>
+            </ns0:pPr>
+            <ns0:r>
+              <ns0:rPr>
+                <ns0:b ns0:val="0"/>
+                <ns0:sz ns0:val="18"/>
+              </ns0:rPr>
+              <ns0:t>浓缩干燥工序能耗与制造费用分摊明细</ns0:t>
             </ns0:r>
           </ns0:p>
         </ns0:tc>
@@ -10463,25 +10398,25 @@
                 <ns0:b ns0:val="0"/>
                 <ns0:sz ns0:val="18"/>
               </ns0:rPr>
-              <ns0:t>YH-8cc2a59f</ns0:t>
-            </ns0:r>
-          </ns0:p>
-        </ns0:tc>
-        <ns0:tc>
-          <ns0:tcPr>
-            <ns0:tcW ns0:type="dxa" ns0:w="1504"/>
-            <ns0:vAlign ns0:val="center"/>
-          </ns0:tcPr>
-          <ns0:p>
-            <ns0:pPr>
-              <ns0:jc ns0:val="left"/>
-            </ns0:pPr>
-            <ns0:r>
-              <ns0:rPr>
-                <ns0:b ns0:val="0"/>
-                <ns0:sz ns0:val="18"/>
-              </ns0:rPr>
-              <ns0:t>制造费用中能耗与固定费用的产量联动关系</ns0:t>
+              <ns0:t>YH-fa7a8cd3</ns0:t>
+            </ns0:r>
+          </ns0:p>
+        </ns0:tc>
+        <ns0:tc>
+          <ns0:tcPr>
+            <ns0:tcW ns0:type="dxa" ns0:w="1504"/>
+            <ns0:vAlign ns0:val="center"/>
+          </ns0:tcPr>
+          <ns0:p>
+            <ns0:pPr>
+              <ns0:jc ns0:val="left"/>
+            </ns0:pPr>
+            <ns0:r>
+              <ns0:rPr>
+                <ns0:b ns0:val="0"/>
+                <ns0:sz ns0:val="18"/>
+              </ns0:rPr>
+              <ns0:t>两厂同期间板蓝根颗粒单位成本要素明细对照表</ns0:t>
             </ns0:r>
           </ns0:p>
         </ns0:tc>
@@ -10517,7 +10452,7 @@
                 <ns0:b ns0:val="0"/>
                 <ns0:sz ns0:val="18"/>
               </ns0:rPr>
-              <ns0:t>中</ns0:t>
+              <ns0:t>高</ns0:t>
             </ns0:r>
           </ns0:p>
         </ns0:tc>
@@ -10553,7 +10488,7 @@
                 <ns0:b ns0:val="0"/>
                 <ns0:sz ns0:val="18"/>
               </ns0:rPr>
-              <ns0:t>月度成本结账后5个工作日内（确认后经模拟RPA发送）</ns0:t>
+              <ns0:t>月度成本分析完成后10个工作日内（确认后经模拟RPA发送）</ns0:t>
             </ns0:r>
           </ns0:p>
         </ns0:tc>
@@ -10576,25 +10511,25 @@
                 <ns0:b ns0:val="0"/>
                 <ns0:sz ns0:val="18"/>
               </ns0:rPr>
-              <ns0:t>YH-b1bcb10b</ns0:t>
-            </ns0:r>
-          </ns0:p>
-        </ns0:tc>
-        <ns0:tc>
-          <ns0:tcPr>
-            <ns0:tcW ns0:type="dxa" ns0:w="1504"/>
-            <ns0:vAlign ns0:val="center"/>
-          </ns0:tcPr>
-          <ns0:p>
-            <ns0:pPr>
-              <ns0:jc ns0:val="left"/>
-            </ns0:pPr>
-            <ns0:r>
-              <ns0:rPr>
-                <ns0:b ns0:val="0"/>
-                <ns0:sz ns0:val="18"/>
-              </ns0:rPr>
-              <ns0:t>两厂同口径的单位材料、单位人工与单位制造费用构成对比</ns0:t>
+              <ns0:t>YH-b6399135</ns0:t>
+            </ns0:r>
+          </ns0:p>
+        </ns0:tc>
+        <ns0:tc>
+          <ns0:tcPr>
+            <ns0:tcW ns0:type="dxa" ns0:w="1504"/>
+            <ns0:vAlign ns0:val="center"/>
+          </ns0:tcPr>
+          <ns0:p>
+            <ns0:pPr>
+              <ns0:jc ns0:val="left"/>
+            </ns0:pPr>
+            <ns0:r>
+              <ns0:rPr>
+                <ns0:b ns0:val="0"/>
+                <ns0:sz ns0:val="18"/>
+              </ns0:rPr>
+              <ns0:t>2026-06板蓝根颗粒批生产记录、药材采购合同台账与水提取收率检验报告的一致性</ns0:t>
             </ns0:r>
           </ns0:p>
         </ns0:tc>
@@ -10630,7 +10565,7 @@
                 <ns0:b ns0:val="0"/>
                 <ns0:sz ns0:val="18"/>
               </ns0:rPr>
-              <ns0:t>高</ns0:t>
+              <ns0:t>中</ns0:t>
             </ns0:r>
           </ns0:p>
         </ns0:tc>
@@ -10666,7 +10601,7 @@
                 <ns0:b ns0:val="0"/>
                 <ns0:sz ns0:val="18"/>
               </ns0:rPr>
-              <ns0:t>月度成本分析完成后10个工作日内（确认后经模拟RPA发送）</ns0:t>
+              <ns0:t>月度成本结账后10个工作日内（确认后经模拟RPA发送）</ns0:t>
             </ns0:r>
           </ns0:p>
         </ns0:tc>
@@ -11186,7 +11121,22 @@
     </ns0:p>
     <ns0:p>
       <ns0:r>
+        <ns0:t>· 生产工艺文档_中药一厂.pdf · 三、板蓝根颗粒 生产工艺路线 · 第3页</ns0:t>
+      </ns0:r>
+    </ns0:p>
+    <ns0:p>
+      <ns0:r>
         <ns0:t>· 产品配方文档_板蓝根颗粒.pdf · 四、关键工艺参数对成本的影响 · 第2页</ns0:t>
+      </ns0:r>
+    </ns0:p>
+    <ns0:p>
+      <ns0:r>
+        <ns0:t>· 产品配方文档_板蓝根颗粒.pdf · 二、处方组成 · 第1页</ns0:t>
+      </ns0:r>
+    </ns0:p>
+    <ns0:p>
+      <ns0:r>
+        <ns0:t>本期检索到但未被正文直接引用的证据（候选依据 4 条）：</ns0:t>
       </ns0:r>
     </ns0:p>
     <ns0:p>
@@ -11196,21 +11146,6 @@
     </ns0:p>
     <ns0:p>
       <ns0:r>
-        <ns0:t>· 生产工艺文档_中药一厂.pdf · 三、板蓝根颗粒 生产工艺路线 · 第3页</ns0:t>
-      </ns0:r>
-    </ns0:p>
-    <ns0:p>
-      <ns0:r>
-        <ns0:t>本期检索到但未被正文直接引用的证据（候选依据 4 条）：</ns0:t>
-      </ns0:r>
-    </ns0:p>
-    <ns0:p>
-      <ns0:r>
-        <ns0:t>· 产品配方文档_板蓝根颗粒.pdf · 二、处方组成 · 第1页</ns0:t>
-      </ns0:r>
-    </ns0:p>
-    <ns0:p>
-      <ns0:r>
         <ns0:t>· GMP法规核心摘要_2010修订版.pdf · 相关章节 · 第3页</ns0:t>
       </ns0:r>
     </ns0:p>
@@ -11231,6 +11166,7 @@
     </ns0:p>
     <ns0:sectPr>
       <ns0:footerReference ns3:id="rId10" ns0:type="default"/>
+      <ns0:headerReference ns0:type="default" ns3:id="rId15"/>
       <ns0:pgSz ns0:w="11905" ns0:h="16840"/>
       <ns0:pgNumType ns0:fmt="decimal"/>
       <ns0:cols ns0:space="720" ns0:num="1"/>
@@ -11261,42 +11197,7 @@
 
 <file path=word/footer3.xml><?xml version="1.0" encoding="utf-8"?>
 <ns0:ftr xmlns:ns0="http://schemas.openxmlformats.org/wordprocessingml/2006/main" xmlns:ns1="http://schemas.openxmlformats.org/markup-compatibility/2006" xmlns:ns2="http://schemas.microsoft.com/office/word/2010/wordml" ns1:Ignorable="w14 w15 wp14">
-  <ns0:p>
-    <ns0:pPr>
-      <ns0:jc ns0:val="center"/>
-    </ns0:pPr>
-    <ns0:r>
-      <ns0:rPr>
-        <ns0:rFonts ns0:ascii="Noto Sans SC" ns0:hAnsi="Noto Sans SC"/>
-        <ns0:sz ns0:val="18"/>
-      </ns0:rPr>
-      <ns0:t>第</ns0:t>
-    </ns0:r>
-    <ns0:fldSimple ns0:instr="PAGE">
-      <ns0:r>
-        <ns0:t>1</ns0:t>
-      </ns0:r>
-    </ns0:fldSimple>
-    <ns0:r>
-      <ns0:rPr>
-        <ns0:rFonts ns0:ascii="Noto Sans SC" ns0:hAnsi="Noto Sans SC"/>
-        <ns0:sz ns0:val="18"/>
-      </ns0:rPr>
-      <ns0:t>页共</ns0:t>
-    </ns0:r>
-    <ns0:fldSimple ns0:instr="NUMPAGES">
-      <ns0:r>
-        <ns0:t>1</ns0:t>
-      </ns0:r>
-    </ns0:fldSimple>
-    <ns0:r>
-      <ns0:rPr>
-        <ns0:rFonts ns0:ascii="Noto Sans SC" ns0:hAnsi="Noto Sans SC"/>
-        <ns0:sz ns0:val="18"/>
-      </ns0:rPr>
-      <ns0:t>页</ns0:t>
-    </ns0:r>
-  </ns0:p>
+  <ns0:p ns2:paraId="5D2F0F5B"/>
 </ns0:ftr>
 </file>
 
@@ -11339,47 +11240,6 @@
     </ns0:r>
   </ns0:p>
 </ns0:ftr>
-</file>
-
-<file path=word/footer5.xml><?xml version="1.0" encoding="utf-8"?>
-<w:ftr xmlns:m="http://schemas.openxmlformats.org/officeDocument/2006/math" xmlns:mc="http://schemas.openxmlformats.org/markup-compatibility/2006" xmlns:mo="http://schemas.microsoft.com/office/mac/office/2008/main" xmlns:mv="urn:schemas-microsoft-com:mac:vml" xmlns:o="urn:schemas-microsoft-com:office:office" xmlns:r="http://schemas.openxmlformats.org/officeDocument/2006/relationships" xmlns:v="urn:schemas-microsoft-com:vml" xmlns:w10="urn:schemas-microsoft-com:office:word" xmlns:w14="http://schemas.microsoft.com/office/word/2010/wordml" xmlns:w="http://schemas.openxmlformats.org/wordprocessingml/2006/main" xmlns:wne="http://schemas.microsoft.com/office/word/2006/wordml" xmlns:wp14="http://schemas.microsoft.com/office/word/2010/wordprocessingDrawing" xmlns:wp="http://schemas.openxmlformats.org/drawingml/2006/wordprocessingDrawing" xmlns:wpc="http://schemas.microsoft.com/office/word/2010/wordprocessingCanvas" xmlns:wpg="http://schemas.microsoft.com/office/word/2010/wordprocessingGroup" xmlns:wpi="http://schemas.microsoft.com/office/word/2010/wordprocessingInk" xmlns:wps="http://schemas.microsoft.com/office/word/2010/wordprocessingShape" mc:Ignorable="w14 wp14">
-  <w:p>
-    <w:pPr>
-      <w:jc w:val="center"/>
-    </w:pPr>
-    <w:r>
-      <w:rPr>
-        <w:rFonts w:ascii="Noto Sans SC" w:hAnsi="Noto Sans SC"/>
-        <w:sz w:val="18"/>
-      </w:rPr>
-      <w:t>第</w:t>
-    </w:r>
-    <w:fldSimple w:instr="PAGE">
-      <w:r>
-        <w:t>1</w:t>
-      </w:r>
-    </w:fldSimple>
-    <w:r>
-      <w:rPr>
-        <w:rFonts w:ascii="Noto Sans SC" w:hAnsi="Noto Sans SC"/>
-        <w:sz w:val="18"/>
-      </w:rPr>
-      <w:t>页共</w:t>
-    </w:r>
-    <w:fldSimple w:instr="NUMPAGES">
-      <w:r>
-        <w:t>1</w:t>
-      </w:r>
-    </w:fldSimple>
-    <w:r>
-      <w:rPr>
-        <w:rFonts w:ascii="Noto Sans SC" w:hAnsi="Noto Sans SC"/>
-        <w:sz w:val="18"/>
-      </w:rPr>
-      <w:t>页</w:t>
-    </w:r>
-  </w:p>
-</w:ftr>
 </file>
 
 <file path=word/header1.xml><?xml version="1.0" encoding="utf-8"?>
@@ -11635,6 +11495,16 @@
     </ns0:r>
   </ns0:p>
 </ns0:hdr>
+</file>
+
+<file path=word/header5.xml><?xml version="1.0" encoding="utf-8"?>
+<w:hdr xmlns:m="http://schemas.openxmlformats.org/officeDocument/2006/math" xmlns:mc="http://schemas.openxmlformats.org/markup-compatibility/2006" xmlns:mo="http://schemas.microsoft.com/office/mac/office/2008/main" xmlns:mv="urn:schemas-microsoft-com:mac:vml" xmlns:o="urn:schemas-microsoft-com:office:office" xmlns:r="http://schemas.openxmlformats.org/officeDocument/2006/relationships" xmlns:v="urn:schemas-microsoft-com:vml" xmlns:w10="urn:schemas-microsoft-com:office:word" xmlns:w14="http://schemas.microsoft.com/office/word/2010/wordml" xmlns:w="http://schemas.openxmlformats.org/wordprocessingml/2006/main" xmlns:wne="http://schemas.microsoft.com/office/word/2006/wordml" xmlns:wp14="http://schemas.microsoft.com/office/word/2010/wordprocessingDrawing" xmlns:wp="http://schemas.openxmlformats.org/drawingml/2006/wordprocessingDrawing" xmlns:wpc="http://schemas.microsoft.com/office/word/2010/wordprocessingCanvas" xmlns:wpg="http://schemas.microsoft.com/office/word/2010/wordprocessingGroup" xmlns:wpi="http://schemas.microsoft.com/office/word/2010/wordprocessingInk" xmlns:wps="http://schemas.microsoft.com/office/word/2010/wordprocessingShape" mc:Ignorable="w14 wp14">
+  <w:p>
+    <w:pPr>
+      <w:pStyle w:val="Header"/>
+    </w:pPr>
+  </w:p>
+</w:hdr>
 </file>
 
 <file path=word/numbering.xml><?xml version="1.0" encoding="utf-8"?>
